--- a/docs/kursovaya/razdel-1.4.docx
+++ b/docs/kursovaya/razdel-1.4.docx
@@ -45,7 +45,7 @@
           <w:b w:val="0"/>
           <w:sz w:val="28"/>
         </w:rPr>
-        <w:t>На диаграмме каждая сущность изображена таблицей с названием в заголовке и перечнем основных атрибутов. Жёлтым ромбом отмечен первичный ключ, красным – внешний ключ, синим – обычный атрибут; ромб без заливки означает, что значение атрибута может отсутствовать. Пунктирная линия показывает связь между сущностями. «Вилка» на конце линии обозначает сторону «многие», две вертикальные черты – сторону «один». На диаграмме показаны основные сущности предметной области и основные связи между ними. Справочники, сессии, коды подтверждения, настройки, журнал действий и другие вспомогательные таблицы на рисунке опущены для читаемости, их полный состав приведён в SQL-скрипте создания базы данных (приложение).</w:t>
+        <w:t>ER-диаграмма (от англ. Entity-Relationship, «сущность – связь») – графическая модель данных, в которой предметная область описывается совокупностью сущностей, их атрибутов и связей между ними. Сущность соответствует таблице базы данных, атрибут – её столбцу, связь – ссылке одной таблицы на другую. На диаграмме показаны основные сущности предметной области и основные связи между ними. Справочники, сессии, коды подтверждения, настройки, журнал действий и другие вспомогательные таблицы на рисунке опущены для читаемости, их полный состав приведён в SQL-скрипте создания базы данных (приложение).</w:t>
       </w:r>
     </w:p>
     <w:p>

--- a/docs/kursovaya/razdel-1.4.docx
+++ b/docs/kursovaya/razdel-1.4.docx
@@ -2637,7 +2637,7 @@
           <w:b w:val="0"/>
           <w:sz w:val="28"/>
         </w:rPr>
-        <w:t>Ставка по вкладу и кредиту указана и в сущности продукта, и в договоре (вклад, кредит), то есть данные намеренно повторяются. Это осознанное отступление от третьей нормальной формы: банк может изменить ставку продукта, но условия уже заключённого договора должны остаться прежними, поэтому ставка фиксируется в договоре на дату его заключения. В остальном модель приведена к третьей нормальной форме: каждый неключевой атрибут зависит только от ключа своей сущности.</w:t>
+        <w:t>Структура модели приведена к третьей нормальной форме: каждая сущность описывает один объект предметной области, неключевые атрибуты зависят от ключа своей сущности, а связи между объектами выражены внешними ключами, а не повторением данных. Из этого правила сделаны осознанные исключения (денормализация), каждое из которых имеет причину. Во-первых, ставки по вкладам и кредитам копируются из продукта в договор: банк может изменить ставку продукта, но условия заключённого договора должны остаться прежними. Во-вторых, остаток счёта, остаток основного долга по кредиту и начисленные проценты по вкладу хранятся как значения, производные от проводок и графика платежей; пересчёт при каждом обращении замедлил бы работу и потребовал бы блокировки большого числа записей, а согласованность обеспечивается тем, что такие значения изменяются только вместе с проводкой в одной транзакции. В-третьих, результаты расчётов по заявке (платёж по графику, долговая нагрузка, скоринговый балл) сохраняются как зафиксированный итог решения, чтобы его можно было проверить и воспроизвести, даже если правила оценки изменятся. В-четвёртых, рядом с зашифрованными значениями (номер карты, идентификационный номер) хранятся хэши и последние цифры, что позволяет искать записи без расшифровки.</w:t>
       </w:r>
     </w:p>
     <w:p>

--- a/docs/kursovaya/razdel-1.4.docx
+++ b/docs/kursovaya/razdel-1.4.docx
@@ -2655,6 +2655,1459 @@
         <w:t>Персональные данные защищены на уровне хранения: паспортные данные и идентификационный номер клиента, а также номер карты хранятся в зашифрованном виде алгоритмом AES-256-GCM, пароли – в виде хэш-значений. Для поиска по номеру карты и идентификационному номеру используются отдельные хэши, поэтому расшифровывать данные для поиска не требуется.</w:t>
       </w:r>
     </w:p>
+    <w:p>
+      <w:pPr>
+        <w:spacing w:line="360" w:lineRule="auto" w:after="0" w:before="0"/>
+        <w:ind w:firstLine="709"/>
+        <w:jc w:val="both"/>
+      </w:pPr>
+      <w:r>
+        <w:rPr>
+          <w:rFonts w:ascii="Times New Roman" w:hAnsi="Times New Roman"/>
+          <w:sz w:val="28"/>
+        </w:rPr>
+        <w:t>Помимо хранимой модели данных, для описания структуры программного средства построена диаграмма классов. Она показывает классы предметной области, их атрибуты и операции, а также связи между классами: ассоциацию (клиент владеет счетами), агрегацию (клиент объединяет счета, вклады и заявки, но они существуют как самостоятельные записи), композицию (документ состоит из проводок и не существует без них) и зависимость (кредит использует перечисление видов графика). Рядом с концами связей указаны кратности. Диаграмма приведена на рисунке 1.13.</w:t>
+      </w:r>
+    </w:p>
+    <w:p>
+      <w:pPr>
+        <w:keepNext/>
+        <w:spacing w:line="360" w:lineRule="auto" w:after="240" w:before="0"/>
+        <w:jc w:val="center"/>
+      </w:pPr>
+      <w:r>
+        <w:rPr>
+          <w:rFonts w:ascii="Times New Roman" w:hAnsi="Times New Roman"/>
+          <w:sz w:val="28"/>
+        </w:rPr>
+      </w:r>
+      <w:r>
+        <w:drawing>
+          <wp:inline xmlns:a="http://schemas.openxmlformats.org/drawingml/2006/main" xmlns:pic="http://schemas.openxmlformats.org/drawingml/2006/picture">
+            <wp:extent cx="5940000" cy="4182174"/>
+            <wp:docPr id="2" name="Picture 2"/>
+            <wp:cNvGraphicFramePr>
+              <a:graphicFrameLocks noChangeAspect="1"/>
+            </wp:cNvGraphicFramePr>
+            <a:graphic>
+              <a:graphicData uri="http://schemas.openxmlformats.org/drawingml/2006/picture">
+                <pic:pic>
+                  <pic:nvPicPr>
+                    <pic:cNvPr id="0" name="class-domain.png"/>
+                    <pic:cNvPicPr/>
+                  </pic:nvPicPr>
+                  <pic:blipFill>
+                    <a:blip r:embed="rId10"/>
+                    <a:stretch>
+                      <a:fillRect/>
+                    </a:stretch>
+                  </pic:blipFill>
+                  <pic:spPr>
+                    <a:xfrm>
+                      <a:off x="0" y="0"/>
+                      <a:ext cx="5940000" cy="4182174"/>
+                    </a:xfrm>
+                    <a:prstGeom prst="rect"/>
+                  </pic:spPr>
+                </pic:pic>
+              </a:graphicData>
+            </a:graphic>
+          </wp:inline>
+        </w:drawing>
+      </w:r>
+    </w:p>
+    <w:p>
+      <w:pPr>
+        <w:spacing w:line="360" w:lineRule="auto" w:after="240" w:before="0"/>
+        <w:jc w:val="center"/>
+      </w:pPr>
+      <w:r>
+        <w:rPr>
+          <w:rFonts w:ascii="Times New Roman" w:hAnsi="Times New Roman"/>
+          <w:sz w:val="28"/>
+        </w:rPr>
+        <w:t>Рисунок 1.13 – Диаграмма классов предметной области</w:t>
+      </w:r>
+    </w:p>
+    <w:p>
+      <w:pPr>
+        <w:spacing w:line="360" w:lineRule="auto" w:after="0" w:before="0"/>
+        <w:ind w:firstLine="709"/>
+        <w:jc w:val="both"/>
+      </w:pPr>
+      <w:r>
+        <w:rPr>
+          <w:rFonts w:ascii="Times New Roman" w:hAnsi="Times New Roman"/>
+          <w:sz w:val="28"/>
+        </w:rPr>
+        <w:t>В диаграмму включены четырнадцать классов и одно перечисление. Назначение классов, их основные атрибуты и операции приведены в таблице 1.8. Типы атрибутов указаны в нотации JavaScript: денежные суммы в программе хранятся целым числом копеек, а остаток счёта вычисляется по проводкам и самостоятельно не хранится.</w:t>
+      </w:r>
+    </w:p>
+    <w:p>
+      <w:pPr>
+        <w:keepNext/>
+        <w:spacing w:line="360" w:lineRule="auto" w:after="120" w:before="0"/>
+        <w:jc w:val="left"/>
+      </w:pPr>
+      <w:r>
+        <w:rPr>
+          <w:rFonts w:ascii="Times New Roman" w:hAnsi="Times New Roman"/>
+          <w:sz w:val="28"/>
+        </w:rPr>
+        <w:t>Таблица 1.8 – Классы модели предметной области</w:t>
+      </w:r>
+    </w:p>
+    <w:tbl>
+      <w:tblPr>
+        <w:tblStyle w:val="TableGrid"/>
+        <w:tblW w:type="auto" w:w="0"/>
+        <w:tblLook w:firstColumn="1" w:firstRow="1" w:lastColumn="0" w:lastRow="0" w:noHBand="0" w:noVBand="1" w:val="04A0"/>
+      </w:tblPr>
+      <w:tblGrid>
+        <w:gridCol w:w="2422"/>
+        <w:gridCol w:w="2422"/>
+        <w:gridCol w:w="2422"/>
+        <w:gridCol w:w="2422"/>
+      </w:tblGrid>
+      <w:tr>
+        <w:trPr>
+          <w:tblHeader/>
+        </w:trPr>
+        <w:tc>
+          <w:tcPr>
+            <w:tcW w:type="dxa" w:w="1701"/>
+          </w:tcPr>
+          <w:p>
+            <w:pPr>
+              <w:spacing w:line="240" w:lineRule="auto"/>
+            </w:pPr>
+            <w:r/>
+            <w:r>
+              <w:rPr>
+                <w:rFonts w:ascii="Times New Roman" w:hAnsi="Times New Roman"/>
+                <w:b/>
+                <w:sz w:val="24"/>
+              </w:rPr>
+              <w:t>Класс</w:t>
+            </w:r>
+          </w:p>
+        </w:tc>
+        <w:tc>
+          <w:tcPr>
+            <w:tcW w:type="dxa" w:w="2835"/>
+          </w:tcPr>
+          <w:p>
+            <w:pPr>
+              <w:spacing w:line="240" w:lineRule="auto"/>
+            </w:pPr>
+            <w:r/>
+            <w:r>
+              <w:rPr>
+                <w:rFonts w:ascii="Times New Roman" w:hAnsi="Times New Roman"/>
+                <w:b/>
+                <w:sz w:val="24"/>
+              </w:rPr>
+              <w:t>Назначение</w:t>
+            </w:r>
+          </w:p>
+        </w:tc>
+        <w:tc>
+          <w:tcPr>
+            <w:tcW w:type="dxa" w:w="2608"/>
+          </w:tcPr>
+          <w:p>
+            <w:pPr>
+              <w:spacing w:line="240" w:lineRule="auto"/>
+            </w:pPr>
+            <w:r/>
+            <w:r>
+              <w:rPr>
+                <w:rFonts w:ascii="Times New Roman" w:hAnsi="Times New Roman"/>
+                <w:b/>
+                <w:sz w:val="24"/>
+              </w:rPr>
+              <w:t>Основные атрибуты</w:t>
+            </w:r>
+          </w:p>
+        </w:tc>
+        <w:tc>
+          <w:tcPr>
+            <w:tcW w:type="dxa" w:w="2211"/>
+          </w:tcPr>
+          <w:p>
+            <w:pPr>
+              <w:spacing w:line="240" w:lineRule="auto"/>
+            </w:pPr>
+            <w:r/>
+            <w:r>
+              <w:rPr>
+                <w:rFonts w:ascii="Times New Roman" w:hAnsi="Times New Roman"/>
+                <w:b/>
+                <w:sz w:val="24"/>
+              </w:rPr>
+              <w:t>Основные операции</w:t>
+            </w:r>
+          </w:p>
+        </w:tc>
+      </w:tr>
+      <w:tr>
+        <w:tc>
+          <w:tcPr>
+            <w:tcW w:type="dxa" w:w="1701"/>
+          </w:tcPr>
+          <w:p>
+            <w:pPr>
+              <w:spacing w:line="240" w:lineRule="auto"/>
+            </w:pPr>
+            <w:r/>
+            <w:r>
+              <w:rPr>
+                <w:rFonts w:ascii="Times New Roman" w:hAnsi="Times New Roman"/>
+                <w:b w:val="0"/>
+                <w:sz w:val="24"/>
+              </w:rPr>
+              <w:t>Role</w:t>
+            </w:r>
+          </w:p>
+        </w:tc>
+        <w:tc>
+          <w:tcPr>
+            <w:tcW w:type="dxa" w:w="2835"/>
+          </w:tcPr>
+          <w:p>
+            <w:pPr>
+              <w:spacing w:line="240" w:lineRule="auto"/>
+            </w:pPr>
+            <w:r/>
+            <w:r>
+              <w:rPr>
+                <w:rFonts w:ascii="Times New Roman" w:hAnsi="Times New Roman"/>
+                <w:b w:val="0"/>
+                <w:sz w:val="24"/>
+              </w:rPr>
+              <w:t>Роль пользователя и набор её прав</w:t>
+            </w:r>
+          </w:p>
+        </w:tc>
+        <w:tc>
+          <w:tcPr>
+            <w:tcW w:type="dxa" w:w="2608"/>
+          </w:tcPr>
+          <w:p>
+            <w:pPr>
+              <w:spacing w:line="240" w:lineRule="auto"/>
+            </w:pPr>
+            <w:r/>
+            <w:r>
+              <w:rPr>
+                <w:rFonts w:ascii="Times New Roman" w:hAnsi="Times New Roman"/>
+                <w:b w:val="0"/>
+                <w:sz w:val="24"/>
+              </w:rPr>
+              <w:t>id, code, name</w:t>
+            </w:r>
+          </w:p>
+        </w:tc>
+        <w:tc>
+          <w:tcPr>
+            <w:tcW w:type="dxa" w:w="2211"/>
+          </w:tcPr>
+          <w:p>
+            <w:pPr>
+              <w:spacing w:line="240" w:lineRule="auto"/>
+            </w:pPr>
+            <w:r/>
+            <w:r>
+              <w:rPr>
+                <w:rFonts w:ascii="Times New Roman" w:hAnsi="Times New Roman"/>
+                <w:b w:val="0"/>
+                <w:sz w:val="24"/>
+              </w:rPr>
+              <w:t>hasPermission()</w:t>
+            </w:r>
+          </w:p>
+        </w:tc>
+      </w:tr>
+      <w:tr>
+        <w:tc>
+          <w:tcPr>
+            <w:tcW w:type="dxa" w:w="1701"/>
+          </w:tcPr>
+          <w:p>
+            <w:pPr>
+              <w:spacing w:line="240" w:lineRule="auto"/>
+            </w:pPr>
+            <w:r/>
+            <w:r>
+              <w:rPr>
+                <w:rFonts w:ascii="Times New Roman" w:hAnsi="Times New Roman"/>
+                <w:b w:val="0"/>
+                <w:sz w:val="24"/>
+              </w:rPr>
+              <w:t>User</w:t>
+            </w:r>
+          </w:p>
+        </w:tc>
+        <w:tc>
+          <w:tcPr>
+            <w:tcW w:type="dxa" w:w="2835"/>
+          </w:tcPr>
+          <w:p>
+            <w:pPr>
+              <w:spacing w:line="240" w:lineRule="auto"/>
+            </w:pPr>
+            <w:r/>
+            <w:r>
+              <w:rPr>
+                <w:rFonts w:ascii="Times New Roman" w:hAnsi="Times New Roman"/>
+                <w:b w:val="0"/>
+                <w:sz w:val="24"/>
+              </w:rPr>
+              <w:t>Учётная запись для входа в систему</w:t>
+            </w:r>
+          </w:p>
+        </w:tc>
+        <w:tc>
+          <w:tcPr>
+            <w:tcW w:type="dxa" w:w="2608"/>
+          </w:tcPr>
+          <w:p>
+            <w:pPr>
+              <w:spacing w:line="240" w:lineRule="auto"/>
+            </w:pPr>
+            <w:r/>
+            <w:r>
+              <w:rPr>
+                <w:rFonts w:ascii="Times New Roman" w:hAnsi="Times New Roman"/>
+                <w:b w:val="0"/>
+                <w:sz w:val="24"/>
+              </w:rPr>
+              <w:t>id, login, passwordHash, status, failedAttempts</w:t>
+            </w:r>
+          </w:p>
+        </w:tc>
+        <w:tc>
+          <w:tcPr>
+            <w:tcW w:type="dxa" w:w="2211"/>
+          </w:tcPr>
+          <w:p>
+            <w:pPr>
+              <w:spacing w:line="240" w:lineRule="auto"/>
+            </w:pPr>
+            <w:r/>
+            <w:r>
+              <w:rPr>
+                <w:rFonts w:ascii="Times New Roman" w:hAnsi="Times New Roman"/>
+                <w:b w:val="0"/>
+                <w:sz w:val="24"/>
+              </w:rPr>
+              <w:t>authenticate(), block(), changeRole()</w:t>
+            </w:r>
+          </w:p>
+        </w:tc>
+      </w:tr>
+      <w:tr>
+        <w:tc>
+          <w:tcPr>
+            <w:tcW w:type="dxa" w:w="1701"/>
+          </w:tcPr>
+          <w:p>
+            <w:pPr>
+              <w:spacing w:line="240" w:lineRule="auto"/>
+            </w:pPr>
+            <w:r/>
+            <w:r>
+              <w:rPr>
+                <w:rFonts w:ascii="Times New Roman" w:hAnsi="Times New Roman"/>
+                <w:b w:val="0"/>
+                <w:sz w:val="24"/>
+              </w:rPr>
+              <w:t>Client</w:t>
+            </w:r>
+          </w:p>
+        </w:tc>
+        <w:tc>
+          <w:tcPr>
+            <w:tcW w:type="dxa" w:w="2835"/>
+          </w:tcPr>
+          <w:p>
+            <w:pPr>
+              <w:spacing w:line="240" w:lineRule="auto"/>
+            </w:pPr>
+            <w:r/>
+            <w:r>
+              <w:rPr>
+                <w:rFonts w:ascii="Times New Roman" w:hAnsi="Times New Roman"/>
+                <w:b w:val="0"/>
+                <w:sz w:val="24"/>
+              </w:rPr>
+              <w:t>Клиент банка с анкетными данными</w:t>
+            </w:r>
+          </w:p>
+        </w:tc>
+        <w:tc>
+          <w:tcPr>
+            <w:tcW w:type="dxa" w:w="2608"/>
+          </w:tcPr>
+          <w:p>
+            <w:pPr>
+              <w:spacing w:line="240" w:lineRule="auto"/>
+            </w:pPr>
+            <w:r/>
+            <w:r>
+              <w:rPr>
+                <w:rFonts w:ascii="Times New Roman" w:hAnsi="Times New Roman"/>
+                <w:b w:val="0"/>
+                <w:sz w:val="24"/>
+              </w:rPr>
+              <w:t>id, lastName, firstName, birthDate, kycStatus</w:t>
+            </w:r>
+          </w:p>
+        </w:tc>
+        <w:tc>
+          <w:tcPr>
+            <w:tcW w:type="dxa" w:w="2211"/>
+          </w:tcPr>
+          <w:p>
+            <w:pPr>
+              <w:spacing w:line="240" w:lineRule="auto"/>
+            </w:pPr>
+            <w:r/>
+            <w:r>
+              <w:rPr>
+                <w:rFonts w:ascii="Times New Roman" w:hAnsi="Times New Roman"/>
+                <w:b w:val="0"/>
+                <w:sz w:val="24"/>
+              </w:rPr>
+              <w:t>verify(), reject(), getFullName()</w:t>
+            </w:r>
+          </w:p>
+        </w:tc>
+      </w:tr>
+      <w:tr>
+        <w:tc>
+          <w:tcPr>
+            <w:tcW w:type="dxa" w:w="1701"/>
+          </w:tcPr>
+          <w:p>
+            <w:pPr>
+              <w:spacing w:line="240" w:lineRule="auto"/>
+            </w:pPr>
+            <w:r/>
+            <w:r>
+              <w:rPr>
+                <w:rFonts w:ascii="Times New Roman" w:hAnsi="Times New Roman"/>
+                <w:b w:val="0"/>
+                <w:sz w:val="24"/>
+              </w:rPr>
+              <w:t>Account</w:t>
+            </w:r>
+          </w:p>
+        </w:tc>
+        <w:tc>
+          <w:tcPr>
+            <w:tcW w:type="dxa" w:w="2835"/>
+          </w:tcPr>
+          <w:p>
+            <w:pPr>
+              <w:spacing w:line="240" w:lineRule="auto"/>
+            </w:pPr>
+            <w:r/>
+            <w:r>
+              <w:rPr>
+                <w:rFonts w:ascii="Times New Roman" w:hAnsi="Times New Roman"/>
+                <w:b w:val="0"/>
+                <w:sz w:val="24"/>
+              </w:rPr>
+              <w:t>Счёт клиента в одной валюте с номером IBAN</w:t>
+            </w:r>
+          </w:p>
+        </w:tc>
+        <w:tc>
+          <w:tcPr>
+            <w:tcW w:type="dxa" w:w="2608"/>
+          </w:tcPr>
+          <w:p>
+            <w:pPr>
+              <w:spacing w:line="240" w:lineRule="auto"/>
+            </w:pPr>
+            <w:r/>
+            <w:r>
+              <w:rPr>
+                <w:rFonts w:ascii="Times New Roman" w:hAnsi="Times New Roman"/>
+                <w:b w:val="0"/>
+                <w:sz w:val="24"/>
+              </w:rPr>
+              <w:t>id, iban, kind, currency, balance, status</w:t>
+            </w:r>
+          </w:p>
+        </w:tc>
+        <w:tc>
+          <w:tcPr>
+            <w:tcW w:type="dxa" w:w="2211"/>
+          </w:tcPr>
+          <w:p>
+            <w:pPr>
+              <w:spacing w:line="240" w:lineRule="auto"/>
+            </w:pPr>
+            <w:r/>
+            <w:r>
+              <w:rPr>
+                <w:rFonts w:ascii="Times New Roman" w:hAnsi="Times New Roman"/>
+                <w:b w:val="0"/>
+                <w:sz w:val="24"/>
+              </w:rPr>
+              <w:t>open(), close(), freeze(), getBalance()</w:t>
+            </w:r>
+          </w:p>
+        </w:tc>
+      </w:tr>
+      <w:tr>
+        <w:tc>
+          <w:tcPr>
+            <w:tcW w:type="dxa" w:w="1701"/>
+          </w:tcPr>
+          <w:p>
+            <w:pPr>
+              <w:spacing w:line="240" w:lineRule="auto"/>
+            </w:pPr>
+            <w:r/>
+            <w:r>
+              <w:rPr>
+                <w:rFonts w:ascii="Times New Roman" w:hAnsi="Times New Roman"/>
+                <w:b w:val="0"/>
+                <w:sz w:val="24"/>
+              </w:rPr>
+              <w:t>Document</w:t>
+            </w:r>
+          </w:p>
+        </w:tc>
+        <w:tc>
+          <w:tcPr>
+            <w:tcW w:type="dxa" w:w="2835"/>
+          </w:tcPr>
+          <w:p>
+            <w:pPr>
+              <w:spacing w:line="240" w:lineRule="auto"/>
+            </w:pPr>
+            <w:r/>
+            <w:r>
+              <w:rPr>
+                <w:rFonts w:ascii="Times New Roman" w:hAnsi="Times New Roman"/>
+                <w:b w:val="0"/>
+                <w:sz w:val="24"/>
+              </w:rPr>
+              <w:t>Банковский документ, объединяющий проводки одной операции</w:t>
+            </w:r>
+          </w:p>
+        </w:tc>
+        <w:tc>
+          <w:tcPr>
+            <w:tcW w:type="dxa" w:w="2608"/>
+          </w:tcPr>
+          <w:p>
+            <w:pPr>
+              <w:spacing w:line="240" w:lineRule="auto"/>
+            </w:pPr>
+            <w:r/>
+            <w:r>
+              <w:rPr>
+                <w:rFonts w:ascii="Times New Roman" w:hAnsi="Times New Roman"/>
+                <w:b w:val="0"/>
+                <w:sz w:val="24"/>
+              </w:rPr>
+              <w:t>id, type, status, idempotencyKey, bankDate</w:t>
+            </w:r>
+          </w:p>
+        </w:tc>
+        <w:tc>
+          <w:tcPr>
+            <w:tcW w:type="dxa" w:w="2211"/>
+          </w:tcPr>
+          <w:p>
+            <w:pPr>
+              <w:spacing w:line="240" w:lineRule="auto"/>
+            </w:pPr>
+            <w:r/>
+            <w:r>
+              <w:rPr>
+                <w:rFonts w:ascii="Times New Roman" w:hAnsi="Times New Roman"/>
+                <w:b w:val="0"/>
+                <w:sz w:val="24"/>
+              </w:rPr>
+              <w:t>post(), reverse()</w:t>
+            </w:r>
+          </w:p>
+        </w:tc>
+      </w:tr>
+      <w:tr>
+        <w:tc>
+          <w:tcPr>
+            <w:tcW w:type="dxa" w:w="1701"/>
+          </w:tcPr>
+          <w:p>
+            <w:pPr>
+              <w:spacing w:line="240" w:lineRule="auto"/>
+            </w:pPr>
+            <w:r/>
+            <w:r>
+              <w:rPr>
+                <w:rFonts w:ascii="Times New Roman" w:hAnsi="Times New Roman"/>
+                <w:b w:val="0"/>
+                <w:sz w:val="24"/>
+              </w:rPr>
+              <w:t>Posting</w:t>
+            </w:r>
+          </w:p>
+        </w:tc>
+        <w:tc>
+          <w:tcPr>
+            <w:tcW w:type="dxa" w:w="2835"/>
+          </w:tcPr>
+          <w:p>
+            <w:pPr>
+              <w:spacing w:line="240" w:lineRule="auto"/>
+            </w:pPr>
+            <w:r/>
+            <w:r>
+              <w:rPr>
+                <w:rFonts w:ascii="Times New Roman" w:hAnsi="Times New Roman"/>
+                <w:b w:val="0"/>
+                <w:sz w:val="24"/>
+              </w:rPr>
+              <w:t>Проводка двойной записи: дебет одного счёта и кредит другого</w:t>
+            </w:r>
+          </w:p>
+        </w:tc>
+        <w:tc>
+          <w:tcPr>
+            <w:tcW w:type="dxa" w:w="2608"/>
+          </w:tcPr>
+          <w:p>
+            <w:pPr>
+              <w:spacing w:line="240" w:lineRule="auto"/>
+            </w:pPr>
+            <w:r/>
+            <w:r>
+              <w:rPr>
+                <w:rFonts w:ascii="Times New Roman" w:hAnsi="Times New Roman"/>
+                <w:b w:val="0"/>
+                <w:sz w:val="24"/>
+              </w:rPr>
+              <w:t>id, debitAccount, creditAccount, amount</w:t>
+            </w:r>
+          </w:p>
+        </w:tc>
+        <w:tc>
+          <w:tcPr>
+            <w:tcW w:type="dxa" w:w="2211"/>
+          </w:tcPr>
+          <w:p>
+            <w:pPr>
+              <w:spacing w:line="240" w:lineRule="auto"/>
+            </w:pPr>
+            <w:r/>
+            <w:r>
+              <w:rPr>
+                <w:rFonts w:ascii="Times New Roman" w:hAnsi="Times New Roman"/>
+                <w:b w:val="0"/>
+                <w:sz w:val="24"/>
+              </w:rPr>
+              <w:t>getAmount()</w:t>
+            </w:r>
+          </w:p>
+        </w:tc>
+      </w:tr>
+      <w:tr>
+        <w:tc>
+          <w:tcPr>
+            <w:tcW w:type="dxa" w:w="1701"/>
+          </w:tcPr>
+          <w:p>
+            <w:pPr>
+              <w:spacing w:line="240" w:lineRule="auto"/>
+            </w:pPr>
+            <w:r/>
+            <w:r>
+              <w:rPr>
+                <w:rFonts w:ascii="Times New Roman" w:hAnsi="Times New Roman"/>
+                <w:b w:val="0"/>
+                <w:sz w:val="24"/>
+              </w:rPr>
+              <w:t>TransferRequest</w:t>
+            </w:r>
+          </w:p>
+        </w:tc>
+        <w:tc>
+          <w:tcPr>
+            <w:tcW w:type="dxa" w:w="2835"/>
+          </w:tcPr>
+          <w:p>
+            <w:pPr>
+              <w:spacing w:line="240" w:lineRule="auto"/>
+            </w:pPr>
+            <w:r/>
+            <w:r>
+              <w:rPr>
+                <w:rFonts w:ascii="Times New Roman" w:hAnsi="Times New Roman"/>
+                <w:b w:val="0"/>
+                <w:sz w:val="24"/>
+              </w:rPr>
+              <w:t>Заявка на перевод со статусом, комиссией и кодом подтверждения</w:t>
+            </w:r>
+          </w:p>
+        </w:tc>
+        <w:tc>
+          <w:tcPr>
+            <w:tcW w:type="dxa" w:w="2608"/>
+          </w:tcPr>
+          <w:p>
+            <w:pPr>
+              <w:spacing w:line="240" w:lineRule="auto"/>
+            </w:pPr>
+            <w:r/>
+            <w:r>
+              <w:rPr>
+                <w:rFonts w:ascii="Times New Roman" w:hAnsi="Times New Roman"/>
+                <w:b w:val="0"/>
+                <w:sz w:val="24"/>
+              </w:rPr>
+              <w:t>id, kind, amount, fee, status</w:t>
+            </w:r>
+          </w:p>
+        </w:tc>
+        <w:tc>
+          <w:tcPr>
+            <w:tcW w:type="dxa" w:w="2211"/>
+          </w:tcPr>
+          <w:p>
+            <w:pPr>
+              <w:spacing w:line="240" w:lineRule="auto"/>
+            </w:pPr>
+            <w:r/>
+            <w:r>
+              <w:rPr>
+                <w:rFonts w:ascii="Times New Roman" w:hAnsi="Times New Roman"/>
+                <w:b w:val="0"/>
+                <w:sz w:val="24"/>
+              </w:rPr>
+              <w:t>confirm(), cancel(), evaluateRisk()</w:t>
+            </w:r>
+          </w:p>
+        </w:tc>
+      </w:tr>
+      <w:tr>
+        <w:tc>
+          <w:tcPr>
+            <w:tcW w:type="dxa" w:w="1701"/>
+          </w:tcPr>
+          <w:p>
+            <w:pPr>
+              <w:spacing w:line="240" w:lineRule="auto"/>
+            </w:pPr>
+            <w:r/>
+            <w:r>
+              <w:rPr>
+                <w:rFonts w:ascii="Times New Roman" w:hAnsi="Times New Roman"/>
+                <w:b w:val="0"/>
+                <w:sz w:val="24"/>
+              </w:rPr>
+              <w:t>Payment</w:t>
+            </w:r>
+          </w:p>
+        </w:tc>
+        <w:tc>
+          <w:tcPr>
+            <w:tcW w:type="dxa" w:w="2835"/>
+          </w:tcPr>
+          <w:p>
+            <w:pPr>
+              <w:spacing w:line="240" w:lineRule="auto"/>
+            </w:pPr>
+            <w:r/>
+            <w:r>
+              <w:rPr>
+                <w:rFonts w:ascii="Times New Roman" w:hAnsi="Times New Roman"/>
+                <w:b w:val="0"/>
+                <w:sz w:val="24"/>
+              </w:rPr>
+              <w:t>Оплата услуги по каталогу получателей</w:t>
+            </w:r>
+          </w:p>
+        </w:tc>
+        <w:tc>
+          <w:tcPr>
+            <w:tcW w:type="dxa" w:w="2608"/>
+          </w:tcPr>
+          <w:p>
+            <w:pPr>
+              <w:spacing w:line="240" w:lineRule="auto"/>
+            </w:pPr>
+            <w:r/>
+            <w:r>
+              <w:rPr>
+                <w:rFonts w:ascii="Times New Roman" w:hAnsi="Times New Roman"/>
+                <w:b w:val="0"/>
+                <w:sz w:val="24"/>
+              </w:rPr>
+              <w:t>id, requisite, amount, fee, source</w:t>
+            </w:r>
+          </w:p>
+        </w:tc>
+        <w:tc>
+          <w:tcPr>
+            <w:tcW w:type="dxa" w:w="2211"/>
+          </w:tcPr>
+          <w:p>
+            <w:pPr>
+              <w:spacing w:line="240" w:lineRule="auto"/>
+            </w:pPr>
+            <w:r/>
+            <w:r>
+              <w:rPr>
+                <w:rFonts w:ascii="Times New Roman" w:hAnsi="Times New Roman"/>
+                <w:b w:val="0"/>
+                <w:sz w:val="24"/>
+              </w:rPr>
+              <w:t>execute(), getReceipt()</w:t>
+            </w:r>
+          </w:p>
+        </w:tc>
+      </w:tr>
+      <w:tr>
+        <w:tc>
+          <w:tcPr>
+            <w:tcW w:type="dxa" w:w="1701"/>
+          </w:tcPr>
+          <w:p>
+            <w:pPr>
+              <w:spacing w:line="240" w:lineRule="auto"/>
+            </w:pPr>
+            <w:r/>
+            <w:r>
+              <w:rPr>
+                <w:rFonts w:ascii="Times New Roman" w:hAnsi="Times New Roman"/>
+                <w:b w:val="0"/>
+                <w:sz w:val="24"/>
+              </w:rPr>
+              <w:t>Card</w:t>
+            </w:r>
+          </w:p>
+        </w:tc>
+        <w:tc>
+          <w:tcPr>
+            <w:tcW w:type="dxa" w:w="2835"/>
+          </w:tcPr>
+          <w:p>
+            <w:pPr>
+              <w:spacing w:line="240" w:lineRule="auto"/>
+            </w:pPr>
+            <w:r/>
+            <w:r>
+              <w:rPr>
+                <w:rFonts w:ascii="Times New Roman" w:hAnsi="Times New Roman"/>
+                <w:b w:val="0"/>
+                <w:sz w:val="24"/>
+              </w:rPr>
+              <w:t>Банковская платёжная карта с лимитами</w:t>
+            </w:r>
+          </w:p>
+        </w:tc>
+        <w:tc>
+          <w:tcPr>
+            <w:tcW w:type="dxa" w:w="2608"/>
+          </w:tcPr>
+          <w:p>
+            <w:pPr>
+              <w:spacing w:line="240" w:lineRule="auto"/>
+            </w:pPr>
+            <w:r/>
+            <w:r>
+              <w:rPr>
+                <w:rFonts w:ascii="Times New Roman" w:hAnsi="Times New Roman"/>
+                <w:b w:val="0"/>
+                <w:sz w:val="24"/>
+              </w:rPr>
+              <w:t>id, system, last4, dailyLimit, status</w:t>
+            </w:r>
+          </w:p>
+        </w:tc>
+        <w:tc>
+          <w:tcPr>
+            <w:tcW w:type="dxa" w:w="2211"/>
+          </w:tcPr>
+          <w:p>
+            <w:pPr>
+              <w:spacing w:line="240" w:lineRule="auto"/>
+            </w:pPr>
+            <w:r/>
+            <w:r>
+              <w:rPr>
+                <w:rFonts w:ascii="Times New Roman" w:hAnsi="Times New Roman"/>
+                <w:b w:val="0"/>
+                <w:sz w:val="24"/>
+              </w:rPr>
+              <w:t>block(), updateLimits(), purchase()</w:t>
+            </w:r>
+          </w:p>
+        </w:tc>
+      </w:tr>
+      <w:tr>
+        <w:tc>
+          <w:tcPr>
+            <w:tcW w:type="dxa" w:w="1701"/>
+          </w:tcPr>
+          <w:p>
+            <w:pPr>
+              <w:spacing w:line="240" w:lineRule="auto"/>
+            </w:pPr>
+            <w:r/>
+            <w:r>
+              <w:rPr>
+                <w:rFonts w:ascii="Times New Roman" w:hAnsi="Times New Roman"/>
+                <w:b w:val="0"/>
+                <w:sz w:val="24"/>
+              </w:rPr>
+              <w:t>DepositProduct</w:t>
+            </w:r>
+          </w:p>
+        </w:tc>
+        <w:tc>
+          <w:tcPr>
+            <w:tcW w:type="dxa" w:w="2835"/>
+          </w:tcPr>
+          <w:p>
+            <w:pPr>
+              <w:spacing w:line="240" w:lineRule="auto"/>
+            </w:pPr>
+            <w:r/>
+            <w:r>
+              <w:rPr>
+                <w:rFonts w:ascii="Times New Roman" w:hAnsi="Times New Roman"/>
+                <w:b w:val="0"/>
+                <w:sz w:val="24"/>
+              </w:rPr>
+              <w:t>Условия вклада: срок, ставка, капитализация</w:t>
+            </w:r>
+          </w:p>
+        </w:tc>
+        <w:tc>
+          <w:tcPr>
+            <w:tcW w:type="dxa" w:w="2608"/>
+          </w:tcPr>
+          <w:p>
+            <w:pPr>
+              <w:spacing w:line="240" w:lineRule="auto"/>
+            </w:pPr>
+            <w:r/>
+            <w:r>
+              <w:rPr>
+                <w:rFonts w:ascii="Times New Roman" w:hAnsi="Times New Roman"/>
+                <w:b w:val="0"/>
+                <w:sz w:val="24"/>
+              </w:rPr>
+              <w:t>id, name, currency, termMonths, ratePercent</w:t>
+            </w:r>
+          </w:p>
+        </w:tc>
+        <w:tc>
+          <w:tcPr>
+            <w:tcW w:type="dxa" w:w="2211"/>
+          </w:tcPr>
+          <w:p>
+            <w:pPr>
+              <w:spacing w:line="240" w:lineRule="auto"/>
+            </w:pPr>
+            <w:r/>
+            <w:r>
+              <w:rPr>
+                <w:rFonts w:ascii="Times New Roman" w:hAnsi="Times New Roman"/>
+                <w:b w:val="0"/>
+                <w:sz w:val="24"/>
+              </w:rPr>
+              <w:t>calculateIncome()</w:t>
+            </w:r>
+          </w:p>
+        </w:tc>
+      </w:tr>
+      <w:tr>
+        <w:tc>
+          <w:tcPr>
+            <w:tcW w:type="dxa" w:w="1701"/>
+          </w:tcPr>
+          <w:p>
+            <w:pPr>
+              <w:spacing w:line="240" w:lineRule="auto"/>
+            </w:pPr>
+            <w:r/>
+            <w:r>
+              <w:rPr>
+                <w:rFonts w:ascii="Times New Roman" w:hAnsi="Times New Roman"/>
+                <w:b w:val="0"/>
+                <w:sz w:val="24"/>
+              </w:rPr>
+              <w:t>Deposit</w:t>
+            </w:r>
+          </w:p>
+        </w:tc>
+        <w:tc>
+          <w:tcPr>
+            <w:tcW w:type="dxa" w:w="2835"/>
+          </w:tcPr>
+          <w:p>
+            <w:pPr>
+              <w:spacing w:line="240" w:lineRule="auto"/>
+            </w:pPr>
+            <w:r/>
+            <w:r>
+              <w:rPr>
+                <w:rFonts w:ascii="Times New Roman" w:hAnsi="Times New Roman"/>
+                <w:b w:val="0"/>
+                <w:sz w:val="24"/>
+              </w:rPr>
+              <w:t>Вклад клиента, открытый по условиям продукта</w:t>
+            </w:r>
+          </w:p>
+        </w:tc>
+        <w:tc>
+          <w:tcPr>
+            <w:tcW w:type="dxa" w:w="2608"/>
+          </w:tcPr>
+          <w:p>
+            <w:pPr>
+              <w:spacing w:line="240" w:lineRule="auto"/>
+            </w:pPr>
+            <w:r/>
+            <w:r>
+              <w:rPr>
+                <w:rFonts w:ascii="Times New Roman" w:hAnsi="Times New Roman"/>
+                <w:b w:val="0"/>
+                <w:sz w:val="24"/>
+              </w:rPr>
+              <w:t>id, amount, ratePercent, maturityDate, status</w:t>
+            </w:r>
+          </w:p>
+        </w:tc>
+        <w:tc>
+          <w:tcPr>
+            <w:tcW w:type="dxa" w:w="2211"/>
+          </w:tcPr>
+          <w:p>
+            <w:pPr>
+              <w:spacing w:line="240" w:lineRule="auto"/>
+            </w:pPr>
+            <w:r/>
+            <w:r>
+              <w:rPr>
+                <w:rFonts w:ascii="Times New Roman" w:hAnsi="Times New Roman"/>
+                <w:b w:val="0"/>
+                <w:sz w:val="24"/>
+              </w:rPr>
+              <w:t>accrueInterest(), quoteEarlyClose(), closeEarly()</w:t>
+            </w:r>
+          </w:p>
+        </w:tc>
+      </w:tr>
+      <w:tr>
+        <w:tc>
+          <w:tcPr>
+            <w:tcW w:type="dxa" w:w="1701"/>
+          </w:tcPr>
+          <w:p>
+            <w:pPr>
+              <w:spacing w:line="240" w:lineRule="auto"/>
+            </w:pPr>
+            <w:r/>
+            <w:r>
+              <w:rPr>
+                <w:rFonts w:ascii="Times New Roman" w:hAnsi="Times New Roman"/>
+                <w:b w:val="0"/>
+                <w:sz w:val="24"/>
+              </w:rPr>
+              <w:t>LoanProduct</w:t>
+            </w:r>
+          </w:p>
+        </w:tc>
+        <w:tc>
+          <w:tcPr>
+            <w:tcW w:type="dxa" w:w="2835"/>
+          </w:tcPr>
+          <w:p>
+            <w:pPr>
+              <w:spacing w:line="240" w:lineRule="auto"/>
+            </w:pPr>
+            <w:r/>
+            <w:r>
+              <w:rPr>
+                <w:rFonts w:ascii="Times New Roman" w:hAnsi="Times New Roman"/>
+                <w:b w:val="0"/>
+                <w:sz w:val="24"/>
+              </w:rPr>
+              <w:t>Условия кредита: ставка, границы суммы и срока</w:t>
+            </w:r>
+          </w:p>
+        </w:tc>
+        <w:tc>
+          <w:tcPr>
+            <w:tcW w:type="dxa" w:w="2608"/>
+          </w:tcPr>
+          <w:p>
+            <w:pPr>
+              <w:spacing w:line="240" w:lineRule="auto"/>
+            </w:pPr>
+            <w:r/>
+            <w:r>
+              <w:rPr>
+                <w:rFonts w:ascii="Times New Roman" w:hAnsi="Times New Roman"/>
+                <w:b w:val="0"/>
+                <w:sz w:val="24"/>
+              </w:rPr>
+              <w:t>id, name, ratePercent, minAmount, maxAmount</w:t>
+            </w:r>
+          </w:p>
+        </w:tc>
+        <w:tc>
+          <w:tcPr>
+            <w:tcW w:type="dxa" w:w="2211"/>
+          </w:tcPr>
+          <w:p>
+            <w:pPr>
+              <w:spacing w:line="240" w:lineRule="auto"/>
+            </w:pPr>
+            <w:r/>
+            <w:r>
+              <w:rPr>
+                <w:rFonts w:ascii="Times New Roman" w:hAnsi="Times New Roman"/>
+                <w:b w:val="0"/>
+                <w:sz w:val="24"/>
+              </w:rPr>
+              <w:t>buildSchedule()</w:t>
+            </w:r>
+          </w:p>
+        </w:tc>
+      </w:tr>
+      <w:tr>
+        <w:tc>
+          <w:tcPr>
+            <w:tcW w:type="dxa" w:w="1701"/>
+          </w:tcPr>
+          <w:p>
+            <w:pPr>
+              <w:spacing w:line="240" w:lineRule="auto"/>
+            </w:pPr>
+            <w:r/>
+            <w:r>
+              <w:rPr>
+                <w:rFonts w:ascii="Times New Roman" w:hAnsi="Times New Roman"/>
+                <w:b w:val="0"/>
+                <w:sz w:val="24"/>
+              </w:rPr>
+              <w:t>LoanApplication</w:t>
+            </w:r>
+          </w:p>
+        </w:tc>
+        <w:tc>
+          <w:tcPr>
+            <w:tcW w:type="dxa" w:w="2835"/>
+          </w:tcPr>
+          <w:p>
+            <w:pPr>
+              <w:spacing w:line="240" w:lineRule="auto"/>
+            </w:pPr>
+            <w:r/>
+            <w:r>
+              <w:rPr>
+                <w:rFonts w:ascii="Times New Roman" w:hAnsi="Times New Roman"/>
+                <w:b w:val="0"/>
+                <w:sz w:val="24"/>
+              </w:rPr>
+              <w:t>Заявка на кредит с результатом скоринга</w:t>
+            </w:r>
+          </w:p>
+        </w:tc>
+        <w:tc>
+          <w:tcPr>
+            <w:tcW w:type="dxa" w:w="2608"/>
+          </w:tcPr>
+          <w:p>
+            <w:pPr>
+              <w:spacing w:line="240" w:lineRule="auto"/>
+            </w:pPr>
+            <w:r/>
+            <w:r>
+              <w:rPr>
+                <w:rFonts w:ascii="Times New Roman" w:hAnsi="Times New Roman"/>
+                <w:b w:val="0"/>
+                <w:sz w:val="24"/>
+              </w:rPr>
+              <w:t>id, amount, termMonths, scheduleType, pdPercent, status</w:t>
+            </w:r>
+          </w:p>
+        </w:tc>
+        <w:tc>
+          <w:tcPr>
+            <w:tcW w:type="dxa" w:w="2211"/>
+          </w:tcPr>
+          <w:p>
+            <w:pPr>
+              <w:spacing w:line="240" w:lineRule="auto"/>
+            </w:pPr>
+            <w:r/>
+            <w:r>
+              <w:rPr>
+                <w:rFonts w:ascii="Times New Roman" w:hAnsi="Times New Roman"/>
+                <w:b w:val="0"/>
+                <w:sz w:val="24"/>
+              </w:rPr>
+              <w:t>assess(), approve(), reject()</w:t>
+            </w:r>
+          </w:p>
+        </w:tc>
+      </w:tr>
+      <w:tr>
+        <w:tc>
+          <w:tcPr>
+            <w:tcW w:type="dxa" w:w="1701"/>
+          </w:tcPr>
+          <w:p>
+            <w:pPr>
+              <w:spacing w:line="240" w:lineRule="auto"/>
+            </w:pPr>
+            <w:r/>
+            <w:r>
+              <w:rPr>
+                <w:rFonts w:ascii="Times New Roman" w:hAnsi="Times New Roman"/>
+                <w:b w:val="0"/>
+                <w:sz w:val="24"/>
+              </w:rPr>
+              <w:t>Loan</w:t>
+            </w:r>
+          </w:p>
+        </w:tc>
+        <w:tc>
+          <w:tcPr>
+            <w:tcW w:type="dxa" w:w="2835"/>
+          </w:tcPr>
+          <w:p>
+            <w:pPr>
+              <w:spacing w:line="240" w:lineRule="auto"/>
+            </w:pPr>
+            <w:r/>
+            <w:r>
+              <w:rPr>
+                <w:rFonts w:ascii="Times New Roman" w:hAnsi="Times New Roman"/>
+                <w:b w:val="0"/>
+                <w:sz w:val="24"/>
+              </w:rPr>
+              <w:t>Выданный кредит с остатком основного долга</w:t>
+            </w:r>
+          </w:p>
+        </w:tc>
+        <w:tc>
+          <w:tcPr>
+            <w:tcW w:type="dxa" w:w="2608"/>
+          </w:tcPr>
+          <w:p>
+            <w:pPr>
+              <w:spacing w:line="240" w:lineRule="auto"/>
+            </w:pPr>
+            <w:r/>
+            <w:r>
+              <w:rPr>
+                <w:rFonts w:ascii="Times New Roman" w:hAnsi="Times New Roman"/>
+                <w:b w:val="0"/>
+                <w:sz w:val="24"/>
+              </w:rPr>
+              <w:t>id, amount, ratePercent, termMonths, principalBalance, status</w:t>
+            </w:r>
+          </w:p>
+        </w:tc>
+        <w:tc>
+          <w:tcPr>
+            <w:tcW w:type="dxa" w:w="2211"/>
+          </w:tcPr>
+          <w:p>
+            <w:pPr>
+              <w:spacing w:line="240" w:lineRule="auto"/>
+            </w:pPr>
+            <w:r/>
+            <w:r>
+              <w:rPr>
+                <w:rFonts w:ascii="Times New Roman" w:hAnsi="Times New Roman"/>
+                <w:b w:val="0"/>
+                <w:sz w:val="24"/>
+              </w:rPr>
+              <w:t>repayPartial(), repayFull(), accruePenalty()</w:t>
+            </w:r>
+          </w:p>
+        </w:tc>
+      </w:tr>
+      <w:tr>
+        <w:tc>
+          <w:tcPr>
+            <w:tcW w:type="dxa" w:w="1701"/>
+          </w:tcPr>
+          <w:p>
+            <w:pPr>
+              <w:spacing w:line="240" w:lineRule="auto"/>
+            </w:pPr>
+            <w:r/>
+            <w:r>
+              <w:rPr>
+                <w:rFonts w:ascii="Times New Roman" w:hAnsi="Times New Roman"/>
+                <w:b w:val="0"/>
+                <w:sz w:val="24"/>
+              </w:rPr>
+              <w:t>ScheduleType</w:t>
+            </w:r>
+          </w:p>
+        </w:tc>
+        <w:tc>
+          <w:tcPr>
+            <w:tcW w:type="dxa" w:w="2835"/>
+          </w:tcPr>
+          <w:p>
+            <w:pPr>
+              <w:spacing w:line="240" w:lineRule="auto"/>
+            </w:pPr>
+            <w:r/>
+            <w:r>
+              <w:rPr>
+                <w:rFonts w:ascii="Times New Roman" w:hAnsi="Times New Roman"/>
+                <w:b w:val="0"/>
+                <w:sz w:val="24"/>
+              </w:rPr>
+              <w:t>Перечисление видов графика платежей</w:t>
+            </w:r>
+          </w:p>
+        </w:tc>
+        <w:tc>
+          <w:tcPr>
+            <w:tcW w:type="dxa" w:w="2608"/>
+          </w:tcPr>
+          <w:p>
+            <w:pPr>
+              <w:spacing w:line="240" w:lineRule="auto"/>
+            </w:pPr>
+            <w:r/>
+            <w:r>
+              <w:rPr>
+                <w:rFonts w:ascii="Times New Roman" w:hAnsi="Times New Roman"/>
+                <w:b w:val="0"/>
+                <w:sz w:val="24"/>
+              </w:rPr>
+              <w:t>annuity, differentiated</w:t>
+            </w:r>
+          </w:p>
+        </w:tc>
+        <w:tc>
+          <w:tcPr>
+            <w:tcW w:type="dxa" w:w="2211"/>
+          </w:tcPr>
+          <w:p>
+            <w:pPr>
+              <w:spacing w:line="240" w:lineRule="auto"/>
+            </w:pPr>
+            <w:r/>
+            <w:r>
+              <w:rPr>
+                <w:rFonts w:ascii="Times New Roman" w:hAnsi="Times New Roman"/>
+                <w:b w:val="0"/>
+                <w:sz w:val="24"/>
+              </w:rPr>
+              <w:t>–</w:t>
+            </w:r>
+          </w:p>
+        </w:tc>
+      </w:tr>
+    </w:tbl>
+    <w:p>
+      <w:pPr>
+        <w:spacing w:line="360" w:lineRule="auto" w:after="0" w:before="0"/>
+        <w:ind w:firstLine="709"/>
+        <w:jc w:val="both"/>
+      </w:pPr>
+      <w:r>
+        <w:rPr>
+          <w:rFonts w:ascii="Times New Roman" w:hAnsi="Times New Roman"/>
+          <w:sz w:val="28"/>
+        </w:rPr>
+      </w:r>
+    </w:p>
+    <w:p>
+      <w:pPr>
+        <w:spacing w:line="360" w:lineRule="auto" w:after="0" w:before="0"/>
+        <w:ind w:firstLine="709"/>
+        <w:jc w:val="both"/>
+      </w:pPr>
+      <w:r>
+        <w:rPr>
+          <w:rFonts w:ascii="Times New Roman" w:hAnsi="Times New Roman"/>
+          <w:sz w:val="28"/>
+        </w:rPr>
+        <w:t>Диаграмма классов описывает данные и их поведение, но не показывает, где именно выполняется бизнес-логика. В программном средстве она вынесена в отдельный слой сервисов: контроллеры принимают запрос и вызывают сервис, сервис выполняет операцию в одной транзакции и обращается к моделям с SQL-запросами. Сервисы сгруппированы в пакеты по назначению и показаны на рисунке 1.14. Пунктирная стрелка означает, что один сервис использует другой: закрытие операционного дня запускает обработку вкладов, платежей и кредитов; кредит оценивается сервисом скоринга; перевод проходит проверку антифрод-сервисом, подтверждается кодом и записывается проводками через сервис учёта. Эту же цепочку использует межбанковский перевод. Денежные операции вкладов, платежей, кредитов и карт также проходят через сервис учёта проводок, поэтому такие связи на рисунке опущены.</w:t>
+      </w:r>
+    </w:p>
+    <w:p>
+      <w:pPr>
+        <w:keepNext/>
+        <w:spacing w:line="360" w:lineRule="auto" w:after="240" w:before="0"/>
+        <w:jc w:val="center"/>
+      </w:pPr>
+      <w:r>
+        <w:rPr>
+          <w:rFonts w:ascii="Times New Roman" w:hAnsi="Times New Roman"/>
+          <w:sz w:val="28"/>
+        </w:rPr>
+      </w:r>
+      <w:r>
+        <w:drawing>
+          <wp:inline xmlns:a="http://schemas.openxmlformats.org/drawingml/2006/main" xmlns:pic="http://schemas.openxmlformats.org/drawingml/2006/picture">
+            <wp:extent cx="5940000" cy="5767826"/>
+            <wp:docPr id="3" name="Picture 3"/>
+            <wp:cNvGraphicFramePr>
+              <a:graphicFrameLocks noChangeAspect="1"/>
+            </wp:cNvGraphicFramePr>
+            <a:graphic>
+              <a:graphicData uri="http://schemas.openxmlformats.org/drawingml/2006/picture">
+                <pic:pic>
+                  <pic:nvPicPr>
+                    <pic:cNvPr id="0" name="class-services.png"/>
+                    <pic:cNvPicPr/>
+                  </pic:nvPicPr>
+                  <pic:blipFill>
+                    <a:blip r:embed="rId11"/>
+                    <a:stretch>
+                      <a:fillRect/>
+                    </a:stretch>
+                  </pic:blipFill>
+                  <pic:spPr>
+                    <a:xfrm>
+                      <a:off x="0" y="0"/>
+                      <a:ext cx="5940000" cy="5767826"/>
+                    </a:xfrm>
+                    <a:prstGeom prst="rect"/>
+                  </pic:spPr>
+                </pic:pic>
+              </a:graphicData>
+            </a:graphic>
+          </wp:inline>
+        </w:drawing>
+      </w:r>
+    </w:p>
+    <w:p>
+      <w:pPr>
+        <w:spacing w:line="360" w:lineRule="auto" w:after="240" w:before="0"/>
+        <w:jc w:val="center"/>
+      </w:pPr>
+      <w:r>
+        <w:rPr>
+          <w:rFonts w:ascii="Times New Roman" w:hAnsi="Times New Roman"/>
+          <w:sz w:val="28"/>
+        </w:rPr>
+        <w:t>Рисунок 1.14 – Диаграмма классов слоя бизнес-логики</w:t>
+      </w:r>
+    </w:p>
     <w:sectPr>
       <w:pgSz w:w="12240" w:h="15840"/>
       <w:pgMar w:top="1134" w:right="850" w:bottom="1134" w:left="1701" w:header="720" w:footer="720" w:gutter="0"/>

--- a/docs/kursovaya/razdel-1.4.docx
+++ b/docs/kursovaya/razdel-1.4.docx
@@ -2666,8 +2666,18 @@
           <w:rFonts w:ascii="Times New Roman" w:hAnsi="Times New Roman"/>
           <w:sz w:val="28"/>
         </w:rPr>
-        <w:t>Помимо хранимой модели данных, для описания структуры программного средства построена диаграмма классов. Она показывает классы предметной области, их атрибуты и операции, а также связи между классами: ассоциацию (клиент владеет счетами), агрегацию (клиент объединяет счета, вклады и заявки, но они существуют как самостоятельные записи), композицию (документ состоит из проводок и не существует без них) и зависимость (кредит использует перечисление видов графика). Рядом с концами связей указаны кратности. Диаграмма приведена на рисунке 1.13.</w:t>
+        <w:t>Помимо хранимой модели данных, для описания структуры программного средства построена диаграмма классов. Она показывает классы предметной области, их атрибуты и операции, а также связи между классами: ассоциацию, агрегацию (клиент объединяет счета, вклады и заявки, но они существуют как самостоятельные записи), композицию (документ состоит из проводок и не существует без них) и зависимость (кредит использует перечисление видов графика). Каждая связь подписана действием, рядом с концами связей указаны кратности. Атрибуты классов соответствуют столбцам таблиц базы данных, а операции – функциям сервисов программного средства. Диаграмма приведена на рисунке 1.13.</w:t>
       </w:r>
+    </w:p>
+    <w:p>
+      <w:pPr>
+        <w:sectPr>
+          <w:pgSz w:w="12240" w:h="15840"/>
+          <w:pgMar w:top="1134" w:right="850" w:bottom="1134" w:left="1701" w:header="720" w:footer="720" w:gutter="0"/>
+          <w:cols w:space="720"/>
+          <w:docGrid w:linePitch="360"/>
+        </w:sectPr>
+      </w:pPr>
     </w:p>
     <w:p>
       <w:pPr>
@@ -2676,15 +2686,9 @@
         <w:jc w:val="center"/>
       </w:pPr>
       <w:r>
-        <w:rPr>
-          <w:rFonts w:ascii="Times New Roman" w:hAnsi="Times New Roman"/>
-          <w:sz w:val="28"/>
-        </w:rPr>
-      </w:r>
-      <w:r>
         <w:drawing>
           <wp:inline xmlns:a="http://schemas.openxmlformats.org/drawingml/2006/main" xmlns:pic="http://schemas.openxmlformats.org/drawingml/2006/picture">
-            <wp:extent cx="5940000" cy="4182174"/>
+            <wp:extent cx="8978400" cy="6013532"/>
             <wp:docPr id="2" name="Picture 2"/>
             <wp:cNvGraphicFramePr>
               <a:graphicFrameLocks noChangeAspect="1"/>
@@ -2697,7 +2701,7 @@
                     <pic:cNvPicPr/>
                   </pic:nvPicPr>
                   <pic:blipFill>
-                    <a:blip r:embed="rId10"/>
+                    <a:blip r:embed="rId12"/>
                     <a:stretch>
                       <a:fillRect/>
                     </a:stretch>
@@ -2705,7 +2709,7 @@
                   <pic:spPr>
                     <a:xfrm>
                       <a:off x="0" y="0"/>
-                      <a:ext cx="5940000" cy="4182174"/>
+                      <a:ext cx="8978400" cy="6013532"/>
                     </a:xfrm>
                     <a:prstGeom prst="rect"/>
                   </pic:spPr>
@@ -2731,6 +2735,16 @@
     </w:p>
     <w:p>
       <w:pPr>
+        <w:sectPr>
+          <w:pgSz w:w="15840" w:h="12240" w:orient="landscape"/>
+          <w:pgMar w:top="850" w:right="850" w:bottom="850" w:left="850" w:header="720" w:footer="720" w:gutter="0"/>
+          <w:cols w:space="720"/>
+          <w:docGrid w:linePitch="360"/>
+        </w:sectPr>
+      </w:pPr>
+    </w:p>
+    <w:p>
+      <w:pPr>
         <w:spacing w:line="360" w:lineRule="auto" w:after="0" w:before="0"/>
         <w:ind w:firstLine="709"/>
         <w:jc w:val="both"/>
@@ -2740,7 +2754,7 @@
           <w:rFonts w:ascii="Times New Roman" w:hAnsi="Times New Roman"/>
           <w:sz w:val="28"/>
         </w:rPr>
-        <w:t>В диаграмму включены четырнадцать классов и одно перечисление. Назначение классов, их основные атрибуты и операции приведены в таблице 1.8. Типы атрибутов указаны в нотации JavaScript: денежные суммы в программе хранятся целым числом копеек, а остаток счёта вычисляется по проводкам и самостоятельно не хранится.</w:t>
+        <w:t>В диаграмму включены четырнадцать классов и одно перечисление. Назначение классов, их основные атрибуты и операции приведены в таблице 1.8. Типы атрибутов указаны в нотации JavaScript: денежные суммы в программе хранятся целым числом копеек, а остаток счёта вычисляется по проводкам, поэтому поле balance служит кэшем значения.</w:t>
       </w:r>
     </w:p>
     <w:p>
@@ -2794,7 +2808,7 @@
         </w:tc>
         <w:tc>
           <w:tcPr>
-            <w:tcW w:type="dxa" w:w="2835"/>
+            <w:tcW w:type="dxa" w:w="2608"/>
           </w:tcPr>
           <w:p>
             <w:pPr>
@@ -2813,7 +2827,7 @@
         </w:tc>
         <w:tc>
           <w:tcPr>
-            <w:tcW w:type="dxa" w:w="2608"/>
+            <w:tcW w:type="dxa" w:w="2721"/>
           </w:tcPr>
           <w:p>
             <w:pPr>
@@ -2832,7 +2846,7 @@
         </w:tc>
         <w:tc>
           <w:tcPr>
-            <w:tcW w:type="dxa" w:w="2211"/>
+            <w:tcW w:type="dxa" w:w="2324"/>
           </w:tcPr>
           <w:p>
             <w:pPr>
@@ -2872,7 +2886,7 @@
         </w:tc>
         <w:tc>
           <w:tcPr>
-            <w:tcW w:type="dxa" w:w="2835"/>
+            <w:tcW w:type="dxa" w:w="2608"/>
           </w:tcPr>
           <w:p>
             <w:pPr>
@@ -2891,7 +2905,7 @@
         </w:tc>
         <w:tc>
           <w:tcPr>
-            <w:tcW w:type="dxa" w:w="2608"/>
+            <w:tcW w:type="dxa" w:w="2721"/>
           </w:tcPr>
           <w:p>
             <w:pPr>
@@ -2904,13 +2918,13 @@
                 <w:b w:val="0"/>
                 <w:sz w:val="24"/>
               </w:rPr>
-              <w:t>id, code, name</w:t>
+              <w:t>id, code, name, permissions</w:t>
             </w:r>
           </w:p>
         </w:tc>
         <w:tc>
           <w:tcPr>
-            <w:tcW w:type="dxa" w:w="2211"/>
+            <w:tcW w:type="dxa" w:w="2324"/>
           </w:tcPr>
           <w:p>
             <w:pPr>
@@ -2923,7 +2937,7 @@
                 <w:b w:val="0"/>
                 <w:sz w:val="24"/>
               </w:rPr>
-              <w:t>hasPermission()</w:t>
+              <w:t>–</w:t>
             </w:r>
           </w:p>
         </w:tc>
@@ -2950,7 +2964,7 @@
         </w:tc>
         <w:tc>
           <w:tcPr>
-            <w:tcW w:type="dxa" w:w="2835"/>
+            <w:tcW w:type="dxa" w:w="2608"/>
           </w:tcPr>
           <w:p>
             <w:pPr>
@@ -2969,7 +2983,7 @@
         </w:tc>
         <w:tc>
           <w:tcPr>
-            <w:tcW w:type="dxa" w:w="2608"/>
+            <w:tcW w:type="dxa" w:w="2721"/>
           </w:tcPr>
           <w:p>
             <w:pPr>
@@ -2982,13 +2996,13 @@
                 <w:b w:val="0"/>
                 <w:sz w:val="24"/>
               </w:rPr>
-              <w:t>id, login, passwordHash, status, failedAttempts</w:t>
+              <w:t>id, login, passwordHash, status, failedAttempts, totpEnabled</w:t>
             </w:r>
           </w:p>
         </w:tc>
         <w:tc>
           <w:tcPr>
-            <w:tcW w:type="dxa" w:w="2211"/>
+            <w:tcW w:type="dxa" w:w="2324"/>
           </w:tcPr>
           <w:p>
             <w:pPr>
@@ -3001,7 +3015,7 @@
                 <w:b w:val="0"/>
                 <w:sz w:val="24"/>
               </w:rPr>
-              <w:t>authenticate(), block(), changeRole()</w:t>
+              <w:t>login(), setBlocked(), changeRole()</w:t>
             </w:r>
           </w:p>
         </w:tc>
@@ -3028,7 +3042,7 @@
         </w:tc>
         <w:tc>
           <w:tcPr>
-            <w:tcW w:type="dxa" w:w="2835"/>
+            <w:tcW w:type="dxa" w:w="2608"/>
           </w:tcPr>
           <w:p>
             <w:pPr>
@@ -3047,7 +3061,7 @@
         </w:tc>
         <w:tc>
           <w:tcPr>
-            <w:tcW w:type="dxa" w:w="2608"/>
+            <w:tcW w:type="dxa" w:w="2721"/>
           </w:tcPr>
           <w:p>
             <w:pPr>
@@ -3066,7 +3080,7 @@
         </w:tc>
         <w:tc>
           <w:tcPr>
-            <w:tcW w:type="dxa" w:w="2211"/>
+            <w:tcW w:type="dxa" w:w="2324"/>
           </w:tcPr>
           <w:p>
             <w:pPr>
@@ -3079,7 +3093,7 @@
                 <w:b w:val="0"/>
                 <w:sz w:val="24"/>
               </w:rPr>
-              <w:t>verify(), reject(), getFullName()</w:t>
+              <w:t>verifyClient(), rejectClient()</w:t>
             </w:r>
           </w:p>
         </w:tc>
@@ -3106,7 +3120,7 @@
         </w:tc>
         <w:tc>
           <w:tcPr>
-            <w:tcW w:type="dxa" w:w="2835"/>
+            <w:tcW w:type="dxa" w:w="2608"/>
           </w:tcPr>
           <w:p>
             <w:pPr>
@@ -3125,7 +3139,7 @@
         </w:tc>
         <w:tc>
           <w:tcPr>
-            <w:tcW w:type="dxa" w:w="2608"/>
+            <w:tcW w:type="dxa" w:w="2721"/>
           </w:tcPr>
           <w:p>
             <w:pPr>
@@ -3144,7 +3158,7 @@
         </w:tc>
         <w:tc>
           <w:tcPr>
-            <w:tcW w:type="dxa" w:w="2211"/>
+            <w:tcW w:type="dxa" w:w="2324"/>
           </w:tcPr>
           <w:p>
             <w:pPr>
@@ -3157,7 +3171,7 @@
                 <w:b w:val="0"/>
                 <w:sz w:val="24"/>
               </w:rPr>
-              <w:t>open(), close(), freeze(), getBalance()</w:t>
+              <w:t>openForUser(), closeForUser(), setFrozen()</w:t>
             </w:r>
           </w:p>
         </w:tc>
@@ -3184,7 +3198,7 @@
         </w:tc>
         <w:tc>
           <w:tcPr>
-            <w:tcW w:type="dxa" w:w="2835"/>
+            <w:tcW w:type="dxa" w:w="2608"/>
           </w:tcPr>
           <w:p>
             <w:pPr>
@@ -3203,7 +3217,7 @@
         </w:tc>
         <w:tc>
           <w:tcPr>
-            <w:tcW w:type="dxa" w:w="2608"/>
+            <w:tcW w:type="dxa" w:w="2721"/>
           </w:tcPr>
           <w:p>
             <w:pPr>
@@ -3222,7 +3236,7 @@
         </w:tc>
         <w:tc>
           <w:tcPr>
-            <w:tcW w:type="dxa" w:w="2211"/>
+            <w:tcW w:type="dxa" w:w="2324"/>
           </w:tcPr>
           <w:p>
             <w:pPr>
@@ -3262,7 +3276,7 @@
         </w:tc>
         <w:tc>
           <w:tcPr>
-            <w:tcW w:type="dxa" w:w="2835"/>
+            <w:tcW w:type="dxa" w:w="2608"/>
           </w:tcPr>
           <w:p>
             <w:pPr>
@@ -3281,7 +3295,7 @@
         </w:tc>
         <w:tc>
           <w:tcPr>
-            <w:tcW w:type="dxa" w:w="2608"/>
+            <w:tcW w:type="dxa" w:w="2721"/>
           </w:tcPr>
           <w:p>
             <w:pPr>
@@ -3300,7 +3314,7 @@
         </w:tc>
         <w:tc>
           <w:tcPr>
-            <w:tcW w:type="dxa" w:w="2211"/>
+            <w:tcW w:type="dxa" w:w="2324"/>
           </w:tcPr>
           <w:p>
             <w:pPr>
@@ -3313,7 +3327,7 @@
                 <w:b w:val="0"/>
                 <w:sz w:val="24"/>
               </w:rPr>
-              <w:t>getAmount()</w:t>
+              <w:t>–</w:t>
             </w:r>
           </w:p>
         </w:tc>
@@ -3334,26 +3348,7 @@
                 <w:b w:val="0"/>
                 <w:sz w:val="24"/>
               </w:rPr>
-              <w:t>TransferRequest</w:t>
-            </w:r>
-          </w:p>
-        </w:tc>
-        <w:tc>
-          <w:tcPr>
-            <w:tcW w:type="dxa" w:w="2835"/>
-          </w:tcPr>
-          <w:p>
-            <w:pPr>
-              <w:spacing w:line="240" w:lineRule="auto"/>
-            </w:pPr>
-            <w:r/>
-            <w:r>
-              <w:rPr>
-                <w:rFonts w:ascii="Times New Roman" w:hAnsi="Times New Roman"/>
-                <w:b w:val="0"/>
-                <w:sz w:val="24"/>
-              </w:rPr>
-              <w:t>Заявка на перевод со статусом, комиссией и кодом подтверждения</w:t>
+              <w:t>TransferIntent</w:t>
             </w:r>
           </w:p>
         </w:tc>
@@ -3372,13 +3367,13 @@
                 <w:b w:val="0"/>
                 <w:sz w:val="24"/>
               </w:rPr>
-              <w:t>id, kind, amount, fee, status</w:t>
+              <w:t>Заявка на перевод со статусом, комиссией и сроком действия кода</w:t>
             </w:r>
           </w:p>
         </w:tc>
         <w:tc>
           <w:tcPr>
-            <w:tcW w:type="dxa" w:w="2211"/>
+            <w:tcW w:type="dxa" w:w="2721"/>
           </w:tcPr>
           <w:p>
             <w:pPr>
@@ -3391,7 +3386,26 @@
                 <w:b w:val="0"/>
                 <w:sz w:val="24"/>
               </w:rPr>
-              <w:t>confirm(), cancel(), evaluateRisk()</w:t>
+              <w:t>id, kind, amount, amountByn, fee, status, expiresAt</w:t>
+            </w:r>
+          </w:p>
+        </w:tc>
+        <w:tc>
+          <w:tcPr>
+            <w:tcW w:type="dxa" w:w="2324"/>
+          </w:tcPr>
+          <w:p>
+            <w:pPr>
+              <w:spacing w:line="240" w:lineRule="auto"/>
+            </w:pPr>
+            <w:r/>
+            <w:r>
+              <w:rPr>
+                <w:rFonts w:ascii="Times New Roman" w:hAnsi="Times New Roman"/>
+                <w:b w:val="0"/>
+                <w:sz w:val="24"/>
+              </w:rPr>
+              <w:t>confirmTransfer(), cancelTransfer()</w:t>
             </w:r>
           </w:p>
         </w:tc>
@@ -3418,7 +3432,7 @@
         </w:tc>
         <w:tc>
           <w:tcPr>
-            <w:tcW w:type="dxa" w:w="2835"/>
+            <w:tcW w:type="dxa" w:w="2608"/>
           </w:tcPr>
           <w:p>
             <w:pPr>
@@ -3437,7 +3451,7 @@
         </w:tc>
         <w:tc>
           <w:tcPr>
-            <w:tcW w:type="dxa" w:w="2608"/>
+            <w:tcW w:type="dxa" w:w="2721"/>
           </w:tcPr>
           <w:p>
             <w:pPr>
@@ -3456,7 +3470,7 @@
         </w:tc>
         <w:tc>
           <w:tcPr>
-            <w:tcW w:type="dxa" w:w="2211"/>
+            <w:tcW w:type="dxa" w:w="2324"/>
           </w:tcPr>
           <w:p>
             <w:pPr>
@@ -3469,7 +3483,7 @@
                 <w:b w:val="0"/>
                 <w:sz w:val="24"/>
               </w:rPr>
-              <w:t>execute(), getReceipt()</w:t>
+              <w:t>pay(), getReceipt()</w:t>
             </w:r>
           </w:p>
         </w:tc>
@@ -3496,7 +3510,7 @@
         </w:tc>
         <w:tc>
           <w:tcPr>
-            <w:tcW w:type="dxa" w:w="2835"/>
+            <w:tcW w:type="dxa" w:w="2608"/>
           </w:tcPr>
           <w:p>
             <w:pPr>
@@ -3515,7 +3529,7 @@
         </w:tc>
         <w:tc>
           <w:tcPr>
-            <w:tcW w:type="dxa" w:w="2608"/>
+            <w:tcW w:type="dxa" w:w="2721"/>
           </w:tcPr>
           <w:p>
             <w:pPr>
@@ -3528,13 +3542,13 @@
                 <w:b w:val="0"/>
                 <w:sz w:val="24"/>
               </w:rPr>
-              <w:t>id, system, last4, dailyLimit, status</w:t>
+              <w:t>id, system, last4, dailyLimit, onlineEnabled, status</w:t>
             </w:r>
           </w:p>
         </w:tc>
         <w:tc>
           <w:tcPr>
-            <w:tcW w:type="dxa" w:w="2211"/>
+            <w:tcW w:type="dxa" w:w="2324"/>
           </w:tcPr>
           <w:p>
             <w:pPr>
@@ -3547,7 +3561,7 @@
                 <w:b w:val="0"/>
                 <w:sz w:val="24"/>
               </w:rPr>
-              <w:t>block(), updateLimits(), purchase()</w:t>
+              <w:t>setBlocked(), updateLimits(), purchase()</w:t>
             </w:r>
           </w:p>
         </w:tc>
@@ -3574,7 +3588,7 @@
         </w:tc>
         <w:tc>
           <w:tcPr>
-            <w:tcW w:type="dxa" w:w="2835"/>
+            <w:tcW w:type="dxa" w:w="2608"/>
           </w:tcPr>
           <w:p>
             <w:pPr>
@@ -3593,7 +3607,7 @@
         </w:tc>
         <w:tc>
           <w:tcPr>
-            <w:tcW w:type="dxa" w:w="2608"/>
+            <w:tcW w:type="dxa" w:w="2721"/>
           </w:tcPr>
           <w:p>
             <w:pPr>
@@ -3606,13 +3620,13 @@
                 <w:b w:val="0"/>
                 <w:sz w:val="24"/>
               </w:rPr>
-              <w:t>id, name, currency, termMonths, ratePercent</w:t>
+              <w:t>id, name, currency, termMonths, ratePercent, capitalization</w:t>
             </w:r>
           </w:p>
         </w:tc>
         <w:tc>
           <w:tcPr>
-            <w:tcW w:type="dxa" w:w="2211"/>
+            <w:tcW w:type="dxa" w:w="2324"/>
           </w:tcPr>
           <w:p>
             <w:pPr>
@@ -3625,7 +3639,7 @@
                 <w:b w:val="0"/>
                 <w:sz w:val="24"/>
               </w:rPr>
-              <w:t>calculateIncome()</w:t>
+              <w:t>projectIncome()</w:t>
             </w:r>
           </w:p>
         </w:tc>
@@ -3652,7 +3666,7 @@
         </w:tc>
         <w:tc>
           <w:tcPr>
-            <w:tcW w:type="dxa" w:w="2835"/>
+            <w:tcW w:type="dxa" w:w="2608"/>
           </w:tcPr>
           <w:p>
             <w:pPr>
@@ -3671,7 +3685,7 @@
         </w:tc>
         <w:tc>
           <w:tcPr>
-            <w:tcW w:type="dxa" w:w="2608"/>
+            <w:tcW w:type="dxa" w:w="2721"/>
           </w:tcPr>
           <w:p>
             <w:pPr>
@@ -3684,13 +3698,13 @@
                 <w:b w:val="0"/>
                 <w:sz w:val="24"/>
               </w:rPr>
-              <w:t>id, amount, ratePercent, maturityDate, status</w:t>
+              <w:t>id, amount, ratePercent, maturityDate, interestTotal, status</w:t>
             </w:r>
           </w:p>
         </w:tc>
         <w:tc>
           <w:tcPr>
-            <w:tcW w:type="dxa" w:w="2211"/>
+            <w:tcW w:type="dxa" w:w="2324"/>
           </w:tcPr>
           <w:p>
             <w:pPr>
@@ -3703,7 +3717,7 @@
                 <w:b w:val="0"/>
                 <w:sz w:val="24"/>
               </w:rPr>
-              <w:t>accrueInterest(), quoteEarlyClose(), closeEarly()</w:t>
+              <w:t>quoteEarlyClose(), closeEarly()</w:t>
             </w:r>
           </w:p>
         </w:tc>
@@ -3730,7 +3744,7 @@
         </w:tc>
         <w:tc>
           <w:tcPr>
-            <w:tcW w:type="dxa" w:w="2835"/>
+            <w:tcW w:type="dxa" w:w="2608"/>
           </w:tcPr>
           <w:p>
             <w:pPr>
@@ -3749,7 +3763,7 @@
         </w:tc>
         <w:tc>
           <w:tcPr>
-            <w:tcW w:type="dxa" w:w="2608"/>
+            <w:tcW w:type="dxa" w:w="2721"/>
           </w:tcPr>
           <w:p>
             <w:pPr>
@@ -3762,13 +3776,13 @@
                 <w:b w:val="0"/>
                 <w:sz w:val="24"/>
               </w:rPr>
-              <w:t>id, name, ratePercent, minAmount, maxAmount</w:t>
+              <w:t>id, name, ratePercent, minAmount, maxAmount, minTerm, maxTerm</w:t>
             </w:r>
           </w:p>
         </w:tc>
         <w:tc>
           <w:tcPr>
-            <w:tcW w:type="dxa" w:w="2211"/>
+            <w:tcW w:type="dxa" w:w="2324"/>
           </w:tcPr>
           <w:p>
             <w:pPr>
@@ -3781,7 +3795,7 @@
                 <w:b w:val="0"/>
                 <w:sz w:val="24"/>
               </w:rPr>
-              <w:t>buildSchedule()</w:t>
+              <w:t>previewSchedule()</w:t>
             </w:r>
           </w:p>
         </w:tc>
@@ -3808,7 +3822,7 @@
         </w:tc>
         <w:tc>
           <w:tcPr>
-            <w:tcW w:type="dxa" w:w="2835"/>
+            <w:tcW w:type="dxa" w:w="2608"/>
           </w:tcPr>
           <w:p>
             <w:pPr>
@@ -3827,7 +3841,7 @@
         </w:tc>
         <w:tc>
           <w:tcPr>
-            <w:tcW w:type="dxa" w:w="2608"/>
+            <w:tcW w:type="dxa" w:w="2721"/>
           </w:tcPr>
           <w:p>
             <w:pPr>
@@ -3840,13 +3854,13 @@
                 <w:b w:val="0"/>
                 <w:sz w:val="24"/>
               </w:rPr>
-              <w:t>id, amount, termMonths, scheduleType, pdPercent, status</w:t>
+              <w:t>id, amount, termMonths, scheduleType, dtiPercent, score, pdPercent, status</w:t>
             </w:r>
           </w:p>
         </w:tc>
         <w:tc>
           <w:tcPr>
-            <w:tcW w:type="dxa" w:w="2211"/>
+            <w:tcW w:type="dxa" w:w="2324"/>
           </w:tcPr>
           <w:p>
             <w:pPr>
@@ -3859,7 +3873,7 @@
                 <w:b w:val="0"/>
                 <w:sz w:val="24"/>
               </w:rPr>
-              <w:t>assess(), approve(), reject()</w:t>
+              <w:t>apply(), decide(), sign()</w:t>
             </w:r>
           </w:p>
         </w:tc>
@@ -3886,7 +3900,7 @@
         </w:tc>
         <w:tc>
           <w:tcPr>
-            <w:tcW w:type="dxa" w:w="2835"/>
+            <w:tcW w:type="dxa" w:w="2608"/>
           </w:tcPr>
           <w:p>
             <w:pPr>
@@ -3905,7 +3919,7 @@
         </w:tc>
         <w:tc>
           <w:tcPr>
-            <w:tcW w:type="dxa" w:w="2608"/>
+            <w:tcW w:type="dxa" w:w="2721"/>
           </w:tcPr>
           <w:p>
             <w:pPr>
@@ -3924,7 +3938,7 @@
         </w:tc>
         <w:tc>
           <w:tcPr>
-            <w:tcW w:type="dxa" w:w="2211"/>
+            <w:tcW w:type="dxa" w:w="2324"/>
           </w:tcPr>
           <w:p>
             <w:pPr>
@@ -3937,7 +3951,7 @@
                 <w:b w:val="0"/>
                 <w:sz w:val="24"/>
               </w:rPr>
-              <w:t>repayPartial(), repayFull(), accruePenalty()</w:t>
+              <w:t>quoteFull(), repayPartial(), repayFull()</w:t>
             </w:r>
           </w:p>
         </w:tc>
@@ -3964,7 +3978,7 @@
         </w:tc>
         <w:tc>
           <w:tcPr>
-            <w:tcW w:type="dxa" w:w="2835"/>
+            <w:tcW w:type="dxa" w:w="2608"/>
           </w:tcPr>
           <w:p>
             <w:pPr>
@@ -3983,7 +3997,7 @@
         </w:tc>
         <w:tc>
           <w:tcPr>
-            <w:tcW w:type="dxa" w:w="2608"/>
+            <w:tcW w:type="dxa" w:w="2721"/>
           </w:tcPr>
           <w:p>
             <w:pPr>
@@ -4002,7 +4016,7 @@
         </w:tc>
         <w:tc>
           <w:tcPr>
-            <w:tcW w:type="dxa" w:w="2211"/>
+            <w:tcW w:type="dxa" w:w="2324"/>
           </w:tcPr>
           <w:p>
             <w:pPr>
@@ -4027,12 +4041,6 @@
         <w:ind w:firstLine="709"/>
         <w:jc w:val="both"/>
       </w:pPr>
-      <w:r>
-        <w:rPr>
-          <w:rFonts w:ascii="Times New Roman" w:hAnsi="Times New Roman"/>
-          <w:sz w:val="28"/>
-        </w:rPr>
-      </w:r>
     </w:p>
     <w:p>
       <w:pPr>
@@ -4045,8 +4053,18 @@
           <w:rFonts w:ascii="Times New Roman" w:hAnsi="Times New Roman"/>
           <w:sz w:val="28"/>
         </w:rPr>
-        <w:t>Диаграмма классов описывает данные и их поведение, но не показывает, где именно выполняется бизнес-логика. В программном средстве она вынесена в отдельный слой сервисов: контроллеры принимают запрос и вызывают сервис, сервис выполняет операцию в одной транзакции и обращается к моделям с SQL-запросами. Сервисы сгруппированы в пакеты по назначению и показаны на рисунке 1.14. Пунктирная стрелка означает, что один сервис использует другой: закрытие операционного дня запускает обработку вкладов, платежей и кредитов; кредит оценивается сервисом скоринга; перевод проходит проверку антифрод-сервисом, подтверждается кодом и записывается проводками через сервис учёта. Эту же цепочку использует межбанковский перевод. Денежные операции вкладов, платежей, кредитов и карт также проходят через сервис учёта проводок, поэтому такие связи на рисунке опущены.</w:t>
+        <w:t>Диаграмма классов описывает данные и их поведение, но не показывает, где именно выполняется бизнес-логика. В программном средстве она вынесена в отдельный слой сервисов: контроллеры принимают запрос и вызывают сервис, сервис выполняет операцию в одной транзакции и обращается к моделям с SQL-запросами. Сервисы сгруппированы в пакеты по назначению и показаны на рисунке 1.14. Пунктирная стрелка означает, что один сервис использует другой, подпись указывает действие: закрытие операционного дня запускает обработку вкладов, платежей, клиринга и кредитов; кредит оценивается сервисом скоринга; перевод и межбанковский перевод проверяются антифрод-сервисом, а перевод, межбанковский перевод и подписание кредита подтверждаются кодом. Сервисы вкладов, платежей, кредитов, карт и переводов проводят деньги через сервис учёта, ведут журнал аудита и отправляют уведомления, поэтому такие связи на рисунке опущены.</w:t>
       </w:r>
+    </w:p>
+    <w:p>
+      <w:pPr>
+        <w:sectPr>
+          <w:pgSz w:w="12240" w:h="15840"/>
+          <w:pgMar w:top="1134" w:right="850" w:bottom="1134" w:left="1701" w:header="720" w:footer="720" w:gutter="0"/>
+          <w:cols w:space="720"/>
+          <w:docGrid w:linePitch="360"/>
+        </w:sectPr>
+      </w:pPr>
     </w:p>
     <w:p>
       <w:pPr>
@@ -4055,15 +4073,9 @@
         <w:jc w:val="center"/>
       </w:pPr>
       <w:r>
-        <w:rPr>
-          <w:rFonts w:ascii="Times New Roman" w:hAnsi="Times New Roman"/>
-          <w:sz w:val="28"/>
-        </w:rPr>
-      </w:r>
-      <w:r>
         <w:drawing>
           <wp:inline xmlns:a="http://schemas.openxmlformats.org/drawingml/2006/main" xmlns:pic="http://schemas.openxmlformats.org/drawingml/2006/picture">
-            <wp:extent cx="5940000" cy="5767826"/>
+            <wp:extent cx="5667172" cy="6116399"/>
             <wp:docPr id="3" name="Picture 3"/>
             <wp:cNvGraphicFramePr>
               <a:graphicFrameLocks noChangeAspect="1"/>
@@ -4076,7 +4088,7 @@
                     <pic:cNvPicPr/>
                   </pic:nvPicPr>
                   <pic:blipFill>
-                    <a:blip r:embed="rId11"/>
+                    <a:blip r:embed="rId13"/>
                     <a:stretch>
                       <a:fillRect/>
                     </a:stretch>
@@ -4084,7 +4096,7 @@
                   <pic:spPr>
                     <a:xfrm>
                       <a:off x="0" y="0"/>
-                      <a:ext cx="5940000" cy="5767826"/>
+                      <a:ext cx="5667172" cy="6116399"/>
                     </a:xfrm>
                     <a:prstGeom prst="rect"/>
                   </pic:spPr>
@@ -4109,8 +4121,8 @@
       </w:r>
     </w:p>
     <w:sectPr>
-      <w:pgSz w:w="12240" w:h="15840"/>
-      <w:pgMar w:top="1134" w:right="850" w:bottom="1134" w:left="1701" w:header="720" w:footer="720" w:gutter="0"/>
+      <w:pgSz w:w="15840" w:h="12240" w:orient="landscape"/>
+      <w:pgMar w:top="850" w:right="850" w:bottom="850" w:left="850" w:header="720" w:footer="720" w:gutter="0"/>
       <w:cols w:space="720"/>
       <w:docGrid w:linePitch="360"/>
     </w:sectPr>

--- a/docs/kursovaya/razdel-1.4.docx
+++ b/docs/kursovaya/razdel-1.4.docx
@@ -2666,18 +2666,22 @@
           <w:rFonts w:ascii="Times New Roman" w:hAnsi="Times New Roman"/>
           <w:sz w:val="28"/>
         </w:rPr>
-        <w:t>Помимо хранимой модели данных, для описания структуры программного средства построена диаграмма классов. Она показывает классы предметной области, их атрибуты и операции, а также связи между классами: ассоциацию, агрегацию (клиент объединяет счета, вклады и заявки, но они существуют как самостоятельные записи), композицию (документ состоит из проводок и не существует без них) и зависимость (кредит использует перечисление видов графика). Каждая связь подписана действием, рядом с концами связей указаны кратности. Атрибуты классов соответствуют столбцам таблиц базы данных, а операции – функциям сервисов программного средства. Диаграмма приведена на рисунке 1.13.</w:t>
+        <w:t>Помимо хранимой модели данных, для описания структуры программного средства построены диаграммы классов. Они показывают классы предметной области, их атрибуты и операции, а также связи между классами: ассоциацию, агрегацию (клиент объединяет счета, вклады и заявки, но они существуют как самостоятельные записи), композицию (документ состоит из проводок и не существует без них) и зависимость (кредит использует перечисление видов графика). Каждая связь подписана действием, рядом с концами связей указаны кратности. Атрибуты классов соответствуют столбцам таблиц базы данных, а операции – функциям сервисов программного средства. Из-за числа классов модель разбита на четыре диаграммы; классы, показанные только именем, подробно описаны на других рисунках.</w:t>
       </w:r>
     </w:p>
     <w:p>
       <w:pPr>
-        <w:sectPr>
-          <w:pgSz w:w="12240" w:h="15840"/>
-          <w:pgMar w:top="1134" w:right="850" w:bottom="1134" w:left="1701" w:header="720" w:footer="720" w:gutter="0"/>
-          <w:cols w:space="720"/>
-          <w:docGrid w:linePitch="360"/>
-        </w:sectPr>
+        <w:spacing w:line="360" w:lineRule="auto" w:after="0" w:before="0"/>
+        <w:ind w:firstLine="709"/>
+        <w:jc w:val="both"/>
       </w:pPr>
+      <w:r>
+        <w:rPr>
+          <w:rFonts w:ascii="Times New Roman" w:hAnsi="Times New Roman"/>
+          <w:sz w:val="28"/>
+        </w:rPr>
+        <w:t>Пользователь входит в систему с одной из ролей, а клиент банка связан с учётной записью один к одному. Клиент владеет счетами (рисунок 1.13).</w:t>
+      </w:r>
     </w:p>
     <w:p>
       <w:pPr>
@@ -2688,7 +2692,7 @@
       <w:r>
         <w:drawing>
           <wp:inline xmlns:a="http://schemas.openxmlformats.org/drawingml/2006/main" xmlns:pic="http://schemas.openxmlformats.org/drawingml/2006/picture">
-            <wp:extent cx="8978400" cy="6013532"/>
+            <wp:extent cx="5868000" cy="4727000"/>
             <wp:docPr id="2" name="Picture 2"/>
             <wp:cNvGraphicFramePr>
               <a:graphicFrameLocks noChangeAspect="1"/>
@@ -2697,11 +2701,11 @@
               <a:graphicData uri="http://schemas.openxmlformats.org/drawingml/2006/picture">
                 <pic:pic>
                   <pic:nvPicPr>
-                    <pic:cNvPr id="0" name="class-domain.png"/>
+                    <pic:cNvPr id="0" name="class-domain-1.png"/>
                     <pic:cNvPicPr/>
                   </pic:nvPicPr>
                   <pic:blipFill>
-                    <a:blip r:embed="rId12"/>
+                    <a:blip r:embed="rId10"/>
                     <a:stretch>
                       <a:fillRect/>
                     </a:stretch>
@@ -2709,7 +2713,7 @@
                   <pic:spPr>
                     <a:xfrm>
                       <a:off x="0" y="0"/>
-                      <a:ext cx="8978400" cy="6013532"/>
+                      <a:ext cx="5868000" cy="4727000"/>
                     </a:xfrm>
                     <a:prstGeom prst="rect"/>
                   </pic:spPr>
@@ -2730,18 +2734,8 @@
           <w:rFonts w:ascii="Times New Roman" w:hAnsi="Times New Roman"/>
           <w:sz w:val="28"/>
         </w:rPr>
-        <w:t>Рисунок 1.13 – Диаграмма классов предметной области</w:t>
+        <w:t>Рисунок 1.13 – Диаграмма классов: пользователи, клиенты и счета</w:t>
       </w:r>
-    </w:p>
-    <w:p>
-      <w:pPr>
-        <w:sectPr>
-          <w:pgSz w:w="15840" w:h="12240" w:orient="landscape"/>
-          <w:pgMar w:top="850" w:right="850" w:bottom="850" w:left="850" w:header="720" w:footer="720" w:gutter="0"/>
-          <w:cols w:space="720"/>
-          <w:docGrid w:linePitch="360"/>
-        </w:sectPr>
-      </w:pPr>
     </w:p>
     <w:p>
       <w:pPr>
@@ -2754,7 +2748,211 @@
           <w:rFonts w:ascii="Times New Roman" w:hAnsi="Times New Roman"/>
           <w:sz w:val="28"/>
         </w:rPr>
-        <w:t>В диаграмму включены четырнадцать классов и одно перечисление. Назначение классов, их основные атрибуты и операции приведены в таблице 1.8. Типы атрибутов указаны в нотации JavaScript: денежные суммы в программе хранятся целым числом копеек, а остаток счёта вычисляется по проводкам, поэтому поле balance служит кэшем значения.</w:t>
+        <w:t>Все денежные операции по счёту (оплата услуг, переводы, операции по картам) оформляются банковским документом, который состоит из проводок двойной записи (рисунок 1.14).</w:t>
+      </w:r>
+    </w:p>
+    <w:p>
+      <w:pPr>
+        <w:keepNext/>
+        <w:spacing w:line="360" w:lineRule="auto" w:after="240" w:before="0"/>
+        <w:jc w:val="center"/>
+      </w:pPr>
+      <w:r>
+        <w:drawing>
+          <wp:inline xmlns:a="http://schemas.openxmlformats.org/drawingml/2006/main" xmlns:pic="http://schemas.openxmlformats.org/drawingml/2006/picture">
+            <wp:extent cx="5868000" cy="6977817"/>
+            <wp:docPr id="3" name="Picture 3"/>
+            <wp:cNvGraphicFramePr>
+              <a:graphicFrameLocks noChangeAspect="1"/>
+            </wp:cNvGraphicFramePr>
+            <a:graphic>
+              <a:graphicData uri="http://schemas.openxmlformats.org/drawingml/2006/picture">
+                <pic:pic>
+                  <pic:nvPicPr>
+                    <pic:cNvPr id="0" name="class-domain-2.png"/>
+                    <pic:cNvPicPr/>
+                  </pic:nvPicPr>
+                  <pic:blipFill>
+                    <a:blip r:embed="rId11"/>
+                    <a:stretch>
+                      <a:fillRect/>
+                    </a:stretch>
+                  </pic:blipFill>
+                  <pic:spPr>
+                    <a:xfrm>
+                      <a:off x="0" y="0"/>
+                      <a:ext cx="5868000" cy="6977817"/>
+                    </a:xfrm>
+                    <a:prstGeom prst="rect"/>
+                  </pic:spPr>
+                </pic:pic>
+              </a:graphicData>
+            </a:graphic>
+          </wp:inline>
+        </w:drawing>
+      </w:r>
+    </w:p>
+    <w:p>
+      <w:pPr>
+        <w:spacing w:line="360" w:lineRule="auto" w:after="240" w:before="0"/>
+        <w:jc w:val="center"/>
+      </w:pPr>
+      <w:r>
+        <w:rPr>
+          <w:rFonts w:ascii="Times New Roman" w:hAnsi="Times New Roman"/>
+          <w:sz w:val="28"/>
+        </w:rPr>
+        <w:t>Рисунок 1.14 – Диаграмма классов: счета, платежи, переводы и проводки</w:t>
+      </w:r>
+    </w:p>
+    <w:p>
+      <w:pPr>
+        <w:spacing w:line="360" w:lineRule="auto" w:after="0" w:before="0"/>
+        <w:ind w:firstLine="709"/>
+        <w:jc w:val="both"/>
+      </w:pPr>
+      <w:r>
+        <w:rPr>
+          <w:rFonts w:ascii="Times New Roman" w:hAnsi="Times New Roman"/>
+          <w:sz w:val="28"/>
+        </w:rPr>
+        <w:t>Вклад открывается клиентом по условиям продукта и хранится на отдельном счёте (рисунок 1.15).</w:t>
+      </w:r>
+    </w:p>
+    <w:p>
+      <w:pPr>
+        <w:keepNext/>
+        <w:spacing w:line="360" w:lineRule="auto" w:after="240" w:before="0"/>
+        <w:jc w:val="center"/>
+      </w:pPr>
+      <w:r>
+        <w:drawing>
+          <wp:inline xmlns:a="http://schemas.openxmlformats.org/drawingml/2006/main" xmlns:pic="http://schemas.openxmlformats.org/drawingml/2006/picture">
+            <wp:extent cx="5868000" cy="6070120"/>
+            <wp:docPr id="4" name="Picture 4"/>
+            <wp:cNvGraphicFramePr>
+              <a:graphicFrameLocks noChangeAspect="1"/>
+            </wp:cNvGraphicFramePr>
+            <a:graphic>
+              <a:graphicData uri="http://schemas.openxmlformats.org/drawingml/2006/picture">
+                <pic:pic>
+                  <pic:nvPicPr>
+                    <pic:cNvPr id="0" name="class-domain-3.png"/>
+                    <pic:cNvPicPr/>
+                  </pic:nvPicPr>
+                  <pic:blipFill>
+                    <a:blip r:embed="rId12"/>
+                    <a:stretch>
+                      <a:fillRect/>
+                    </a:stretch>
+                  </pic:blipFill>
+                  <pic:spPr>
+                    <a:xfrm>
+                      <a:off x="0" y="0"/>
+                      <a:ext cx="5868000" cy="6070120"/>
+                    </a:xfrm>
+                    <a:prstGeom prst="rect"/>
+                  </pic:spPr>
+                </pic:pic>
+              </a:graphicData>
+            </a:graphic>
+          </wp:inline>
+        </w:drawing>
+      </w:r>
+    </w:p>
+    <w:p>
+      <w:pPr>
+        <w:spacing w:line="360" w:lineRule="auto" w:after="240" w:before="0"/>
+        <w:jc w:val="center"/>
+      </w:pPr>
+      <w:r>
+        <w:rPr>
+          <w:rFonts w:ascii="Times New Roman" w:hAnsi="Times New Roman"/>
+          <w:sz w:val="28"/>
+        </w:rPr>
+        <w:t>Рисунок 1.15 – Диаграмма классов: вклады</w:t>
+      </w:r>
+    </w:p>
+    <w:p>
+      <w:pPr>
+        <w:spacing w:line="360" w:lineRule="auto" w:after="0" w:before="0"/>
+        <w:ind w:firstLine="709"/>
+        <w:jc w:val="both"/>
+      </w:pPr>
+      <w:r>
+        <w:rPr>
+          <w:rFonts w:ascii="Times New Roman" w:hAnsi="Times New Roman"/>
+          <w:sz w:val="28"/>
+        </w:rPr>
+        <w:t>Клиент подаёт заявку на кредит по условиям продукта. После одобрения и подписания заявка порождает кредит, который погашается со счёта клиента (рисунок 1.16).</w:t>
+      </w:r>
+    </w:p>
+    <w:p>
+      <w:pPr>
+        <w:keepNext/>
+        <w:spacing w:line="360" w:lineRule="auto" w:after="240" w:before="0"/>
+        <w:jc w:val="center"/>
+      </w:pPr>
+      <w:r>
+        <w:drawing>
+          <wp:inline xmlns:a="http://schemas.openxmlformats.org/drawingml/2006/main" xmlns:pic="http://schemas.openxmlformats.org/drawingml/2006/picture">
+            <wp:extent cx="5868000" cy="7145920"/>
+            <wp:docPr id="5" name="Picture 5"/>
+            <wp:cNvGraphicFramePr>
+              <a:graphicFrameLocks noChangeAspect="1"/>
+            </wp:cNvGraphicFramePr>
+            <a:graphic>
+              <a:graphicData uri="http://schemas.openxmlformats.org/drawingml/2006/picture">
+                <pic:pic>
+                  <pic:nvPicPr>
+                    <pic:cNvPr id="0" name="class-domain-4.png"/>
+                    <pic:cNvPicPr/>
+                  </pic:nvPicPr>
+                  <pic:blipFill>
+                    <a:blip r:embed="rId13"/>
+                    <a:stretch>
+                      <a:fillRect/>
+                    </a:stretch>
+                  </pic:blipFill>
+                  <pic:spPr>
+                    <a:xfrm>
+                      <a:off x="0" y="0"/>
+                      <a:ext cx="5868000" cy="7145920"/>
+                    </a:xfrm>
+                    <a:prstGeom prst="rect"/>
+                  </pic:spPr>
+                </pic:pic>
+              </a:graphicData>
+            </a:graphic>
+          </wp:inline>
+        </w:drawing>
+      </w:r>
+    </w:p>
+    <w:p>
+      <w:pPr>
+        <w:spacing w:line="360" w:lineRule="auto" w:after="240" w:before="0"/>
+        <w:jc w:val="center"/>
+      </w:pPr>
+      <w:r>
+        <w:rPr>
+          <w:rFonts w:ascii="Times New Roman" w:hAnsi="Times New Roman"/>
+          <w:sz w:val="28"/>
+        </w:rPr>
+        <w:t>Рисунок 1.16 – Диаграмма классов: кредиты</w:t>
+      </w:r>
+    </w:p>
+    <w:p>
+      <w:pPr>
+        <w:spacing w:line="360" w:lineRule="auto" w:after="0" w:before="0"/>
+        <w:ind w:firstLine="709"/>
+        <w:jc w:val="both"/>
+      </w:pPr>
+      <w:r>
+        <w:rPr>
+          <w:rFonts w:ascii="Times New Roman" w:hAnsi="Times New Roman"/>
+          <w:sz w:val="28"/>
+        </w:rPr>
+        <w:t>В диаграммы включены четырнадцать классов и одно перечисление. Назначение классов, их основные атрибуты и операции приведены в таблице 1.8. Типы атрибутов указаны в нотации JavaScript: денежные суммы в программе хранятся целым числом копеек, а остаток счёта вычисляется по проводкам, поэтому поле balance служит кэшем значения.</w:t>
       </w:r>
     </w:p>
     <w:p>
@@ -4053,18 +4251,22 @@
           <w:rFonts w:ascii="Times New Roman" w:hAnsi="Times New Roman"/>
           <w:sz w:val="28"/>
         </w:rPr>
-        <w:t>Диаграмма классов описывает данные и их поведение, но не показывает, где именно выполняется бизнес-логика. В программном средстве она вынесена в отдельный слой сервисов: контроллеры принимают запрос и вызывают сервис, сервис выполняет операцию в одной транзакции и обращается к моделям с SQL-запросами. Сервисы сгруппированы в пакеты по назначению и показаны на рисунке 1.14. Пунктирная стрелка означает, что один сервис использует другой, подпись указывает действие: закрытие операционного дня запускает обработку вкладов, платежей, клиринга и кредитов; кредит оценивается сервисом скоринга; перевод и межбанковский перевод проверяются антифрод-сервисом, а перевод, межбанковский перевод и подписание кредита подтверждаются кодом. Сервисы вкладов, платежей, кредитов, карт и переводов проводят деньги через сервис учёта, ведут журнал аудита и отправляют уведомления, поэтому такие связи на рисунке опущены.</w:t>
+        <w:t>Диаграммы классов описывают данные и их поведение, но не показывают, где именно выполняется бизнес-логика. В программном средстве она вынесена в отдельный слой сервисов: контроллеры принимают запрос и вызывают сервис, сервис выполняет операцию в одной транзакции и обращается к моделям с SQL-запросами. Слой показан тремя диаграммами. Пунктирная стрелка означает, что один сервис использует другой, подпись указывает действие.</w:t>
       </w:r>
     </w:p>
     <w:p>
       <w:pPr>
-        <w:sectPr>
-          <w:pgSz w:w="12240" w:h="15840"/>
-          <w:pgMar w:top="1134" w:right="850" w:bottom="1134" w:left="1701" w:header="720" w:footer="720" w:gutter="0"/>
-          <w:cols w:space="720"/>
-          <w:docGrid w:linePitch="360"/>
-        </w:sectPr>
+        <w:spacing w:line="360" w:lineRule="auto" w:after="0" w:before="0"/>
+        <w:ind w:firstLine="709"/>
+        <w:jc w:val="both"/>
       </w:pPr>
+      <w:r>
+        <w:rPr>
+          <w:rFonts w:ascii="Times New Roman" w:hAnsi="Times New Roman"/>
+          <w:sz w:val="28"/>
+        </w:rPr>
+        <w:t>Закрытие операционного дня запускает начисление процентов по вкладам, исполнение автоплатежей, отправку пакета межбанковского клиринга и обработку графиков и просрочки по кредитам (рисунок 1.17).</w:t>
+      </w:r>
     </w:p>
     <w:p>
       <w:pPr>
@@ -4075,8 +4277,8 @@
       <w:r>
         <w:drawing>
           <wp:inline xmlns:a="http://schemas.openxmlformats.org/drawingml/2006/main" xmlns:pic="http://schemas.openxmlformats.org/drawingml/2006/picture">
-            <wp:extent cx="5667172" cy="6116399"/>
-            <wp:docPr id="3" name="Picture 3"/>
+            <wp:extent cx="5868000" cy="4092157"/>
+            <wp:docPr id="6" name="Picture 6"/>
             <wp:cNvGraphicFramePr>
               <a:graphicFrameLocks noChangeAspect="1"/>
             </wp:cNvGraphicFramePr>
@@ -4084,11 +4286,11 @@
               <a:graphicData uri="http://schemas.openxmlformats.org/drawingml/2006/picture">
                 <pic:pic>
                   <pic:nvPicPr>
-                    <pic:cNvPr id="0" name="class-services.png"/>
+                    <pic:cNvPr id="0" name="class-services-1.png"/>
                     <pic:cNvPicPr/>
                   </pic:nvPicPr>
                   <pic:blipFill>
-                    <a:blip r:embed="rId13"/>
+                    <a:blip r:embed="rId14"/>
                     <a:stretch>
                       <a:fillRect/>
                     </a:stretch>
@@ -4096,7 +4298,7 @@
                   <pic:spPr>
                     <a:xfrm>
                       <a:off x="0" y="0"/>
-                      <a:ext cx="5667172" cy="6116399"/>
+                      <a:ext cx="5868000" cy="4092157"/>
                     </a:xfrm>
                     <a:prstGeom prst="rect"/>
                   </pic:spPr>
@@ -4117,12 +4319,148 @@
           <w:rFonts w:ascii="Times New Roman" w:hAnsi="Times New Roman"/>
           <w:sz w:val="28"/>
         </w:rPr>
-        <w:t>Рисунок 1.14 – Диаграмма классов слоя бизнес-логики</w:t>
+        <w:t>Рисунок 1.17 – Диаграмма классов слоя бизнес-логики: закрытие операционного дня</w:t>
+      </w:r>
+    </w:p>
+    <w:p>
+      <w:pPr>
+        <w:spacing w:line="360" w:lineRule="auto" w:after="0" w:before="0"/>
+        <w:ind w:firstLine="709"/>
+        <w:jc w:val="both"/>
+      </w:pPr>
+      <w:r>
+        <w:rPr>
+          <w:rFonts w:ascii="Times New Roman" w:hAnsi="Times New Roman"/>
+          <w:sz w:val="28"/>
+        </w:rPr>
+        <w:t>Перевод и межбанковский перевод проверяются антифрод-сервисом, а перевод, межбанковский перевод и подписание кредита подтверждаются кодом. Кредит оценивается сервисом скоринга (рисунок 1.18).</w:t>
+      </w:r>
+    </w:p>
+    <w:p>
+      <w:pPr>
+        <w:keepNext/>
+        <w:spacing w:line="360" w:lineRule="auto" w:after="240" w:before="0"/>
+        <w:jc w:val="center"/>
+      </w:pPr>
+      <w:r>
+        <w:drawing>
+          <wp:inline xmlns:a="http://schemas.openxmlformats.org/drawingml/2006/main" xmlns:pic="http://schemas.openxmlformats.org/drawingml/2006/picture">
+            <wp:extent cx="5868000" cy="4268628"/>
+            <wp:docPr id="7" name="Picture 7"/>
+            <wp:cNvGraphicFramePr>
+              <a:graphicFrameLocks noChangeAspect="1"/>
+            </wp:cNvGraphicFramePr>
+            <a:graphic>
+              <a:graphicData uri="http://schemas.openxmlformats.org/drawingml/2006/picture">
+                <pic:pic>
+                  <pic:nvPicPr>
+                    <pic:cNvPr id="0" name="class-services-2.png"/>
+                    <pic:cNvPicPr/>
+                  </pic:nvPicPr>
+                  <pic:blipFill>
+                    <a:blip r:embed="rId15"/>
+                    <a:stretch>
+                      <a:fillRect/>
+                    </a:stretch>
+                  </pic:blipFill>
+                  <pic:spPr>
+                    <a:xfrm>
+                      <a:off x="0" y="0"/>
+                      <a:ext cx="5868000" cy="4268628"/>
+                    </a:xfrm>
+                    <a:prstGeom prst="rect"/>
+                  </pic:spPr>
+                </pic:pic>
+              </a:graphicData>
+            </a:graphic>
+          </wp:inline>
+        </w:drawing>
+      </w:r>
+    </w:p>
+    <w:p>
+      <w:pPr>
+        <w:spacing w:line="360" w:lineRule="auto" w:after="240" w:before="0"/>
+        <w:jc w:val="center"/>
+      </w:pPr>
+      <w:r>
+        <w:rPr>
+          <w:rFonts w:ascii="Times New Roman" w:hAnsi="Times New Roman"/>
+          <w:sz w:val="28"/>
+        </w:rPr>
+        <w:t>Рисунок 1.18 – Диаграмма классов слоя бизнес-логики: проверка и подтверждение операций</w:t>
+      </w:r>
+    </w:p>
+    <w:p>
+      <w:pPr>
+        <w:spacing w:line="360" w:lineRule="auto" w:after="0" w:before="0"/>
+        <w:ind w:firstLine="709"/>
+        <w:jc w:val="both"/>
+      </w:pPr>
+      <w:r>
+        <w:rPr>
+          <w:rFonts w:ascii="Times New Roman" w:hAnsi="Times New Roman"/>
+          <w:sz w:val="28"/>
+        </w:rPr>
+        <w:t>Сервисы вкладов, платежей, кредитов, карт и переводов проводят деньги через сервис учёта, работают со счетами через сервис счетов, ведут журнал аудита и отправляют уведомления, которые сервис уведомлений ставит в очередь на отправку письмом (рисунок 1.19).</w:t>
+      </w:r>
+    </w:p>
+    <w:p>
+      <w:pPr>
+        <w:keepNext/>
+        <w:spacing w:line="360" w:lineRule="auto" w:after="240" w:before="0"/>
+        <w:jc w:val="center"/>
+      </w:pPr>
+      <w:r>
+        <w:drawing>
+          <wp:inline xmlns:a="http://schemas.openxmlformats.org/drawingml/2006/main" xmlns:pic="http://schemas.openxmlformats.org/drawingml/2006/picture">
+            <wp:extent cx="5868000" cy="2982098"/>
+            <wp:docPr id="8" name="Picture 8"/>
+            <wp:cNvGraphicFramePr>
+              <a:graphicFrameLocks noChangeAspect="1"/>
+            </wp:cNvGraphicFramePr>
+            <a:graphic>
+              <a:graphicData uri="http://schemas.openxmlformats.org/drawingml/2006/picture">
+                <pic:pic>
+                  <pic:nvPicPr>
+                    <pic:cNvPr id="0" name="class-services-3.png"/>
+                    <pic:cNvPicPr/>
+                  </pic:nvPicPr>
+                  <pic:blipFill>
+                    <a:blip r:embed="rId16"/>
+                    <a:stretch>
+                      <a:fillRect/>
+                    </a:stretch>
+                  </pic:blipFill>
+                  <pic:spPr>
+                    <a:xfrm>
+                      <a:off x="0" y="0"/>
+                      <a:ext cx="5868000" cy="2982098"/>
+                    </a:xfrm>
+                    <a:prstGeom prst="rect"/>
+                  </pic:spPr>
+                </pic:pic>
+              </a:graphicData>
+            </a:graphic>
+          </wp:inline>
+        </w:drawing>
+      </w:r>
+    </w:p>
+    <w:p>
+      <w:pPr>
+        <w:spacing w:line="360" w:lineRule="auto" w:after="240" w:before="0"/>
+        <w:jc w:val="center"/>
+      </w:pPr>
+      <w:r>
+        <w:rPr>
+          <w:rFonts w:ascii="Times New Roman" w:hAnsi="Times New Roman"/>
+          <w:sz w:val="28"/>
+        </w:rPr>
+        <w:t>Рисунок 1.19 – Диаграмма классов слоя бизнес-логики: учёт, уведомления и аудит</w:t>
       </w:r>
     </w:p>
     <w:sectPr>
-      <w:pgSz w:w="15840" w:h="12240" w:orient="landscape"/>
-      <w:pgMar w:top="850" w:right="850" w:bottom="850" w:left="850" w:header="720" w:footer="720" w:gutter="0"/>
+      <w:pgSz w:w="12240" w:h="15840"/>
+      <w:pgMar w:top="1134" w:right="850" w:bottom="1134" w:left="1701" w:header="720" w:footer="720" w:gutter="0"/>
       <w:cols w:space="720"/>
       <w:docGrid w:linePitch="360"/>
     </w:sectPr>

--- a/docs/kursovaya/razdel-1.4.docx
+++ b/docs/kursovaya/razdel-1.4.docx
@@ -2666,7 +2666,7 @@
           <w:rFonts w:ascii="Times New Roman" w:hAnsi="Times New Roman"/>
           <w:sz w:val="28"/>
         </w:rPr>
-        <w:t>Помимо хранимой модели данных, для описания структуры программного средства построены диаграммы классов. Они показывают классы предметной области, их атрибуты и операции, а также связи между классами: ассоциацию, агрегацию (клиент объединяет счета, вклады и заявки, но они существуют как самостоятельные записи), композицию (документ состоит из проводок и не существует без них) и зависимость (кредит использует перечисление видов графика). Каждая связь подписана действием, рядом с концами связей указаны кратности. Атрибуты классов соответствуют столбцам таблиц базы данных, а операции – функциям сервисов программного средства. Из-за числа классов модель разбита на четыре диаграммы; классы, показанные только именем, подробно описаны на других рисунках.</w:t>
+        <w:t>Помимо хранимой модели данных, для описания структуры программного средства построены диаграммы классов. Они показывают классы предметной области, их атрибуты и операции, а также связи между классами: ассоциацию, агрегацию (клиент объединяет счета, вклады и заявки, но они существуют как самостоятельные записи), композицию (документ состоит из проводок и не существует без них) и зависимость (кредит использует перечисление видов графика). Каждая связь подписана действием, рядом с концами связей указаны кратности. Атрибуты классов соответствуют столбцам таблиц базы данных, а операции – функциям сервисов программного средства. Из-за числа классов модель разбита на четыре диаграммы; класс, участвующий в нескольких из них, показан на каждой полностью.</w:t>
       </w:r>
     </w:p>
     <w:p>
@@ -2692,7 +2692,7 @@
       <w:r>
         <w:drawing>
           <wp:inline xmlns:a="http://schemas.openxmlformats.org/drawingml/2006/main" xmlns:pic="http://schemas.openxmlformats.org/drawingml/2006/picture">
-            <wp:extent cx="5868000" cy="4727000"/>
+            <wp:extent cx="5868000" cy="4876960"/>
             <wp:docPr id="2" name="Picture 2"/>
             <wp:cNvGraphicFramePr>
               <a:graphicFrameLocks noChangeAspect="1"/>
@@ -2713,7 +2713,7 @@
                   <pic:spPr>
                     <a:xfrm>
                       <a:off x="0" y="0"/>
-                      <a:ext cx="5868000" cy="4727000"/>
+                      <a:ext cx="5868000" cy="4876960"/>
                     </a:xfrm>
                     <a:prstGeom prst="rect"/>
                   </pic:spPr>
@@ -2828,7 +2828,7 @@
       <w:r>
         <w:drawing>
           <wp:inline xmlns:a="http://schemas.openxmlformats.org/drawingml/2006/main" xmlns:pic="http://schemas.openxmlformats.org/drawingml/2006/picture">
-            <wp:extent cx="5868000" cy="6070120"/>
+            <wp:extent cx="5868000" cy="7263280"/>
             <wp:docPr id="4" name="Picture 4"/>
             <wp:cNvGraphicFramePr>
               <a:graphicFrameLocks noChangeAspect="1"/>
@@ -2849,7 +2849,7 @@
                   <pic:spPr>
                     <a:xfrm>
                       <a:off x="0" y="0"/>
-                      <a:ext cx="5868000" cy="6070120"/>
+                      <a:ext cx="5868000" cy="7263280"/>
                     </a:xfrm>
                     <a:prstGeom prst="rect"/>
                   </pic:spPr>
@@ -2896,7 +2896,7 @@
       <w:r>
         <w:drawing>
           <wp:inline xmlns:a="http://schemas.openxmlformats.org/drawingml/2006/main" xmlns:pic="http://schemas.openxmlformats.org/drawingml/2006/picture">
-            <wp:extent cx="5868000" cy="7145920"/>
+            <wp:extent cx="5264125" cy="7740000"/>
             <wp:docPr id="5" name="Picture 5"/>
             <wp:cNvGraphicFramePr>
               <a:graphicFrameLocks noChangeAspect="1"/>
@@ -2917,7 +2917,7 @@
                   <pic:spPr>
                     <a:xfrm>
                       <a:off x="0" y="0"/>
-                      <a:ext cx="5868000" cy="7145920"/>
+                      <a:ext cx="5264125" cy="7740000"/>
                     </a:xfrm>
                     <a:prstGeom prst="rect"/>
                   </pic:spPr>

--- a/docs/kursovaya/razdel-1.4.docx
+++ b/docs/kursovaya/razdel-1.4.docx
@@ -53,40 +53,7 @@
         <w:keepNext/>
         <w:jc w:val="center"/>
       </w:pPr>
-      <w:r>
-        <w:drawing>
-          <wp:inline xmlns:a="http://schemas.openxmlformats.org/drawingml/2006/main" xmlns:pic="http://schemas.openxmlformats.org/drawingml/2006/picture">
-            <wp:extent cx="5580000" cy="5474717"/>
-            <wp:docPr id="1" name="Picture 1"/>
-            <wp:cNvGraphicFramePr>
-              <a:graphicFrameLocks noChangeAspect="1"/>
-            </wp:cNvGraphicFramePr>
-            <a:graphic>
-              <a:graphicData uri="http://schemas.openxmlformats.org/drawingml/2006/picture">
-                <pic:pic>
-                  <pic:nvPicPr>
-                    <pic:cNvPr id="0" name="er-diagram.png"/>
-                    <pic:cNvPicPr/>
-                  </pic:nvPicPr>
-                  <pic:blipFill>
-                    <a:blip r:embed="rId9"/>
-                    <a:stretch>
-                      <a:fillRect/>
-                    </a:stretch>
-                  </pic:blipFill>
-                  <pic:spPr>
-                    <a:xfrm>
-                      <a:off x="0" y="0"/>
-                      <a:ext cx="5580000" cy="5474717"/>
-                    </a:xfrm>
-                    <a:prstGeom prst="rect"/>
-                  </pic:spPr>
-                </pic:pic>
-              </a:graphicData>
-            </a:graphic>
-          </wp:inline>
-        </w:drawing>
-      </w:r>
+      <w:r/>
     </w:p>
     <w:p>
       <w:pPr>
@@ -114,7 +81,7 @@
           <w:b w:val="0"/>
           <w:sz w:val="28"/>
         </w:rPr>
-        <w:t>Четырнадцать основных сущностей образуют четыре группы. Группа доступа включает сущности «Роль», «Пользователь» и «Клиент» и определяет, кто работает с системой и что ему разрешено. Ядро учёта образуют «Счёт», «Документ» и «Проводка»: они реализуют принцип двойной записи, по которому любая операция отражается одновременно по дебету одного счёта и кредиту другого. Группа операций состоит из сущностей «Заявка на перевод», «Платёж» и «Карта». Группа продуктов описывает вклады и кредиты: «Продукт вклада», «Вклад», «Кредитный продукт», «Кредитная заявка» и «Кредит». Назначение и основные атрибуты сущностей приведены в таблице 1.6.</w:t>
+        <w:t>Четырнадцать основных сущностей образуют четыре группы. Группа доступа включает сущности «Роль», «Пользователь» и «Клиент» и определяет, кто работает с системой и что ему разрешено. Ядро учёта образуют «Счёт», «Документ» и «Проводка»: они реализуют принцип двойной записи, по которому любая операция отражается одновременно по дебету одного счёта и кредиту другого. Группа операций состоит из сущностей «Заявка на перевод», «Платёж» и «Карта». Группа продуктов описывает вклады и кредиты: «Продукт вклада», «Вклад», «Кредитный продукт», «Кредитная заявка» и «Кредит». Назначение и основные атрибуты сущностей приведены в таблице 1.21.</w:t>
       </w:r>
     </w:p>
     <w:p>
@@ -129,7 +96,7 @@
           <w:b w:val="0"/>
           <w:sz w:val="28"/>
         </w:rPr>
-        <w:t>Таблица 1.6 – Описание сущностей информационной модели</w:t>
+        <w:t>Таблица 1.21 – Описание сущностей информационной модели</w:t>
       </w:r>
     </w:p>
     <w:tbl>
@@ -146,7 +113,8 @@
       </w:tblGrid>
       <w:tr>
         <w:trPr>
-          <w:tblHeader w:val="true"/>
+          <w:cantSplit/>
+          <w:tblHeader/>
         </w:trPr>
         <w:tc>
           <w:tcPr>
@@ -154,6 +122,7 @@
           </w:tcPr>
           <w:p>
             <w:pPr>
+              <w:keepNext/>
               <w:spacing w:line="240" w:lineRule="auto"/>
               <w:jc w:val="center"/>
             </w:pPr>
@@ -174,6 +143,7 @@
           </w:tcPr>
           <w:p>
             <w:pPr>
+              <w:keepNext/>
               <w:spacing w:line="240" w:lineRule="auto"/>
               <w:jc w:val="center"/>
             </w:pPr>
@@ -194,6 +164,7 @@
           </w:tcPr>
           <w:p>
             <w:pPr>
+              <w:keepNext/>
               <w:spacing w:line="240" w:lineRule="auto"/>
               <w:jc w:val="center"/>
             </w:pPr>
@@ -210,6 +181,9 @@
         </w:tc>
       </w:tr>
       <w:tr>
+        <w:trPr>
+          <w:cantSplit/>
+        </w:trPr>
         <w:tc>
           <w:tcPr>
             <w:tcW w:type="dxa" w:w="2154"/>
@@ -269,6 +243,9 @@
         </w:tc>
       </w:tr>
       <w:tr>
+        <w:trPr>
+          <w:cantSplit/>
+        </w:trPr>
         <w:tc>
           <w:tcPr>
             <w:tcW w:type="dxa" w:w="2154"/>
@@ -328,6 +305,9 @@
         </w:tc>
       </w:tr>
       <w:tr>
+        <w:trPr>
+          <w:cantSplit/>
+        </w:trPr>
         <w:tc>
           <w:tcPr>
             <w:tcW w:type="dxa" w:w="2154"/>
@@ -387,6 +367,9 @@
         </w:tc>
       </w:tr>
       <w:tr>
+        <w:trPr>
+          <w:cantSplit/>
+        </w:trPr>
         <w:tc>
           <w:tcPr>
             <w:tcW w:type="dxa" w:w="2154"/>
@@ -446,6 +429,9 @@
         </w:tc>
       </w:tr>
       <w:tr>
+        <w:trPr>
+          <w:cantSplit/>
+        </w:trPr>
         <w:tc>
           <w:tcPr>
             <w:tcW w:type="dxa" w:w="2154"/>
@@ -505,6 +491,9 @@
         </w:tc>
       </w:tr>
       <w:tr>
+        <w:trPr>
+          <w:cantSplit/>
+        </w:trPr>
         <w:tc>
           <w:tcPr>
             <w:tcW w:type="dxa" w:w="2154"/>
@@ -563,7 +552,107 @@
           </w:p>
         </w:tc>
       </w:tr>
+    </w:tbl>
+    <w:p>
+      <w:pPr>
+        <w:keepNext/>
+        <w:spacing w:line="360" w:lineRule="auto" w:after="120" w:before="0"/>
+        <w:jc w:val="left"/>
+      </w:pPr>
+      <w:r>
+        <w:rPr>
+          <w:rFonts w:ascii="Times New Roman" w:hAnsi="Times New Roman"/>
+          <w:b w:val="0"/>
+          <w:sz w:val="28"/>
+        </w:rPr>
+        <w:t xml:space="preserve">Продолжение таблицы 1.21</w:t>
+      </w:r>
+    </w:p>
+    <w:tbl>
+      <w:tblPr>
+        <w:tblStyle w:val="TableGrid"/>
+        <w:tblW w:type="auto" w:w="0"/>
+        <w:tblLayout w:type="fixed"/>
+        <w:tblLook w:firstColumn="1" w:firstRow="1" w:lastColumn="0" w:lastRow="0" w:noHBand="0" w:noVBand="1" w:val="04A0"/>
+      </w:tblPr>
+      <w:tblGrid>
+        <w:gridCol w:w="3230"/>
+        <w:gridCol w:w="3230"/>
+        <w:gridCol w:w="3230"/>
+      </w:tblGrid>
       <w:tr>
+        <w:trPr>
+          <w:cantSplit/>
+          <w:tblHeader/>
+        </w:trPr>
+        <w:tc>
+          <w:tcPr>
+            <w:tcW w:type="dxa" w:w="2154"/>
+          </w:tcPr>
+          <w:p>
+            <w:pPr>
+              <w:keepNext/>
+              <w:spacing w:line="240" w:lineRule="auto"/>
+              <w:jc w:val="center"/>
+            </w:pPr>
+            <w:r/>
+            <w:r>
+              <w:rPr>
+                <w:rFonts w:ascii="Times New Roman" w:hAnsi="Times New Roman"/>
+                <w:b/>
+                <w:sz w:val="24"/>
+              </w:rPr>
+              <w:t>Сущность</w:t>
+            </w:r>
+          </w:p>
+        </w:tc>
+        <w:tc>
+          <w:tcPr>
+            <w:tcW w:type="dxa" w:w="4535"/>
+          </w:tcPr>
+          <w:p>
+            <w:pPr>
+              <w:keepNext/>
+              <w:spacing w:line="240" w:lineRule="auto"/>
+              <w:jc w:val="center"/>
+            </w:pPr>
+            <w:r/>
+            <w:r>
+              <w:rPr>
+                <w:rFonts w:ascii="Times New Roman" w:hAnsi="Times New Roman"/>
+                <w:b/>
+                <w:sz w:val="24"/>
+              </w:rPr>
+              <w:t>Назначение</w:t>
+            </w:r>
+          </w:p>
+        </w:tc>
+        <w:tc>
+          <w:tcPr>
+            <w:tcW w:type="dxa" w:w="2665"/>
+          </w:tcPr>
+          <w:p>
+            <w:pPr>
+              <w:keepNext/>
+              <w:spacing w:line="240" w:lineRule="auto"/>
+              <w:jc w:val="center"/>
+            </w:pPr>
+            <w:r/>
+            <w:r>
+              <w:rPr>
+                <w:rFonts w:ascii="Times New Roman" w:hAnsi="Times New Roman"/>
+                <w:b/>
+                <w:sz w:val="24"/>
+              </w:rPr>
+              <w:t>Основные атрибуты</w:t>
+            </w:r>
+          </w:p>
+        </w:tc>
+      </w:tr>
+      <w:tr>
+        <w:trPr>
+          <w:cantSplit/>
+        </w:trPr>
         <w:tc>
           <w:tcPr>
             <w:tcW w:type="dxa" w:w="2154"/>
@@ -623,6 +712,9 @@
         </w:tc>
       </w:tr>
       <w:tr>
+        <w:trPr>
+          <w:cantSplit/>
+        </w:trPr>
         <w:tc>
           <w:tcPr>
             <w:tcW w:type="dxa" w:w="2154"/>
@@ -682,6 +774,9 @@
         </w:tc>
       </w:tr>
       <w:tr>
+        <w:trPr>
+          <w:cantSplit/>
+        </w:trPr>
         <w:tc>
           <w:tcPr>
             <w:tcW w:type="dxa" w:w="2154"/>
@@ -741,6 +836,9 @@
         </w:tc>
       </w:tr>
       <w:tr>
+        <w:trPr>
+          <w:cantSplit/>
+        </w:trPr>
         <w:tc>
           <w:tcPr>
             <w:tcW w:type="dxa" w:w="2154"/>
@@ -800,6 +898,9 @@
         </w:tc>
       </w:tr>
       <w:tr>
+        <w:trPr>
+          <w:cantSplit/>
+        </w:trPr>
         <w:tc>
           <w:tcPr>
             <w:tcW w:type="dxa" w:w="2154"/>
@@ -859,6 +960,9 @@
         </w:tc>
       </w:tr>
       <w:tr>
+        <w:trPr>
+          <w:cantSplit/>
+        </w:trPr>
         <w:tc>
           <w:tcPr>
             <w:tcW w:type="dxa" w:w="2154"/>
@@ -918,6 +1022,9 @@
         </w:tc>
       </w:tr>
       <w:tr>
+        <w:trPr>
+          <w:cantSplit/>
+        </w:trPr>
         <w:tc>
           <w:tcPr>
             <w:tcW w:type="dxa" w:w="2154"/>
@@ -977,6 +1084,9 @@
         </w:tc>
       </w:tr>
       <w:tr>
+        <w:trPr>
+          <w:cantSplit/>
+        </w:trPr>
         <w:tc>
           <w:tcPr>
             <w:tcW w:type="dxa" w:w="2154"/>
@@ -1061,7 +1171,7 @@
           <w:b w:val="0"/>
           <w:sz w:val="28"/>
         </w:rPr>
-        <w:t>Связи между сущностями приведены в таблице 1.7. Все они реализованы внешними ключами, поэтому база данных не допускает ссылок на несуществующие записи: нельзя создать проводку по отсутствующему счёту или вклад без клиента.</w:t>
+        <w:t>Связи между сущностями приведены в таблице 1.22. Все они реализованы внешними ключами, поэтому база данных не допускает ссылок на несуществующие записи: нельзя создать проводку по отсутствующему счёту или вклад без клиента.</w:t>
       </w:r>
     </w:p>
     <w:p>
@@ -1076,7 +1186,7 @@
           <w:b w:val="0"/>
           <w:sz w:val="28"/>
         </w:rPr>
-        <w:t>Таблица 1.7 – Описание связей информационной модели</w:t>
+        <w:t>Таблица 1.22 – Описание связей информационной модели</w:t>
       </w:r>
     </w:p>
     <w:tbl>
@@ -1094,7 +1204,8 @@
       </w:tblGrid>
       <w:tr>
         <w:trPr>
-          <w:tblHeader w:val="true"/>
+          <w:cantSplit/>
+          <w:tblHeader/>
         </w:trPr>
         <w:tc>
           <w:tcPr>
@@ -1102,6 +1213,7 @@
           </w:tcPr>
           <w:p>
             <w:pPr>
+              <w:keepNext/>
               <w:spacing w:line="240" w:lineRule="auto"/>
               <w:jc w:val="center"/>
             </w:pPr>
@@ -1122,6 +1234,7 @@
           </w:tcPr>
           <w:p>
             <w:pPr>
+              <w:keepNext/>
               <w:spacing w:line="240" w:lineRule="auto"/>
               <w:jc w:val="center"/>
             </w:pPr>
@@ -1142,6 +1255,7 @@
           </w:tcPr>
           <w:p>
             <w:pPr>
+              <w:keepNext/>
               <w:spacing w:line="240" w:lineRule="auto"/>
               <w:jc w:val="center"/>
             </w:pPr>
@@ -1162,6 +1276,7 @@
           </w:tcPr>
           <w:p>
             <w:pPr>
+              <w:keepNext/>
               <w:spacing w:line="240" w:lineRule="auto"/>
               <w:jc w:val="center"/>
             </w:pPr>
@@ -1178,6 +1293,9 @@
         </w:tc>
       </w:tr>
       <w:tr>
+        <w:trPr>
+          <w:cantSplit/>
+        </w:trPr>
         <w:tc>
           <w:tcPr>
             <w:tcW w:type="dxa" w:w="2154"/>
@@ -1256,6 +1374,9 @@
         </w:tc>
       </w:tr>
       <w:tr>
+        <w:trPr>
+          <w:cantSplit/>
+        </w:trPr>
         <w:tc>
           <w:tcPr>
             <w:tcW w:type="dxa" w:w="2154"/>
@@ -1334,6 +1455,9 @@
         </w:tc>
       </w:tr>
       <w:tr>
+        <w:trPr>
+          <w:cantSplit/>
+        </w:trPr>
         <w:tc>
           <w:tcPr>
             <w:tcW w:type="dxa" w:w="2154"/>
@@ -1412,6 +1536,9 @@
         </w:tc>
       </w:tr>
       <w:tr>
+        <w:trPr>
+          <w:cantSplit/>
+        </w:trPr>
         <w:tc>
           <w:tcPr>
             <w:tcW w:type="dxa" w:w="2154"/>
@@ -1490,6 +1617,9 @@
         </w:tc>
       </w:tr>
       <w:tr>
+        <w:trPr>
+          <w:cantSplit/>
+        </w:trPr>
         <w:tc>
           <w:tcPr>
             <w:tcW w:type="dxa" w:w="2154"/>
@@ -1568,6 +1698,9 @@
         </w:tc>
       </w:tr>
       <w:tr>
+        <w:trPr>
+          <w:cantSplit/>
+        </w:trPr>
         <w:tc>
           <w:tcPr>
             <w:tcW w:type="dxa" w:w="2154"/>
@@ -1646,6 +1779,9 @@
         </w:tc>
       </w:tr>
       <w:tr>
+        <w:trPr>
+          <w:cantSplit/>
+        </w:trPr>
         <w:tc>
           <w:tcPr>
             <w:tcW w:type="dxa" w:w="2154"/>
@@ -1724,6 +1860,9 @@
         </w:tc>
       </w:tr>
       <w:tr>
+        <w:trPr>
+          <w:cantSplit/>
+        </w:trPr>
         <w:tc>
           <w:tcPr>
             <w:tcW w:type="dxa" w:w="2154"/>
@@ -1802,6 +1941,9 @@
         </w:tc>
       </w:tr>
       <w:tr>
+        <w:trPr>
+          <w:cantSplit/>
+        </w:trPr>
         <w:tc>
           <w:tcPr>
             <w:tcW w:type="dxa" w:w="2154"/>
@@ -1880,6 +2022,9 @@
         </w:tc>
       </w:tr>
       <w:tr>
+        <w:trPr>
+          <w:cantSplit/>
+        </w:trPr>
         <w:tc>
           <w:tcPr>
             <w:tcW w:type="dxa" w:w="2154"/>
@@ -1958,6 +2103,9 @@
         </w:tc>
       </w:tr>
       <w:tr>
+        <w:trPr>
+          <w:cantSplit/>
+        </w:trPr>
         <w:tc>
           <w:tcPr>
             <w:tcW w:type="dxa" w:w="2154"/>
@@ -2035,7 +2183,129 @@
           </w:p>
         </w:tc>
       </w:tr>
+    </w:tbl>
+    <w:p>
+      <w:pPr>
+        <w:keepNext/>
+        <w:spacing w:line="360" w:lineRule="auto" w:after="120" w:before="0"/>
+        <w:jc w:val="left"/>
+      </w:pPr>
+      <w:r>
+        <w:rPr>
+          <w:rFonts w:ascii="Times New Roman" w:hAnsi="Times New Roman"/>
+          <w:b w:val="0"/>
+          <w:sz w:val="28"/>
+        </w:rPr>
+        <w:t xml:space="preserve">Продолжение таблицы 1.22</w:t>
+      </w:r>
+    </w:p>
+    <w:tbl>
+      <w:tblPr>
+        <w:tblStyle w:val="TableGrid"/>
+        <w:tblW w:type="auto" w:w="0"/>
+        <w:tblLayout w:type="fixed"/>
+        <w:tblLook w:firstColumn="1" w:firstRow="1" w:lastColumn="0" w:lastRow="0" w:noHBand="0" w:noVBand="1" w:val="04A0"/>
+      </w:tblPr>
+      <w:tblGrid>
+        <w:gridCol w:w="2422"/>
+        <w:gridCol w:w="2422"/>
+        <w:gridCol w:w="2422"/>
+        <w:gridCol w:w="2422"/>
+      </w:tblGrid>
       <w:tr>
+        <w:trPr>
+          <w:cantSplit/>
+          <w:tblHeader/>
+        </w:trPr>
+        <w:tc>
+          <w:tcPr>
+            <w:tcW w:type="dxa" w:w="2154"/>
+          </w:tcPr>
+          <w:p>
+            <w:pPr>
+              <w:keepNext/>
+              <w:spacing w:line="240" w:lineRule="auto"/>
+              <w:jc w:val="center"/>
+            </w:pPr>
+            <w:r/>
+            <w:r>
+              <w:rPr>
+                <w:rFonts w:ascii="Times New Roman" w:hAnsi="Times New Roman"/>
+                <w:b/>
+                <w:sz w:val="24"/>
+              </w:rPr>
+              <w:t>Родительская сущность</w:t>
+            </w:r>
+          </w:p>
+        </w:tc>
+        <w:tc>
+          <w:tcPr>
+            <w:tcW w:type="dxa" w:w="2211"/>
+          </w:tcPr>
+          <w:p>
+            <w:pPr>
+              <w:keepNext/>
+              <w:spacing w:line="240" w:lineRule="auto"/>
+              <w:jc w:val="center"/>
+            </w:pPr>
+            <w:r/>
+            <w:r>
+              <w:rPr>
+                <w:rFonts w:ascii="Times New Roman" w:hAnsi="Times New Roman"/>
+                <w:b/>
+                <w:sz w:val="24"/>
+              </w:rPr>
+              <w:t>Дочерняя сущность</w:t>
+            </w:r>
+          </w:p>
+        </w:tc>
+        <w:tc>
+          <w:tcPr>
+            <w:tcW w:type="dxa" w:w="1247"/>
+          </w:tcPr>
+          <w:p>
+            <w:pPr>
+              <w:keepNext/>
+              <w:spacing w:line="240" w:lineRule="auto"/>
+              <w:jc w:val="center"/>
+            </w:pPr>
+            <w:r/>
+            <w:r>
+              <w:rPr>
+                <w:rFonts w:ascii="Times New Roman" w:hAnsi="Times New Roman"/>
+                <w:b/>
+                <w:sz w:val="24"/>
+              </w:rPr>
+              <w:t>Кратность</w:t>
+            </w:r>
+          </w:p>
+        </w:tc>
+        <w:tc>
+          <w:tcPr>
+            <w:tcW w:type="dxa" w:w="3742"/>
+          </w:tcPr>
+          <w:p>
+            <w:pPr>
+              <w:keepNext/>
+              <w:spacing w:line="240" w:lineRule="auto"/>
+              <w:jc w:val="center"/>
+            </w:pPr>
+            <w:r/>
+            <w:r>
+              <w:rPr>
+                <w:rFonts w:ascii="Times New Roman" w:hAnsi="Times New Roman"/>
+                <w:b/>
+                <w:sz w:val="24"/>
+              </w:rPr>
+              <w:t>Смысл связи</w:t>
+            </w:r>
+          </w:p>
+        </w:tc>
+      </w:tr>
+      <w:tr>
+        <w:trPr>
+          <w:cantSplit/>
+        </w:trPr>
         <w:tc>
           <w:tcPr>
             <w:tcW w:type="dxa" w:w="2154"/>
@@ -2114,6 +2384,9 @@
         </w:tc>
       </w:tr>
       <w:tr>
+        <w:trPr>
+          <w:cantSplit/>
+        </w:trPr>
         <w:tc>
           <w:tcPr>
             <w:tcW w:type="dxa" w:w="2154"/>
@@ -2192,6 +2465,9 @@
         </w:tc>
       </w:tr>
       <w:tr>
+        <w:trPr>
+          <w:cantSplit/>
+        </w:trPr>
         <w:tc>
           <w:tcPr>
             <w:tcW w:type="dxa" w:w="2154"/>
@@ -2270,6 +2546,9 @@
         </w:tc>
       </w:tr>
       <w:tr>
+        <w:trPr>
+          <w:cantSplit/>
+        </w:trPr>
         <w:tc>
           <w:tcPr>
             <w:tcW w:type="dxa" w:w="2154"/>
@@ -2348,6 +2627,9 @@
         </w:tc>
       </w:tr>
       <w:tr>
+        <w:trPr>
+          <w:cantSplit/>
+        </w:trPr>
         <w:tc>
           <w:tcPr>
             <w:tcW w:type="dxa" w:w="2154"/>
@@ -2426,6 +2708,9 @@
         </w:tc>
       </w:tr>
       <w:tr>
+        <w:trPr>
+          <w:cantSplit/>
+        </w:trPr>
         <w:tc>
           <w:tcPr>
             <w:tcW w:type="dxa" w:w="2154"/>
@@ -2504,6 +2789,9 @@
         </w:tc>
       </w:tr>
       <w:tr>
+        <w:trPr>
+          <w:cantSplit/>
+        </w:trPr>
         <w:tc>
           <w:tcPr>
             <w:tcW w:type="dxa" w:w="2154"/>
@@ -2689,40 +2977,7 @@
         <w:spacing w:line="360" w:lineRule="auto" w:after="240" w:before="0"/>
         <w:jc w:val="center"/>
       </w:pPr>
-      <w:r>
-        <w:drawing>
-          <wp:inline xmlns:a="http://schemas.openxmlformats.org/drawingml/2006/main" xmlns:pic="http://schemas.openxmlformats.org/drawingml/2006/picture">
-            <wp:extent cx="5868000" cy="4876960"/>
-            <wp:docPr id="2" name="Picture 2"/>
-            <wp:cNvGraphicFramePr>
-              <a:graphicFrameLocks noChangeAspect="1"/>
-            </wp:cNvGraphicFramePr>
-            <a:graphic>
-              <a:graphicData uri="http://schemas.openxmlformats.org/drawingml/2006/picture">
-                <pic:pic>
-                  <pic:nvPicPr>
-                    <pic:cNvPr id="0" name="class-domain-1.png"/>
-                    <pic:cNvPicPr/>
-                  </pic:nvPicPr>
-                  <pic:blipFill>
-                    <a:blip r:embed="rId10"/>
-                    <a:stretch>
-                      <a:fillRect/>
-                    </a:stretch>
-                  </pic:blipFill>
-                  <pic:spPr>
-                    <a:xfrm>
-                      <a:off x="0" y="0"/>
-                      <a:ext cx="5868000" cy="4876960"/>
-                    </a:xfrm>
-                    <a:prstGeom prst="rect"/>
-                  </pic:spPr>
-                </pic:pic>
-              </a:graphicData>
-            </a:graphic>
-          </wp:inline>
-        </w:drawing>
-      </w:r>
+      <w:r/>
     </w:p>
     <w:p>
       <w:pPr>
@@ -2757,40 +3012,7 @@
         <w:spacing w:line="360" w:lineRule="auto" w:after="240" w:before="0"/>
         <w:jc w:val="center"/>
       </w:pPr>
-      <w:r>
-        <w:drawing>
-          <wp:inline xmlns:a="http://schemas.openxmlformats.org/drawingml/2006/main" xmlns:pic="http://schemas.openxmlformats.org/drawingml/2006/picture">
-            <wp:extent cx="5868000" cy="6977817"/>
-            <wp:docPr id="3" name="Picture 3"/>
-            <wp:cNvGraphicFramePr>
-              <a:graphicFrameLocks noChangeAspect="1"/>
-            </wp:cNvGraphicFramePr>
-            <a:graphic>
-              <a:graphicData uri="http://schemas.openxmlformats.org/drawingml/2006/picture">
-                <pic:pic>
-                  <pic:nvPicPr>
-                    <pic:cNvPr id="0" name="class-domain-2.png"/>
-                    <pic:cNvPicPr/>
-                  </pic:nvPicPr>
-                  <pic:blipFill>
-                    <a:blip r:embed="rId11"/>
-                    <a:stretch>
-                      <a:fillRect/>
-                    </a:stretch>
-                  </pic:blipFill>
-                  <pic:spPr>
-                    <a:xfrm>
-                      <a:off x="0" y="0"/>
-                      <a:ext cx="5868000" cy="6977817"/>
-                    </a:xfrm>
-                    <a:prstGeom prst="rect"/>
-                  </pic:spPr>
-                </pic:pic>
-              </a:graphicData>
-            </a:graphic>
-          </wp:inline>
-        </w:drawing>
-      </w:r>
+      <w:r/>
     </w:p>
     <w:p>
       <w:pPr>
@@ -2825,40 +3047,7 @@
         <w:spacing w:line="360" w:lineRule="auto" w:after="240" w:before="0"/>
         <w:jc w:val="center"/>
       </w:pPr>
-      <w:r>
-        <w:drawing>
-          <wp:inline xmlns:a="http://schemas.openxmlformats.org/drawingml/2006/main" xmlns:pic="http://schemas.openxmlformats.org/drawingml/2006/picture">
-            <wp:extent cx="5868000" cy="7263280"/>
-            <wp:docPr id="4" name="Picture 4"/>
-            <wp:cNvGraphicFramePr>
-              <a:graphicFrameLocks noChangeAspect="1"/>
-            </wp:cNvGraphicFramePr>
-            <a:graphic>
-              <a:graphicData uri="http://schemas.openxmlformats.org/drawingml/2006/picture">
-                <pic:pic>
-                  <pic:nvPicPr>
-                    <pic:cNvPr id="0" name="class-domain-3.png"/>
-                    <pic:cNvPicPr/>
-                  </pic:nvPicPr>
-                  <pic:blipFill>
-                    <a:blip r:embed="rId12"/>
-                    <a:stretch>
-                      <a:fillRect/>
-                    </a:stretch>
-                  </pic:blipFill>
-                  <pic:spPr>
-                    <a:xfrm>
-                      <a:off x="0" y="0"/>
-                      <a:ext cx="5868000" cy="7263280"/>
-                    </a:xfrm>
-                    <a:prstGeom prst="rect"/>
-                  </pic:spPr>
-                </pic:pic>
-              </a:graphicData>
-            </a:graphic>
-          </wp:inline>
-        </w:drawing>
-      </w:r>
+      <w:r/>
     </w:p>
     <w:p>
       <w:pPr>
@@ -2893,40 +3082,7 @@
         <w:spacing w:line="360" w:lineRule="auto" w:after="240" w:before="0"/>
         <w:jc w:val="center"/>
       </w:pPr>
-      <w:r>
-        <w:drawing>
-          <wp:inline xmlns:a="http://schemas.openxmlformats.org/drawingml/2006/main" xmlns:pic="http://schemas.openxmlformats.org/drawingml/2006/picture">
-            <wp:extent cx="5264125" cy="7740000"/>
-            <wp:docPr id="5" name="Picture 5"/>
-            <wp:cNvGraphicFramePr>
-              <a:graphicFrameLocks noChangeAspect="1"/>
-            </wp:cNvGraphicFramePr>
-            <a:graphic>
-              <a:graphicData uri="http://schemas.openxmlformats.org/drawingml/2006/picture">
-                <pic:pic>
-                  <pic:nvPicPr>
-                    <pic:cNvPr id="0" name="class-domain-4.png"/>
-                    <pic:cNvPicPr/>
-                  </pic:nvPicPr>
-                  <pic:blipFill>
-                    <a:blip r:embed="rId13"/>
-                    <a:stretch>
-                      <a:fillRect/>
-                    </a:stretch>
-                  </pic:blipFill>
-                  <pic:spPr>
-                    <a:xfrm>
-                      <a:off x="0" y="0"/>
-                      <a:ext cx="5264125" cy="7740000"/>
-                    </a:xfrm>
-                    <a:prstGeom prst="rect"/>
-                  </pic:spPr>
-                </pic:pic>
-              </a:graphicData>
-            </a:graphic>
-          </wp:inline>
-        </w:drawing>
-      </w:r>
+      <w:r/>
     </w:p>
     <w:p>
       <w:pPr>
@@ -2952,7 +3108,7 @@
           <w:rFonts w:ascii="Times New Roman" w:hAnsi="Times New Roman"/>
           <w:sz w:val="28"/>
         </w:rPr>
-        <w:t>В диаграммы включены четырнадцать классов и одно перечисление. Назначение классов, их основные атрибуты и операции приведены в таблице 1.8. Типы атрибутов указаны в нотации JavaScript: денежные суммы в программе хранятся целым числом копеек, а остаток счёта вычисляется по проводкам, поэтому поле balance служит кэшем значения.</w:t>
+        <w:t>В диаграммы включены четырнадцать классов и одно перечисление. Назначение классов, их основные атрибуты и операции приведены в таблице 1.23. Типы атрибутов указаны в нотации JavaScript: денежные суммы в программе хранятся целым числом копеек, а остаток счёта вычисляется по проводкам, поэтому поле balance служит кэшем значения.</w:t>
       </w:r>
     </w:p>
     <w:p>
@@ -2966,7 +3122,7 @@
           <w:rFonts w:ascii="Times New Roman" w:hAnsi="Times New Roman"/>
           <w:sz w:val="28"/>
         </w:rPr>
-        <w:t>Таблица 1.8 – Классы модели предметной области</w:t>
+        <w:t>Таблица 1.23 – Классы модели предметной области</w:t>
       </w:r>
     </w:p>
     <w:tbl>
@@ -2983,6 +3139,7 @@
       </w:tblGrid>
       <w:tr>
         <w:trPr>
+          <w:cantSplit/>
           <w:tblHeader/>
         </w:trPr>
         <w:tc>
@@ -2991,6 +3148,7 @@
           </w:tcPr>
           <w:p>
             <w:pPr>
+              <w:keepNext/>
               <w:spacing w:line="240" w:lineRule="auto"/>
             </w:pPr>
             <w:r/>
@@ -3010,6 +3168,7 @@
           </w:tcPr>
           <w:p>
             <w:pPr>
+              <w:keepNext/>
               <w:spacing w:line="240" w:lineRule="auto"/>
             </w:pPr>
             <w:r/>
@@ -3029,6 +3188,7 @@
           </w:tcPr>
           <w:p>
             <w:pPr>
+              <w:keepNext/>
               <w:spacing w:line="240" w:lineRule="auto"/>
             </w:pPr>
             <w:r/>
@@ -3048,6 +3208,7 @@
           </w:tcPr>
           <w:p>
             <w:pPr>
+              <w:keepNext/>
               <w:spacing w:line="240" w:lineRule="auto"/>
             </w:pPr>
             <w:r/>
@@ -3063,6 +3224,9 @@
         </w:tc>
       </w:tr>
       <w:tr>
+        <w:trPr>
+          <w:cantSplit/>
+        </w:trPr>
         <w:tc>
           <w:tcPr>
             <w:tcW w:type="dxa" w:w="1701"/>
@@ -3141,6 +3305,9 @@
         </w:tc>
       </w:tr>
       <w:tr>
+        <w:trPr>
+          <w:cantSplit/>
+        </w:trPr>
         <w:tc>
           <w:tcPr>
             <w:tcW w:type="dxa" w:w="1701"/>
@@ -3219,6 +3386,9 @@
         </w:tc>
       </w:tr>
       <w:tr>
+        <w:trPr>
+          <w:cantSplit/>
+        </w:trPr>
         <w:tc>
           <w:tcPr>
             <w:tcW w:type="dxa" w:w="1701"/>
@@ -3297,6 +3467,9 @@
         </w:tc>
       </w:tr>
       <w:tr>
+        <w:trPr>
+          <w:cantSplit/>
+        </w:trPr>
         <w:tc>
           <w:tcPr>
             <w:tcW w:type="dxa" w:w="1701"/>
@@ -3375,6 +3548,9 @@
         </w:tc>
       </w:tr>
       <w:tr>
+        <w:trPr>
+          <w:cantSplit/>
+        </w:trPr>
         <w:tc>
           <w:tcPr>
             <w:tcW w:type="dxa" w:w="1701"/>
@@ -3453,6 +3629,9 @@
         </w:tc>
       </w:tr>
       <w:tr>
+        <w:trPr>
+          <w:cantSplit/>
+        </w:trPr>
         <w:tc>
           <w:tcPr>
             <w:tcW w:type="dxa" w:w="1701"/>
@@ -3531,6 +3710,9 @@
         </w:tc>
       </w:tr>
       <w:tr>
+        <w:trPr>
+          <w:cantSplit/>
+        </w:trPr>
         <w:tc>
           <w:tcPr>
             <w:tcW w:type="dxa" w:w="1701"/>
@@ -3608,7 +3790,123 @@
           </w:p>
         </w:tc>
       </w:tr>
+    </w:tbl>
+    <w:p>
+      <w:pPr>
+        <w:keepNext/>
+        <w:spacing w:line="360" w:lineRule="auto" w:after="120" w:before="0"/>
+        <w:jc w:val="left"/>
+      </w:pPr>
+      <w:r>
+        <w:rPr>
+          <w:rFonts w:ascii="Times New Roman" w:hAnsi="Times New Roman"/>
+          <w:sz w:val="28"/>
+        </w:rPr>
+        <w:t xml:space="preserve">Продолжение таблицы 1.23</w:t>
+      </w:r>
+    </w:p>
+    <w:tbl>
+      <w:tblPr>
+        <w:tblStyle w:val="TableGrid"/>
+        <w:tblW w:type="auto" w:w="0"/>
+        <w:tblLook w:firstColumn="1" w:firstRow="1" w:lastColumn="0" w:lastRow="0" w:noHBand="0" w:noVBand="1" w:val="04A0"/>
+      </w:tblPr>
+      <w:tblGrid>
+        <w:gridCol w:w="2422"/>
+        <w:gridCol w:w="2422"/>
+        <w:gridCol w:w="2422"/>
+        <w:gridCol w:w="2422"/>
+      </w:tblGrid>
       <w:tr>
+        <w:trPr>
+          <w:cantSplit/>
+          <w:tblHeader/>
+        </w:trPr>
+        <w:tc>
+          <w:tcPr>
+            <w:tcW w:type="dxa" w:w="1701"/>
+          </w:tcPr>
+          <w:p>
+            <w:pPr>
+              <w:keepNext/>
+              <w:spacing w:line="240" w:lineRule="auto"/>
+            </w:pPr>
+            <w:r/>
+            <w:r>
+              <w:rPr>
+                <w:rFonts w:ascii="Times New Roman" w:hAnsi="Times New Roman"/>
+                <w:b/>
+                <w:sz w:val="24"/>
+              </w:rPr>
+              <w:t>Класс</w:t>
+            </w:r>
+          </w:p>
+        </w:tc>
+        <w:tc>
+          <w:tcPr>
+            <w:tcW w:type="dxa" w:w="2608"/>
+          </w:tcPr>
+          <w:p>
+            <w:pPr>
+              <w:keepNext/>
+              <w:spacing w:line="240" w:lineRule="auto"/>
+            </w:pPr>
+            <w:r/>
+            <w:r>
+              <w:rPr>
+                <w:rFonts w:ascii="Times New Roman" w:hAnsi="Times New Roman"/>
+                <w:b/>
+                <w:sz w:val="24"/>
+              </w:rPr>
+              <w:t>Назначение</w:t>
+            </w:r>
+          </w:p>
+        </w:tc>
+        <w:tc>
+          <w:tcPr>
+            <w:tcW w:type="dxa" w:w="2721"/>
+          </w:tcPr>
+          <w:p>
+            <w:pPr>
+              <w:keepNext/>
+              <w:spacing w:line="240" w:lineRule="auto"/>
+            </w:pPr>
+            <w:r/>
+            <w:r>
+              <w:rPr>
+                <w:rFonts w:ascii="Times New Roman" w:hAnsi="Times New Roman"/>
+                <w:b/>
+                <w:sz w:val="24"/>
+              </w:rPr>
+              <w:t>Основные атрибуты</w:t>
+            </w:r>
+          </w:p>
+        </w:tc>
+        <w:tc>
+          <w:tcPr>
+            <w:tcW w:type="dxa" w:w="2324"/>
+          </w:tcPr>
+          <w:p>
+            <w:pPr>
+              <w:keepNext/>
+              <w:spacing w:line="240" w:lineRule="auto"/>
+            </w:pPr>
+            <w:r/>
+            <w:r>
+              <w:rPr>
+                <w:rFonts w:ascii="Times New Roman" w:hAnsi="Times New Roman"/>
+                <w:b/>
+                <w:sz w:val="24"/>
+              </w:rPr>
+              <w:t>Основные операции</w:t>
+            </w:r>
+          </w:p>
+        </w:tc>
+      </w:tr>
+      <w:tr>
+        <w:trPr>
+          <w:cantSplit/>
+        </w:trPr>
         <w:tc>
           <w:tcPr>
             <w:tcW w:type="dxa" w:w="1701"/>
@@ -3687,6 +3985,9 @@
         </w:tc>
       </w:tr>
       <w:tr>
+        <w:trPr>
+          <w:cantSplit/>
+        </w:trPr>
         <w:tc>
           <w:tcPr>
             <w:tcW w:type="dxa" w:w="1701"/>
@@ -3765,6 +4066,9 @@
         </w:tc>
       </w:tr>
       <w:tr>
+        <w:trPr>
+          <w:cantSplit/>
+        </w:trPr>
         <w:tc>
           <w:tcPr>
             <w:tcW w:type="dxa" w:w="1701"/>
@@ -3843,6 +4147,9 @@
         </w:tc>
       </w:tr>
       <w:tr>
+        <w:trPr>
+          <w:cantSplit/>
+        </w:trPr>
         <w:tc>
           <w:tcPr>
             <w:tcW w:type="dxa" w:w="1701"/>
@@ -3921,6 +4228,9 @@
         </w:tc>
       </w:tr>
       <w:tr>
+        <w:trPr>
+          <w:cantSplit/>
+        </w:trPr>
         <w:tc>
           <w:tcPr>
             <w:tcW w:type="dxa" w:w="1701"/>
@@ -3999,6 +4309,9 @@
         </w:tc>
       </w:tr>
       <w:tr>
+        <w:trPr>
+          <w:cantSplit/>
+        </w:trPr>
         <w:tc>
           <w:tcPr>
             <w:tcW w:type="dxa" w:w="1701"/>
@@ -4077,6 +4390,9 @@
         </w:tc>
       </w:tr>
       <w:tr>
+        <w:trPr>
+          <w:cantSplit/>
+        </w:trPr>
         <w:tc>
           <w:tcPr>
             <w:tcW w:type="dxa" w:w="1701"/>
@@ -4155,6 +4471,9 @@
         </w:tc>
       </w:tr>
       <w:tr>
+        <w:trPr>
+          <w:cantSplit/>
+        </w:trPr>
         <w:tc>
           <w:tcPr>
             <w:tcW w:type="dxa" w:w="1701"/>
@@ -4274,40 +4593,7 @@
         <w:spacing w:line="360" w:lineRule="auto" w:after="240" w:before="0"/>
         <w:jc w:val="center"/>
       </w:pPr>
-      <w:r>
-        <w:drawing>
-          <wp:inline xmlns:a="http://schemas.openxmlformats.org/drawingml/2006/main" xmlns:pic="http://schemas.openxmlformats.org/drawingml/2006/picture">
-            <wp:extent cx="5868000" cy="4092157"/>
-            <wp:docPr id="6" name="Picture 6"/>
-            <wp:cNvGraphicFramePr>
-              <a:graphicFrameLocks noChangeAspect="1"/>
-            </wp:cNvGraphicFramePr>
-            <a:graphic>
-              <a:graphicData uri="http://schemas.openxmlformats.org/drawingml/2006/picture">
-                <pic:pic>
-                  <pic:nvPicPr>
-                    <pic:cNvPr id="0" name="class-services-1.png"/>
-                    <pic:cNvPicPr/>
-                  </pic:nvPicPr>
-                  <pic:blipFill>
-                    <a:blip r:embed="rId14"/>
-                    <a:stretch>
-                      <a:fillRect/>
-                    </a:stretch>
-                  </pic:blipFill>
-                  <pic:spPr>
-                    <a:xfrm>
-                      <a:off x="0" y="0"/>
-                      <a:ext cx="5868000" cy="4092157"/>
-                    </a:xfrm>
-                    <a:prstGeom prst="rect"/>
-                  </pic:spPr>
-                </pic:pic>
-              </a:graphicData>
-            </a:graphic>
-          </wp:inline>
-        </w:drawing>
-      </w:r>
+      <w:r/>
     </w:p>
     <w:p>
       <w:pPr>
@@ -4342,40 +4628,7 @@
         <w:spacing w:line="360" w:lineRule="auto" w:after="240" w:before="0"/>
         <w:jc w:val="center"/>
       </w:pPr>
-      <w:r>
-        <w:drawing>
-          <wp:inline xmlns:a="http://schemas.openxmlformats.org/drawingml/2006/main" xmlns:pic="http://schemas.openxmlformats.org/drawingml/2006/picture">
-            <wp:extent cx="5868000" cy="4268628"/>
-            <wp:docPr id="7" name="Picture 7"/>
-            <wp:cNvGraphicFramePr>
-              <a:graphicFrameLocks noChangeAspect="1"/>
-            </wp:cNvGraphicFramePr>
-            <a:graphic>
-              <a:graphicData uri="http://schemas.openxmlformats.org/drawingml/2006/picture">
-                <pic:pic>
-                  <pic:nvPicPr>
-                    <pic:cNvPr id="0" name="class-services-2.png"/>
-                    <pic:cNvPicPr/>
-                  </pic:nvPicPr>
-                  <pic:blipFill>
-                    <a:blip r:embed="rId15"/>
-                    <a:stretch>
-                      <a:fillRect/>
-                    </a:stretch>
-                  </pic:blipFill>
-                  <pic:spPr>
-                    <a:xfrm>
-                      <a:off x="0" y="0"/>
-                      <a:ext cx="5868000" cy="4268628"/>
-                    </a:xfrm>
-                    <a:prstGeom prst="rect"/>
-                  </pic:spPr>
-                </pic:pic>
-              </a:graphicData>
-            </a:graphic>
-          </wp:inline>
-        </w:drawing>
-      </w:r>
+      <w:r/>
     </w:p>
     <w:p>
       <w:pPr>
@@ -4410,40 +4663,7 @@
         <w:spacing w:line="360" w:lineRule="auto" w:after="240" w:before="0"/>
         <w:jc w:val="center"/>
       </w:pPr>
-      <w:r>
-        <w:drawing>
-          <wp:inline xmlns:a="http://schemas.openxmlformats.org/drawingml/2006/main" xmlns:pic="http://schemas.openxmlformats.org/drawingml/2006/picture">
-            <wp:extent cx="5868000" cy="2982098"/>
-            <wp:docPr id="8" name="Picture 8"/>
-            <wp:cNvGraphicFramePr>
-              <a:graphicFrameLocks noChangeAspect="1"/>
-            </wp:cNvGraphicFramePr>
-            <a:graphic>
-              <a:graphicData uri="http://schemas.openxmlformats.org/drawingml/2006/picture">
-                <pic:pic>
-                  <pic:nvPicPr>
-                    <pic:cNvPr id="0" name="class-services-3.png"/>
-                    <pic:cNvPicPr/>
-                  </pic:nvPicPr>
-                  <pic:blipFill>
-                    <a:blip r:embed="rId16"/>
-                    <a:stretch>
-                      <a:fillRect/>
-                    </a:stretch>
-                  </pic:blipFill>
-                  <pic:spPr>
-                    <a:xfrm>
-                      <a:off x="0" y="0"/>
-                      <a:ext cx="5868000" cy="2982098"/>
-                    </a:xfrm>
-                    <a:prstGeom prst="rect"/>
-                  </pic:spPr>
-                </pic:pic>
-              </a:graphicData>
-            </a:graphic>
-          </wp:inline>
-        </w:drawing>
-      </w:r>
+      <w:r/>
     </w:p>
     <w:p>
       <w:pPr>

--- a/docs/kursovaya/razdel-1.4.docx
+++ b/docs/kursovaya/razdel-1.4.docx
@@ -53,7 +53,40 @@
         <w:keepNext/>
         <w:jc w:val="center"/>
       </w:pPr>
-      <w:r/>
+      <w:r>
+        <w:drawing>
+          <wp:inline xmlns:a="http://schemas.openxmlformats.org/drawingml/2006/main" xmlns:pic="http://schemas.openxmlformats.org/drawingml/2006/picture">
+            <wp:extent cx="5580000" cy="5474717"/>
+            <wp:docPr id="1" name="Picture 1"/>
+            <wp:cNvGraphicFramePr>
+              <a:graphicFrameLocks noChangeAspect="1"/>
+            </wp:cNvGraphicFramePr>
+            <a:graphic>
+              <a:graphicData uri="http://schemas.openxmlformats.org/drawingml/2006/picture">
+                <pic:pic>
+                  <pic:nvPicPr>
+                    <pic:cNvPr id="0" name="er-diagram.png"/>
+                    <pic:cNvPicPr/>
+                  </pic:nvPicPr>
+                  <pic:blipFill>
+                    <a:blip r:embed="rId9"/>
+                    <a:stretch>
+                      <a:fillRect/>
+                    </a:stretch>
+                  </pic:blipFill>
+                  <pic:spPr>
+                    <a:xfrm>
+                      <a:off x="0" y="0"/>
+                      <a:ext cx="5580000" cy="5474717"/>
+                    </a:xfrm>
+                    <a:prstGeom prst="rect"/>
+                  </pic:spPr>
+                </pic:pic>
+              </a:graphicData>
+            </a:graphic>
+          </wp:inline>
+        </w:drawing>
+      </w:r>
     </w:p>
     <w:p>
       <w:pPr>
@@ -2977,7 +3010,40 @@
         <w:spacing w:line="360" w:lineRule="auto" w:after="240" w:before="0"/>
         <w:jc w:val="center"/>
       </w:pPr>
-      <w:r/>
+      <w:r>
+        <w:drawing>
+          <wp:inline xmlns:a="http://schemas.openxmlformats.org/drawingml/2006/main" xmlns:pic="http://schemas.openxmlformats.org/drawingml/2006/picture">
+            <wp:extent cx="5868000" cy="4876960"/>
+            <wp:docPr id="2" name="Picture 2"/>
+            <wp:cNvGraphicFramePr>
+              <a:graphicFrameLocks noChangeAspect="1"/>
+            </wp:cNvGraphicFramePr>
+            <a:graphic>
+              <a:graphicData uri="http://schemas.openxmlformats.org/drawingml/2006/picture">
+                <pic:pic>
+                  <pic:nvPicPr>
+                    <pic:cNvPr id="0" name="class-domain-1.png"/>
+                    <pic:cNvPicPr/>
+                  </pic:nvPicPr>
+                  <pic:blipFill>
+                    <a:blip r:embed="rId10"/>
+                    <a:stretch>
+                      <a:fillRect/>
+                    </a:stretch>
+                  </pic:blipFill>
+                  <pic:spPr>
+                    <a:xfrm>
+                      <a:off x="0" y="0"/>
+                      <a:ext cx="5868000" cy="4876960"/>
+                    </a:xfrm>
+                    <a:prstGeom prst="rect"/>
+                  </pic:spPr>
+                </pic:pic>
+              </a:graphicData>
+            </a:graphic>
+          </wp:inline>
+        </w:drawing>
+      </w:r>
     </w:p>
     <w:p>
       <w:pPr>
@@ -3012,7 +3078,40 @@
         <w:spacing w:line="360" w:lineRule="auto" w:after="240" w:before="0"/>
         <w:jc w:val="center"/>
       </w:pPr>
-      <w:r/>
+      <w:r>
+        <w:drawing>
+          <wp:inline xmlns:a="http://schemas.openxmlformats.org/drawingml/2006/main" xmlns:pic="http://schemas.openxmlformats.org/drawingml/2006/picture">
+            <wp:extent cx="5868000" cy="6977817"/>
+            <wp:docPr id="3" name="Picture 3"/>
+            <wp:cNvGraphicFramePr>
+              <a:graphicFrameLocks noChangeAspect="1"/>
+            </wp:cNvGraphicFramePr>
+            <a:graphic>
+              <a:graphicData uri="http://schemas.openxmlformats.org/drawingml/2006/picture">
+                <pic:pic>
+                  <pic:nvPicPr>
+                    <pic:cNvPr id="0" name="class-domain-2.png"/>
+                    <pic:cNvPicPr/>
+                  </pic:nvPicPr>
+                  <pic:blipFill>
+                    <a:blip r:embed="rId11"/>
+                    <a:stretch>
+                      <a:fillRect/>
+                    </a:stretch>
+                  </pic:blipFill>
+                  <pic:spPr>
+                    <a:xfrm>
+                      <a:off x="0" y="0"/>
+                      <a:ext cx="5868000" cy="6977817"/>
+                    </a:xfrm>
+                    <a:prstGeom prst="rect"/>
+                  </pic:spPr>
+                </pic:pic>
+              </a:graphicData>
+            </a:graphic>
+          </wp:inline>
+        </w:drawing>
+      </w:r>
     </w:p>
     <w:p>
       <w:pPr>
@@ -3047,7 +3146,40 @@
         <w:spacing w:line="360" w:lineRule="auto" w:after="240" w:before="0"/>
         <w:jc w:val="center"/>
       </w:pPr>
-      <w:r/>
+      <w:r>
+        <w:drawing>
+          <wp:inline xmlns:a="http://schemas.openxmlformats.org/drawingml/2006/main" xmlns:pic="http://schemas.openxmlformats.org/drawingml/2006/picture">
+            <wp:extent cx="5868000" cy="7263280"/>
+            <wp:docPr id="4" name="Picture 4"/>
+            <wp:cNvGraphicFramePr>
+              <a:graphicFrameLocks noChangeAspect="1"/>
+            </wp:cNvGraphicFramePr>
+            <a:graphic>
+              <a:graphicData uri="http://schemas.openxmlformats.org/drawingml/2006/picture">
+                <pic:pic>
+                  <pic:nvPicPr>
+                    <pic:cNvPr id="0" name="class-domain-3.png"/>
+                    <pic:cNvPicPr/>
+                  </pic:nvPicPr>
+                  <pic:blipFill>
+                    <a:blip r:embed="rId12"/>
+                    <a:stretch>
+                      <a:fillRect/>
+                    </a:stretch>
+                  </pic:blipFill>
+                  <pic:spPr>
+                    <a:xfrm>
+                      <a:off x="0" y="0"/>
+                      <a:ext cx="5868000" cy="7263280"/>
+                    </a:xfrm>
+                    <a:prstGeom prst="rect"/>
+                  </pic:spPr>
+                </pic:pic>
+              </a:graphicData>
+            </a:graphic>
+          </wp:inline>
+        </w:drawing>
+      </w:r>
     </w:p>
     <w:p>
       <w:pPr>
@@ -3082,7 +3214,40 @@
         <w:spacing w:line="360" w:lineRule="auto" w:after="240" w:before="0"/>
         <w:jc w:val="center"/>
       </w:pPr>
-      <w:r/>
+      <w:r>
+        <w:drawing>
+          <wp:inline xmlns:a="http://schemas.openxmlformats.org/drawingml/2006/main" xmlns:pic="http://schemas.openxmlformats.org/drawingml/2006/picture">
+            <wp:extent cx="5264125" cy="7740000"/>
+            <wp:docPr id="5" name="Picture 5"/>
+            <wp:cNvGraphicFramePr>
+              <a:graphicFrameLocks noChangeAspect="1"/>
+            </wp:cNvGraphicFramePr>
+            <a:graphic>
+              <a:graphicData uri="http://schemas.openxmlformats.org/drawingml/2006/picture">
+                <pic:pic>
+                  <pic:nvPicPr>
+                    <pic:cNvPr id="0" name="class-domain-4.png"/>
+                    <pic:cNvPicPr/>
+                  </pic:nvPicPr>
+                  <pic:blipFill>
+                    <a:blip r:embed="rId13"/>
+                    <a:stretch>
+                      <a:fillRect/>
+                    </a:stretch>
+                  </pic:blipFill>
+                  <pic:spPr>
+                    <a:xfrm>
+                      <a:off x="0" y="0"/>
+                      <a:ext cx="5264125" cy="7740000"/>
+                    </a:xfrm>
+                    <a:prstGeom prst="rect"/>
+                  </pic:spPr>
+                </pic:pic>
+              </a:graphicData>
+            </a:graphic>
+          </wp:inline>
+        </w:drawing>
+      </w:r>
     </w:p>
     <w:p>
       <w:pPr>
@@ -3790,119 +3955,6 @@
           </w:p>
         </w:tc>
       </w:tr>
-    </w:tbl>
-    <w:p>
-      <w:pPr>
-        <w:keepNext/>
-        <w:spacing w:line="360" w:lineRule="auto" w:after="120" w:before="0"/>
-        <w:jc w:val="left"/>
-      </w:pPr>
-      <w:r>
-        <w:rPr>
-          <w:rFonts w:ascii="Times New Roman" w:hAnsi="Times New Roman"/>
-          <w:sz w:val="28"/>
-        </w:rPr>
-        <w:t xml:space="preserve">Продолжение таблицы 1.23</w:t>
-      </w:r>
-    </w:p>
-    <w:tbl>
-      <w:tblPr>
-        <w:tblStyle w:val="TableGrid"/>
-        <w:tblW w:type="auto" w:w="0"/>
-        <w:tblLook w:firstColumn="1" w:firstRow="1" w:lastColumn="0" w:lastRow="0" w:noHBand="0" w:noVBand="1" w:val="04A0"/>
-      </w:tblPr>
-      <w:tblGrid>
-        <w:gridCol w:w="2422"/>
-        <w:gridCol w:w="2422"/>
-        <w:gridCol w:w="2422"/>
-        <w:gridCol w:w="2422"/>
-      </w:tblGrid>
-      <w:tr>
-        <w:trPr>
-          <w:cantSplit/>
-          <w:tblHeader/>
-        </w:trPr>
-        <w:tc>
-          <w:tcPr>
-            <w:tcW w:type="dxa" w:w="1701"/>
-          </w:tcPr>
-          <w:p>
-            <w:pPr>
-              <w:keepNext/>
-              <w:spacing w:line="240" w:lineRule="auto"/>
-            </w:pPr>
-            <w:r/>
-            <w:r>
-              <w:rPr>
-                <w:rFonts w:ascii="Times New Roman" w:hAnsi="Times New Roman"/>
-                <w:b/>
-                <w:sz w:val="24"/>
-              </w:rPr>
-              <w:t>Класс</w:t>
-            </w:r>
-          </w:p>
-        </w:tc>
-        <w:tc>
-          <w:tcPr>
-            <w:tcW w:type="dxa" w:w="2608"/>
-          </w:tcPr>
-          <w:p>
-            <w:pPr>
-              <w:keepNext/>
-              <w:spacing w:line="240" w:lineRule="auto"/>
-            </w:pPr>
-            <w:r/>
-            <w:r>
-              <w:rPr>
-                <w:rFonts w:ascii="Times New Roman" w:hAnsi="Times New Roman"/>
-                <w:b/>
-                <w:sz w:val="24"/>
-              </w:rPr>
-              <w:t>Назначение</w:t>
-            </w:r>
-          </w:p>
-        </w:tc>
-        <w:tc>
-          <w:tcPr>
-            <w:tcW w:type="dxa" w:w="2721"/>
-          </w:tcPr>
-          <w:p>
-            <w:pPr>
-              <w:keepNext/>
-              <w:spacing w:line="240" w:lineRule="auto"/>
-            </w:pPr>
-            <w:r/>
-            <w:r>
-              <w:rPr>
-                <w:rFonts w:ascii="Times New Roman" w:hAnsi="Times New Roman"/>
-                <w:b/>
-                <w:sz w:val="24"/>
-              </w:rPr>
-              <w:t>Основные атрибуты</w:t>
-            </w:r>
-          </w:p>
-        </w:tc>
-        <w:tc>
-          <w:tcPr>
-            <w:tcW w:type="dxa" w:w="2324"/>
-          </w:tcPr>
-          <w:p>
-            <w:pPr>
-              <w:keepNext/>
-              <w:spacing w:line="240" w:lineRule="auto"/>
-            </w:pPr>
-            <w:r/>
-            <w:r>
-              <w:rPr>
-                <w:rFonts w:ascii="Times New Roman" w:hAnsi="Times New Roman"/>
-                <w:b/>
-                <w:sz w:val="24"/>
-              </w:rPr>
-              <w:t>Основные операции</w:t>
-            </w:r>
-          </w:p>
-        </w:tc>
-      </w:tr>
       <w:tr>
         <w:trPr>
           <w:cantSplit/>
@@ -4142,6 +4194,119 @@
                 <w:sz w:val="24"/>
               </w:rPr>
               <w:t>projectIncome()</w:t>
+            </w:r>
+          </w:p>
+        </w:tc>
+      </w:tr>
+    </w:tbl>
+    <w:p>
+      <w:pPr>
+        <w:keepNext/>
+        <w:spacing w:line="360" w:lineRule="auto" w:after="120" w:before="0"/>
+        <w:jc w:val="left"/>
+      </w:pPr>
+      <w:r>
+        <w:rPr>
+          <w:rFonts w:ascii="Times New Roman" w:hAnsi="Times New Roman"/>
+          <w:sz w:val="28"/>
+        </w:rPr>
+        <w:t xml:space="preserve">Продолжение таблицы 1.23</w:t>
+      </w:r>
+    </w:p>
+    <w:tbl>
+      <w:tblPr>
+        <w:tblStyle w:val="TableGrid"/>
+        <w:tblW w:type="auto" w:w="0"/>
+        <w:tblLook w:firstColumn="1" w:firstRow="1" w:lastColumn="0" w:lastRow="0" w:noHBand="0" w:noVBand="1" w:val="04A0"/>
+      </w:tblPr>
+      <w:tblGrid>
+        <w:gridCol w:w="2422"/>
+        <w:gridCol w:w="2422"/>
+        <w:gridCol w:w="2422"/>
+        <w:gridCol w:w="2422"/>
+      </w:tblGrid>
+      <w:tr>
+        <w:trPr>
+          <w:cantSplit/>
+          <w:tblHeader/>
+        </w:trPr>
+        <w:tc>
+          <w:tcPr>
+            <w:tcW w:type="dxa" w:w="1701"/>
+          </w:tcPr>
+          <w:p>
+            <w:pPr>
+              <w:keepNext/>
+              <w:spacing w:line="240" w:lineRule="auto"/>
+            </w:pPr>
+            <w:r/>
+            <w:r>
+              <w:rPr>
+                <w:rFonts w:ascii="Times New Roman" w:hAnsi="Times New Roman"/>
+                <w:b/>
+                <w:sz w:val="24"/>
+              </w:rPr>
+              <w:t>Класс</w:t>
+            </w:r>
+          </w:p>
+        </w:tc>
+        <w:tc>
+          <w:tcPr>
+            <w:tcW w:type="dxa" w:w="2608"/>
+          </w:tcPr>
+          <w:p>
+            <w:pPr>
+              <w:keepNext/>
+              <w:spacing w:line="240" w:lineRule="auto"/>
+            </w:pPr>
+            <w:r/>
+            <w:r>
+              <w:rPr>
+                <w:rFonts w:ascii="Times New Roman" w:hAnsi="Times New Roman"/>
+                <w:b/>
+                <w:sz w:val="24"/>
+              </w:rPr>
+              <w:t>Назначение</w:t>
+            </w:r>
+          </w:p>
+        </w:tc>
+        <w:tc>
+          <w:tcPr>
+            <w:tcW w:type="dxa" w:w="2721"/>
+          </w:tcPr>
+          <w:p>
+            <w:pPr>
+              <w:keepNext/>
+              <w:spacing w:line="240" w:lineRule="auto"/>
+            </w:pPr>
+            <w:r/>
+            <w:r>
+              <w:rPr>
+                <w:rFonts w:ascii="Times New Roman" w:hAnsi="Times New Roman"/>
+                <w:b/>
+                <w:sz w:val="24"/>
+              </w:rPr>
+              <w:t>Основные атрибуты</w:t>
+            </w:r>
+          </w:p>
+        </w:tc>
+        <w:tc>
+          <w:tcPr>
+            <w:tcW w:type="dxa" w:w="2324"/>
+          </w:tcPr>
+          <w:p>
+            <w:pPr>
+              <w:keepNext/>
+              <w:spacing w:line="240" w:lineRule="auto"/>
+            </w:pPr>
+            <w:r/>
+            <w:r>
+              <w:rPr>
+                <w:rFonts w:ascii="Times New Roman" w:hAnsi="Times New Roman"/>
+                <w:b/>
+                <w:sz w:val="24"/>
+              </w:rPr>
+              <w:t>Основные операции</w:t>
             </w:r>
           </w:p>
         </w:tc>
@@ -4593,7 +4758,40 @@
         <w:spacing w:line="360" w:lineRule="auto" w:after="240" w:before="0"/>
         <w:jc w:val="center"/>
       </w:pPr>
-      <w:r/>
+      <w:r>
+        <w:drawing>
+          <wp:inline xmlns:a="http://schemas.openxmlformats.org/drawingml/2006/main" xmlns:pic="http://schemas.openxmlformats.org/drawingml/2006/picture">
+            <wp:extent cx="5868000" cy="4092157"/>
+            <wp:docPr id="6" name="Picture 6"/>
+            <wp:cNvGraphicFramePr>
+              <a:graphicFrameLocks noChangeAspect="1"/>
+            </wp:cNvGraphicFramePr>
+            <a:graphic>
+              <a:graphicData uri="http://schemas.openxmlformats.org/drawingml/2006/picture">
+                <pic:pic>
+                  <pic:nvPicPr>
+                    <pic:cNvPr id="0" name="class-services-1.png"/>
+                    <pic:cNvPicPr/>
+                  </pic:nvPicPr>
+                  <pic:blipFill>
+                    <a:blip r:embed="rId14"/>
+                    <a:stretch>
+                      <a:fillRect/>
+                    </a:stretch>
+                  </pic:blipFill>
+                  <pic:spPr>
+                    <a:xfrm>
+                      <a:off x="0" y="0"/>
+                      <a:ext cx="5868000" cy="4092157"/>
+                    </a:xfrm>
+                    <a:prstGeom prst="rect"/>
+                  </pic:spPr>
+                </pic:pic>
+              </a:graphicData>
+            </a:graphic>
+          </wp:inline>
+        </w:drawing>
+      </w:r>
     </w:p>
     <w:p>
       <w:pPr>
@@ -4628,7 +4826,40 @@
         <w:spacing w:line="360" w:lineRule="auto" w:after="240" w:before="0"/>
         <w:jc w:val="center"/>
       </w:pPr>
-      <w:r/>
+      <w:r>
+        <w:drawing>
+          <wp:inline xmlns:a="http://schemas.openxmlformats.org/drawingml/2006/main" xmlns:pic="http://schemas.openxmlformats.org/drawingml/2006/picture">
+            <wp:extent cx="5868000" cy="4268628"/>
+            <wp:docPr id="7" name="Picture 7"/>
+            <wp:cNvGraphicFramePr>
+              <a:graphicFrameLocks noChangeAspect="1"/>
+            </wp:cNvGraphicFramePr>
+            <a:graphic>
+              <a:graphicData uri="http://schemas.openxmlformats.org/drawingml/2006/picture">
+                <pic:pic>
+                  <pic:nvPicPr>
+                    <pic:cNvPr id="0" name="class-services-2.png"/>
+                    <pic:cNvPicPr/>
+                  </pic:nvPicPr>
+                  <pic:blipFill>
+                    <a:blip r:embed="rId15"/>
+                    <a:stretch>
+                      <a:fillRect/>
+                    </a:stretch>
+                  </pic:blipFill>
+                  <pic:spPr>
+                    <a:xfrm>
+                      <a:off x="0" y="0"/>
+                      <a:ext cx="5868000" cy="4268628"/>
+                    </a:xfrm>
+                    <a:prstGeom prst="rect"/>
+                  </pic:spPr>
+                </pic:pic>
+              </a:graphicData>
+            </a:graphic>
+          </wp:inline>
+        </w:drawing>
+      </w:r>
     </w:p>
     <w:p>
       <w:pPr>
@@ -4663,7 +4894,40 @@
         <w:spacing w:line="360" w:lineRule="auto" w:after="240" w:before="0"/>
         <w:jc w:val="center"/>
       </w:pPr>
-      <w:r/>
+      <w:r>
+        <w:drawing>
+          <wp:inline xmlns:a="http://schemas.openxmlformats.org/drawingml/2006/main" xmlns:pic="http://schemas.openxmlformats.org/drawingml/2006/picture">
+            <wp:extent cx="5868000" cy="2982098"/>
+            <wp:docPr id="8" name="Picture 8"/>
+            <wp:cNvGraphicFramePr>
+              <a:graphicFrameLocks noChangeAspect="1"/>
+            </wp:cNvGraphicFramePr>
+            <a:graphic>
+              <a:graphicData uri="http://schemas.openxmlformats.org/drawingml/2006/picture">
+                <pic:pic>
+                  <pic:nvPicPr>
+                    <pic:cNvPr id="0" name="class-services-3.png"/>
+                    <pic:cNvPicPr/>
+                  </pic:nvPicPr>
+                  <pic:blipFill>
+                    <a:blip r:embed="rId16"/>
+                    <a:stretch>
+                      <a:fillRect/>
+                    </a:stretch>
+                  </pic:blipFill>
+                  <pic:spPr>
+                    <a:xfrm>
+                      <a:off x="0" y="0"/>
+                      <a:ext cx="5868000" cy="2982098"/>
+                    </a:xfrm>
+                    <a:prstGeom prst="rect"/>
+                  </pic:spPr>
+                </pic:pic>
+              </a:graphicData>
+            </a:graphic>
+          </wp:inline>
+        </w:drawing>
+      </w:r>
     </w:p>
     <w:p>
       <w:pPr>

--- a/docs/kursovaya/razdel-1.4.docx
+++ b/docs/kursovaya/razdel-1.4.docx
@@ -114,7 +114,7 @@
           <w:b w:val="0"/>
           <w:sz w:val="28"/>
         </w:rPr>
-        <w:t>Четырнадцать основных сущностей образуют четыре группы. Группа доступа включает сущности «Роль», «Пользователь» и «Клиент» и определяет, кто работает с системой и что ему разрешено. Ядро учёта образуют «Счёт», «Документ» и «Проводка»: они реализуют принцип двойной записи, по которому любая операция отражается одновременно по дебету одного счёта и кредиту другого. Группа операций состоит из сущностей «Заявка на перевод», «Платёж» и «Карта». Группа продуктов описывает вклады и кредиты: «Продукт вклада», «Вклад», «Кредитный продукт», «Кредитная заявка» и «Кредит». Назначение и основные атрибуты сущностей приведены в таблице 1.21.</w:t>
+        <w:t>Четырнадцать основных сущностей образуют четыре группы. Группа доступа включает сущности «Роль», «Пользователь» и «Клиент» и определяет, кто работает с системой и что ему разрешено. Ядро учёта образуют «Счёт», «Документ» и «Проводка»: они реализуют принцип двойной записи, по которому любая операция отражается одновременно по дебету одного счёта и кредиту другого. Группа операций состоит из сущностей «Заявка на перевод», «Платёж» и «Карта». Группа продуктов описывает вклады и кредиты: «Продукт вклада», «Вклад», «Кредитный продукт», «Кредитная заявка» и «Кредит». Назначение и основные атрибуты сущностей приведены в таблице 1.8.</w:t>
       </w:r>
     </w:p>
     <w:p>
@@ -129,7 +129,7 @@
           <w:b w:val="0"/>
           <w:sz w:val="28"/>
         </w:rPr>
-        <w:t>Таблица 1.21 – Описание сущностей информационной модели</w:t>
+        <w:t>Таблица 1.8 – Описание сущностей информационной модели</w:t>
       </w:r>
     </w:p>
     <w:tbl>
@@ -223,6 +223,7 @@
           </w:tcPr>
           <w:p>
             <w:pPr>
+              <w:keepNext/>
               <w:spacing w:line="240" w:lineRule="auto"/>
             </w:pPr>
             <w:r/>
@@ -242,6 +243,7 @@
           </w:tcPr>
           <w:p>
             <w:pPr>
+              <w:keepNext/>
               <w:spacing w:line="240" w:lineRule="auto"/>
             </w:pPr>
             <w:r/>
@@ -261,6 +263,7 @@
           </w:tcPr>
           <w:p>
             <w:pPr>
+              <w:keepNext/>
               <w:spacing w:line="240" w:lineRule="auto"/>
             </w:pPr>
             <w:r/>
@@ -598,7 +601,7 @@
           <w:b w:val="0"/>
           <w:sz w:val="28"/>
         </w:rPr>
-        <w:t xml:space="preserve">Продолжение таблицы 1.21</w:t>
+        <w:t xml:space="preserve">Продолжение таблицы 1.8</w:t>
       </w:r>
     </w:p>
     <w:tbl>
@@ -692,6 +695,7 @@
           </w:tcPr>
           <w:p>
             <w:pPr>
+              <w:keepNext/>
               <w:spacing w:line="240" w:lineRule="auto"/>
             </w:pPr>
             <w:r/>
@@ -711,6 +715,7 @@
           </w:tcPr>
           <w:p>
             <w:pPr>
+              <w:keepNext/>
               <w:spacing w:line="240" w:lineRule="auto"/>
             </w:pPr>
             <w:r/>
@@ -730,6 +735,7 @@
           </w:tcPr>
           <w:p>
             <w:pPr>
+              <w:keepNext/>
               <w:spacing w:line="240" w:lineRule="auto"/>
             </w:pPr>
             <w:r/>
@@ -1204,7 +1210,7 @@
           <w:b w:val="0"/>
           <w:sz w:val="28"/>
         </w:rPr>
-        <w:t>Связи между сущностями приведены в таблице 1.22. Все они реализованы внешними ключами, поэтому база данных не допускает ссылок на несуществующие записи: нельзя создать проводку по отсутствующему счёту или вклад без клиента.</w:t>
+        <w:t>Связи между сущностями приведены в таблице 1.9. Все они реализованы внешними ключами, поэтому база данных не допускает ссылок на несуществующие записи: нельзя создать проводку по отсутствующему счёту или вклад без клиента.</w:t>
       </w:r>
     </w:p>
     <w:p>
@@ -1219,7 +1225,7 @@
           <w:b w:val="0"/>
           <w:sz w:val="28"/>
         </w:rPr>
-        <w:t>Таблица 1.22 – Описание связей информационной модели</w:t>
+        <w:t>Таблица 1.9 – Описание связей информационной модели</w:t>
       </w:r>
     </w:p>
     <w:tbl>
@@ -1335,6 +1341,7 @@
           </w:tcPr>
           <w:p>
             <w:pPr>
+              <w:keepNext/>
               <w:spacing w:line="240" w:lineRule="auto"/>
             </w:pPr>
             <w:r/>
@@ -1354,6 +1361,7 @@
           </w:tcPr>
           <w:p>
             <w:pPr>
+              <w:keepNext/>
               <w:spacing w:line="240" w:lineRule="auto"/>
             </w:pPr>
             <w:r/>
@@ -1373,6 +1381,7 @@
           </w:tcPr>
           <w:p>
             <w:pPr>
+              <w:keepNext/>
               <w:spacing w:line="240" w:lineRule="auto"/>
             </w:pPr>
             <w:r/>
@@ -1392,6 +1401,7 @@
           </w:tcPr>
           <w:p>
             <w:pPr>
+              <w:keepNext/>
               <w:spacing w:line="240" w:lineRule="auto"/>
             </w:pPr>
             <w:r/>
@@ -2229,7 +2239,7 @@
           <w:b w:val="0"/>
           <w:sz w:val="28"/>
         </w:rPr>
-        <w:t xml:space="preserve">Продолжение таблицы 1.22</w:t>
+        <w:t xml:space="preserve">Продолжение таблицы 1.9</w:t>
       </w:r>
     </w:p>
     <w:tbl>
@@ -2345,6 +2355,7 @@
           </w:tcPr>
           <w:p>
             <w:pPr>
+              <w:keepNext/>
               <w:spacing w:line="240" w:lineRule="auto"/>
             </w:pPr>
             <w:r/>
@@ -2364,6 +2375,7 @@
           </w:tcPr>
           <w:p>
             <w:pPr>
+              <w:keepNext/>
               <w:spacing w:line="240" w:lineRule="auto"/>
             </w:pPr>
             <w:r/>
@@ -2383,6 +2395,7 @@
           </w:tcPr>
           <w:p>
             <w:pPr>
+              <w:keepNext/>
               <w:spacing w:line="240" w:lineRule="auto"/>
             </w:pPr>
             <w:r/>
@@ -2402,6 +2415,7 @@
           </w:tcPr>
           <w:p>
             <w:pPr>
+              <w:keepNext/>
               <w:spacing w:line="240" w:lineRule="auto"/>
             </w:pPr>
             <w:r/>
@@ -2987,21 +3001,7 @@
           <w:rFonts w:ascii="Times New Roman" w:hAnsi="Times New Roman"/>
           <w:sz w:val="28"/>
         </w:rPr>
-        <w:t>Помимо хранимой модели данных, для описания структуры программного средства построены диаграммы классов. Они показывают классы предметной области, их атрибуты и операции, а также связи между классами: ассоциацию, агрегацию (клиент объединяет счета, вклады и заявки, но они существуют как самостоятельные записи), композицию (документ состоит из проводок и не существует без них) и зависимость (кредит использует перечисление видов графика). Каждая связь подписана действием, рядом с концами связей указаны кратности. Атрибуты классов соответствуют столбцам таблиц базы данных, а операции – функциям сервисов программного средства. Из-за числа классов модель разбита на четыре диаграммы; класс, участвующий в нескольких из них, показан на каждой полностью.</w:t>
-      </w:r>
-    </w:p>
-    <w:p>
-      <w:pPr>
-        <w:spacing w:line="360" w:lineRule="auto" w:after="0" w:before="0"/>
-        <w:ind w:firstLine="709"/>
-        <w:jc w:val="both"/>
-      </w:pPr>
-      <w:r>
-        <w:rPr>
-          <w:rFonts w:ascii="Times New Roman" w:hAnsi="Times New Roman"/>
-          <w:sz w:val="28"/>
-        </w:rPr>
-        <w:t>Пользователь входит в систему с одной из ролей, а клиент банка связан с учётной записью один к одному. Клиент владеет счетами (рисунок 1.13).</w:t>
+        <w:t>Структура программного средства описывается диаграммами классов. Диаграмма классов показывает классы, их атрибуты и операции, а также связи между ними: ассоциацию, агрегацию (клиент объединяет счета, вклады и заявки, но они существуют как самостоятельные записи) и композицию (документ состоит из проводок и не существует без них). Каждая связь подписана действием, рядом с концами указаны кратности. Атрибуты классов соответствуют столбцам таблиц базы данных, а операции – функциям сервисов программного средства. Основные классы предметной области показаны на рисунке 1.13.</w:t>
       </w:r>
     </w:p>
     <w:p>
@@ -3013,7 +3013,7 @@
       <w:r>
         <w:drawing>
           <wp:inline xmlns:a="http://schemas.openxmlformats.org/drawingml/2006/main" xmlns:pic="http://schemas.openxmlformats.org/drawingml/2006/picture">
-            <wp:extent cx="5868000" cy="4876960"/>
+            <wp:extent cx="5868000" cy="6073380"/>
             <wp:docPr id="2" name="Picture 2"/>
             <wp:cNvGraphicFramePr>
               <a:graphicFrameLocks noChangeAspect="1"/>
@@ -3022,7 +3022,7 @@
               <a:graphicData uri="http://schemas.openxmlformats.org/drawingml/2006/picture">
                 <pic:pic>
                   <pic:nvPicPr>
-                    <pic:cNvPr id="0" name="class-domain-1.png"/>
+                    <pic:cNvPr id="0" name="class-domain.png"/>
                     <pic:cNvPicPr/>
                   </pic:nvPicPr>
                   <pic:blipFill>
@@ -3034,7 +3034,7 @@
                   <pic:spPr>
                     <a:xfrm>
                       <a:off x="0" y="0"/>
-                      <a:ext cx="5868000" cy="4876960"/>
+                      <a:ext cx="5868000" cy="6073380"/>
                     </a:xfrm>
                     <a:prstGeom prst="rect"/>
                   </pic:spPr>
@@ -3055,7 +3055,7 @@
           <w:rFonts w:ascii="Times New Roman" w:hAnsi="Times New Roman"/>
           <w:sz w:val="28"/>
         </w:rPr>
-        <w:t>Рисунок 1.13 – Диаграмма классов: пользователи, клиенты и счета</w:t>
+        <w:t>Рисунок 1.13 – Диаграмма классов предметной области</w:t>
       </w:r>
     </w:p>
     <w:p>
@@ -3069,211 +3069,7 @@
           <w:rFonts w:ascii="Times New Roman" w:hAnsi="Times New Roman"/>
           <w:sz w:val="28"/>
         </w:rPr>
-        <w:t>Все денежные операции по счёту (оплата услуг, переводы, операции по картам) оформляются банковским документом, который состоит из проводок двойной записи (рисунок 1.14).</w:t>
-      </w:r>
-    </w:p>
-    <w:p>
-      <w:pPr>
-        <w:keepNext/>
-        <w:spacing w:line="360" w:lineRule="auto" w:after="240" w:before="0"/>
-        <w:jc w:val="center"/>
-      </w:pPr>
-      <w:r>
-        <w:drawing>
-          <wp:inline xmlns:a="http://schemas.openxmlformats.org/drawingml/2006/main" xmlns:pic="http://schemas.openxmlformats.org/drawingml/2006/picture">
-            <wp:extent cx="5868000" cy="6977817"/>
-            <wp:docPr id="3" name="Picture 3"/>
-            <wp:cNvGraphicFramePr>
-              <a:graphicFrameLocks noChangeAspect="1"/>
-            </wp:cNvGraphicFramePr>
-            <a:graphic>
-              <a:graphicData uri="http://schemas.openxmlformats.org/drawingml/2006/picture">
-                <pic:pic>
-                  <pic:nvPicPr>
-                    <pic:cNvPr id="0" name="class-domain-2.png"/>
-                    <pic:cNvPicPr/>
-                  </pic:nvPicPr>
-                  <pic:blipFill>
-                    <a:blip r:embed="rId11"/>
-                    <a:stretch>
-                      <a:fillRect/>
-                    </a:stretch>
-                  </pic:blipFill>
-                  <pic:spPr>
-                    <a:xfrm>
-                      <a:off x="0" y="0"/>
-                      <a:ext cx="5868000" cy="6977817"/>
-                    </a:xfrm>
-                    <a:prstGeom prst="rect"/>
-                  </pic:spPr>
-                </pic:pic>
-              </a:graphicData>
-            </a:graphic>
-          </wp:inline>
-        </w:drawing>
-      </w:r>
-    </w:p>
-    <w:p>
-      <w:pPr>
-        <w:spacing w:line="360" w:lineRule="auto" w:after="240" w:before="0"/>
-        <w:jc w:val="center"/>
-      </w:pPr>
-      <w:r>
-        <w:rPr>
-          <w:rFonts w:ascii="Times New Roman" w:hAnsi="Times New Roman"/>
-          <w:sz w:val="28"/>
-        </w:rPr>
-        <w:t>Рисунок 1.14 – Диаграмма классов: счета, платежи, переводы и проводки</w:t>
-      </w:r>
-    </w:p>
-    <w:p>
-      <w:pPr>
-        <w:spacing w:line="360" w:lineRule="auto" w:after="0" w:before="0"/>
-        <w:ind w:firstLine="709"/>
-        <w:jc w:val="both"/>
-      </w:pPr>
-      <w:r>
-        <w:rPr>
-          <w:rFonts w:ascii="Times New Roman" w:hAnsi="Times New Roman"/>
-          <w:sz w:val="28"/>
-        </w:rPr>
-        <w:t>Вклад открывается клиентом по условиям продукта и хранится на отдельном счёте (рисунок 1.15).</w:t>
-      </w:r>
-    </w:p>
-    <w:p>
-      <w:pPr>
-        <w:keepNext/>
-        <w:spacing w:line="360" w:lineRule="auto" w:after="240" w:before="0"/>
-        <w:jc w:val="center"/>
-      </w:pPr>
-      <w:r>
-        <w:drawing>
-          <wp:inline xmlns:a="http://schemas.openxmlformats.org/drawingml/2006/main" xmlns:pic="http://schemas.openxmlformats.org/drawingml/2006/picture">
-            <wp:extent cx="5868000" cy="7263280"/>
-            <wp:docPr id="4" name="Picture 4"/>
-            <wp:cNvGraphicFramePr>
-              <a:graphicFrameLocks noChangeAspect="1"/>
-            </wp:cNvGraphicFramePr>
-            <a:graphic>
-              <a:graphicData uri="http://schemas.openxmlformats.org/drawingml/2006/picture">
-                <pic:pic>
-                  <pic:nvPicPr>
-                    <pic:cNvPr id="0" name="class-domain-3.png"/>
-                    <pic:cNvPicPr/>
-                  </pic:nvPicPr>
-                  <pic:blipFill>
-                    <a:blip r:embed="rId12"/>
-                    <a:stretch>
-                      <a:fillRect/>
-                    </a:stretch>
-                  </pic:blipFill>
-                  <pic:spPr>
-                    <a:xfrm>
-                      <a:off x="0" y="0"/>
-                      <a:ext cx="5868000" cy="7263280"/>
-                    </a:xfrm>
-                    <a:prstGeom prst="rect"/>
-                  </pic:spPr>
-                </pic:pic>
-              </a:graphicData>
-            </a:graphic>
-          </wp:inline>
-        </w:drawing>
-      </w:r>
-    </w:p>
-    <w:p>
-      <w:pPr>
-        <w:spacing w:line="360" w:lineRule="auto" w:after="240" w:before="0"/>
-        <w:jc w:val="center"/>
-      </w:pPr>
-      <w:r>
-        <w:rPr>
-          <w:rFonts w:ascii="Times New Roman" w:hAnsi="Times New Roman"/>
-          <w:sz w:val="28"/>
-        </w:rPr>
-        <w:t>Рисунок 1.15 – Диаграмма классов: вклады</w:t>
-      </w:r>
-    </w:p>
-    <w:p>
-      <w:pPr>
-        <w:spacing w:line="360" w:lineRule="auto" w:after="0" w:before="0"/>
-        <w:ind w:firstLine="709"/>
-        <w:jc w:val="both"/>
-      </w:pPr>
-      <w:r>
-        <w:rPr>
-          <w:rFonts w:ascii="Times New Roman" w:hAnsi="Times New Roman"/>
-          <w:sz w:val="28"/>
-        </w:rPr>
-        <w:t>Клиент подаёт заявку на кредит по условиям продукта. После одобрения и подписания заявка порождает кредит, который погашается со счёта клиента (рисунок 1.16).</w:t>
-      </w:r>
-    </w:p>
-    <w:p>
-      <w:pPr>
-        <w:keepNext/>
-        <w:spacing w:line="360" w:lineRule="auto" w:after="240" w:before="0"/>
-        <w:jc w:val="center"/>
-      </w:pPr>
-      <w:r>
-        <w:drawing>
-          <wp:inline xmlns:a="http://schemas.openxmlformats.org/drawingml/2006/main" xmlns:pic="http://schemas.openxmlformats.org/drawingml/2006/picture">
-            <wp:extent cx="5264125" cy="7740000"/>
-            <wp:docPr id="5" name="Picture 5"/>
-            <wp:cNvGraphicFramePr>
-              <a:graphicFrameLocks noChangeAspect="1"/>
-            </wp:cNvGraphicFramePr>
-            <a:graphic>
-              <a:graphicData uri="http://schemas.openxmlformats.org/drawingml/2006/picture">
-                <pic:pic>
-                  <pic:nvPicPr>
-                    <pic:cNvPr id="0" name="class-domain-4.png"/>
-                    <pic:cNvPicPr/>
-                  </pic:nvPicPr>
-                  <pic:blipFill>
-                    <a:blip r:embed="rId13"/>
-                    <a:stretch>
-                      <a:fillRect/>
-                    </a:stretch>
-                  </pic:blipFill>
-                  <pic:spPr>
-                    <a:xfrm>
-                      <a:off x="0" y="0"/>
-                      <a:ext cx="5264125" cy="7740000"/>
-                    </a:xfrm>
-                    <a:prstGeom prst="rect"/>
-                  </pic:spPr>
-                </pic:pic>
-              </a:graphicData>
-            </a:graphic>
-          </wp:inline>
-        </w:drawing>
-      </w:r>
-    </w:p>
-    <w:p>
-      <w:pPr>
-        <w:spacing w:line="360" w:lineRule="auto" w:after="240" w:before="0"/>
-        <w:jc w:val="center"/>
-      </w:pPr>
-      <w:r>
-        <w:rPr>
-          <w:rFonts w:ascii="Times New Roman" w:hAnsi="Times New Roman"/>
-          <w:sz w:val="28"/>
-        </w:rPr>
-        <w:t>Рисунок 1.16 – Диаграмма классов: кредиты</w:t>
-      </w:r>
-    </w:p>
-    <w:p>
-      <w:pPr>
-        <w:spacing w:line="360" w:lineRule="auto" w:after="0" w:before="0"/>
-        <w:ind w:firstLine="709"/>
-        <w:jc w:val="both"/>
-      </w:pPr>
-      <w:r>
-        <w:rPr>
-          <w:rFonts w:ascii="Times New Roman" w:hAnsi="Times New Roman"/>
-          <w:sz w:val="28"/>
-        </w:rPr>
-        <w:t>В диаграммы включены четырнадцать классов и одно перечисление. Назначение классов, их основные атрибуты и операции приведены в таблице 1.23. Типы атрибутов указаны в нотации JavaScript: денежные суммы в программе хранятся целым числом копеек, а остаток счёта вычисляется по проводкам, поэтому поле balance служит кэшем значения.</w:t>
+        <w:t>Клиент владеет счетами, открывает вклады и подаёт заявки на кредит. Каждая денежная операция (перевод, оплата услуги) оформляется документом, который состоит из проводок двойной записи: проводка списывает сумму с одного счёта и зачисляет на другой. Остаток счёта вычисляется по проводкам, а денежные суммы хранятся целым числом копеек. Назначение классов приведено в таблице 1.10.</w:t>
       </w:r>
     </w:p>
     <w:p>
@@ -3287,7 +3083,7 @@
           <w:rFonts w:ascii="Times New Roman" w:hAnsi="Times New Roman"/>
           <w:sz w:val="28"/>
         </w:rPr>
-        <w:t>Таблица 1.23 – Классы модели предметной области</w:t>
+        <w:t>Таблица 1.10 – Классы модели предметной области</w:t>
       </w:r>
     </w:p>
     <w:tbl>
@@ -3309,7 +3105,7 @@
         </w:trPr>
         <w:tc>
           <w:tcPr>
-            <w:tcW w:type="dxa" w:w="1701"/>
+            <w:tcW w:type="dxa" w:w="1814"/>
           </w:tcPr>
           <w:p>
             <w:pPr>
@@ -3329,7 +3125,7 @@
         </w:tc>
         <w:tc>
           <w:tcPr>
-            <w:tcW w:type="dxa" w:w="2608"/>
+            <w:tcW w:type="dxa" w:w="2721"/>
           </w:tcPr>
           <w:p>
             <w:pPr>
@@ -3349,7 +3145,7 @@
         </w:tc>
         <w:tc>
           <w:tcPr>
-            <w:tcW w:type="dxa" w:w="2721"/>
+            <w:tcW w:type="dxa" w:w="2608"/>
           </w:tcPr>
           <w:p>
             <w:pPr>
@@ -3369,7 +3165,7 @@
         </w:tc>
         <w:tc>
           <w:tcPr>
-            <w:tcW w:type="dxa" w:w="2324"/>
+            <w:tcW w:type="dxa" w:w="2211"/>
           </w:tcPr>
           <w:p>
             <w:pPr>
@@ -3394,172 +3190,11 @@
         </w:trPr>
         <w:tc>
           <w:tcPr>
-            <w:tcW w:type="dxa" w:w="1701"/>
+            <w:tcW w:type="dxa" w:w="1814"/>
           </w:tcPr>
           <w:p>
             <w:pPr>
-              <w:spacing w:line="240" w:lineRule="auto"/>
-            </w:pPr>
-            <w:r/>
-            <w:r>
-              <w:rPr>
-                <w:rFonts w:ascii="Times New Roman" w:hAnsi="Times New Roman"/>
-                <w:b w:val="0"/>
-                <w:sz w:val="24"/>
-              </w:rPr>
-              <w:t>Role</w:t>
-            </w:r>
-          </w:p>
-        </w:tc>
-        <w:tc>
-          <w:tcPr>
-            <w:tcW w:type="dxa" w:w="2608"/>
-          </w:tcPr>
-          <w:p>
-            <w:pPr>
-              <w:spacing w:line="240" w:lineRule="auto"/>
-            </w:pPr>
-            <w:r/>
-            <w:r>
-              <w:rPr>
-                <w:rFonts w:ascii="Times New Roman" w:hAnsi="Times New Roman"/>
-                <w:b w:val="0"/>
-                <w:sz w:val="24"/>
-              </w:rPr>
-              <w:t>Роль пользователя и набор её прав</w:t>
-            </w:r>
-          </w:p>
-        </w:tc>
-        <w:tc>
-          <w:tcPr>
-            <w:tcW w:type="dxa" w:w="2721"/>
-          </w:tcPr>
-          <w:p>
-            <w:pPr>
-              <w:spacing w:line="240" w:lineRule="auto"/>
-            </w:pPr>
-            <w:r/>
-            <w:r>
-              <w:rPr>
-                <w:rFonts w:ascii="Times New Roman" w:hAnsi="Times New Roman"/>
-                <w:b w:val="0"/>
-                <w:sz w:val="24"/>
-              </w:rPr>
-              <w:t>id, code, name, permissions</w:t>
-            </w:r>
-          </w:p>
-        </w:tc>
-        <w:tc>
-          <w:tcPr>
-            <w:tcW w:type="dxa" w:w="2324"/>
-          </w:tcPr>
-          <w:p>
-            <w:pPr>
-              <w:spacing w:line="240" w:lineRule="auto"/>
-            </w:pPr>
-            <w:r/>
-            <w:r>
-              <w:rPr>
-                <w:rFonts w:ascii="Times New Roman" w:hAnsi="Times New Roman"/>
-                <w:b w:val="0"/>
-                <w:sz w:val="24"/>
-              </w:rPr>
-              <w:t>–</w:t>
-            </w:r>
-          </w:p>
-        </w:tc>
-      </w:tr>
-      <w:tr>
-        <w:trPr>
-          <w:cantSplit/>
-        </w:trPr>
-        <w:tc>
-          <w:tcPr>
-            <w:tcW w:type="dxa" w:w="1701"/>
-          </w:tcPr>
-          <w:p>
-            <w:pPr>
-              <w:spacing w:line="240" w:lineRule="auto"/>
-            </w:pPr>
-            <w:r/>
-            <w:r>
-              <w:rPr>
-                <w:rFonts w:ascii="Times New Roman" w:hAnsi="Times New Roman"/>
-                <w:b w:val="0"/>
-                <w:sz w:val="24"/>
-              </w:rPr>
-              <w:t>User</w:t>
-            </w:r>
-          </w:p>
-        </w:tc>
-        <w:tc>
-          <w:tcPr>
-            <w:tcW w:type="dxa" w:w="2608"/>
-          </w:tcPr>
-          <w:p>
-            <w:pPr>
-              <w:spacing w:line="240" w:lineRule="auto"/>
-            </w:pPr>
-            <w:r/>
-            <w:r>
-              <w:rPr>
-                <w:rFonts w:ascii="Times New Roman" w:hAnsi="Times New Roman"/>
-                <w:b w:val="0"/>
-                <w:sz w:val="24"/>
-              </w:rPr>
-              <w:t>Учётная запись для входа в систему</w:t>
-            </w:r>
-          </w:p>
-        </w:tc>
-        <w:tc>
-          <w:tcPr>
-            <w:tcW w:type="dxa" w:w="2721"/>
-          </w:tcPr>
-          <w:p>
-            <w:pPr>
-              <w:spacing w:line="240" w:lineRule="auto"/>
-            </w:pPr>
-            <w:r/>
-            <w:r>
-              <w:rPr>
-                <w:rFonts w:ascii="Times New Roman" w:hAnsi="Times New Roman"/>
-                <w:b w:val="0"/>
-                <w:sz w:val="24"/>
-              </w:rPr>
-              <w:t>id, login, passwordHash, status, failedAttempts, totpEnabled</w:t>
-            </w:r>
-          </w:p>
-        </w:tc>
-        <w:tc>
-          <w:tcPr>
-            <w:tcW w:type="dxa" w:w="2324"/>
-          </w:tcPr>
-          <w:p>
-            <w:pPr>
-              <w:spacing w:line="240" w:lineRule="auto"/>
-            </w:pPr>
-            <w:r/>
-            <w:r>
-              <w:rPr>
-                <w:rFonts w:ascii="Times New Roman" w:hAnsi="Times New Roman"/>
-                <w:b w:val="0"/>
-                <w:sz w:val="24"/>
-              </w:rPr>
-              <w:t>login(), setBlocked(), changeRole()</w:t>
-            </w:r>
-          </w:p>
-        </w:tc>
-      </w:tr>
-      <w:tr>
-        <w:trPr>
-          <w:cantSplit/>
-        </w:trPr>
-        <w:tc>
-          <w:tcPr>
-            <w:tcW w:type="dxa" w:w="1701"/>
-          </w:tcPr>
-          <w:p>
-            <w:pPr>
+              <w:keepNext/>
               <w:spacing w:line="240" w:lineRule="auto"/>
             </w:pPr>
             <w:r/>
@@ -3575,10 +3210,11 @@
         </w:tc>
         <w:tc>
           <w:tcPr>
-            <w:tcW w:type="dxa" w:w="2608"/>
+            <w:tcW w:type="dxa" w:w="2721"/>
           </w:tcPr>
           <w:p>
             <w:pPr>
+              <w:keepNext/>
               <w:spacing w:line="240" w:lineRule="auto"/>
             </w:pPr>
             <w:r/>
@@ -3594,10 +3230,11 @@
         </w:tc>
         <w:tc>
           <w:tcPr>
-            <w:tcW w:type="dxa" w:w="2721"/>
+            <w:tcW w:type="dxa" w:w="2608"/>
           </w:tcPr>
           <w:p>
             <w:pPr>
+              <w:keepNext/>
               <w:spacing w:line="240" w:lineRule="auto"/>
             </w:pPr>
             <w:r/>
@@ -3613,10 +3250,11 @@
         </w:tc>
         <w:tc>
           <w:tcPr>
-            <w:tcW w:type="dxa" w:w="2324"/>
+            <w:tcW w:type="dxa" w:w="2211"/>
           </w:tcPr>
           <w:p>
             <w:pPr>
+              <w:keepNext/>
               <w:spacing w:line="240" w:lineRule="auto"/>
             </w:pPr>
             <w:r/>
@@ -3637,7 +3275,7 @@
         </w:trPr>
         <w:tc>
           <w:tcPr>
-            <w:tcW w:type="dxa" w:w="1701"/>
+            <w:tcW w:type="dxa" w:w="1814"/>
           </w:tcPr>
           <w:p>
             <w:pPr>
@@ -3656,7 +3294,7 @@
         </w:tc>
         <w:tc>
           <w:tcPr>
-            <w:tcW w:type="dxa" w:w="2608"/>
+            <w:tcW w:type="dxa" w:w="2721"/>
           </w:tcPr>
           <w:p>
             <w:pPr>
@@ -3675,6 +3313,68 @@
         </w:tc>
         <w:tc>
           <w:tcPr>
+            <w:tcW w:type="dxa" w:w="2608"/>
+          </w:tcPr>
+          <w:p>
+            <w:pPr>
+              <w:spacing w:line="240" w:lineRule="auto"/>
+            </w:pPr>
+            <w:r/>
+            <w:r>
+              <w:rPr>
+                <w:rFonts w:ascii="Times New Roman" w:hAnsi="Times New Roman"/>
+                <w:b w:val="0"/>
+                <w:sz w:val="24"/>
+              </w:rPr>
+              <w:t>id, iban, currency, balance, status</w:t>
+            </w:r>
+          </w:p>
+        </w:tc>
+        <w:tc>
+          <w:tcPr>
+            <w:tcW w:type="dxa" w:w="2211"/>
+          </w:tcPr>
+          <w:p>
+            <w:pPr>
+              <w:spacing w:line="240" w:lineRule="auto"/>
+            </w:pPr>
+            <w:r/>
+            <w:r>
+              <w:rPr>
+                <w:rFonts w:ascii="Times New Roman" w:hAnsi="Times New Roman"/>
+                <w:b w:val="0"/>
+                <w:sz w:val="24"/>
+              </w:rPr>
+              <w:t>openForUser(), closeForUser()</w:t>
+            </w:r>
+          </w:p>
+        </w:tc>
+      </w:tr>
+      <w:tr>
+        <w:trPr>
+          <w:cantSplit/>
+        </w:trPr>
+        <w:tc>
+          <w:tcPr>
+            <w:tcW w:type="dxa" w:w="1814"/>
+          </w:tcPr>
+          <w:p>
+            <w:pPr>
+              <w:spacing w:line="240" w:lineRule="auto"/>
+            </w:pPr>
+            <w:r/>
+            <w:r>
+              <w:rPr>
+                <w:rFonts w:ascii="Times New Roman" w:hAnsi="Times New Roman"/>
+                <w:b w:val="0"/>
+                <w:sz w:val="24"/>
+              </w:rPr>
+              <w:t>Card</w:t>
+            </w:r>
+          </w:p>
+        </w:tc>
+        <w:tc>
+          <w:tcPr>
             <w:tcW w:type="dxa" w:w="2721"/>
           </w:tcPr>
           <w:p>
@@ -3688,13 +3388,13 @@
                 <w:b w:val="0"/>
                 <w:sz w:val="24"/>
               </w:rPr>
-              <w:t>id, iban, kind, currency, balance, status</w:t>
+              <w:t>Банковская платёжная карта с лимитами</w:t>
             </w:r>
           </w:p>
         </w:tc>
         <w:tc>
           <w:tcPr>
-            <w:tcW w:type="dxa" w:w="2324"/>
+            <w:tcW w:type="dxa" w:w="2608"/>
           </w:tcPr>
           <w:p>
             <w:pPr>
@@ -3707,7 +3407,26 @@
                 <w:b w:val="0"/>
                 <w:sz w:val="24"/>
               </w:rPr>
-              <w:t>openForUser(), closeForUser(), setFrozen()</w:t>
+              <w:t>id, last4, dailyLimit, status</w:t>
+            </w:r>
+          </w:p>
+        </w:tc>
+        <w:tc>
+          <w:tcPr>
+            <w:tcW w:type="dxa" w:w="2211"/>
+          </w:tcPr>
+          <w:p>
+            <w:pPr>
+              <w:spacing w:line="240" w:lineRule="auto"/>
+            </w:pPr>
+            <w:r/>
+            <w:r>
+              <w:rPr>
+                <w:rFonts w:ascii="Times New Roman" w:hAnsi="Times New Roman"/>
+                <w:b w:val="0"/>
+                <w:sz w:val="24"/>
+              </w:rPr>
+              <w:t>setBlocked(), updateLimits(), purchase()</w:t>
             </w:r>
           </w:p>
         </w:tc>
@@ -3718,7 +3437,412 @@
         </w:trPr>
         <w:tc>
           <w:tcPr>
-            <w:tcW w:type="dxa" w:w="1701"/>
+            <w:tcW w:type="dxa" w:w="1814"/>
+          </w:tcPr>
+          <w:p>
+            <w:pPr>
+              <w:spacing w:line="240" w:lineRule="auto"/>
+            </w:pPr>
+            <w:r/>
+            <w:r>
+              <w:rPr>
+                <w:rFonts w:ascii="Times New Roman" w:hAnsi="Times New Roman"/>
+                <w:b w:val="0"/>
+                <w:sz w:val="24"/>
+              </w:rPr>
+              <w:t>Deposit</w:t>
+            </w:r>
+          </w:p>
+        </w:tc>
+        <w:tc>
+          <w:tcPr>
+            <w:tcW w:type="dxa" w:w="2721"/>
+          </w:tcPr>
+          <w:p>
+            <w:pPr>
+              <w:spacing w:line="240" w:lineRule="auto"/>
+            </w:pPr>
+            <w:r/>
+            <w:r>
+              <w:rPr>
+                <w:rFonts w:ascii="Times New Roman" w:hAnsi="Times New Roman"/>
+                <w:b w:val="0"/>
+                <w:sz w:val="24"/>
+              </w:rPr>
+              <w:t>Вклад клиента, открытый по условиям продукта</w:t>
+            </w:r>
+          </w:p>
+        </w:tc>
+        <w:tc>
+          <w:tcPr>
+            <w:tcW w:type="dxa" w:w="2608"/>
+          </w:tcPr>
+          <w:p>
+            <w:pPr>
+              <w:spacing w:line="240" w:lineRule="auto"/>
+            </w:pPr>
+            <w:r/>
+            <w:r>
+              <w:rPr>
+                <w:rFonts w:ascii="Times New Roman" w:hAnsi="Times New Roman"/>
+                <w:b w:val="0"/>
+                <w:sz w:val="24"/>
+              </w:rPr>
+              <w:t>id, amount, ratePercent, maturityDate, status</w:t>
+            </w:r>
+          </w:p>
+        </w:tc>
+        <w:tc>
+          <w:tcPr>
+            <w:tcW w:type="dxa" w:w="2211"/>
+          </w:tcPr>
+          <w:p>
+            <w:pPr>
+              <w:spacing w:line="240" w:lineRule="auto"/>
+            </w:pPr>
+            <w:r/>
+            <w:r>
+              <w:rPr>
+                <w:rFonts w:ascii="Times New Roman" w:hAnsi="Times New Roman"/>
+                <w:b w:val="0"/>
+                <w:sz w:val="24"/>
+              </w:rPr>
+              <w:t>quoteEarlyClose(), closeEarly()</w:t>
+            </w:r>
+          </w:p>
+        </w:tc>
+      </w:tr>
+      <w:tr>
+        <w:trPr>
+          <w:cantSplit/>
+        </w:trPr>
+        <w:tc>
+          <w:tcPr>
+            <w:tcW w:type="dxa" w:w="1814"/>
+          </w:tcPr>
+          <w:p>
+            <w:pPr>
+              <w:spacing w:line="240" w:lineRule="auto"/>
+            </w:pPr>
+            <w:r/>
+            <w:r>
+              <w:rPr>
+                <w:rFonts w:ascii="Times New Roman" w:hAnsi="Times New Roman"/>
+                <w:b w:val="0"/>
+                <w:sz w:val="24"/>
+              </w:rPr>
+              <w:t>LoanApplication</w:t>
+            </w:r>
+          </w:p>
+        </w:tc>
+        <w:tc>
+          <w:tcPr>
+            <w:tcW w:type="dxa" w:w="2721"/>
+          </w:tcPr>
+          <w:p>
+            <w:pPr>
+              <w:spacing w:line="240" w:lineRule="auto"/>
+            </w:pPr>
+            <w:r/>
+            <w:r>
+              <w:rPr>
+                <w:rFonts w:ascii="Times New Roman" w:hAnsi="Times New Roman"/>
+                <w:b w:val="0"/>
+                <w:sz w:val="24"/>
+              </w:rPr>
+              <w:t>Заявка на кредит с результатом скоринга</w:t>
+            </w:r>
+          </w:p>
+        </w:tc>
+        <w:tc>
+          <w:tcPr>
+            <w:tcW w:type="dxa" w:w="2608"/>
+          </w:tcPr>
+          <w:p>
+            <w:pPr>
+              <w:spacing w:line="240" w:lineRule="auto"/>
+            </w:pPr>
+            <w:r/>
+            <w:r>
+              <w:rPr>
+                <w:rFonts w:ascii="Times New Roman" w:hAnsi="Times New Roman"/>
+                <w:b w:val="0"/>
+                <w:sz w:val="24"/>
+              </w:rPr>
+              <w:t>id, amount, termMonths, pdPercent, status</w:t>
+            </w:r>
+          </w:p>
+        </w:tc>
+        <w:tc>
+          <w:tcPr>
+            <w:tcW w:type="dxa" w:w="2211"/>
+          </w:tcPr>
+          <w:p>
+            <w:pPr>
+              <w:spacing w:line="240" w:lineRule="auto"/>
+            </w:pPr>
+            <w:r/>
+            <w:r>
+              <w:rPr>
+                <w:rFonts w:ascii="Times New Roman" w:hAnsi="Times New Roman"/>
+                <w:b w:val="0"/>
+                <w:sz w:val="24"/>
+              </w:rPr>
+              <w:t>apply(), decide(), sign()</w:t>
+            </w:r>
+          </w:p>
+        </w:tc>
+      </w:tr>
+      <w:tr>
+        <w:trPr>
+          <w:cantSplit/>
+        </w:trPr>
+        <w:tc>
+          <w:tcPr>
+            <w:tcW w:type="dxa" w:w="1814"/>
+          </w:tcPr>
+          <w:p>
+            <w:pPr>
+              <w:spacing w:line="240" w:lineRule="auto"/>
+            </w:pPr>
+            <w:r/>
+            <w:r>
+              <w:rPr>
+                <w:rFonts w:ascii="Times New Roman" w:hAnsi="Times New Roman"/>
+                <w:b w:val="0"/>
+                <w:sz w:val="24"/>
+              </w:rPr>
+              <w:t>Loan</w:t>
+            </w:r>
+          </w:p>
+        </w:tc>
+        <w:tc>
+          <w:tcPr>
+            <w:tcW w:type="dxa" w:w="2721"/>
+          </w:tcPr>
+          <w:p>
+            <w:pPr>
+              <w:spacing w:line="240" w:lineRule="auto"/>
+            </w:pPr>
+            <w:r/>
+            <w:r>
+              <w:rPr>
+                <w:rFonts w:ascii="Times New Roman" w:hAnsi="Times New Roman"/>
+                <w:b w:val="0"/>
+                <w:sz w:val="24"/>
+              </w:rPr>
+              <w:t>Выданный кредит с остатком основного долга</w:t>
+            </w:r>
+          </w:p>
+        </w:tc>
+        <w:tc>
+          <w:tcPr>
+            <w:tcW w:type="dxa" w:w="2608"/>
+          </w:tcPr>
+          <w:p>
+            <w:pPr>
+              <w:spacing w:line="240" w:lineRule="auto"/>
+            </w:pPr>
+            <w:r/>
+            <w:r>
+              <w:rPr>
+                <w:rFonts w:ascii="Times New Roman" w:hAnsi="Times New Roman"/>
+                <w:b w:val="0"/>
+                <w:sz w:val="24"/>
+              </w:rPr>
+              <w:t>id, amount, ratePercent, principalBalance, status</w:t>
+            </w:r>
+          </w:p>
+        </w:tc>
+        <w:tc>
+          <w:tcPr>
+            <w:tcW w:type="dxa" w:w="2211"/>
+          </w:tcPr>
+          <w:p>
+            <w:pPr>
+              <w:spacing w:line="240" w:lineRule="auto"/>
+            </w:pPr>
+            <w:r/>
+            <w:r>
+              <w:rPr>
+                <w:rFonts w:ascii="Times New Roman" w:hAnsi="Times New Roman"/>
+                <w:b w:val="0"/>
+                <w:sz w:val="24"/>
+              </w:rPr>
+              <w:t>repayPartial(), repayFull()</w:t>
+            </w:r>
+          </w:p>
+        </w:tc>
+      </w:tr>
+      <w:tr>
+        <w:trPr>
+          <w:cantSplit/>
+        </w:trPr>
+        <w:tc>
+          <w:tcPr>
+            <w:tcW w:type="dxa" w:w="1814"/>
+          </w:tcPr>
+          <w:p>
+            <w:pPr>
+              <w:spacing w:line="240" w:lineRule="auto"/>
+            </w:pPr>
+            <w:r/>
+            <w:r>
+              <w:rPr>
+                <w:rFonts w:ascii="Times New Roman" w:hAnsi="Times New Roman"/>
+                <w:b w:val="0"/>
+                <w:sz w:val="24"/>
+              </w:rPr>
+              <w:t>Payment</w:t>
+            </w:r>
+          </w:p>
+        </w:tc>
+        <w:tc>
+          <w:tcPr>
+            <w:tcW w:type="dxa" w:w="2721"/>
+          </w:tcPr>
+          <w:p>
+            <w:pPr>
+              <w:spacing w:line="240" w:lineRule="auto"/>
+            </w:pPr>
+            <w:r/>
+            <w:r>
+              <w:rPr>
+                <w:rFonts w:ascii="Times New Roman" w:hAnsi="Times New Roman"/>
+                <w:b w:val="0"/>
+                <w:sz w:val="24"/>
+              </w:rPr>
+              <w:t>Оплата услуги по каталогу получателей</w:t>
+            </w:r>
+          </w:p>
+        </w:tc>
+        <w:tc>
+          <w:tcPr>
+            <w:tcW w:type="dxa" w:w="2608"/>
+          </w:tcPr>
+          <w:p>
+            <w:pPr>
+              <w:spacing w:line="240" w:lineRule="auto"/>
+            </w:pPr>
+            <w:r/>
+            <w:r>
+              <w:rPr>
+                <w:rFonts w:ascii="Times New Roman" w:hAnsi="Times New Roman"/>
+                <w:b w:val="0"/>
+                <w:sz w:val="24"/>
+              </w:rPr>
+              <w:t>id, requisite, amount, fee</w:t>
+            </w:r>
+          </w:p>
+        </w:tc>
+        <w:tc>
+          <w:tcPr>
+            <w:tcW w:type="dxa" w:w="2211"/>
+          </w:tcPr>
+          <w:p>
+            <w:pPr>
+              <w:spacing w:line="240" w:lineRule="auto"/>
+            </w:pPr>
+            <w:r/>
+            <w:r>
+              <w:rPr>
+                <w:rFonts w:ascii="Times New Roman" w:hAnsi="Times New Roman"/>
+                <w:b w:val="0"/>
+                <w:sz w:val="24"/>
+              </w:rPr>
+              <w:t>pay(), getReceipt()</w:t>
+            </w:r>
+          </w:p>
+        </w:tc>
+      </w:tr>
+      <w:tr>
+        <w:trPr>
+          <w:cantSplit/>
+        </w:trPr>
+        <w:tc>
+          <w:tcPr>
+            <w:tcW w:type="dxa" w:w="1814"/>
+          </w:tcPr>
+          <w:p>
+            <w:pPr>
+              <w:spacing w:line="240" w:lineRule="auto"/>
+            </w:pPr>
+            <w:r/>
+            <w:r>
+              <w:rPr>
+                <w:rFonts w:ascii="Times New Roman" w:hAnsi="Times New Roman"/>
+                <w:b w:val="0"/>
+                <w:sz w:val="24"/>
+              </w:rPr>
+              <w:t>TransferIntent</w:t>
+            </w:r>
+          </w:p>
+        </w:tc>
+        <w:tc>
+          <w:tcPr>
+            <w:tcW w:type="dxa" w:w="2721"/>
+          </w:tcPr>
+          <w:p>
+            <w:pPr>
+              <w:spacing w:line="240" w:lineRule="auto"/>
+            </w:pPr>
+            <w:r/>
+            <w:r>
+              <w:rPr>
+                <w:rFonts w:ascii="Times New Roman" w:hAnsi="Times New Roman"/>
+                <w:b w:val="0"/>
+                <w:sz w:val="24"/>
+              </w:rPr>
+              <w:t>Заявка на перевод со статусом и комиссией</w:t>
+            </w:r>
+          </w:p>
+        </w:tc>
+        <w:tc>
+          <w:tcPr>
+            <w:tcW w:type="dxa" w:w="2608"/>
+          </w:tcPr>
+          <w:p>
+            <w:pPr>
+              <w:spacing w:line="240" w:lineRule="auto"/>
+            </w:pPr>
+            <w:r/>
+            <w:r>
+              <w:rPr>
+                <w:rFonts w:ascii="Times New Roman" w:hAnsi="Times New Roman"/>
+                <w:b w:val="0"/>
+                <w:sz w:val="24"/>
+              </w:rPr>
+              <w:t>id, kind, amount, fee, status</w:t>
+            </w:r>
+          </w:p>
+        </w:tc>
+        <w:tc>
+          <w:tcPr>
+            <w:tcW w:type="dxa" w:w="2211"/>
+          </w:tcPr>
+          <w:p>
+            <w:pPr>
+              <w:spacing w:line="240" w:lineRule="auto"/>
+            </w:pPr>
+            <w:r/>
+            <w:r>
+              <w:rPr>
+                <w:rFonts w:ascii="Times New Roman" w:hAnsi="Times New Roman"/>
+                <w:b w:val="0"/>
+                <w:sz w:val="24"/>
+              </w:rPr>
+              <w:t>confirmTransfer(), cancelTransfer()</w:t>
+            </w:r>
+          </w:p>
+        </w:tc>
+      </w:tr>
+      <w:tr>
+        <w:trPr>
+          <w:cantSplit/>
+        </w:trPr>
+        <w:tc>
+          <w:tcPr>
+            <w:tcW w:type="dxa" w:w="1814"/>
           </w:tcPr>
           <w:p>
             <w:pPr>
@@ -3737,7 +3861,7 @@
         </w:tc>
         <w:tc>
           <w:tcPr>
-            <w:tcW w:type="dxa" w:w="2608"/>
+            <w:tcW w:type="dxa" w:w="2721"/>
           </w:tcPr>
           <w:p>
             <w:pPr>
@@ -3756,7 +3880,7 @@
         </w:tc>
         <w:tc>
           <w:tcPr>
-            <w:tcW w:type="dxa" w:w="2721"/>
+            <w:tcW w:type="dxa" w:w="2608"/>
           </w:tcPr>
           <w:p>
             <w:pPr>
@@ -3769,13 +3893,13 @@
                 <w:b w:val="0"/>
                 <w:sz w:val="24"/>
               </w:rPr>
-              <w:t>id, type, status, idempotencyKey, bankDate</w:t>
+              <w:t>id, type, status, idempotencyKey</w:t>
             </w:r>
           </w:p>
         </w:tc>
         <w:tc>
           <w:tcPr>
-            <w:tcW w:type="dxa" w:w="2324"/>
+            <w:tcW w:type="dxa" w:w="2211"/>
           </w:tcPr>
           <w:p>
             <w:pPr>
@@ -3799,7 +3923,7 @@
         </w:trPr>
         <w:tc>
           <w:tcPr>
-            <w:tcW w:type="dxa" w:w="1701"/>
+            <w:tcW w:type="dxa" w:w="1814"/>
           </w:tcPr>
           <w:p>
             <w:pPr>
@@ -3818,7 +3942,7 @@
         </w:tc>
         <w:tc>
           <w:tcPr>
-            <w:tcW w:type="dxa" w:w="2608"/>
+            <w:tcW w:type="dxa" w:w="2721"/>
           </w:tcPr>
           <w:p>
             <w:pPr>
@@ -3837,7 +3961,7 @@
         </w:tc>
         <w:tc>
           <w:tcPr>
-            <w:tcW w:type="dxa" w:w="2721"/>
+            <w:tcW w:type="dxa" w:w="2608"/>
           </w:tcPr>
           <w:p>
             <w:pPr>
@@ -3856,849 +3980,7 @@
         </w:tc>
         <w:tc>
           <w:tcPr>
-            <w:tcW w:type="dxa" w:w="2324"/>
-          </w:tcPr>
-          <w:p>
-            <w:pPr>
-              <w:spacing w:line="240" w:lineRule="auto"/>
-            </w:pPr>
-            <w:r/>
-            <w:r>
-              <w:rPr>
-                <w:rFonts w:ascii="Times New Roman" w:hAnsi="Times New Roman"/>
-                <w:b w:val="0"/>
-                <w:sz w:val="24"/>
-              </w:rPr>
-              <w:t>–</w:t>
-            </w:r>
-          </w:p>
-        </w:tc>
-      </w:tr>
-      <w:tr>
-        <w:trPr>
-          <w:cantSplit/>
-        </w:trPr>
-        <w:tc>
-          <w:tcPr>
-            <w:tcW w:type="dxa" w:w="1701"/>
-          </w:tcPr>
-          <w:p>
-            <w:pPr>
-              <w:spacing w:line="240" w:lineRule="auto"/>
-            </w:pPr>
-            <w:r/>
-            <w:r>
-              <w:rPr>
-                <w:rFonts w:ascii="Times New Roman" w:hAnsi="Times New Roman"/>
-                <w:b w:val="0"/>
-                <w:sz w:val="24"/>
-              </w:rPr>
-              <w:t>TransferIntent</w:t>
-            </w:r>
-          </w:p>
-        </w:tc>
-        <w:tc>
-          <w:tcPr>
-            <w:tcW w:type="dxa" w:w="2608"/>
-          </w:tcPr>
-          <w:p>
-            <w:pPr>
-              <w:spacing w:line="240" w:lineRule="auto"/>
-            </w:pPr>
-            <w:r/>
-            <w:r>
-              <w:rPr>
-                <w:rFonts w:ascii="Times New Roman" w:hAnsi="Times New Roman"/>
-                <w:b w:val="0"/>
-                <w:sz w:val="24"/>
-              </w:rPr>
-              <w:t>Заявка на перевод со статусом, комиссией и сроком действия кода</w:t>
-            </w:r>
-          </w:p>
-        </w:tc>
-        <w:tc>
-          <w:tcPr>
-            <w:tcW w:type="dxa" w:w="2721"/>
-          </w:tcPr>
-          <w:p>
-            <w:pPr>
-              <w:spacing w:line="240" w:lineRule="auto"/>
-            </w:pPr>
-            <w:r/>
-            <w:r>
-              <w:rPr>
-                <w:rFonts w:ascii="Times New Roman" w:hAnsi="Times New Roman"/>
-                <w:b w:val="0"/>
-                <w:sz w:val="24"/>
-              </w:rPr>
-              <w:t>id, kind, amount, amountByn, fee, status, expiresAt</w:t>
-            </w:r>
-          </w:p>
-        </w:tc>
-        <w:tc>
-          <w:tcPr>
-            <w:tcW w:type="dxa" w:w="2324"/>
-          </w:tcPr>
-          <w:p>
-            <w:pPr>
-              <w:spacing w:line="240" w:lineRule="auto"/>
-            </w:pPr>
-            <w:r/>
-            <w:r>
-              <w:rPr>
-                <w:rFonts w:ascii="Times New Roman" w:hAnsi="Times New Roman"/>
-                <w:b w:val="0"/>
-                <w:sz w:val="24"/>
-              </w:rPr>
-              <w:t>confirmTransfer(), cancelTransfer()</w:t>
-            </w:r>
-          </w:p>
-        </w:tc>
-      </w:tr>
-      <w:tr>
-        <w:trPr>
-          <w:cantSplit/>
-        </w:trPr>
-        <w:tc>
-          <w:tcPr>
-            <w:tcW w:type="dxa" w:w="1701"/>
-          </w:tcPr>
-          <w:p>
-            <w:pPr>
-              <w:spacing w:line="240" w:lineRule="auto"/>
-            </w:pPr>
-            <w:r/>
-            <w:r>
-              <w:rPr>
-                <w:rFonts w:ascii="Times New Roman" w:hAnsi="Times New Roman"/>
-                <w:b w:val="0"/>
-                <w:sz w:val="24"/>
-              </w:rPr>
-              <w:t>Payment</w:t>
-            </w:r>
-          </w:p>
-        </w:tc>
-        <w:tc>
-          <w:tcPr>
-            <w:tcW w:type="dxa" w:w="2608"/>
-          </w:tcPr>
-          <w:p>
-            <w:pPr>
-              <w:spacing w:line="240" w:lineRule="auto"/>
-            </w:pPr>
-            <w:r/>
-            <w:r>
-              <w:rPr>
-                <w:rFonts w:ascii="Times New Roman" w:hAnsi="Times New Roman"/>
-                <w:b w:val="0"/>
-                <w:sz w:val="24"/>
-              </w:rPr>
-              <w:t>Оплата услуги по каталогу получателей</w:t>
-            </w:r>
-          </w:p>
-        </w:tc>
-        <w:tc>
-          <w:tcPr>
-            <w:tcW w:type="dxa" w:w="2721"/>
-          </w:tcPr>
-          <w:p>
-            <w:pPr>
-              <w:spacing w:line="240" w:lineRule="auto"/>
-            </w:pPr>
-            <w:r/>
-            <w:r>
-              <w:rPr>
-                <w:rFonts w:ascii="Times New Roman" w:hAnsi="Times New Roman"/>
-                <w:b w:val="0"/>
-                <w:sz w:val="24"/>
-              </w:rPr>
-              <w:t>id, requisite, amount, fee, source</w:t>
-            </w:r>
-          </w:p>
-        </w:tc>
-        <w:tc>
-          <w:tcPr>
-            <w:tcW w:type="dxa" w:w="2324"/>
-          </w:tcPr>
-          <w:p>
-            <w:pPr>
-              <w:spacing w:line="240" w:lineRule="auto"/>
-            </w:pPr>
-            <w:r/>
-            <w:r>
-              <w:rPr>
-                <w:rFonts w:ascii="Times New Roman" w:hAnsi="Times New Roman"/>
-                <w:b w:val="0"/>
-                <w:sz w:val="24"/>
-              </w:rPr>
-              <w:t>pay(), getReceipt()</w:t>
-            </w:r>
-          </w:p>
-        </w:tc>
-      </w:tr>
-      <w:tr>
-        <w:trPr>
-          <w:cantSplit/>
-        </w:trPr>
-        <w:tc>
-          <w:tcPr>
-            <w:tcW w:type="dxa" w:w="1701"/>
-          </w:tcPr>
-          <w:p>
-            <w:pPr>
-              <w:spacing w:line="240" w:lineRule="auto"/>
-            </w:pPr>
-            <w:r/>
-            <w:r>
-              <w:rPr>
-                <w:rFonts w:ascii="Times New Roman" w:hAnsi="Times New Roman"/>
-                <w:b w:val="0"/>
-                <w:sz w:val="24"/>
-              </w:rPr>
-              <w:t>Card</w:t>
-            </w:r>
-          </w:p>
-        </w:tc>
-        <w:tc>
-          <w:tcPr>
-            <w:tcW w:type="dxa" w:w="2608"/>
-          </w:tcPr>
-          <w:p>
-            <w:pPr>
-              <w:spacing w:line="240" w:lineRule="auto"/>
-            </w:pPr>
-            <w:r/>
-            <w:r>
-              <w:rPr>
-                <w:rFonts w:ascii="Times New Roman" w:hAnsi="Times New Roman"/>
-                <w:b w:val="0"/>
-                <w:sz w:val="24"/>
-              </w:rPr>
-              <w:t>Банковская платёжная карта с лимитами</w:t>
-            </w:r>
-          </w:p>
-        </w:tc>
-        <w:tc>
-          <w:tcPr>
-            <w:tcW w:type="dxa" w:w="2721"/>
-          </w:tcPr>
-          <w:p>
-            <w:pPr>
-              <w:spacing w:line="240" w:lineRule="auto"/>
-            </w:pPr>
-            <w:r/>
-            <w:r>
-              <w:rPr>
-                <w:rFonts w:ascii="Times New Roman" w:hAnsi="Times New Roman"/>
-                <w:b w:val="0"/>
-                <w:sz w:val="24"/>
-              </w:rPr>
-              <w:t>id, system, last4, dailyLimit, onlineEnabled, status</w:t>
-            </w:r>
-          </w:p>
-        </w:tc>
-        <w:tc>
-          <w:tcPr>
-            <w:tcW w:type="dxa" w:w="2324"/>
-          </w:tcPr>
-          <w:p>
-            <w:pPr>
-              <w:spacing w:line="240" w:lineRule="auto"/>
-            </w:pPr>
-            <w:r/>
-            <w:r>
-              <w:rPr>
-                <w:rFonts w:ascii="Times New Roman" w:hAnsi="Times New Roman"/>
-                <w:b w:val="0"/>
-                <w:sz w:val="24"/>
-              </w:rPr>
-              <w:t>setBlocked(), updateLimits(), purchase()</w:t>
-            </w:r>
-          </w:p>
-        </w:tc>
-      </w:tr>
-      <w:tr>
-        <w:trPr>
-          <w:cantSplit/>
-        </w:trPr>
-        <w:tc>
-          <w:tcPr>
-            <w:tcW w:type="dxa" w:w="1701"/>
-          </w:tcPr>
-          <w:p>
-            <w:pPr>
-              <w:spacing w:line="240" w:lineRule="auto"/>
-            </w:pPr>
-            <w:r/>
-            <w:r>
-              <w:rPr>
-                <w:rFonts w:ascii="Times New Roman" w:hAnsi="Times New Roman"/>
-                <w:b w:val="0"/>
-                <w:sz w:val="24"/>
-              </w:rPr>
-              <w:t>DepositProduct</w:t>
-            </w:r>
-          </w:p>
-        </w:tc>
-        <w:tc>
-          <w:tcPr>
-            <w:tcW w:type="dxa" w:w="2608"/>
-          </w:tcPr>
-          <w:p>
-            <w:pPr>
-              <w:spacing w:line="240" w:lineRule="auto"/>
-            </w:pPr>
-            <w:r/>
-            <w:r>
-              <w:rPr>
-                <w:rFonts w:ascii="Times New Roman" w:hAnsi="Times New Roman"/>
-                <w:b w:val="0"/>
-                <w:sz w:val="24"/>
-              </w:rPr>
-              <w:t>Условия вклада: срок, ставка, капитализация</w:t>
-            </w:r>
-          </w:p>
-        </w:tc>
-        <w:tc>
-          <w:tcPr>
-            <w:tcW w:type="dxa" w:w="2721"/>
-          </w:tcPr>
-          <w:p>
-            <w:pPr>
-              <w:spacing w:line="240" w:lineRule="auto"/>
-            </w:pPr>
-            <w:r/>
-            <w:r>
-              <w:rPr>
-                <w:rFonts w:ascii="Times New Roman" w:hAnsi="Times New Roman"/>
-                <w:b w:val="0"/>
-                <w:sz w:val="24"/>
-              </w:rPr>
-              <w:t>id, name, currency, termMonths, ratePercent, capitalization</w:t>
-            </w:r>
-          </w:p>
-        </w:tc>
-        <w:tc>
-          <w:tcPr>
-            <w:tcW w:type="dxa" w:w="2324"/>
-          </w:tcPr>
-          <w:p>
-            <w:pPr>
-              <w:spacing w:line="240" w:lineRule="auto"/>
-            </w:pPr>
-            <w:r/>
-            <w:r>
-              <w:rPr>
-                <w:rFonts w:ascii="Times New Roman" w:hAnsi="Times New Roman"/>
-                <w:b w:val="0"/>
-                <w:sz w:val="24"/>
-              </w:rPr>
-              <w:t>projectIncome()</w:t>
-            </w:r>
-          </w:p>
-        </w:tc>
-      </w:tr>
-    </w:tbl>
-    <w:p>
-      <w:pPr>
-        <w:keepNext/>
-        <w:spacing w:line="360" w:lineRule="auto" w:after="120" w:before="0"/>
-        <w:jc w:val="left"/>
-      </w:pPr>
-      <w:r>
-        <w:rPr>
-          <w:rFonts w:ascii="Times New Roman" w:hAnsi="Times New Roman"/>
-          <w:sz w:val="28"/>
-        </w:rPr>
-        <w:t xml:space="preserve">Продолжение таблицы 1.23</w:t>
-      </w:r>
-    </w:p>
-    <w:tbl>
-      <w:tblPr>
-        <w:tblStyle w:val="TableGrid"/>
-        <w:tblW w:type="auto" w:w="0"/>
-        <w:tblLook w:firstColumn="1" w:firstRow="1" w:lastColumn="0" w:lastRow="0" w:noHBand="0" w:noVBand="1" w:val="04A0"/>
-      </w:tblPr>
-      <w:tblGrid>
-        <w:gridCol w:w="2422"/>
-        <w:gridCol w:w="2422"/>
-        <w:gridCol w:w="2422"/>
-        <w:gridCol w:w="2422"/>
-      </w:tblGrid>
-      <w:tr>
-        <w:trPr>
-          <w:cantSplit/>
-          <w:tblHeader/>
-        </w:trPr>
-        <w:tc>
-          <w:tcPr>
-            <w:tcW w:type="dxa" w:w="1701"/>
-          </w:tcPr>
-          <w:p>
-            <w:pPr>
-              <w:keepNext/>
-              <w:spacing w:line="240" w:lineRule="auto"/>
-            </w:pPr>
-            <w:r/>
-            <w:r>
-              <w:rPr>
-                <w:rFonts w:ascii="Times New Roman" w:hAnsi="Times New Roman"/>
-                <w:b/>
-                <w:sz w:val="24"/>
-              </w:rPr>
-              <w:t>Класс</w:t>
-            </w:r>
-          </w:p>
-        </w:tc>
-        <w:tc>
-          <w:tcPr>
-            <w:tcW w:type="dxa" w:w="2608"/>
-          </w:tcPr>
-          <w:p>
-            <w:pPr>
-              <w:keepNext/>
-              <w:spacing w:line="240" w:lineRule="auto"/>
-            </w:pPr>
-            <w:r/>
-            <w:r>
-              <w:rPr>
-                <w:rFonts w:ascii="Times New Roman" w:hAnsi="Times New Roman"/>
-                <w:b/>
-                <w:sz w:val="24"/>
-              </w:rPr>
-              <w:t>Назначение</w:t>
-            </w:r>
-          </w:p>
-        </w:tc>
-        <w:tc>
-          <w:tcPr>
-            <w:tcW w:type="dxa" w:w="2721"/>
-          </w:tcPr>
-          <w:p>
-            <w:pPr>
-              <w:keepNext/>
-              <w:spacing w:line="240" w:lineRule="auto"/>
-            </w:pPr>
-            <w:r/>
-            <w:r>
-              <w:rPr>
-                <w:rFonts w:ascii="Times New Roman" w:hAnsi="Times New Roman"/>
-                <w:b/>
-                <w:sz w:val="24"/>
-              </w:rPr>
-              <w:t>Основные атрибуты</w:t>
-            </w:r>
-          </w:p>
-        </w:tc>
-        <w:tc>
-          <w:tcPr>
-            <w:tcW w:type="dxa" w:w="2324"/>
-          </w:tcPr>
-          <w:p>
-            <w:pPr>
-              <w:keepNext/>
-              <w:spacing w:line="240" w:lineRule="auto"/>
-            </w:pPr>
-            <w:r/>
-            <w:r>
-              <w:rPr>
-                <w:rFonts w:ascii="Times New Roman" w:hAnsi="Times New Roman"/>
-                <w:b/>
-                <w:sz w:val="24"/>
-              </w:rPr>
-              <w:t>Основные операции</w:t>
-            </w:r>
-          </w:p>
-        </w:tc>
-      </w:tr>
-      <w:tr>
-        <w:trPr>
-          <w:cantSplit/>
-        </w:trPr>
-        <w:tc>
-          <w:tcPr>
-            <w:tcW w:type="dxa" w:w="1701"/>
-          </w:tcPr>
-          <w:p>
-            <w:pPr>
-              <w:spacing w:line="240" w:lineRule="auto"/>
-            </w:pPr>
-            <w:r/>
-            <w:r>
-              <w:rPr>
-                <w:rFonts w:ascii="Times New Roman" w:hAnsi="Times New Roman"/>
-                <w:b w:val="0"/>
-                <w:sz w:val="24"/>
-              </w:rPr>
-              <w:t>Deposit</w:t>
-            </w:r>
-          </w:p>
-        </w:tc>
-        <w:tc>
-          <w:tcPr>
-            <w:tcW w:type="dxa" w:w="2608"/>
-          </w:tcPr>
-          <w:p>
-            <w:pPr>
-              <w:spacing w:line="240" w:lineRule="auto"/>
-            </w:pPr>
-            <w:r/>
-            <w:r>
-              <w:rPr>
-                <w:rFonts w:ascii="Times New Roman" w:hAnsi="Times New Roman"/>
-                <w:b w:val="0"/>
-                <w:sz w:val="24"/>
-              </w:rPr>
-              <w:t>Вклад клиента, открытый по условиям продукта</w:t>
-            </w:r>
-          </w:p>
-        </w:tc>
-        <w:tc>
-          <w:tcPr>
-            <w:tcW w:type="dxa" w:w="2721"/>
-          </w:tcPr>
-          <w:p>
-            <w:pPr>
-              <w:spacing w:line="240" w:lineRule="auto"/>
-            </w:pPr>
-            <w:r/>
-            <w:r>
-              <w:rPr>
-                <w:rFonts w:ascii="Times New Roman" w:hAnsi="Times New Roman"/>
-                <w:b w:val="0"/>
-                <w:sz w:val="24"/>
-              </w:rPr>
-              <w:t>id, amount, ratePercent, maturityDate, interestTotal, status</w:t>
-            </w:r>
-          </w:p>
-        </w:tc>
-        <w:tc>
-          <w:tcPr>
-            <w:tcW w:type="dxa" w:w="2324"/>
-          </w:tcPr>
-          <w:p>
-            <w:pPr>
-              <w:spacing w:line="240" w:lineRule="auto"/>
-            </w:pPr>
-            <w:r/>
-            <w:r>
-              <w:rPr>
-                <w:rFonts w:ascii="Times New Roman" w:hAnsi="Times New Roman"/>
-                <w:b w:val="0"/>
-                <w:sz w:val="24"/>
-              </w:rPr>
-              <w:t>quoteEarlyClose(), closeEarly()</w:t>
-            </w:r>
-          </w:p>
-        </w:tc>
-      </w:tr>
-      <w:tr>
-        <w:trPr>
-          <w:cantSplit/>
-        </w:trPr>
-        <w:tc>
-          <w:tcPr>
-            <w:tcW w:type="dxa" w:w="1701"/>
-          </w:tcPr>
-          <w:p>
-            <w:pPr>
-              <w:spacing w:line="240" w:lineRule="auto"/>
-            </w:pPr>
-            <w:r/>
-            <w:r>
-              <w:rPr>
-                <w:rFonts w:ascii="Times New Roman" w:hAnsi="Times New Roman"/>
-                <w:b w:val="0"/>
-                <w:sz w:val="24"/>
-              </w:rPr>
-              <w:t>LoanProduct</w:t>
-            </w:r>
-          </w:p>
-        </w:tc>
-        <w:tc>
-          <w:tcPr>
-            <w:tcW w:type="dxa" w:w="2608"/>
-          </w:tcPr>
-          <w:p>
-            <w:pPr>
-              <w:spacing w:line="240" w:lineRule="auto"/>
-            </w:pPr>
-            <w:r/>
-            <w:r>
-              <w:rPr>
-                <w:rFonts w:ascii="Times New Roman" w:hAnsi="Times New Roman"/>
-                <w:b w:val="0"/>
-                <w:sz w:val="24"/>
-              </w:rPr>
-              <w:t>Условия кредита: ставка, границы суммы и срока</w:t>
-            </w:r>
-          </w:p>
-        </w:tc>
-        <w:tc>
-          <w:tcPr>
-            <w:tcW w:type="dxa" w:w="2721"/>
-          </w:tcPr>
-          <w:p>
-            <w:pPr>
-              <w:spacing w:line="240" w:lineRule="auto"/>
-            </w:pPr>
-            <w:r/>
-            <w:r>
-              <w:rPr>
-                <w:rFonts w:ascii="Times New Roman" w:hAnsi="Times New Roman"/>
-                <w:b w:val="0"/>
-                <w:sz w:val="24"/>
-              </w:rPr>
-              <w:t>id, name, ratePercent, minAmount, maxAmount, minTerm, maxTerm</w:t>
-            </w:r>
-          </w:p>
-        </w:tc>
-        <w:tc>
-          <w:tcPr>
-            <w:tcW w:type="dxa" w:w="2324"/>
-          </w:tcPr>
-          <w:p>
-            <w:pPr>
-              <w:spacing w:line="240" w:lineRule="auto"/>
-            </w:pPr>
-            <w:r/>
-            <w:r>
-              <w:rPr>
-                <w:rFonts w:ascii="Times New Roman" w:hAnsi="Times New Roman"/>
-                <w:b w:val="0"/>
-                <w:sz w:val="24"/>
-              </w:rPr>
-              <w:t>previewSchedule()</w:t>
-            </w:r>
-          </w:p>
-        </w:tc>
-      </w:tr>
-      <w:tr>
-        <w:trPr>
-          <w:cantSplit/>
-        </w:trPr>
-        <w:tc>
-          <w:tcPr>
-            <w:tcW w:type="dxa" w:w="1701"/>
-          </w:tcPr>
-          <w:p>
-            <w:pPr>
-              <w:spacing w:line="240" w:lineRule="auto"/>
-            </w:pPr>
-            <w:r/>
-            <w:r>
-              <w:rPr>
-                <w:rFonts w:ascii="Times New Roman" w:hAnsi="Times New Roman"/>
-                <w:b w:val="0"/>
-                <w:sz w:val="24"/>
-              </w:rPr>
-              <w:t>LoanApplication</w:t>
-            </w:r>
-          </w:p>
-        </w:tc>
-        <w:tc>
-          <w:tcPr>
-            <w:tcW w:type="dxa" w:w="2608"/>
-          </w:tcPr>
-          <w:p>
-            <w:pPr>
-              <w:spacing w:line="240" w:lineRule="auto"/>
-            </w:pPr>
-            <w:r/>
-            <w:r>
-              <w:rPr>
-                <w:rFonts w:ascii="Times New Roman" w:hAnsi="Times New Roman"/>
-                <w:b w:val="0"/>
-                <w:sz w:val="24"/>
-              </w:rPr>
-              <w:t>Заявка на кредит с результатом скоринга</w:t>
-            </w:r>
-          </w:p>
-        </w:tc>
-        <w:tc>
-          <w:tcPr>
-            <w:tcW w:type="dxa" w:w="2721"/>
-          </w:tcPr>
-          <w:p>
-            <w:pPr>
-              <w:spacing w:line="240" w:lineRule="auto"/>
-            </w:pPr>
-            <w:r/>
-            <w:r>
-              <w:rPr>
-                <w:rFonts w:ascii="Times New Roman" w:hAnsi="Times New Roman"/>
-                <w:b w:val="0"/>
-                <w:sz w:val="24"/>
-              </w:rPr>
-              <w:t>id, amount, termMonths, scheduleType, dtiPercent, score, pdPercent, status</w:t>
-            </w:r>
-          </w:p>
-        </w:tc>
-        <w:tc>
-          <w:tcPr>
-            <w:tcW w:type="dxa" w:w="2324"/>
-          </w:tcPr>
-          <w:p>
-            <w:pPr>
-              <w:spacing w:line="240" w:lineRule="auto"/>
-            </w:pPr>
-            <w:r/>
-            <w:r>
-              <w:rPr>
-                <w:rFonts w:ascii="Times New Roman" w:hAnsi="Times New Roman"/>
-                <w:b w:val="0"/>
-                <w:sz w:val="24"/>
-              </w:rPr>
-              <w:t>apply(), decide(), sign()</w:t>
-            </w:r>
-          </w:p>
-        </w:tc>
-      </w:tr>
-      <w:tr>
-        <w:trPr>
-          <w:cantSplit/>
-        </w:trPr>
-        <w:tc>
-          <w:tcPr>
-            <w:tcW w:type="dxa" w:w="1701"/>
-          </w:tcPr>
-          <w:p>
-            <w:pPr>
-              <w:spacing w:line="240" w:lineRule="auto"/>
-            </w:pPr>
-            <w:r/>
-            <w:r>
-              <w:rPr>
-                <w:rFonts w:ascii="Times New Roman" w:hAnsi="Times New Roman"/>
-                <w:b w:val="0"/>
-                <w:sz w:val="24"/>
-              </w:rPr>
-              <w:t>Loan</w:t>
-            </w:r>
-          </w:p>
-        </w:tc>
-        <w:tc>
-          <w:tcPr>
-            <w:tcW w:type="dxa" w:w="2608"/>
-          </w:tcPr>
-          <w:p>
-            <w:pPr>
-              <w:spacing w:line="240" w:lineRule="auto"/>
-            </w:pPr>
-            <w:r/>
-            <w:r>
-              <w:rPr>
-                <w:rFonts w:ascii="Times New Roman" w:hAnsi="Times New Roman"/>
-                <w:b w:val="0"/>
-                <w:sz w:val="24"/>
-              </w:rPr>
-              <w:t>Выданный кредит с остатком основного долга</w:t>
-            </w:r>
-          </w:p>
-        </w:tc>
-        <w:tc>
-          <w:tcPr>
-            <w:tcW w:type="dxa" w:w="2721"/>
-          </w:tcPr>
-          <w:p>
-            <w:pPr>
-              <w:spacing w:line="240" w:lineRule="auto"/>
-            </w:pPr>
-            <w:r/>
-            <w:r>
-              <w:rPr>
-                <w:rFonts w:ascii="Times New Roman" w:hAnsi="Times New Roman"/>
-                <w:b w:val="0"/>
-                <w:sz w:val="24"/>
-              </w:rPr>
-              <w:t>id, amount, ratePercent, termMonths, principalBalance, status</w:t>
-            </w:r>
-          </w:p>
-        </w:tc>
-        <w:tc>
-          <w:tcPr>
-            <w:tcW w:type="dxa" w:w="2324"/>
-          </w:tcPr>
-          <w:p>
-            <w:pPr>
-              <w:spacing w:line="240" w:lineRule="auto"/>
-            </w:pPr>
-            <w:r/>
-            <w:r>
-              <w:rPr>
-                <w:rFonts w:ascii="Times New Roman" w:hAnsi="Times New Roman"/>
-                <w:b w:val="0"/>
-                <w:sz w:val="24"/>
-              </w:rPr>
-              <w:t>quoteFull(), repayPartial(), repayFull()</w:t>
-            </w:r>
-          </w:p>
-        </w:tc>
-      </w:tr>
-      <w:tr>
-        <w:trPr>
-          <w:cantSplit/>
-        </w:trPr>
-        <w:tc>
-          <w:tcPr>
-            <w:tcW w:type="dxa" w:w="1701"/>
-          </w:tcPr>
-          <w:p>
-            <w:pPr>
-              <w:spacing w:line="240" w:lineRule="auto"/>
-            </w:pPr>
-            <w:r/>
-            <w:r>
-              <w:rPr>
-                <w:rFonts w:ascii="Times New Roman" w:hAnsi="Times New Roman"/>
-                <w:b w:val="0"/>
-                <w:sz w:val="24"/>
-              </w:rPr>
-              <w:t>ScheduleType</w:t>
-            </w:r>
-          </w:p>
-        </w:tc>
-        <w:tc>
-          <w:tcPr>
-            <w:tcW w:type="dxa" w:w="2608"/>
-          </w:tcPr>
-          <w:p>
-            <w:pPr>
-              <w:spacing w:line="240" w:lineRule="auto"/>
-            </w:pPr>
-            <w:r/>
-            <w:r>
-              <w:rPr>
-                <w:rFonts w:ascii="Times New Roman" w:hAnsi="Times New Roman"/>
-                <w:b w:val="0"/>
-                <w:sz w:val="24"/>
-              </w:rPr>
-              <w:t>Перечисление видов графика платежей</w:t>
-            </w:r>
-          </w:p>
-        </w:tc>
-        <w:tc>
-          <w:tcPr>
-            <w:tcW w:type="dxa" w:w="2721"/>
-          </w:tcPr>
-          <w:p>
-            <w:pPr>
-              <w:spacing w:line="240" w:lineRule="auto"/>
-            </w:pPr>
-            <w:r/>
-            <w:r>
-              <w:rPr>
-                <w:rFonts w:ascii="Times New Roman" w:hAnsi="Times New Roman"/>
-                <w:b w:val="0"/>
-                <w:sz w:val="24"/>
-              </w:rPr>
-              <w:t>annuity, differentiated</w:t>
-            </w:r>
-          </w:p>
-        </w:tc>
-        <w:tc>
-          <w:tcPr>
-            <w:tcW w:type="dxa" w:w="2324"/>
+            <w:tcW w:type="dxa" w:w="2211"/>
           </w:tcPr>
           <w:p>
             <w:pPr>
@@ -4735,21 +4017,7 @@
           <w:rFonts w:ascii="Times New Roman" w:hAnsi="Times New Roman"/>
           <w:sz w:val="28"/>
         </w:rPr>
-        <w:t>Диаграммы классов описывают данные и их поведение, но не показывают, где именно выполняется бизнес-логика. В программном средстве она вынесена в отдельный слой сервисов: контроллеры принимают запрос и вызывают сервис, сервис выполняет операцию в одной транзакции и обращается к моделям с SQL-запросами. Слой показан тремя диаграммами. Пунктирная стрелка означает, что один сервис использует другой, подпись указывает действие.</w:t>
-      </w:r>
-    </w:p>
-    <w:p>
-      <w:pPr>
-        <w:spacing w:line="360" w:lineRule="auto" w:after="0" w:before="0"/>
-        <w:ind w:firstLine="709"/>
-        <w:jc w:val="both"/>
-      </w:pPr>
-      <w:r>
-        <w:rPr>
-          <w:rFonts w:ascii="Times New Roman" w:hAnsi="Times New Roman"/>
-          <w:sz w:val="28"/>
-        </w:rPr>
-        <w:t>Закрытие операционного дня запускает начисление процентов по вкладам, исполнение автоплатежей, отправку пакета межбанковского клиринга и обработку графиков и просрочки по кредитам (рисунок 1.17).</w:t>
+        <w:t>Диаграмма классов описывает данные и их поведение, но не показывает, где выполняется бизнес-логика. В программном средстве она вынесена в слой сервисов: контроллеры принимают запрос и вызывают сервис, сервис выполняет операцию в одной транзакции и обращается к моделям с SQL-запросами. Ключевые сервисы показаны на рисунке 1.14. Пунктирная стрелка означает, что один сервис использует другой, подпись указывает действие: закрытие операционного дня запускает начисление процентов по вкладам, исполнение автоплатежей, обработку кредитов и отправку пакета межбанковских платежей; кредит оценивается сервисом скоринга; переводы проверяются антифрод-сервисом; переводы и подписание кредита подтверждаются одноразовым кодом. Сервисы вкладов, платежей, кредитов, карт и переводов проводят деньги через сервис учёта, работают со счетами через сервис счетов, ведут журнал аудита и отправляют уведомления, поэтому такие связи на рисунке не показаны.</w:t>
       </w:r>
     </w:p>
     <w:p>
@@ -4761,8 +4029,8 @@
       <w:r>
         <w:drawing>
           <wp:inline xmlns:a="http://schemas.openxmlformats.org/drawingml/2006/main" xmlns:pic="http://schemas.openxmlformats.org/drawingml/2006/picture">
-            <wp:extent cx="5868000" cy="4092157"/>
-            <wp:docPr id="6" name="Picture 6"/>
+            <wp:extent cx="5868000" cy="4651463"/>
+            <wp:docPr id="3" name="Picture 3"/>
             <wp:cNvGraphicFramePr>
               <a:graphicFrameLocks noChangeAspect="1"/>
             </wp:cNvGraphicFramePr>
@@ -4770,11 +4038,11 @@
               <a:graphicData uri="http://schemas.openxmlformats.org/drawingml/2006/picture">
                 <pic:pic>
                   <pic:nvPicPr>
-                    <pic:cNvPr id="0" name="class-services-1.png"/>
+                    <pic:cNvPr id="0" name="class-services.png"/>
                     <pic:cNvPicPr/>
                   </pic:nvPicPr>
                   <pic:blipFill>
-                    <a:blip r:embed="rId14"/>
+                    <a:blip r:embed="rId11"/>
                     <a:stretch>
                       <a:fillRect/>
                     </a:stretch>
@@ -4782,7 +4050,7 @@
                   <pic:spPr>
                     <a:xfrm>
                       <a:off x="0" y="0"/>
-                      <a:ext cx="5868000" cy="4092157"/>
+                      <a:ext cx="5868000" cy="4651463"/>
                     </a:xfrm>
                     <a:prstGeom prst="rect"/>
                   </pic:spPr>
@@ -4803,143 +4071,7 @@
           <w:rFonts w:ascii="Times New Roman" w:hAnsi="Times New Roman"/>
           <w:sz w:val="28"/>
         </w:rPr>
-        <w:t>Рисунок 1.17 – Диаграмма классов слоя бизнес-логики: закрытие операционного дня</w:t>
-      </w:r>
-    </w:p>
-    <w:p>
-      <w:pPr>
-        <w:spacing w:line="360" w:lineRule="auto" w:after="0" w:before="0"/>
-        <w:ind w:firstLine="709"/>
-        <w:jc w:val="both"/>
-      </w:pPr>
-      <w:r>
-        <w:rPr>
-          <w:rFonts w:ascii="Times New Roman" w:hAnsi="Times New Roman"/>
-          <w:sz w:val="28"/>
-        </w:rPr>
-        <w:t>Перевод и межбанковский перевод проверяются антифрод-сервисом, а перевод, межбанковский перевод и подписание кредита подтверждаются кодом. Кредит оценивается сервисом скоринга (рисунок 1.18).</w:t>
-      </w:r>
-    </w:p>
-    <w:p>
-      <w:pPr>
-        <w:keepNext/>
-        <w:spacing w:line="360" w:lineRule="auto" w:after="240" w:before="0"/>
-        <w:jc w:val="center"/>
-      </w:pPr>
-      <w:r>
-        <w:drawing>
-          <wp:inline xmlns:a="http://schemas.openxmlformats.org/drawingml/2006/main" xmlns:pic="http://schemas.openxmlformats.org/drawingml/2006/picture">
-            <wp:extent cx="5868000" cy="4268628"/>
-            <wp:docPr id="7" name="Picture 7"/>
-            <wp:cNvGraphicFramePr>
-              <a:graphicFrameLocks noChangeAspect="1"/>
-            </wp:cNvGraphicFramePr>
-            <a:graphic>
-              <a:graphicData uri="http://schemas.openxmlformats.org/drawingml/2006/picture">
-                <pic:pic>
-                  <pic:nvPicPr>
-                    <pic:cNvPr id="0" name="class-services-2.png"/>
-                    <pic:cNvPicPr/>
-                  </pic:nvPicPr>
-                  <pic:blipFill>
-                    <a:blip r:embed="rId15"/>
-                    <a:stretch>
-                      <a:fillRect/>
-                    </a:stretch>
-                  </pic:blipFill>
-                  <pic:spPr>
-                    <a:xfrm>
-                      <a:off x="0" y="0"/>
-                      <a:ext cx="5868000" cy="4268628"/>
-                    </a:xfrm>
-                    <a:prstGeom prst="rect"/>
-                  </pic:spPr>
-                </pic:pic>
-              </a:graphicData>
-            </a:graphic>
-          </wp:inline>
-        </w:drawing>
-      </w:r>
-    </w:p>
-    <w:p>
-      <w:pPr>
-        <w:spacing w:line="360" w:lineRule="auto" w:after="240" w:before="0"/>
-        <w:jc w:val="center"/>
-      </w:pPr>
-      <w:r>
-        <w:rPr>
-          <w:rFonts w:ascii="Times New Roman" w:hAnsi="Times New Roman"/>
-          <w:sz w:val="28"/>
-        </w:rPr>
-        <w:t>Рисунок 1.18 – Диаграмма классов слоя бизнес-логики: проверка и подтверждение операций</w:t>
-      </w:r>
-    </w:p>
-    <w:p>
-      <w:pPr>
-        <w:spacing w:line="360" w:lineRule="auto" w:after="0" w:before="0"/>
-        <w:ind w:firstLine="709"/>
-        <w:jc w:val="both"/>
-      </w:pPr>
-      <w:r>
-        <w:rPr>
-          <w:rFonts w:ascii="Times New Roman" w:hAnsi="Times New Roman"/>
-          <w:sz w:val="28"/>
-        </w:rPr>
-        <w:t>Сервисы вкладов, платежей, кредитов, карт и переводов проводят деньги через сервис учёта, работают со счетами через сервис счетов, ведут журнал аудита и отправляют уведомления, которые сервис уведомлений ставит в очередь на отправку письмом (рисунок 1.19).</w:t>
-      </w:r>
-    </w:p>
-    <w:p>
-      <w:pPr>
-        <w:keepNext/>
-        <w:spacing w:line="360" w:lineRule="auto" w:after="240" w:before="0"/>
-        <w:jc w:val="center"/>
-      </w:pPr>
-      <w:r>
-        <w:drawing>
-          <wp:inline xmlns:a="http://schemas.openxmlformats.org/drawingml/2006/main" xmlns:pic="http://schemas.openxmlformats.org/drawingml/2006/picture">
-            <wp:extent cx="5868000" cy="2982098"/>
-            <wp:docPr id="8" name="Picture 8"/>
-            <wp:cNvGraphicFramePr>
-              <a:graphicFrameLocks noChangeAspect="1"/>
-            </wp:cNvGraphicFramePr>
-            <a:graphic>
-              <a:graphicData uri="http://schemas.openxmlformats.org/drawingml/2006/picture">
-                <pic:pic>
-                  <pic:nvPicPr>
-                    <pic:cNvPr id="0" name="class-services-3.png"/>
-                    <pic:cNvPicPr/>
-                  </pic:nvPicPr>
-                  <pic:blipFill>
-                    <a:blip r:embed="rId16"/>
-                    <a:stretch>
-                      <a:fillRect/>
-                    </a:stretch>
-                  </pic:blipFill>
-                  <pic:spPr>
-                    <a:xfrm>
-                      <a:off x="0" y="0"/>
-                      <a:ext cx="5868000" cy="2982098"/>
-                    </a:xfrm>
-                    <a:prstGeom prst="rect"/>
-                  </pic:spPr>
-                </pic:pic>
-              </a:graphicData>
-            </a:graphic>
-          </wp:inline>
-        </w:drawing>
-      </w:r>
-    </w:p>
-    <w:p>
-      <w:pPr>
-        <w:spacing w:line="360" w:lineRule="auto" w:after="240" w:before="0"/>
-        <w:jc w:val="center"/>
-      </w:pPr>
-      <w:r>
-        <w:rPr>
-          <w:rFonts w:ascii="Times New Roman" w:hAnsi="Times New Roman"/>
-          <w:sz w:val="28"/>
-        </w:rPr>
-        <w:t>Рисунок 1.19 – Диаграмма классов слоя бизнес-логики: учёт, уведомления и аудит</w:t>
+        <w:t>Рисунок 1.14 – Диаграмма классов слоя бизнес-логики</w:t>
       </w:r>
     </w:p>
     <w:sectPr>

--- a/docs/kursovaya/razdel-1.4.docx
+++ b/docs/kursovaya/razdel-1.4.docx
@@ -30,7 +30,7 @@
           <w:b w:val="0"/>
           <w:sz w:val="28"/>
         </w:rPr>
-        <w:t>Информационная модель определяет, какие данные хранит программное средство, как они устроены и как связаны между собой. От её качества зависят целостность денежных расчётов, возможность проверить любую операцию по записям и защита персональных данных клиентов. Модель построена в виде ER-диаграммы (диаграммы «сущность – связь») и приведена на рисунке 1.12.</w:t>
+        <w:t>Информационная модель определяет, какие данные хранит программное средство, как они устроены и как связаны между собой. От её качества зависят целостность денежных расчётов, возможность проверить любую операцию по записям и защита персональных данных клиентов. Модель построена в виде ER-диаграммы (диаграммы «сущность – связь») и приведена на рисунке 1.10.</w:t>
       </w:r>
     </w:p>
     <w:p>
@@ -99,7 +99,7 @@
           <w:b w:val="0"/>
           <w:sz w:val="28"/>
         </w:rPr>
-        <w:t>Рисунок 1.12 – ER-диаграмма информационной модели программного средства</w:t>
+        <w:t>Рисунок 1.10 – ER-диаграмма информационной модели программного средства</w:t>
       </w:r>
     </w:p>
     <w:p>
@@ -3001,7 +3001,7 @@
           <w:rFonts w:ascii="Times New Roman" w:hAnsi="Times New Roman"/>
           <w:sz w:val="28"/>
         </w:rPr>
-        <w:t>Структура программного средства описывается диаграммами классов. Диаграмма классов показывает классы, их атрибуты и операции, а также связи между ними: ассоциацию, агрегацию (клиент объединяет счета, вклады и заявки, но они существуют как самостоятельные записи) и композицию (документ состоит из проводок и не существует без них). Каждая связь подписана действием, рядом с концами указаны кратности. Атрибуты классов соответствуют столбцам таблиц базы данных, а операции – функциям сервисов программного средства. Основные классы предметной области показаны на рисунке 1.13.</w:t>
+        <w:t>Структура программного средства описывается диаграммами классов, которые показывают классы, их атрибуты и операции и связи между ними. Основные классы предметной области показаны на рисунке 1.11.</w:t>
       </w:r>
     </w:p>
     <w:p>
@@ -3055,7 +3055,7 @@
           <w:rFonts w:ascii="Times New Roman" w:hAnsi="Times New Roman"/>
           <w:sz w:val="28"/>
         </w:rPr>
-        <w:t>Рисунок 1.13 – Диаграмма классов предметной области</w:t>
+        <w:t>Рисунок 1.11 – Диаграмма классов предметной области</w:t>
       </w:r>
     </w:p>
     <w:p>
@@ -3069,7 +3069,7 @@
           <w:rFonts w:ascii="Times New Roman" w:hAnsi="Times New Roman"/>
           <w:sz w:val="28"/>
         </w:rPr>
-        <w:t>Клиент владеет счетами, открывает вклады и подаёт заявки на кредит. Каждая денежная операция (перевод, оплата услуги) оформляется документом, который состоит из проводок двойной записи: проводка списывает сумму с одного счёта и зачисляет на другой. Остаток счёта вычисляется по проводкам, а денежные суммы хранятся целым числом копеек. Назначение классов приведено в таблице 1.10.</w:t>
+        <w:t>На диаграмме использованы ассоциация, агрегация (клиент объединяет счета, вклады и заявки, но они существуют как самостоятельные записи) и композиция (документ состоит из проводок и не существует без них). Каждая связь подписана действием, рядом с концами указаны кратности. Атрибуты классов соответствуют столбцам таблиц базы данных, а операции – функциям сервисов программного средства. Клиент владеет счетами, открывает вклады и подаёт заявки на кредит. Каждая денежная операция (перевод, оплата услуги) оформляется документом, который состоит из проводок двойной записи: проводка списывает сумму с одного счёта и зачисляет на другой. Остаток счёта вычисляется по проводкам, а денежные суммы хранятся целым числом копеек. Назначение классов приведено в таблице 1.10.</w:t>
       </w:r>
     </w:p>
     <w:p>
@@ -3917,6 +3917,119 @@
           </w:p>
         </w:tc>
       </w:tr>
+    </w:tbl>
+    <w:p>
+      <w:pPr>
+        <w:keepNext/>
+        <w:spacing w:line="360" w:lineRule="auto" w:after="120" w:before="0"/>
+        <w:jc w:val="left"/>
+      </w:pPr>
+      <w:r>
+        <w:rPr>
+          <w:rFonts w:ascii="Times New Roman" w:hAnsi="Times New Roman"/>
+          <w:sz w:val="28"/>
+        </w:rPr>
+        <w:t xml:space="preserve">Продолжение таблицы 1.10</w:t>
+      </w:r>
+    </w:p>
+    <w:tbl>
+      <w:tblPr>
+        <w:tblStyle w:val="TableGrid"/>
+        <w:tblW w:type="auto" w:w="0"/>
+        <w:tblLook w:firstColumn="1" w:firstRow="1" w:lastColumn="0" w:lastRow="0" w:noHBand="0" w:noVBand="1" w:val="04A0"/>
+      </w:tblPr>
+      <w:tblGrid>
+        <w:gridCol w:w="2422"/>
+        <w:gridCol w:w="2422"/>
+        <w:gridCol w:w="2422"/>
+        <w:gridCol w:w="2422"/>
+      </w:tblGrid>
+      <w:tr>
+        <w:trPr>
+          <w:cantSplit/>
+          <w:tblHeader/>
+        </w:trPr>
+        <w:tc>
+          <w:tcPr>
+            <w:tcW w:type="dxa" w:w="1814"/>
+          </w:tcPr>
+          <w:p>
+            <w:pPr>
+              <w:keepNext/>
+              <w:spacing w:line="240" w:lineRule="auto"/>
+            </w:pPr>
+            <w:r/>
+            <w:r>
+              <w:rPr>
+                <w:rFonts w:ascii="Times New Roman" w:hAnsi="Times New Roman"/>
+                <w:b/>
+                <w:sz w:val="24"/>
+              </w:rPr>
+              <w:t>Класс</w:t>
+            </w:r>
+          </w:p>
+        </w:tc>
+        <w:tc>
+          <w:tcPr>
+            <w:tcW w:type="dxa" w:w="2721"/>
+          </w:tcPr>
+          <w:p>
+            <w:pPr>
+              <w:keepNext/>
+              <w:spacing w:line="240" w:lineRule="auto"/>
+            </w:pPr>
+            <w:r/>
+            <w:r>
+              <w:rPr>
+                <w:rFonts w:ascii="Times New Roman" w:hAnsi="Times New Roman"/>
+                <w:b/>
+                <w:sz w:val="24"/>
+              </w:rPr>
+              <w:t>Назначение</w:t>
+            </w:r>
+          </w:p>
+        </w:tc>
+        <w:tc>
+          <w:tcPr>
+            <w:tcW w:type="dxa" w:w="2608"/>
+          </w:tcPr>
+          <w:p>
+            <w:pPr>
+              <w:keepNext/>
+              <w:spacing w:line="240" w:lineRule="auto"/>
+            </w:pPr>
+            <w:r/>
+            <w:r>
+              <w:rPr>
+                <w:rFonts w:ascii="Times New Roman" w:hAnsi="Times New Roman"/>
+                <w:b/>
+                <w:sz w:val="24"/>
+              </w:rPr>
+              <w:t>Основные атрибуты</w:t>
+            </w:r>
+          </w:p>
+        </w:tc>
+        <w:tc>
+          <w:tcPr>
+            <w:tcW w:type="dxa" w:w="2211"/>
+          </w:tcPr>
+          <w:p>
+            <w:pPr>
+              <w:keepNext/>
+              <w:spacing w:line="240" w:lineRule="auto"/>
+            </w:pPr>
+            <w:r/>
+            <w:r>
+              <w:rPr>
+                <w:rFonts w:ascii="Times New Roman" w:hAnsi="Times New Roman"/>
+                <w:b/>
+                <w:sz w:val="24"/>
+              </w:rPr>
+              <w:t>Основные операции</w:t>
+            </w:r>
+          </w:p>
+        </w:tc>
+      </w:tr>
       <w:tr>
         <w:trPr>
           <w:cantSplit/>
@@ -4017,7 +4130,7 @@
           <w:rFonts w:ascii="Times New Roman" w:hAnsi="Times New Roman"/>
           <w:sz w:val="28"/>
         </w:rPr>
-        <w:t>Диаграмма классов описывает данные и их поведение, но не показывает, где выполняется бизнес-логика. В программном средстве она вынесена в слой сервисов: контроллеры принимают запрос и вызывают сервис, сервис выполняет операцию в одной транзакции и обращается к моделям с SQL-запросами. Ключевые сервисы показаны на рисунке 1.14. Пунктирная стрелка означает, что один сервис использует другой, подпись указывает действие: закрытие операционного дня запускает начисление процентов по вкладам, исполнение автоплатежей, обработку кредитов и отправку пакета межбанковских платежей; кредит оценивается сервисом скоринга; переводы проверяются антифрод-сервисом; переводы и подписание кредита подтверждаются одноразовым кодом. Сервисы вкладов, платежей, кредитов, карт и переводов проводят деньги через сервис учёта, работают со счетами через сервис счетов, ведут журнал аудита и отправляют уведомления, поэтому такие связи на рисунке не показаны.</w:t>
+        <w:t>Диаграмма классов описывает данные и их поведение, но не показывает, где выполняется бизнес-логика. В программном средстве она вынесена в слой сервисов: контроллеры принимают запрос и вызывают сервис, сервис выполняет операцию в одной транзакции и обращается к моделям с SQL-запросами. Ключевые сервисы показаны на рисунке 1.12.</w:t>
       </w:r>
     </w:p>
     <w:p>
@@ -4071,7 +4184,35 @@
           <w:rFonts w:ascii="Times New Roman" w:hAnsi="Times New Roman"/>
           <w:sz w:val="28"/>
         </w:rPr>
-        <w:t>Рисунок 1.14 – Диаграмма классов слоя бизнес-логики</w:t>
+        <w:t>Рисунок 1.12 – Диаграмма классов слоя бизнес-логики</w:t>
+      </w:r>
+    </w:p>
+    <w:p>
+      <w:pPr>
+        <w:spacing w:line="360" w:lineRule="auto" w:after="0" w:before="0"/>
+        <w:ind w:firstLine="709"/>
+        <w:jc w:val="both"/>
+      </w:pPr>
+      <w:r>
+        <w:rPr>
+          <w:rFonts w:ascii="Times New Roman" w:hAnsi="Times New Roman"/>
+          <w:sz w:val="28"/>
+        </w:rPr>
+        <w:t>Пунктирная стрелка означает, что один сервис использует другой, подпись указывает действие: закрытие операционного дня запускает начисление процентов по вкладам, исполнение автоплатежей, обработку кредитов и отправку пакета межбанковских платежей; кредит оценивается сервисом скоринга; переводы проверяются антифрод-сервисом; переводы и подписание кредита подтверждаются одноразовым кодом. Сервисы вкладов, платежей, кредитов, карт и переводов проводят деньги через сервис учёта, работают со счетами через сервис счетов, ведут журнал аудита и отправляют уведомления, поэтому такие связи на рисунке не показаны.</w:t>
+      </w:r>
+    </w:p>
+    <w:p>
+      <w:pPr>
+        <w:spacing w:line="360" w:lineRule="auto" w:after="0" w:before="0"/>
+        <w:ind w:firstLine="709"/>
+        <w:jc w:val="both"/>
+      </w:pPr>
+      <w:r>
+        <w:rPr>
+          <w:rFonts w:ascii="Times New Roman" w:hAnsi="Times New Roman"/>
+          <w:sz w:val="28"/>
+        </w:rPr>
+        <w:t>Информационная модель и диаграммы классов определяют структуру данных программного средства и разделение его бизнес-логики на слои. На их основе разрабатываются архитектура программного средства и алгоритмы выполнения ключевых операций.</w:t>
       </w:r>
     </w:p>
     <w:sectPr>

--- a/docs/kursovaya/razdel-1.4.docx
+++ b/docs/kursovaya/razdel-1.4.docx
@@ -30,7 +30,7 @@
           <w:b w:val="0"/>
           <w:sz w:val="28"/>
         </w:rPr>
-        <w:t>Информационная модель определяет, какие данные хранит программное средство, как они устроены и как связаны между собой. От её качества зависят целостность денежных расчётов, возможность проверить любую операцию по записям и защита персональных данных клиентов. Модель построена в виде ER-диаграммы (диаграммы «сущность – связь») и приведена на рисунке 1.10.</w:t>
+        <w:t xml:space="preserve">Информационная модель определяет, какие данные хранит программное средство, как они устроены и как связаны между собой. От её качества зависят целостность денежных расчётов, возможность проверить любую операцию по записям и защита персональных данных клиентов. Модель построена в виде ER-диаграммы (диаграммы «сущность – связь») и приведена на рисунке 1.10.</w:t>
       </w:r>
     </w:p>
     <w:p>
@@ -45,7 +45,7 @@
           <w:b w:val="0"/>
           <w:sz w:val="28"/>
         </w:rPr>
-        <w:t>ER-диаграмма (от англ. Entity-Relationship, «сущность – связь») – графическая модель данных, в которой предметная область описывается совокупностью сущностей, их атрибутов и связей между ними. Сущность соответствует таблице базы данных, атрибут – её столбцу, связь – ссылке одной таблицы на другую. На диаграмме показаны основные сущности предметной области и основные связи между ними. Справочники, сессии, коды подтверждения, настройки, журнал действий и другие вспомогательные таблицы на рисунке опущены для читаемости, их полный состав приведён в SQL-скрипте создания базы данных (приложение).</w:t>
+        <w:t xml:space="preserve">ER-диаграмма (от англ. Entity-Relationship, «сущность – связь») – графическая модель данных, в которой предметная область описывается совокупностью сущностей, их атрибутов и связей между ними. Сущность соответствует таблице базы данных, атрибут – её столбцу, связь – ссылке одной таблицы на другую. На диаграмме показаны основные сущности предметной области и основные связи между ними. Справочники, сессии, коды подтверждения, настройки, журнал действий и другие вспомогательные таблицы на рисунке опущены для читаемости, их полный состав приведён в SQL-скрипте создания базы данных (приложение).</w:t>
       </w:r>
     </w:p>
     <w:p>
@@ -99,7 +99,7 @@
           <w:b w:val="0"/>
           <w:sz w:val="28"/>
         </w:rPr>
-        <w:t>Рисунок 1.10 – ER-диаграмма информационной модели программного средства</w:t>
+        <w:t xml:space="preserve">Рисунок 1.10 – ER-диаграмма информационной модели программного средства</w:t>
       </w:r>
     </w:p>
     <w:p>
@@ -114,7 +114,7 @@
           <w:b w:val="0"/>
           <w:sz w:val="28"/>
         </w:rPr>
-        <w:t>Четырнадцать основных сущностей образуют четыре группы. Группа доступа включает сущности «Роль», «Пользователь» и «Клиент» и определяет, кто работает с системой и что ему разрешено. Ядро учёта образуют «Счёт», «Документ» и «Проводка»: они реализуют принцип двойной записи, по которому любая операция отражается одновременно по дебету одного счёта и кредиту другого. Группа операций состоит из сущностей «Заявка на перевод», «Платёж» и «Карта». Группа продуктов описывает вклады и кредиты: «Продукт вклада», «Вклад», «Кредитный продукт», «Кредитная заявка» и «Кредит». Назначение и основные атрибуты сущностей приведены в таблице 1.8.</w:t>
+        <w:t xml:space="preserve">Четырнадцать основных сущностей образуют четыре группы. Группа доступа включает сущности «Роль», «Пользователь» и «Клиент» и определяет, кто работает с системой и что ему разрешено. Ядро учёта образуют «Счёт», «Документ» и «Проводка»: они реализуют принцип двойной записи, по которому любая операция отражается одновременно по дебету одного счёта и кредиту другого. Группа операций состоит из сущностей «Заявка на перевод», «Платёж» и «Карта». Группа продуктов описывает вклады и кредиты: «Продукт вклада», «Вклад», «Кредитный продукт», «Кредитная заявка» и «Кредит». Назначение и основные атрибуты сущностей приведены в таблице 1.8.</w:t>
       </w:r>
     </w:p>
     <w:p>
@@ -129,7 +129,7 @@
           <w:b w:val="0"/>
           <w:sz w:val="28"/>
         </w:rPr>
-        <w:t>Таблица 1.8 – Описание сущностей информационной модели</w:t>
+        <w:t xml:space="preserve">Таблица 1.8 – Описание сущностей информационной модели</w:t>
       </w:r>
     </w:p>
     <w:tbl>
@@ -157,7 +157,7 @@
             <w:pPr>
               <w:keepNext/>
               <w:spacing w:line="240" w:lineRule="auto"/>
-              <w:jc w:val="center"/>
+              <w:jc w:val="left"/>
             </w:pPr>
             <w:r/>
             <w:r>
@@ -178,7 +178,7 @@
             <w:pPr>
               <w:keepNext/>
               <w:spacing w:line="240" w:lineRule="auto"/>
-              <w:jc w:val="center"/>
+              <w:jc w:val="left"/>
             </w:pPr>
             <w:r/>
             <w:r>
@@ -199,7 +199,7 @@
             <w:pPr>
               <w:keepNext/>
               <w:spacing w:line="240" w:lineRule="auto"/>
-              <w:jc w:val="center"/>
+              <w:jc w:val="left"/>
             </w:pPr>
             <w:r/>
             <w:r>
@@ -225,6 +225,7 @@
             <w:pPr>
               <w:keepNext/>
               <w:spacing w:line="240" w:lineRule="auto"/>
+              <w:jc w:val="left"/>
             </w:pPr>
             <w:r/>
             <w:r>
@@ -245,6 +246,7 @@
             <w:pPr>
               <w:keepNext/>
               <w:spacing w:line="240" w:lineRule="auto"/>
+              <w:jc w:val="left"/>
             </w:pPr>
             <w:r/>
             <w:r>
@@ -253,7 +255,7 @@
                 <w:b w:val="0"/>
                 <w:sz w:val="24"/>
               </w:rPr>
-              <w:t>Категория пользователя системы с набором прав: клиент, операционист, кредитный специалист, специалист по мониторингу, администратор</w:t>
+              <w:t xml:space="preserve">Категория пользователя системы с набором прав: клиент, операционист, кредитный специалист, специалист по мониторингу, администратор</w:t>
             </w:r>
           </w:p>
         </w:tc>
@@ -265,6 +267,7 @@
             <w:pPr>
               <w:keepNext/>
               <w:spacing w:line="240" w:lineRule="auto"/>
+              <w:jc w:val="left"/>
             </w:pPr>
             <w:r/>
             <w:r>
@@ -273,7 +276,7 @@
                 <w:b w:val="0"/>
                 <w:sz w:val="24"/>
               </w:rPr>
-              <w:t>код роли, наименование</w:t>
+              <w:t>Код роли, наименование</w:t>
             </w:r>
           </w:p>
         </w:tc>
@@ -289,6 +292,7 @@
           <w:p>
             <w:pPr>
               <w:spacing w:line="240" w:lineRule="auto"/>
+              <w:jc w:val="left"/>
             </w:pPr>
             <w:r/>
             <w:r>
@@ -308,6 +312,7 @@
           <w:p>
             <w:pPr>
               <w:spacing w:line="240" w:lineRule="auto"/>
+              <w:jc w:val="left"/>
             </w:pPr>
             <w:r/>
             <w:r>
@@ -316,7 +321,7 @@
                 <w:b w:val="0"/>
                 <w:sz w:val="24"/>
               </w:rPr>
-              <w:t>Учётная запись для входа в систему; принадлежит одной роли</w:t>
+              <w:t xml:space="preserve">Учётная запись для входа в систему; принадлежит одной роли</w:t>
             </w:r>
           </w:p>
         </w:tc>
@@ -327,6 +332,7 @@
           <w:p>
             <w:pPr>
               <w:spacing w:line="240" w:lineRule="auto"/>
+              <w:jc w:val="left"/>
             </w:pPr>
             <w:r/>
             <w:r>
@@ -335,7 +341,7 @@
                 <w:b w:val="0"/>
                 <w:sz w:val="24"/>
               </w:rPr>
-              <w:t>логин, хэш пароля, роль, статус, число неудачных входов</w:t>
+              <w:t>Логин, хэш пароля, роль, статус, число неудачных входов</w:t>
             </w:r>
           </w:p>
         </w:tc>
@@ -351,6 +357,7 @@
           <w:p>
             <w:pPr>
               <w:spacing w:line="240" w:lineRule="auto"/>
+              <w:jc w:val="left"/>
             </w:pPr>
             <w:r/>
             <w:r>
@@ -370,6 +377,7 @@
           <w:p>
             <w:pPr>
               <w:spacing w:line="240" w:lineRule="auto"/>
+              <w:jc w:val="left"/>
             </w:pPr>
             <w:r/>
             <w:r>
@@ -378,7 +386,7 @@
                 <w:b w:val="0"/>
                 <w:sz w:val="24"/>
               </w:rPr>
-              <w:t>Физическое лицо, подключённое к дистанционному банковскому обслуживанию; связано с учётной записью пользователя. Паспортные данные и идентификационный номер хранятся в зашифрованном виде</w:t>
+              <w:t xml:space="preserve">Физическое лицо, подключённое к дистанционному банковскому обслуживанию; связано с учётной записью пользователя. Паспортные данные и идентификационный номер хранятся в зашифрованном виде</w:t>
             </w:r>
           </w:p>
         </w:tc>
@@ -389,6 +397,7 @@
           <w:p>
             <w:pPr>
               <w:spacing w:line="240" w:lineRule="auto"/>
+              <w:jc w:val="left"/>
             </w:pPr>
             <w:r/>
             <w:r>
@@ -397,7 +406,7 @@
                 <w:b w:val="0"/>
                 <w:sz w:val="24"/>
               </w:rPr>
-              <w:t>фамилия, имя, отчество, дата рождения</w:t>
+              <w:t>Фамилия, имя, отчество, дата рождения</w:t>
             </w:r>
           </w:p>
         </w:tc>
@@ -413,6 +422,7 @@
           <w:p>
             <w:pPr>
               <w:spacing w:line="240" w:lineRule="auto"/>
+              <w:jc w:val="left"/>
             </w:pPr>
             <w:r/>
             <w:r>
@@ -432,6 +442,7 @@
           <w:p>
             <w:pPr>
               <w:spacing w:line="240" w:lineRule="auto"/>
+              <w:jc w:val="left"/>
             </w:pPr>
             <w:r/>
             <w:r>
@@ -440,7 +451,7 @@
                 <w:b w:val="0"/>
                 <w:sz w:val="24"/>
               </w:rPr>
-              <w:t>Банковский счёт клиента (текущий, накопительный, вкладной, ссудный) либо внутренний счёт банка (касса, корреспондентский счёт, счета доходов и расходов), у которого владельца нет</w:t>
+              <w:t xml:space="preserve">Банковский счёт клиента (текущий, накопительный, вкладной, ссудный) либо внутренний счёт банка (касса, корреспондентский счёт, счета доходов и расходов), у которого владельца нет</w:t>
             </w:r>
           </w:p>
         </w:tc>
@@ -451,6 +462,7 @@
           <w:p>
             <w:pPr>
               <w:spacing w:line="240" w:lineRule="auto"/>
+              <w:jc w:val="left"/>
             </w:pPr>
             <w:r/>
             <w:r>
@@ -459,7 +471,7 @@
                 <w:b w:val="0"/>
                 <w:sz w:val="24"/>
               </w:rPr>
-              <w:t>номер IBAN, владелец, балансовый счёт, вид, наименование</w:t>
+              <w:t>Номер IBAN, владелец, балансовый счёт, вид, наименование</w:t>
             </w:r>
           </w:p>
         </w:tc>
@@ -475,6 +487,7 @@
           <w:p>
             <w:pPr>
               <w:spacing w:line="240" w:lineRule="auto"/>
+              <w:jc w:val="left"/>
             </w:pPr>
             <w:r/>
             <w:r>
@@ -494,6 +507,7 @@
           <w:p>
             <w:pPr>
               <w:spacing w:line="240" w:lineRule="auto"/>
+              <w:jc w:val="left"/>
             </w:pPr>
             <w:r/>
             <w:r>
@@ -502,7 +516,7 @@
                 <w:b w:val="0"/>
                 <w:sz w:val="24"/>
               </w:rPr>
-              <w:t>Банковская операция как единое целое; объединяет все проводки одной операции. Уникальный ключ идемпотентности не позволяет выполнить одну операцию дважды</w:t>
+              <w:t xml:space="preserve">Банковская операция как единое целое; объединяет все проводки одной операции. Уникальный ключ идемпотентности не позволяет выполнить одну операцию дважды</w:t>
             </w:r>
           </w:p>
         </w:tc>
@@ -513,6 +527,7 @@
           <w:p>
             <w:pPr>
               <w:spacing w:line="240" w:lineRule="auto"/>
+              <w:jc w:val="left"/>
             </w:pPr>
             <w:r/>
             <w:r>
@@ -521,7 +536,7 @@
                 <w:b w:val="0"/>
                 <w:sz w:val="24"/>
               </w:rPr>
-              <w:t>тип, статус, ключ идемпотентности, банковская дата</w:t>
+              <w:t>Тип, статус, ключ идемпотентности, банковская дата</w:t>
             </w:r>
           </w:p>
         </w:tc>
@@ -537,6 +552,7 @@
           <w:p>
             <w:pPr>
               <w:spacing w:line="240" w:lineRule="auto"/>
+              <w:jc w:val="left"/>
             </w:pPr>
             <w:r/>
             <w:r>
@@ -556,6 +572,7 @@
           <w:p>
             <w:pPr>
               <w:spacing w:line="240" w:lineRule="auto"/>
+              <w:jc w:val="left"/>
             </w:pPr>
             <w:r/>
             <w:r>
@@ -564,7 +581,7 @@
                 <w:b w:val="0"/>
                 <w:sz w:val="24"/>
               </w:rPr>
-              <w:t>Запись двойной записи: сумма, списываемая с одного счёта (дебет) и зачисляемая на другой (кредит). Остаток счёта определяется проводками</w:t>
+              <w:t xml:space="preserve">Запись двойной записи: сумма, списываемая с одного счёта (дебет) и зачисляемая на другой (кредит). Остаток счёта определяется проводками</w:t>
             </w:r>
           </w:p>
         </w:tc>
@@ -575,6 +592,7 @@
           <w:p>
             <w:pPr>
               <w:spacing w:line="240" w:lineRule="auto"/>
+              <w:jc w:val="left"/>
             </w:pPr>
             <w:r/>
             <w:r>
@@ -583,7 +601,7 @@
                 <w:b w:val="0"/>
                 <w:sz w:val="24"/>
               </w:rPr>
-              <w:t>документ, счёт дебета, счёт кредита, сумма, банковская дата</w:t>
+              <w:t>Документ, счёт дебета, счёт кредита, сумма, банковская дата</w:t>
             </w:r>
           </w:p>
         </w:tc>
@@ -629,7 +647,7 @@
             <w:pPr>
               <w:keepNext/>
               <w:spacing w:line="240" w:lineRule="auto"/>
-              <w:jc w:val="center"/>
+              <w:jc w:val="left"/>
             </w:pPr>
             <w:r/>
             <w:r>
@@ -650,7 +668,7 @@
             <w:pPr>
               <w:keepNext/>
               <w:spacing w:line="240" w:lineRule="auto"/>
-              <w:jc w:val="center"/>
+              <w:jc w:val="left"/>
             </w:pPr>
             <w:r/>
             <w:r>
@@ -671,7 +689,7 @@
             <w:pPr>
               <w:keepNext/>
               <w:spacing w:line="240" w:lineRule="auto"/>
-              <w:jc w:val="center"/>
+              <w:jc w:val="left"/>
             </w:pPr>
             <w:r/>
             <w:r>
@@ -697,6 +715,7 @@
             <w:pPr>
               <w:keepNext/>
               <w:spacing w:line="240" w:lineRule="auto"/>
+              <w:jc w:val="left"/>
             </w:pPr>
             <w:r/>
             <w:r>
@@ -705,7 +724,7 @@
                 <w:b w:val="0"/>
                 <w:sz w:val="24"/>
               </w:rPr>
-              <w:t>Заявка на перевод (transfer_intents)</w:t>
+              <w:t xml:space="preserve">Заявка на перевод (transfer_intents)</w:t>
             </w:r>
           </w:p>
         </w:tc>
@@ -717,6 +736,7 @@
             <w:pPr>
               <w:keepNext/>
               <w:spacing w:line="240" w:lineRule="auto"/>
+              <w:jc w:val="left"/>
             </w:pPr>
             <w:r/>
             <w:r>
@@ -725,7 +745,7 @@
                 <w:b w:val="0"/>
                 <w:sz w:val="24"/>
               </w:rPr>
-              <w:t>Намерение клиента выполнить перевод; существует до подтверждения кодом и проверок антифрода, после проведения связывается с документом</w:t>
+              <w:t xml:space="preserve">Намерение клиента выполнить перевод; существует до подтверждения кодом и проверок антифрода, после проведения связывается с документом</w:t>
             </w:r>
           </w:p>
         </w:tc>
@@ -737,6 +757,7 @@
             <w:pPr>
               <w:keepNext/>
               <w:spacing w:line="240" w:lineRule="auto"/>
+              <w:jc w:val="left"/>
             </w:pPr>
             <w:r/>
             <w:r>
@@ -745,7 +766,7 @@
                 <w:b w:val="0"/>
                 <w:sz w:val="24"/>
               </w:rPr>
-              <w:t>вид (между своими счетами или клиенту), счёт списания, сумма, сумма в BYN, комиссия, документ</w:t>
+              <w:t xml:space="preserve">Вид (между своими счетами или клиенту), счёт списания, сумма, сумма в BYN, комиссия, документ</w:t>
             </w:r>
           </w:p>
         </w:tc>
@@ -761,6 +782,7 @@
           <w:p>
             <w:pPr>
               <w:spacing w:line="240" w:lineRule="auto"/>
+              <w:jc w:val="left"/>
             </w:pPr>
             <w:r/>
             <w:r>
@@ -780,6 +802,7 @@
           <w:p>
             <w:pPr>
               <w:spacing w:line="240" w:lineRule="auto"/>
+              <w:jc w:val="left"/>
             </w:pPr>
             <w:r/>
             <w:r>
@@ -788,7 +811,7 @@
                 <w:b w:val="0"/>
                 <w:sz w:val="24"/>
               </w:rPr>
-              <w:t>Оплата услуги по каталогу поставщиков, выполненная со счёта клиента</w:t>
+              <w:t xml:space="preserve">Оплата услуги по каталогу поставщиков, выполненная со счёта клиента</w:t>
             </w:r>
           </w:p>
         </w:tc>
@@ -799,6 +822,7 @@
           <w:p>
             <w:pPr>
               <w:spacing w:line="240" w:lineRule="auto"/>
+              <w:jc w:val="left"/>
             </w:pPr>
             <w:r/>
             <w:r>
@@ -807,7 +831,7 @@
                 <w:b w:val="0"/>
                 <w:sz w:val="24"/>
               </w:rPr>
-              <w:t>поставщик, счёт списания, сумма, комиссия, реквизит, документ</w:t>
+              <w:t>Поставщик, счёт списания, сумма, комиссия, реквизит, документ</w:t>
             </w:r>
           </w:p>
         </w:tc>
@@ -823,6 +847,7 @@
           <w:p>
             <w:pPr>
               <w:spacing w:line="240" w:lineRule="auto"/>
+              <w:jc w:val="left"/>
             </w:pPr>
             <w:r/>
             <w:r>
@@ -842,6 +867,7 @@
           <w:p>
             <w:pPr>
               <w:spacing w:line="240" w:lineRule="auto"/>
+              <w:jc w:val="left"/>
             </w:pPr>
             <w:r/>
             <w:r>
@@ -850,7 +876,7 @@
                 <w:b w:val="0"/>
                 <w:sz w:val="24"/>
               </w:rPr>
-              <w:t>Банковская платёжная карта, привязанная к счёту. Номер хранится в зашифрованном виде, для поиска используется хэш номера</w:t>
+              <w:t xml:space="preserve">Банковская платёжная карта, привязанная к счёту. Номер хранится в зашифрованном виде, для поиска используется хэш номера</w:t>
             </w:r>
           </w:p>
         </w:tc>
@@ -861,6 +887,7 @@
           <w:p>
             <w:pPr>
               <w:spacing w:line="240" w:lineRule="auto"/>
+              <w:jc w:val="left"/>
             </w:pPr>
             <w:r/>
             <w:r>
@@ -869,7 +896,7 @@
                 <w:b w:val="0"/>
                 <w:sz w:val="24"/>
               </w:rPr>
-              <w:t>счёт, платёжная система, зашифрованный номер, хэш номера, последние четыре цифры</w:t>
+              <w:t>Счёт, платёжная система, зашифрованный номер, хэш номера, последние четыре цифры</w:t>
             </w:r>
           </w:p>
         </w:tc>
@@ -885,6 +912,7 @@
           <w:p>
             <w:pPr>
               <w:spacing w:line="240" w:lineRule="auto"/>
+              <w:jc w:val="left"/>
             </w:pPr>
             <w:r/>
             <w:r>
@@ -904,6 +932,7 @@
           <w:p>
             <w:pPr>
               <w:spacing w:line="240" w:lineRule="auto"/>
+              <w:jc w:val="left"/>
             </w:pPr>
             <w:r/>
             <w:r>
@@ -912,7 +941,7 @@
                 <w:b w:val="0"/>
                 <w:sz w:val="24"/>
               </w:rPr>
-              <w:t>Условия вклада, предлагаемые банком: срок, ставка, валюта, возможность капитализации и досрочного расторжения</w:t>
+              <w:t xml:space="preserve">Условия вклада, предлагаемые банком: срок, ставка, валюта, возможность капитализации и досрочного расторжения</w:t>
             </w:r>
           </w:p>
         </w:tc>
@@ -923,6 +952,7 @@
           <w:p>
             <w:pPr>
               <w:spacing w:line="240" w:lineRule="auto"/>
+              <w:jc w:val="left"/>
             </w:pPr>
             <w:r/>
             <w:r>
@@ -931,7 +961,7 @@
                 <w:b w:val="0"/>
                 <w:sz w:val="24"/>
               </w:rPr>
-              <w:t>наименование, валюта, срок, ставка</w:t>
+              <w:t>Наименование, валюта, срок, ставка</w:t>
             </w:r>
           </w:p>
         </w:tc>
@@ -947,6 +977,7 @@
           <w:p>
             <w:pPr>
               <w:spacing w:line="240" w:lineRule="auto"/>
+              <w:jc w:val="left"/>
             </w:pPr>
             <w:r/>
             <w:r>
@@ -966,6 +997,7 @@
           <w:p>
             <w:pPr>
               <w:spacing w:line="240" w:lineRule="auto"/>
+              <w:jc w:val="left"/>
             </w:pPr>
             <w:r/>
             <w:r>
@@ -974,7 +1006,7 @@
                 <w:b w:val="0"/>
                 <w:sz w:val="24"/>
               </w:rPr>
-              <w:t>Договор вклада конкретного клиента; ставки фиксируются на дату открытия</w:t>
+              <w:t xml:space="preserve">Договор вклада конкретного клиента; ставки фиксируются на дату открытия</w:t>
             </w:r>
           </w:p>
         </w:tc>
@@ -985,6 +1017,7 @@
           <w:p>
             <w:pPr>
               <w:spacing w:line="240" w:lineRule="auto"/>
+              <w:jc w:val="left"/>
             </w:pPr>
             <w:r/>
             <w:r>
@@ -993,7 +1026,7 @@
                 <w:b w:val="0"/>
                 <w:sz w:val="24"/>
               </w:rPr>
-              <w:t>клиент, продукт, счёт вклада, валюта, сумма, ставка, ставка «до востребования»</w:t>
+              <w:t xml:space="preserve">Клиент, продукт, счёт вклада, валюта, сумма, ставка, ставка «до востребования»</w:t>
             </w:r>
           </w:p>
         </w:tc>
@@ -1009,6 +1042,7 @@
           <w:p>
             <w:pPr>
               <w:spacing w:line="240" w:lineRule="auto"/>
+              <w:jc w:val="left"/>
             </w:pPr>
             <w:r/>
             <w:r>
@@ -1028,6 +1062,7 @@
           <w:p>
             <w:pPr>
               <w:spacing w:line="240" w:lineRule="auto"/>
+              <w:jc w:val="left"/>
             </w:pPr>
             <w:r/>
             <w:r>
@@ -1036,7 +1071,7 @@
                 <w:b w:val="0"/>
                 <w:sz w:val="24"/>
               </w:rPr>
-              <w:t>Условия кредита, предлагаемые банком: ставка, границы суммы и срока</w:t>
+              <w:t xml:space="preserve">Условия кредита, предлагаемые банком: ставка, границы суммы и срока</w:t>
             </w:r>
           </w:p>
         </w:tc>
@@ -1047,6 +1082,7 @@
           <w:p>
             <w:pPr>
               <w:spacing w:line="240" w:lineRule="auto"/>
+              <w:jc w:val="left"/>
             </w:pPr>
             <w:r/>
             <w:r>
@@ -1055,7 +1091,7 @@
                 <w:b w:val="0"/>
                 <w:sz w:val="24"/>
               </w:rPr>
-              <w:t>наименование, ставка, минимальная и максимальная сумма</w:t>
+              <w:t xml:space="preserve">Наименование, ставка, минимальная и максимальная сумма</w:t>
             </w:r>
           </w:p>
         </w:tc>
@@ -1071,6 +1107,7 @@
           <w:p>
             <w:pPr>
               <w:spacing w:line="240" w:lineRule="auto"/>
+              <w:jc w:val="left"/>
             </w:pPr>
             <w:r/>
             <w:r>
@@ -1090,6 +1127,7 @@
           <w:p>
             <w:pPr>
               <w:spacing w:line="240" w:lineRule="auto"/>
+              <w:jc w:val="left"/>
             </w:pPr>
             <w:r/>
             <w:r>
@@ -1098,7 +1136,7 @@
                 <w:b w:val="0"/>
                 <w:sz w:val="24"/>
               </w:rPr>
-              <w:t>Заявка клиента на кредит с результатом оценки кредитоспособности (скоринговый балл, вероятность дефолта, долговая нагрузка) и решением</w:t>
+              <w:t xml:space="preserve">Заявка клиента на кредит с результатом оценки кредитоспособности (скоринговый балл, вероятность дефолта, долговая нагрузка) и решением</w:t>
             </w:r>
           </w:p>
         </w:tc>
@@ -1109,6 +1147,7 @@
           <w:p>
             <w:pPr>
               <w:spacing w:line="240" w:lineRule="auto"/>
+              <w:jc w:val="left"/>
             </w:pPr>
             <w:r/>
             <w:r>
@@ -1117,7 +1156,7 @@
                 <w:b w:val="0"/>
                 <w:sz w:val="24"/>
               </w:rPr>
-              <w:t>клиент, продукт, сумма, срок, вид графика, ставка</w:t>
+              <w:t>Клиент, продукт, сумма, срок, вид графика, ставка</w:t>
             </w:r>
           </w:p>
         </w:tc>
@@ -1133,6 +1172,7 @@
           <w:p>
             <w:pPr>
               <w:spacing w:line="240" w:lineRule="auto"/>
+              <w:jc w:val="left"/>
             </w:pPr>
             <w:r/>
             <w:r>
@@ -1152,6 +1192,7 @@
           <w:p>
             <w:pPr>
               <w:spacing w:line="240" w:lineRule="auto"/>
+              <w:jc w:val="left"/>
             </w:pPr>
             <w:r/>
             <w:r>
@@ -1160,7 +1201,7 @@
                 <w:b w:val="0"/>
                 <w:sz w:val="24"/>
               </w:rPr>
-              <w:t>Кредитный договор, возникший по одобренной и подписанной заявке; обслуживается по графику платежей</w:t>
+              <w:t xml:space="preserve">Кредитный договор, возникший по одобренной и подписанной заявке; обслуживается по графику платежей</w:t>
             </w:r>
           </w:p>
         </w:tc>
@@ -1171,6 +1212,7 @@
           <w:p>
             <w:pPr>
               <w:spacing w:line="240" w:lineRule="auto"/>
+              <w:jc w:val="left"/>
             </w:pPr>
             <w:r/>
             <w:r>
@@ -1179,7 +1221,7 @@
                 <w:b w:val="0"/>
                 <w:sz w:val="24"/>
               </w:rPr>
-              <w:t>заявка, ссудный счёт, сумма, ставка, срок, вид графика</w:t>
+              <w:t>Заявка, ссудный счёт, сумма, ставка, срок, вид графика</w:t>
             </w:r>
           </w:p>
         </w:tc>
@@ -1210,7 +1252,7 @@
           <w:b w:val="0"/>
           <w:sz w:val="28"/>
         </w:rPr>
-        <w:t>Связи между сущностями приведены в таблице 1.9. Все они реализованы внешними ключами, поэтому база данных не допускает ссылок на несуществующие записи: нельзя создать проводку по отсутствующему счёту или вклад без клиента.</w:t>
+        <w:t xml:space="preserve">Связи между сущностями приведены в таблице 1.9. Все они реализованы внешними ключами, поэтому база данных не допускает ссылок на несуществующие записи: нельзя создать проводку по отсутствующему счёту или вклад без клиента.</w:t>
       </w:r>
     </w:p>
     <w:p>
@@ -1225,7 +1267,7 @@
           <w:b w:val="0"/>
           <w:sz w:val="28"/>
         </w:rPr>
-        <w:t>Таблица 1.9 – Описание связей информационной модели</w:t>
+        <w:t xml:space="preserve">Таблица 1.9 – Описание связей информационной модели</w:t>
       </w:r>
     </w:p>
     <w:tbl>
@@ -1254,7 +1296,7 @@
             <w:pPr>
               <w:keepNext/>
               <w:spacing w:line="240" w:lineRule="auto"/>
-              <w:jc w:val="center"/>
+              <w:jc w:val="left"/>
             </w:pPr>
             <w:r/>
             <w:r>
@@ -1275,7 +1317,7 @@
             <w:pPr>
               <w:keepNext/>
               <w:spacing w:line="240" w:lineRule="auto"/>
-              <w:jc w:val="center"/>
+              <w:jc w:val="left"/>
             </w:pPr>
             <w:r/>
             <w:r>
@@ -1296,7 +1338,7 @@
             <w:pPr>
               <w:keepNext/>
               <w:spacing w:line="240" w:lineRule="auto"/>
-              <w:jc w:val="center"/>
+              <w:jc w:val="left"/>
             </w:pPr>
             <w:r/>
             <w:r>
@@ -1317,7 +1359,7 @@
             <w:pPr>
               <w:keepNext/>
               <w:spacing w:line="240" w:lineRule="auto"/>
-              <w:jc w:val="center"/>
+              <w:jc w:val="left"/>
             </w:pPr>
             <w:r/>
             <w:r>
@@ -1343,6 +1385,7 @@
             <w:pPr>
               <w:keepNext/>
               <w:spacing w:line="240" w:lineRule="auto"/>
+              <w:jc w:val="left"/>
             </w:pPr>
             <w:r/>
             <w:r>
@@ -1363,6 +1406,7 @@
             <w:pPr>
               <w:keepNext/>
               <w:spacing w:line="240" w:lineRule="auto"/>
+              <w:jc w:val="left"/>
             </w:pPr>
             <w:r/>
             <w:r>
@@ -1383,6 +1427,7 @@
             <w:pPr>
               <w:keepNext/>
               <w:spacing w:line="240" w:lineRule="auto"/>
+              <w:jc w:val="left"/>
             </w:pPr>
             <w:r/>
             <w:r>
@@ -1391,7 +1436,7 @@
                 <w:b w:val="0"/>
                 <w:sz w:val="24"/>
               </w:rPr>
-              <w:t>1 : M</w:t>
+              <w:t xml:space="preserve">1 : M</w:t>
             </w:r>
           </w:p>
         </w:tc>
@@ -1403,6 +1448,7 @@
             <w:pPr>
               <w:keepNext/>
               <w:spacing w:line="240" w:lineRule="auto"/>
+              <w:jc w:val="left"/>
             </w:pPr>
             <w:r/>
             <w:r>
@@ -1411,7 +1457,7 @@
                 <w:b w:val="0"/>
                 <w:sz w:val="24"/>
               </w:rPr>
-              <w:t>каждый пользователь имеет одну роль, ролью обладают многие пользователи</w:t>
+              <w:t>Каждый пользователь имеет одну роль, ролью обладают многие пользователи</w:t>
             </w:r>
           </w:p>
         </w:tc>
@@ -1427,6 +1473,7 @@
           <w:p>
             <w:pPr>
               <w:spacing w:line="240" w:lineRule="auto"/>
+              <w:jc w:val="left"/>
             </w:pPr>
             <w:r/>
             <w:r>
@@ -1446,6 +1493,7 @@
           <w:p>
             <w:pPr>
               <w:spacing w:line="240" w:lineRule="auto"/>
+              <w:jc w:val="left"/>
             </w:pPr>
             <w:r/>
             <w:r>
@@ -1465,6 +1513,7 @@
           <w:p>
             <w:pPr>
               <w:spacing w:line="240" w:lineRule="auto"/>
+              <w:jc w:val="left"/>
             </w:pPr>
             <w:r/>
             <w:r>
@@ -1473,7 +1522,7 @@
                 <w:b w:val="0"/>
                 <w:sz w:val="24"/>
               </w:rPr>
-              <w:t>1 : 1</w:t>
+              <w:t xml:space="preserve">1 : 1</w:t>
             </w:r>
           </w:p>
         </w:tc>
@@ -1484,6 +1533,7 @@
           <w:p>
             <w:pPr>
               <w:spacing w:line="240" w:lineRule="auto"/>
+              <w:jc w:val="left"/>
             </w:pPr>
             <w:r/>
             <w:r>
@@ -1492,7 +1542,7 @@
                 <w:b w:val="0"/>
                 <w:sz w:val="24"/>
               </w:rPr>
-              <w:t>клиент имеет одну учётную запись; у сотрудников банка записи клиента нет</w:t>
+              <w:t xml:space="preserve">Клиент имеет одну учётную запись; у сотрудников банка записи клиента нет</w:t>
             </w:r>
           </w:p>
         </w:tc>
@@ -1508,6 +1558,7 @@
           <w:p>
             <w:pPr>
               <w:spacing w:line="240" w:lineRule="auto"/>
+              <w:jc w:val="left"/>
             </w:pPr>
             <w:r/>
             <w:r>
@@ -1527,6 +1578,7 @@
           <w:p>
             <w:pPr>
               <w:spacing w:line="240" w:lineRule="auto"/>
+              <w:jc w:val="left"/>
             </w:pPr>
             <w:r/>
             <w:r>
@@ -1546,6 +1598,7 @@
           <w:p>
             <w:pPr>
               <w:spacing w:line="240" w:lineRule="auto"/>
+              <w:jc w:val="left"/>
             </w:pPr>
             <w:r/>
             <w:r>
@@ -1554,7 +1607,7 @@
                 <w:b w:val="0"/>
                 <w:sz w:val="24"/>
               </w:rPr>
-              <w:t>1 : M</w:t>
+              <w:t xml:space="preserve">1 : M</w:t>
             </w:r>
           </w:p>
         </w:tc>
@@ -1565,6 +1618,7 @@
           <w:p>
             <w:pPr>
               <w:spacing w:line="240" w:lineRule="auto"/>
+              <w:jc w:val="left"/>
             </w:pPr>
             <w:r/>
             <w:r>
@@ -1573,7 +1627,7 @@
                 <w:b w:val="0"/>
                 <w:sz w:val="24"/>
               </w:rPr>
-              <w:t>клиент владеет несколькими счетами; у внутренних счетов банка владельца нет</w:t>
+              <w:t xml:space="preserve">Клиент владеет несколькими счетами; у внутренних счетов банка владельца нет</w:t>
             </w:r>
           </w:p>
         </w:tc>
@@ -1589,6 +1643,7 @@
           <w:p>
             <w:pPr>
               <w:spacing w:line="240" w:lineRule="auto"/>
+              <w:jc w:val="left"/>
             </w:pPr>
             <w:r/>
             <w:r>
@@ -1608,6 +1663,7 @@
           <w:p>
             <w:pPr>
               <w:spacing w:line="240" w:lineRule="auto"/>
+              <w:jc w:val="left"/>
             </w:pPr>
             <w:r/>
             <w:r>
@@ -1627,6 +1683,7 @@
           <w:p>
             <w:pPr>
               <w:spacing w:line="240" w:lineRule="auto"/>
+              <w:jc w:val="left"/>
             </w:pPr>
             <w:r/>
             <w:r>
@@ -1635,7 +1692,7 @@
                 <w:b w:val="0"/>
                 <w:sz w:val="24"/>
               </w:rPr>
-              <w:t>1 : M</w:t>
+              <w:t xml:space="preserve">1 : M</w:t>
             </w:r>
           </w:p>
         </w:tc>
@@ -1646,6 +1703,7 @@
           <w:p>
             <w:pPr>
               <w:spacing w:line="240" w:lineRule="auto"/>
+              <w:jc w:val="left"/>
             </w:pPr>
             <w:r/>
             <w:r>
@@ -1654,7 +1712,7 @@
                 <w:b w:val="0"/>
                 <w:sz w:val="24"/>
               </w:rPr>
-              <w:t>клиент может иметь несколько вкладов</w:t>
+              <w:t>Клиент может иметь несколько вкладов</w:t>
             </w:r>
           </w:p>
         </w:tc>
@@ -1670,6 +1728,7 @@
           <w:p>
             <w:pPr>
               <w:spacing w:line="240" w:lineRule="auto"/>
+              <w:jc w:val="left"/>
             </w:pPr>
             <w:r/>
             <w:r>
@@ -1689,6 +1748,7 @@
           <w:p>
             <w:pPr>
               <w:spacing w:line="240" w:lineRule="auto"/>
+              <w:jc w:val="left"/>
             </w:pPr>
             <w:r/>
             <w:r>
@@ -1708,6 +1768,7 @@
           <w:p>
             <w:pPr>
               <w:spacing w:line="240" w:lineRule="auto"/>
+              <w:jc w:val="left"/>
             </w:pPr>
             <w:r/>
             <w:r>
@@ -1716,7 +1777,7 @@
                 <w:b w:val="0"/>
                 <w:sz w:val="24"/>
               </w:rPr>
-              <w:t>1 : M</w:t>
+              <w:t xml:space="preserve">1 : M</w:t>
             </w:r>
           </w:p>
         </w:tc>
@@ -1727,6 +1788,7 @@
           <w:p>
             <w:pPr>
               <w:spacing w:line="240" w:lineRule="auto"/>
+              <w:jc w:val="left"/>
             </w:pPr>
             <w:r/>
             <w:r>
@@ -1735,7 +1797,7 @@
                 <w:b w:val="0"/>
                 <w:sz w:val="24"/>
               </w:rPr>
-              <w:t>клиент может подавать несколько заявок</w:t>
+              <w:t>Клиент может подавать несколько заявок</w:t>
             </w:r>
           </w:p>
         </w:tc>
@@ -1751,6 +1813,7 @@
           <w:p>
             <w:pPr>
               <w:spacing w:line="240" w:lineRule="auto"/>
+              <w:jc w:val="left"/>
             </w:pPr>
             <w:r/>
             <w:r>
@@ -1770,6 +1833,7 @@
           <w:p>
             <w:pPr>
               <w:spacing w:line="240" w:lineRule="auto"/>
+              <w:jc w:val="left"/>
             </w:pPr>
             <w:r/>
             <w:r>
@@ -1778,7 +1842,7 @@
                 <w:b w:val="0"/>
                 <w:sz w:val="24"/>
               </w:rPr>
-              <w:t>Проводка (по дебету)</w:t>
+              <w:t xml:space="preserve">Проводка (по дебету)</w:t>
             </w:r>
           </w:p>
         </w:tc>
@@ -1789,6 +1853,7 @@
           <w:p>
             <w:pPr>
               <w:spacing w:line="240" w:lineRule="auto"/>
+              <w:jc w:val="left"/>
             </w:pPr>
             <w:r/>
             <w:r>
@@ -1797,7 +1862,7 @@
                 <w:b w:val="0"/>
                 <w:sz w:val="24"/>
               </w:rPr>
-              <w:t>1 : M</w:t>
+              <w:t xml:space="preserve">1 : M</w:t>
             </w:r>
           </w:p>
         </w:tc>
@@ -1808,6 +1873,7 @@
           <w:p>
             <w:pPr>
               <w:spacing w:line="240" w:lineRule="auto"/>
+              <w:jc w:val="left"/>
             </w:pPr>
             <w:r/>
             <w:r>
@@ -1816,7 +1882,7 @@
                 <w:b w:val="0"/>
                 <w:sz w:val="24"/>
               </w:rPr>
-              <w:t>по счёту выполняется много списаний</w:t>
+              <w:t xml:space="preserve">По счёту выполняется много списаний</w:t>
             </w:r>
           </w:p>
         </w:tc>
@@ -1832,6 +1898,7 @@
           <w:p>
             <w:pPr>
               <w:spacing w:line="240" w:lineRule="auto"/>
+              <w:jc w:val="left"/>
             </w:pPr>
             <w:r/>
             <w:r>
@@ -1851,6 +1918,7 @@
           <w:p>
             <w:pPr>
               <w:spacing w:line="240" w:lineRule="auto"/>
+              <w:jc w:val="left"/>
             </w:pPr>
             <w:r/>
             <w:r>
@@ -1859,7 +1927,7 @@
                 <w:b w:val="0"/>
                 <w:sz w:val="24"/>
               </w:rPr>
-              <w:t>Проводка (по кредиту)</w:t>
+              <w:t xml:space="preserve">Проводка (по кредиту)</w:t>
             </w:r>
           </w:p>
         </w:tc>
@@ -1870,6 +1938,7 @@
           <w:p>
             <w:pPr>
               <w:spacing w:line="240" w:lineRule="auto"/>
+              <w:jc w:val="left"/>
             </w:pPr>
             <w:r/>
             <w:r>
@@ -1878,7 +1947,7 @@
                 <w:b w:val="0"/>
                 <w:sz w:val="24"/>
               </w:rPr>
-              <w:t>1 : M</w:t>
+              <w:t xml:space="preserve">1 : M</w:t>
             </w:r>
           </w:p>
         </w:tc>
@@ -1889,6 +1958,7 @@
           <w:p>
             <w:pPr>
               <w:spacing w:line="240" w:lineRule="auto"/>
+              <w:jc w:val="left"/>
             </w:pPr>
             <w:r/>
             <w:r>
@@ -1897,7 +1967,7 @@
                 <w:b w:val="0"/>
                 <w:sz w:val="24"/>
               </w:rPr>
-              <w:t>по счёту выполняется много зачислений</w:t>
+              <w:t xml:space="preserve">По счёту выполняется много зачислений</w:t>
             </w:r>
           </w:p>
         </w:tc>
@@ -1913,6 +1983,7 @@
           <w:p>
             <w:pPr>
               <w:spacing w:line="240" w:lineRule="auto"/>
+              <w:jc w:val="left"/>
             </w:pPr>
             <w:r/>
             <w:r>
@@ -1932,6 +2003,7 @@
           <w:p>
             <w:pPr>
               <w:spacing w:line="240" w:lineRule="auto"/>
+              <w:jc w:val="left"/>
             </w:pPr>
             <w:r/>
             <w:r>
@@ -1951,6 +2023,7 @@
           <w:p>
             <w:pPr>
               <w:spacing w:line="240" w:lineRule="auto"/>
+              <w:jc w:val="left"/>
             </w:pPr>
             <w:r/>
             <w:r>
@@ -1959,7 +2032,7 @@
                 <w:b w:val="0"/>
                 <w:sz w:val="24"/>
               </w:rPr>
-              <w:t>1 : M</w:t>
+              <w:t xml:space="preserve">1 : M</w:t>
             </w:r>
           </w:p>
         </w:tc>
@@ -1970,6 +2043,7 @@
           <w:p>
             <w:pPr>
               <w:spacing w:line="240" w:lineRule="auto"/>
+              <w:jc w:val="left"/>
             </w:pPr>
             <w:r/>
             <w:r>
@@ -1978,7 +2052,7 @@
                 <w:b w:val="0"/>
                 <w:sz w:val="24"/>
               </w:rPr>
-              <w:t>операция состоит из нескольких проводок, сумма дебета которых равна сумме кредита</w:t>
+              <w:t xml:space="preserve">Операция состоит из нескольких проводок, сумма дебета которых равна сумме кредита</w:t>
             </w:r>
           </w:p>
         </w:tc>
@@ -1994,6 +2068,7 @@
           <w:p>
             <w:pPr>
               <w:spacing w:line="240" w:lineRule="auto"/>
+              <w:jc w:val="left"/>
             </w:pPr>
             <w:r/>
             <w:r>
@@ -2013,6 +2088,7 @@
           <w:p>
             <w:pPr>
               <w:spacing w:line="240" w:lineRule="auto"/>
+              <w:jc w:val="left"/>
             </w:pPr>
             <w:r/>
             <w:r>
@@ -2021,7 +2097,7 @@
                 <w:b w:val="0"/>
                 <w:sz w:val="24"/>
               </w:rPr>
-              <w:t>Заявка на перевод</w:t>
+              <w:t xml:space="preserve">Заявка на перевод</w:t>
             </w:r>
           </w:p>
         </w:tc>
@@ -2032,6 +2108,7 @@
           <w:p>
             <w:pPr>
               <w:spacing w:line="240" w:lineRule="auto"/>
+              <w:jc w:val="left"/>
             </w:pPr>
             <w:r/>
             <w:r>
@@ -2040,7 +2117,7 @@
                 <w:b w:val="0"/>
                 <w:sz w:val="24"/>
               </w:rPr>
-              <w:t>1 : M</w:t>
+              <w:t xml:space="preserve">1 : M</w:t>
             </w:r>
           </w:p>
         </w:tc>
@@ -2051,6 +2128,7 @@
           <w:p>
             <w:pPr>
               <w:spacing w:line="240" w:lineRule="auto"/>
+              <w:jc w:val="left"/>
             </w:pPr>
             <w:r/>
             <w:r>
@@ -2059,7 +2137,7 @@
                 <w:b w:val="0"/>
                 <w:sz w:val="24"/>
               </w:rPr>
-              <w:t>со счёта списания можно создать много заявок</w:t>
+              <w:t xml:space="preserve">Со счёта списания можно создать много заявок</w:t>
             </w:r>
           </w:p>
         </w:tc>
@@ -2075,6 +2153,7 @@
           <w:p>
             <w:pPr>
               <w:spacing w:line="240" w:lineRule="auto"/>
+              <w:jc w:val="left"/>
             </w:pPr>
             <w:r/>
             <w:r>
@@ -2094,6 +2173,7 @@
           <w:p>
             <w:pPr>
               <w:spacing w:line="240" w:lineRule="auto"/>
+              <w:jc w:val="left"/>
             </w:pPr>
             <w:r/>
             <w:r>
@@ -2102,7 +2182,7 @@
                 <w:b w:val="0"/>
                 <w:sz w:val="24"/>
               </w:rPr>
-              <w:t>Заявка на перевод</w:t>
+              <w:t xml:space="preserve">Заявка на перевод</w:t>
             </w:r>
           </w:p>
         </w:tc>
@@ -2113,6 +2193,7 @@
           <w:p>
             <w:pPr>
               <w:spacing w:line="240" w:lineRule="auto"/>
+              <w:jc w:val="left"/>
             </w:pPr>
             <w:r/>
             <w:r>
@@ -2121,7 +2202,7 @@
                 <w:b w:val="0"/>
                 <w:sz w:val="24"/>
               </w:rPr>
-              <w:t>1 : M</w:t>
+              <w:t xml:space="preserve">1 : M</w:t>
             </w:r>
           </w:p>
         </w:tc>
@@ -2132,6 +2213,7 @@
           <w:p>
             <w:pPr>
               <w:spacing w:line="240" w:lineRule="auto"/>
+              <w:jc w:val="left"/>
             </w:pPr>
             <w:r/>
             <w:r>
@@ -2140,7 +2222,7 @@
                 <w:b w:val="0"/>
                 <w:sz w:val="24"/>
               </w:rPr>
-              <w:t>проведённая заявка связывается с документом операции</w:t>
+              <w:t xml:space="preserve">Проведённая заявка связывается с документом операции</w:t>
             </w:r>
           </w:p>
         </w:tc>
@@ -2156,6 +2238,7 @@
           <w:p>
             <w:pPr>
               <w:spacing w:line="240" w:lineRule="auto"/>
+              <w:jc w:val="left"/>
             </w:pPr>
             <w:r/>
             <w:r>
@@ -2175,6 +2258,7 @@
           <w:p>
             <w:pPr>
               <w:spacing w:line="240" w:lineRule="auto"/>
+              <w:jc w:val="left"/>
             </w:pPr>
             <w:r/>
             <w:r>
@@ -2194,6 +2278,7 @@
           <w:p>
             <w:pPr>
               <w:spacing w:line="240" w:lineRule="auto"/>
+              <w:jc w:val="left"/>
             </w:pPr>
             <w:r/>
             <w:r>
@@ -2202,7 +2287,7 @@
                 <w:b w:val="0"/>
                 <w:sz w:val="24"/>
               </w:rPr>
-              <w:t>1 : M</w:t>
+              <w:t xml:space="preserve">1 : M</w:t>
             </w:r>
           </w:p>
         </w:tc>
@@ -2213,6 +2298,7 @@
           <w:p>
             <w:pPr>
               <w:spacing w:line="240" w:lineRule="auto"/>
+              <w:jc w:val="left"/>
             </w:pPr>
             <w:r/>
             <w:r>
@@ -2221,7 +2307,7 @@
                 <w:b w:val="0"/>
                 <w:sz w:val="24"/>
               </w:rPr>
-              <w:t>со счёта выполняется много платежей</w:t>
+              <w:t xml:space="preserve">Со счёта выполняется много платежей</w:t>
             </w:r>
           </w:p>
         </w:tc>
@@ -2268,7 +2354,7 @@
             <w:pPr>
               <w:keepNext/>
               <w:spacing w:line="240" w:lineRule="auto"/>
-              <w:jc w:val="center"/>
+              <w:jc w:val="left"/>
             </w:pPr>
             <w:r/>
             <w:r>
@@ -2289,7 +2375,7 @@
             <w:pPr>
               <w:keepNext/>
               <w:spacing w:line="240" w:lineRule="auto"/>
-              <w:jc w:val="center"/>
+              <w:jc w:val="left"/>
             </w:pPr>
             <w:r/>
             <w:r>
@@ -2310,7 +2396,7 @@
             <w:pPr>
               <w:keepNext/>
               <w:spacing w:line="240" w:lineRule="auto"/>
-              <w:jc w:val="center"/>
+              <w:jc w:val="left"/>
             </w:pPr>
             <w:r/>
             <w:r>
@@ -2331,7 +2417,7 @@
             <w:pPr>
               <w:keepNext/>
               <w:spacing w:line="240" w:lineRule="auto"/>
-              <w:jc w:val="center"/>
+              <w:jc w:val="left"/>
             </w:pPr>
             <w:r/>
             <w:r>
@@ -2357,6 +2443,7 @@
             <w:pPr>
               <w:keepNext/>
               <w:spacing w:line="240" w:lineRule="auto"/>
+              <w:jc w:val="left"/>
             </w:pPr>
             <w:r/>
             <w:r>
@@ -2377,6 +2464,7 @@
             <w:pPr>
               <w:keepNext/>
               <w:spacing w:line="240" w:lineRule="auto"/>
+              <w:jc w:val="left"/>
             </w:pPr>
             <w:r/>
             <w:r>
@@ -2397,6 +2485,7 @@
             <w:pPr>
               <w:keepNext/>
               <w:spacing w:line="240" w:lineRule="auto"/>
+              <w:jc w:val="left"/>
             </w:pPr>
             <w:r/>
             <w:r>
@@ -2405,7 +2494,7 @@
                 <w:b w:val="0"/>
                 <w:sz w:val="24"/>
               </w:rPr>
-              <w:t>1 : M</w:t>
+              <w:t xml:space="preserve">1 : M</w:t>
             </w:r>
           </w:p>
         </w:tc>
@@ -2417,6 +2506,7 @@
             <w:pPr>
               <w:keepNext/>
               <w:spacing w:line="240" w:lineRule="auto"/>
+              <w:jc w:val="left"/>
             </w:pPr>
             <w:r/>
             <w:r>
@@ -2425,7 +2515,7 @@
                 <w:b w:val="0"/>
                 <w:sz w:val="24"/>
               </w:rPr>
-              <w:t>каждый платёж отражается документом операции</w:t>
+              <w:t>Каждый платёж отражается документом операции</w:t>
             </w:r>
           </w:p>
         </w:tc>
@@ -2441,6 +2531,7 @@
           <w:p>
             <w:pPr>
               <w:spacing w:line="240" w:lineRule="auto"/>
+              <w:jc w:val="left"/>
             </w:pPr>
             <w:r/>
             <w:r>
@@ -2460,6 +2551,7 @@
           <w:p>
             <w:pPr>
               <w:spacing w:line="240" w:lineRule="auto"/>
+              <w:jc w:val="left"/>
             </w:pPr>
             <w:r/>
             <w:r>
@@ -2479,6 +2571,7 @@
           <w:p>
             <w:pPr>
               <w:spacing w:line="240" w:lineRule="auto"/>
+              <w:jc w:val="left"/>
             </w:pPr>
             <w:r/>
             <w:r>
@@ -2487,7 +2580,7 @@
                 <w:b w:val="0"/>
                 <w:sz w:val="24"/>
               </w:rPr>
-              <w:t>1 : M</w:t>
+              <w:t xml:space="preserve">1 : M</w:t>
             </w:r>
           </w:p>
         </w:tc>
@@ -2498,6 +2591,7 @@
           <w:p>
             <w:pPr>
               <w:spacing w:line="240" w:lineRule="auto"/>
+              <w:jc w:val="left"/>
             </w:pPr>
             <w:r/>
             <w:r>
@@ -2506,7 +2600,7 @@
                 <w:b w:val="0"/>
                 <w:sz w:val="24"/>
               </w:rPr>
-              <w:t>к счёту можно выпустить несколько карт</w:t>
+              <w:t xml:space="preserve">К счёту можно выпустить несколько карт</w:t>
             </w:r>
           </w:p>
         </w:tc>
@@ -2522,6 +2616,7 @@
           <w:p>
             <w:pPr>
               <w:spacing w:line="240" w:lineRule="auto"/>
+              <w:jc w:val="left"/>
             </w:pPr>
             <w:r/>
             <w:r>
@@ -2541,6 +2636,7 @@
           <w:p>
             <w:pPr>
               <w:spacing w:line="240" w:lineRule="auto"/>
+              <w:jc w:val="left"/>
             </w:pPr>
             <w:r/>
             <w:r>
@@ -2560,6 +2656,7 @@
           <w:p>
             <w:pPr>
               <w:spacing w:line="240" w:lineRule="auto"/>
+              <w:jc w:val="left"/>
             </w:pPr>
             <w:r/>
             <w:r>
@@ -2568,7 +2665,7 @@
                 <w:b w:val="0"/>
                 <w:sz w:val="24"/>
               </w:rPr>
-              <w:t>1 : M</w:t>
+              <w:t xml:space="preserve">1 : M</w:t>
             </w:r>
           </w:p>
         </w:tc>
@@ -2579,6 +2676,7 @@
           <w:p>
             <w:pPr>
               <w:spacing w:line="240" w:lineRule="auto"/>
+              <w:jc w:val="left"/>
             </w:pPr>
             <w:r/>
             <w:r>
@@ -2587,7 +2685,7 @@
                 <w:b w:val="0"/>
                 <w:sz w:val="24"/>
               </w:rPr>
-              <w:t>по одному продукту открывается много вкладов</w:t>
+              <w:t xml:space="preserve">По одному продукту открывается много вкладов</w:t>
             </w:r>
           </w:p>
         </w:tc>
@@ -2603,6 +2701,7 @@
           <w:p>
             <w:pPr>
               <w:spacing w:line="240" w:lineRule="auto"/>
+              <w:jc w:val="left"/>
             </w:pPr>
             <w:r/>
             <w:r>
@@ -2622,6 +2721,7 @@
           <w:p>
             <w:pPr>
               <w:spacing w:line="240" w:lineRule="auto"/>
+              <w:jc w:val="left"/>
             </w:pPr>
             <w:r/>
             <w:r>
@@ -2641,6 +2741,7 @@
           <w:p>
             <w:pPr>
               <w:spacing w:line="240" w:lineRule="auto"/>
+              <w:jc w:val="left"/>
             </w:pPr>
             <w:r/>
             <w:r>
@@ -2649,7 +2750,7 @@
                 <w:b w:val="0"/>
                 <w:sz w:val="24"/>
               </w:rPr>
-              <w:t>1 : M</w:t>
+              <w:t xml:space="preserve">1 : M</w:t>
             </w:r>
           </w:p>
         </w:tc>
@@ -2660,6 +2761,7 @@
           <w:p>
             <w:pPr>
               <w:spacing w:line="240" w:lineRule="auto"/>
+              <w:jc w:val="left"/>
             </w:pPr>
             <w:r/>
             <w:r>
@@ -2668,7 +2770,7 @@
                 <w:b w:val="0"/>
                 <w:sz w:val="24"/>
               </w:rPr>
-              <w:t>вклад учитывается на отдельном счёте</w:t>
+              <w:t xml:space="preserve">Вклад учитывается на отдельном счёте</w:t>
             </w:r>
           </w:p>
         </w:tc>
@@ -2684,6 +2786,7 @@
           <w:p>
             <w:pPr>
               <w:spacing w:line="240" w:lineRule="auto"/>
+              <w:jc w:val="left"/>
             </w:pPr>
             <w:r/>
             <w:r>
@@ -2703,6 +2806,7 @@
           <w:p>
             <w:pPr>
               <w:spacing w:line="240" w:lineRule="auto"/>
+              <w:jc w:val="left"/>
             </w:pPr>
             <w:r/>
             <w:r>
@@ -2722,6 +2826,7 @@
           <w:p>
             <w:pPr>
               <w:spacing w:line="240" w:lineRule="auto"/>
+              <w:jc w:val="left"/>
             </w:pPr>
             <w:r/>
             <w:r>
@@ -2730,7 +2835,7 @@
                 <w:b w:val="0"/>
                 <w:sz w:val="24"/>
               </w:rPr>
-              <w:t>1 : M</w:t>
+              <w:t xml:space="preserve">1 : M</w:t>
             </w:r>
           </w:p>
         </w:tc>
@@ -2741,6 +2846,7 @@
           <w:p>
             <w:pPr>
               <w:spacing w:line="240" w:lineRule="auto"/>
+              <w:jc w:val="left"/>
             </w:pPr>
             <w:r/>
             <w:r>
@@ -2749,7 +2855,7 @@
                 <w:b w:val="0"/>
                 <w:sz w:val="24"/>
               </w:rPr>
-              <w:t>по одному продукту подаётся много заявок</w:t>
+              <w:t xml:space="preserve">По одному продукту подаётся много заявок</w:t>
             </w:r>
           </w:p>
         </w:tc>
@@ -2765,6 +2871,7 @@
           <w:p>
             <w:pPr>
               <w:spacing w:line="240" w:lineRule="auto"/>
+              <w:jc w:val="left"/>
             </w:pPr>
             <w:r/>
             <w:r>
@@ -2784,6 +2891,7 @@
           <w:p>
             <w:pPr>
               <w:spacing w:line="240" w:lineRule="auto"/>
+              <w:jc w:val="left"/>
             </w:pPr>
             <w:r/>
             <w:r>
@@ -2803,6 +2911,7 @@
           <w:p>
             <w:pPr>
               <w:spacing w:line="240" w:lineRule="auto"/>
+              <w:jc w:val="left"/>
             </w:pPr>
             <w:r/>
             <w:r>
@@ -2811,7 +2920,7 @@
                 <w:b w:val="0"/>
                 <w:sz w:val="24"/>
               </w:rPr>
-              <w:t>1 : 1</w:t>
+              <w:t xml:space="preserve">1 : 1</w:t>
             </w:r>
           </w:p>
         </w:tc>
@@ -2822,6 +2931,7 @@
           <w:p>
             <w:pPr>
               <w:spacing w:line="240" w:lineRule="auto"/>
+              <w:jc w:val="left"/>
             </w:pPr>
             <w:r/>
             <w:r>
@@ -2830,7 +2940,7 @@
                 <w:b w:val="0"/>
                 <w:sz w:val="24"/>
               </w:rPr>
-              <w:t>кредит выдаётся по одной одобренной и подписанной заявке</w:t>
+              <w:t xml:space="preserve">Кредит выдаётся по одной одобренной и подписанной заявке</w:t>
             </w:r>
           </w:p>
         </w:tc>
@@ -2846,6 +2956,7 @@
           <w:p>
             <w:pPr>
               <w:spacing w:line="240" w:lineRule="auto"/>
+              <w:jc w:val="left"/>
             </w:pPr>
             <w:r/>
             <w:r>
@@ -2865,6 +2976,7 @@
           <w:p>
             <w:pPr>
               <w:spacing w:line="240" w:lineRule="auto"/>
+              <w:jc w:val="left"/>
             </w:pPr>
             <w:r/>
             <w:r>
@@ -2884,6 +2996,7 @@
           <w:p>
             <w:pPr>
               <w:spacing w:line="240" w:lineRule="auto"/>
+              <w:jc w:val="left"/>
             </w:pPr>
             <w:r/>
             <w:r>
@@ -2892,7 +3005,7 @@
                 <w:b w:val="0"/>
                 <w:sz w:val="24"/>
               </w:rPr>
-              <w:t>1 : M</w:t>
+              <w:t xml:space="preserve">1 : M</w:t>
             </w:r>
           </w:p>
         </w:tc>
@@ -2903,6 +3016,7 @@
           <w:p>
             <w:pPr>
               <w:spacing w:line="240" w:lineRule="auto"/>
+              <w:jc w:val="left"/>
             </w:pPr>
             <w:r/>
             <w:r>
@@ -2911,7 +3025,7 @@
                 <w:b w:val="0"/>
                 <w:sz w:val="24"/>
               </w:rPr>
-              <w:t>кредит учитывается на ссудном счёте</w:t>
+              <w:t xml:space="preserve">Кредит учитывается на ссудном счёте</w:t>
             </w:r>
           </w:p>
         </w:tc>
@@ -2942,7 +3056,7 @@
           <w:b w:val="0"/>
           <w:sz w:val="28"/>
         </w:rPr>
-        <w:t>При проектировании модели приняты следующие решения. Денежные суммы хранятся целыми числами в минимальных единицах валюты (копейках), что исключает ошибки округления, свойственные числам с плавающей точкой. Остаток счёта не вводится независимо, а определяется проводками: он равен разности оборотов по кредиту и дебету, и значение остатка в таблице счетов изменяется только вместе с проводкой в одной транзакции. Проводки и записи журнала действий после создания не изменяются и не удаляются: запрет задан триггерами базы данных, поэтому ошибочную операцию исправляют обратной проводкой (сторно), а история остаётся полной.</w:t>
+        <w:t xml:space="preserve">При проектировании модели приняты следующие решения. Денежные суммы хранятся целыми числами в минимальных единицах валюты (копейках), что исключает ошибки округления, свойственные числам с плавающей точкой. Остаток счёта не вводится независимо, а определяется проводками: он равен разности оборотов по кредиту и дебету, и значение остатка в таблице счетов изменяется только вместе с проводкой в одной транзакции. Проводки и записи журнала действий после создания не изменяются и не удаляются: запрет задан триггерами базы данных, поэтому ошибочную операцию исправляют обратной проводкой (сторно), а история остаётся полной.</w:t>
       </w:r>
     </w:p>
     <w:p>
@@ -2957,7 +3071,7 @@
           <w:b w:val="0"/>
           <w:sz w:val="28"/>
         </w:rPr>
-        <w:t>Целостность данных обеспечивается на нескольких уровнях. Внешние ключи гарантируют ссылочную целостность, ограничения CHECK задают допустимые значения (например, вид счёта и статус операции), а уникальные индексы исключают дубликаты номера IBAN и ключа идемпотентности. Для внутренних счетов банка ограничение требует, чтобы владелец отсутствовал, а для счетов клиентов – чтобы он был указан. На счетах клиентов, кроме ссудных, остаток не может стать отрицательным.</w:t>
+        <w:t xml:space="preserve">Целостность данных обеспечивается на нескольких уровнях. Внешние ключи гарантируют ссылочную целостность, ограничения CHECK задают допустимые значения (например, вид счёта и статус операции), а уникальные индексы исключают дубликаты номера IBAN и ключа идемпотентности. Для внутренних счетов банка ограничение требует, чтобы владелец отсутствовал, а для счетов клиентов – чтобы он был указан. На счетах клиентов, кроме ссудных, остаток не может стать отрицательным.</w:t>
       </w:r>
     </w:p>
     <w:p>
@@ -2972,7 +3086,7 @@
           <w:b w:val="0"/>
           <w:sz w:val="28"/>
         </w:rPr>
-        <w:t>Структура модели приведена к третьей нормальной форме: каждая сущность описывает один объект предметной области, неключевые атрибуты зависят от ключа своей сущности, а связи между объектами выражены внешними ключами, а не повторением данных. Из этого правила сделаны осознанные исключения (денормализация), каждое из которых имеет причину. Во-первых, ставки по вкладам и кредитам копируются из продукта в договор: банк может изменить ставку продукта, но условия заключённого договора должны остаться прежними. Во-вторых, остаток счёта, остаток основного долга по кредиту и начисленные проценты по вкладу хранятся как значения, производные от проводок и графика платежей; пересчёт при каждом обращении замедлил бы работу и потребовал бы блокировки большого числа записей, а согласованность обеспечивается тем, что такие значения изменяются только вместе с проводкой в одной транзакции. В-третьих, результаты расчётов по заявке (платёж по графику, долговая нагрузка, скоринговый балл) сохраняются как зафиксированный итог решения, чтобы его можно было проверить и воспроизвести, даже если правила оценки изменятся. В-четвёртых, рядом с зашифрованными значениями (номер карты, идентификационный номер) хранятся хэши и последние цифры, что позволяет искать записи без расшифровки.</w:t>
+        <w:t xml:space="preserve">Структура модели приведена к третьей нормальной форме: каждая сущность описывает один объект предметной области, неключевые атрибуты зависят от ключа своей сущности, а связи между объектами выражены внешними ключами, а не повторением данных. Из этого правила сделаны осознанные исключения (денормализация), каждое из которых имеет причину. Во-первых, ставки по вкладам и кредитам копируются из продукта в договор: банк может изменить ставку продукта, но условия заключённого договора должны остаться прежними. Во-вторых, остаток счёта, остаток основного долга по кредиту и начисленные проценты по вкладу хранятся как значения, производные от проводок и графика платежей; пересчёт при каждом обращении замедлил бы работу и потребовал бы блокировки большого числа записей, а согласованность обеспечивается тем, что такие значения изменяются только вместе с проводкой в одной транзакции. В-третьих, результаты расчётов по заявке (платёж по графику, долговая нагрузка, скоринговый балл) сохраняются как зафиксированный итог решения, чтобы его можно было проверить и воспроизвести, даже если правила оценки изменятся. В-четвёртых, рядом с зашифрованными значениями (номер карты, идентификационный номер) хранятся хэши и последние цифры, что позволяет искать записи без расшифровки.</w:t>
       </w:r>
     </w:p>
     <w:p>
@@ -2987,7 +3101,7 @@
           <w:b w:val="0"/>
           <w:sz w:val="28"/>
         </w:rPr>
-        <w:t>Персональные данные защищены на уровне хранения: паспортные данные и идентификационный номер клиента, а также номер карты хранятся в зашифрованном виде алгоритмом AES-256-GCM, пароли – в виде хэш-значений. Для поиска по номеру карты и идентификационному номеру используются отдельные хэши, поэтому расшифровывать данные для поиска не требуется.</w:t>
+        <w:t xml:space="preserve">Персональные данные защищены на уровне хранения: паспортные данные и идентификационный номер клиента, а также номер карты хранятся в зашифрованном виде алгоритмом AES-256-GCM, пароли – в виде хэш-значений. Для поиска по номеру карты и идентификационному номеру используются отдельные хэши, поэтому расшифровывать данные для поиска не требуется.</w:t>
       </w:r>
     </w:p>
     <w:p>
@@ -3001,7 +3115,7 @@
           <w:rFonts w:ascii="Times New Roman" w:hAnsi="Times New Roman"/>
           <w:sz w:val="28"/>
         </w:rPr>
-        <w:t>Структура программного средства описывается диаграммами классов, которые показывают классы, их атрибуты и операции и связи между ними. Основные классы предметной области показаны на рисунке 1.11.</w:t>
+        <w:t xml:space="preserve">Структура программного средства описывается диаграммами классов, которые показывают классы, их атрибуты и операции и связи между ними. Основные классы предметной области показаны на рисунке 1.11.</w:t>
       </w:r>
     </w:p>
     <w:p>
@@ -3055,7 +3169,7 @@
           <w:rFonts w:ascii="Times New Roman" w:hAnsi="Times New Roman"/>
           <w:sz w:val="28"/>
         </w:rPr>
-        <w:t>Рисунок 1.11 – Диаграмма классов предметной области</w:t>
+        <w:t xml:space="preserve">Рисунок 1.11 – Диаграмма классов предметной области</w:t>
       </w:r>
     </w:p>
     <w:p>
@@ -3069,7 +3183,7 @@
           <w:rFonts w:ascii="Times New Roman" w:hAnsi="Times New Roman"/>
           <w:sz w:val="28"/>
         </w:rPr>
-        <w:t>На диаграмме использованы ассоциация, агрегация (клиент объединяет счета, вклады и заявки, но они существуют как самостоятельные записи) и композиция (документ состоит из проводок и не существует без них). Каждая связь подписана действием, рядом с концами указаны кратности. Атрибуты классов соответствуют столбцам таблиц базы данных, а операции – функциям сервисов программного средства. Клиент владеет счетами, открывает вклады и подаёт заявки на кредит. Каждая денежная операция (перевод, оплата услуги) оформляется документом, который состоит из проводок двойной записи: проводка списывает сумму с одного счёта и зачисляет на другой. Остаток счёта вычисляется по проводкам, а денежные суммы хранятся целым числом копеек. Назначение классов приведено в таблице 1.10.</w:t>
+        <w:t xml:space="preserve">На диаграмме использованы ассоциация, агрегация (клиент объединяет счета, вклады и заявки, но они существуют как самостоятельные записи) и композиция (документ состоит из проводок и не существует без них). Каждая связь подписана действием, рядом с концами указаны кратности. Атрибуты классов соответствуют столбцам таблиц базы данных, а операции – функциям сервисов программного средства. Клиент владеет счетами, открывает вклады и подаёт заявки на кредит. Каждая денежная операция (перевод, оплата услуги) оформляется документом, который состоит из проводок двойной записи: проводка списывает сумму с одного счёта и зачисляет на другой. Остаток счёта вычисляется по проводкам, а денежные суммы хранятся целым числом копеек. Назначение классов приведено в таблице 1.10.</w:t>
       </w:r>
     </w:p>
     <w:p>
@@ -3083,7 +3197,7 @@
           <w:rFonts w:ascii="Times New Roman" w:hAnsi="Times New Roman"/>
           <w:sz w:val="28"/>
         </w:rPr>
-        <w:t>Таблица 1.10 – Классы модели предметной области</w:t>
+        <w:t xml:space="preserve">Таблица 1.10 – Классы модели предметной области</w:t>
       </w:r>
     </w:p>
     <w:tbl>
@@ -3111,6 +3225,7 @@
             <w:pPr>
               <w:keepNext/>
               <w:spacing w:line="240" w:lineRule="auto"/>
+              <w:jc w:val="left"/>
             </w:pPr>
             <w:r/>
             <w:r>
@@ -3131,6 +3246,7 @@
             <w:pPr>
               <w:keepNext/>
               <w:spacing w:line="240" w:lineRule="auto"/>
+              <w:jc w:val="left"/>
             </w:pPr>
             <w:r/>
             <w:r>
@@ -3151,6 +3267,7 @@
             <w:pPr>
               <w:keepNext/>
               <w:spacing w:line="240" w:lineRule="auto"/>
+              <w:jc w:val="left"/>
             </w:pPr>
             <w:r/>
             <w:r>
@@ -3171,6 +3288,7 @@
             <w:pPr>
               <w:keepNext/>
               <w:spacing w:line="240" w:lineRule="auto"/>
+              <w:jc w:val="left"/>
             </w:pPr>
             <w:r/>
             <w:r>
@@ -3196,6 +3314,7 @@
             <w:pPr>
               <w:keepNext/>
               <w:spacing w:line="240" w:lineRule="auto"/>
+              <w:jc w:val="left"/>
             </w:pPr>
             <w:r/>
             <w:r>
@@ -3216,6 +3335,7 @@
             <w:pPr>
               <w:keepNext/>
               <w:spacing w:line="240" w:lineRule="auto"/>
+              <w:jc w:val="left"/>
             </w:pPr>
             <w:r/>
             <w:r>
@@ -3224,7 +3344,7 @@
                 <w:b w:val="0"/>
                 <w:sz w:val="24"/>
               </w:rPr>
-              <w:t>Клиент банка с анкетными данными</w:t>
+              <w:t xml:space="preserve">Клиент банка с анкетными данными</w:t>
             </w:r>
           </w:p>
         </w:tc>
@@ -3236,6 +3356,7 @@
             <w:pPr>
               <w:keepNext/>
               <w:spacing w:line="240" w:lineRule="auto"/>
+              <w:jc w:val="left"/>
             </w:pPr>
             <w:r/>
             <w:r>
@@ -3256,6 +3377,7 @@
             <w:pPr>
               <w:keepNext/>
               <w:spacing w:line="240" w:lineRule="auto"/>
+              <w:jc w:val="left"/>
             </w:pPr>
             <w:r/>
             <w:r>
@@ -3280,6 +3402,7 @@
           <w:p>
             <w:pPr>
               <w:spacing w:line="240" w:lineRule="auto"/>
+              <w:jc w:val="left"/>
             </w:pPr>
             <w:r/>
             <w:r>
@@ -3299,6 +3422,7 @@
           <w:p>
             <w:pPr>
               <w:spacing w:line="240" w:lineRule="auto"/>
+              <w:jc w:val="left"/>
             </w:pPr>
             <w:r/>
             <w:r>
@@ -3307,7 +3431,7 @@
                 <w:b w:val="0"/>
                 <w:sz w:val="24"/>
               </w:rPr>
-              <w:t>Счёт клиента в одной валюте с номером IBAN</w:t>
+              <w:t xml:space="preserve">Счёт клиента в одной валюте с номером IBAN</w:t>
             </w:r>
           </w:p>
         </w:tc>
@@ -3318,6 +3442,7 @@
           <w:p>
             <w:pPr>
               <w:spacing w:line="240" w:lineRule="auto"/>
+              <w:jc w:val="left"/>
             </w:pPr>
             <w:r/>
             <w:r>
@@ -3337,6 +3462,7 @@
           <w:p>
             <w:pPr>
               <w:spacing w:line="240" w:lineRule="auto"/>
+              <w:jc w:val="left"/>
             </w:pPr>
             <w:r/>
             <w:r>
@@ -3361,6 +3487,7 @@
           <w:p>
             <w:pPr>
               <w:spacing w:line="240" w:lineRule="auto"/>
+              <w:jc w:val="left"/>
             </w:pPr>
             <w:r/>
             <w:r>
@@ -3380,6 +3507,7 @@
           <w:p>
             <w:pPr>
               <w:spacing w:line="240" w:lineRule="auto"/>
+              <w:jc w:val="left"/>
             </w:pPr>
             <w:r/>
             <w:r>
@@ -3388,7 +3516,7 @@
                 <w:b w:val="0"/>
                 <w:sz w:val="24"/>
               </w:rPr>
-              <w:t>Банковская платёжная карта с лимитами</w:t>
+              <w:t xml:space="preserve">Банковская платёжная карта с лимитами</w:t>
             </w:r>
           </w:p>
         </w:tc>
@@ -3399,6 +3527,7 @@
           <w:p>
             <w:pPr>
               <w:spacing w:line="240" w:lineRule="auto"/>
+              <w:jc w:val="left"/>
             </w:pPr>
             <w:r/>
             <w:r>
@@ -3418,6 +3547,7 @@
           <w:p>
             <w:pPr>
               <w:spacing w:line="240" w:lineRule="auto"/>
+              <w:jc w:val="left"/>
             </w:pPr>
             <w:r/>
             <w:r>
@@ -3442,6 +3572,7 @@
           <w:p>
             <w:pPr>
               <w:spacing w:line="240" w:lineRule="auto"/>
+              <w:jc w:val="left"/>
             </w:pPr>
             <w:r/>
             <w:r>
@@ -3461,6 +3592,7 @@
           <w:p>
             <w:pPr>
               <w:spacing w:line="240" w:lineRule="auto"/>
+              <w:jc w:val="left"/>
             </w:pPr>
             <w:r/>
             <w:r>
@@ -3469,7 +3601,7 @@
                 <w:b w:val="0"/>
                 <w:sz w:val="24"/>
               </w:rPr>
-              <w:t>Вклад клиента, открытый по условиям продукта</w:t>
+              <w:t xml:space="preserve">Вклад клиента, открытый по условиям продукта</w:t>
             </w:r>
           </w:p>
         </w:tc>
@@ -3480,6 +3612,7 @@
           <w:p>
             <w:pPr>
               <w:spacing w:line="240" w:lineRule="auto"/>
+              <w:jc w:val="left"/>
             </w:pPr>
             <w:r/>
             <w:r>
@@ -3499,6 +3632,7 @@
           <w:p>
             <w:pPr>
               <w:spacing w:line="240" w:lineRule="auto"/>
+              <w:jc w:val="left"/>
             </w:pPr>
             <w:r/>
             <w:r>
@@ -3523,6 +3657,7 @@
           <w:p>
             <w:pPr>
               <w:spacing w:line="240" w:lineRule="auto"/>
+              <w:jc w:val="left"/>
             </w:pPr>
             <w:r/>
             <w:r>
@@ -3542,6 +3677,7 @@
           <w:p>
             <w:pPr>
               <w:spacing w:line="240" w:lineRule="auto"/>
+              <w:jc w:val="left"/>
             </w:pPr>
             <w:r/>
             <w:r>
@@ -3550,7 +3686,7 @@
                 <w:b w:val="0"/>
                 <w:sz w:val="24"/>
               </w:rPr>
-              <w:t>Заявка на кредит с результатом скоринга</w:t>
+              <w:t xml:space="preserve">Заявка на кредит с результатом скоринга</w:t>
             </w:r>
           </w:p>
         </w:tc>
@@ -3561,6 +3697,7 @@
           <w:p>
             <w:pPr>
               <w:spacing w:line="240" w:lineRule="auto"/>
+              <w:jc w:val="left"/>
             </w:pPr>
             <w:r/>
             <w:r>
@@ -3580,6 +3717,7 @@
           <w:p>
             <w:pPr>
               <w:spacing w:line="240" w:lineRule="auto"/>
+              <w:jc w:val="left"/>
             </w:pPr>
             <w:r/>
             <w:r>
@@ -3604,6 +3742,7 @@
           <w:p>
             <w:pPr>
               <w:spacing w:line="240" w:lineRule="auto"/>
+              <w:jc w:val="left"/>
             </w:pPr>
             <w:r/>
             <w:r>
@@ -3623,6 +3762,7 @@
           <w:p>
             <w:pPr>
               <w:spacing w:line="240" w:lineRule="auto"/>
+              <w:jc w:val="left"/>
             </w:pPr>
             <w:r/>
             <w:r>
@@ -3631,7 +3771,7 @@
                 <w:b w:val="0"/>
                 <w:sz w:val="24"/>
               </w:rPr>
-              <w:t>Выданный кредит с остатком основного долга</w:t>
+              <w:t xml:space="preserve">Выданный кредит с остатком основного долга</w:t>
             </w:r>
           </w:p>
         </w:tc>
@@ -3642,6 +3782,7 @@
           <w:p>
             <w:pPr>
               <w:spacing w:line="240" w:lineRule="auto"/>
+              <w:jc w:val="left"/>
             </w:pPr>
             <w:r/>
             <w:r>
@@ -3661,6 +3802,7 @@
           <w:p>
             <w:pPr>
               <w:spacing w:line="240" w:lineRule="auto"/>
+              <w:jc w:val="left"/>
             </w:pPr>
             <w:r/>
             <w:r>
@@ -3685,6 +3827,7 @@
           <w:p>
             <w:pPr>
               <w:spacing w:line="240" w:lineRule="auto"/>
+              <w:jc w:val="left"/>
             </w:pPr>
             <w:r/>
             <w:r>
@@ -3704,6 +3847,7 @@
           <w:p>
             <w:pPr>
               <w:spacing w:line="240" w:lineRule="auto"/>
+              <w:jc w:val="left"/>
             </w:pPr>
             <w:r/>
             <w:r>
@@ -3712,7 +3856,7 @@
                 <w:b w:val="0"/>
                 <w:sz w:val="24"/>
               </w:rPr>
-              <w:t>Оплата услуги по каталогу получателей</w:t>
+              <w:t xml:space="preserve">Оплата услуги по каталогу получателей</w:t>
             </w:r>
           </w:p>
         </w:tc>
@@ -3723,6 +3867,7 @@
           <w:p>
             <w:pPr>
               <w:spacing w:line="240" w:lineRule="auto"/>
+              <w:jc w:val="left"/>
             </w:pPr>
             <w:r/>
             <w:r>
@@ -3742,6 +3887,7 @@
           <w:p>
             <w:pPr>
               <w:spacing w:line="240" w:lineRule="auto"/>
+              <w:jc w:val="left"/>
             </w:pPr>
             <w:r/>
             <w:r>
@@ -3751,168 +3897,6 @@
                 <w:sz w:val="24"/>
               </w:rPr>
               <w:t>pay(), getReceipt()</w:t>
-            </w:r>
-          </w:p>
-        </w:tc>
-      </w:tr>
-      <w:tr>
-        <w:trPr>
-          <w:cantSplit/>
-        </w:trPr>
-        <w:tc>
-          <w:tcPr>
-            <w:tcW w:type="dxa" w:w="1814"/>
-          </w:tcPr>
-          <w:p>
-            <w:pPr>
-              <w:spacing w:line="240" w:lineRule="auto"/>
-            </w:pPr>
-            <w:r/>
-            <w:r>
-              <w:rPr>
-                <w:rFonts w:ascii="Times New Roman" w:hAnsi="Times New Roman"/>
-                <w:b w:val="0"/>
-                <w:sz w:val="24"/>
-              </w:rPr>
-              <w:t>TransferIntent</w:t>
-            </w:r>
-          </w:p>
-        </w:tc>
-        <w:tc>
-          <w:tcPr>
-            <w:tcW w:type="dxa" w:w="2721"/>
-          </w:tcPr>
-          <w:p>
-            <w:pPr>
-              <w:spacing w:line="240" w:lineRule="auto"/>
-            </w:pPr>
-            <w:r/>
-            <w:r>
-              <w:rPr>
-                <w:rFonts w:ascii="Times New Roman" w:hAnsi="Times New Roman"/>
-                <w:b w:val="0"/>
-                <w:sz w:val="24"/>
-              </w:rPr>
-              <w:t>Заявка на перевод со статусом и комиссией</w:t>
-            </w:r>
-          </w:p>
-        </w:tc>
-        <w:tc>
-          <w:tcPr>
-            <w:tcW w:type="dxa" w:w="2608"/>
-          </w:tcPr>
-          <w:p>
-            <w:pPr>
-              <w:spacing w:line="240" w:lineRule="auto"/>
-            </w:pPr>
-            <w:r/>
-            <w:r>
-              <w:rPr>
-                <w:rFonts w:ascii="Times New Roman" w:hAnsi="Times New Roman"/>
-                <w:b w:val="0"/>
-                <w:sz w:val="24"/>
-              </w:rPr>
-              <w:t>id, kind, amount, fee, status</w:t>
-            </w:r>
-          </w:p>
-        </w:tc>
-        <w:tc>
-          <w:tcPr>
-            <w:tcW w:type="dxa" w:w="2211"/>
-          </w:tcPr>
-          <w:p>
-            <w:pPr>
-              <w:spacing w:line="240" w:lineRule="auto"/>
-            </w:pPr>
-            <w:r/>
-            <w:r>
-              <w:rPr>
-                <w:rFonts w:ascii="Times New Roman" w:hAnsi="Times New Roman"/>
-                <w:b w:val="0"/>
-                <w:sz w:val="24"/>
-              </w:rPr>
-              <w:t>confirmTransfer(), cancelTransfer()</w:t>
-            </w:r>
-          </w:p>
-        </w:tc>
-      </w:tr>
-      <w:tr>
-        <w:trPr>
-          <w:cantSplit/>
-        </w:trPr>
-        <w:tc>
-          <w:tcPr>
-            <w:tcW w:type="dxa" w:w="1814"/>
-          </w:tcPr>
-          <w:p>
-            <w:pPr>
-              <w:spacing w:line="240" w:lineRule="auto"/>
-            </w:pPr>
-            <w:r/>
-            <w:r>
-              <w:rPr>
-                <w:rFonts w:ascii="Times New Roman" w:hAnsi="Times New Roman"/>
-                <w:b w:val="0"/>
-                <w:sz w:val="24"/>
-              </w:rPr>
-              <w:t>Document</w:t>
-            </w:r>
-          </w:p>
-        </w:tc>
-        <w:tc>
-          <w:tcPr>
-            <w:tcW w:type="dxa" w:w="2721"/>
-          </w:tcPr>
-          <w:p>
-            <w:pPr>
-              <w:spacing w:line="240" w:lineRule="auto"/>
-            </w:pPr>
-            <w:r/>
-            <w:r>
-              <w:rPr>
-                <w:rFonts w:ascii="Times New Roman" w:hAnsi="Times New Roman"/>
-                <w:b w:val="0"/>
-                <w:sz w:val="24"/>
-              </w:rPr>
-              <w:t>Банковский документ, объединяющий проводки одной операции</w:t>
-            </w:r>
-          </w:p>
-        </w:tc>
-        <w:tc>
-          <w:tcPr>
-            <w:tcW w:type="dxa" w:w="2608"/>
-          </w:tcPr>
-          <w:p>
-            <w:pPr>
-              <w:spacing w:line="240" w:lineRule="auto"/>
-            </w:pPr>
-            <w:r/>
-            <w:r>
-              <w:rPr>
-                <w:rFonts w:ascii="Times New Roman" w:hAnsi="Times New Roman"/>
-                <w:b w:val="0"/>
-                <w:sz w:val="24"/>
-              </w:rPr>
-              <w:t>id, type, status, idempotencyKey</w:t>
-            </w:r>
-          </w:p>
-        </w:tc>
-        <w:tc>
-          <w:tcPr>
-            <w:tcW w:type="dxa" w:w="2211"/>
-          </w:tcPr>
-          <w:p>
-            <w:pPr>
-              <w:spacing w:line="240" w:lineRule="auto"/>
-            </w:pPr>
-            <w:r/>
-            <w:r>
-              <w:rPr>
-                <w:rFonts w:ascii="Times New Roman" w:hAnsi="Times New Roman"/>
-                <w:b w:val="0"/>
-                <w:sz w:val="24"/>
-              </w:rPr>
-              <w:t>post(), reverse()</w:t>
             </w:r>
           </w:p>
         </w:tc>
@@ -3957,6 +3941,7 @@
             <w:pPr>
               <w:keepNext/>
               <w:spacing w:line="240" w:lineRule="auto"/>
+              <w:jc w:val="left"/>
             </w:pPr>
             <w:r/>
             <w:r>
@@ -3977,6 +3962,7 @@
             <w:pPr>
               <w:keepNext/>
               <w:spacing w:line="240" w:lineRule="auto"/>
+              <w:jc w:val="left"/>
             </w:pPr>
             <w:r/>
             <w:r>
@@ -3997,6 +3983,7 @@
             <w:pPr>
               <w:keepNext/>
               <w:spacing w:line="240" w:lineRule="auto"/>
+              <w:jc w:val="left"/>
             </w:pPr>
             <w:r/>
             <w:r>
@@ -4017,6 +4004,7 @@
             <w:pPr>
               <w:keepNext/>
               <w:spacing w:line="240" w:lineRule="auto"/>
+              <w:jc w:val="left"/>
             </w:pPr>
             <w:r/>
             <w:r>
@@ -4040,7 +4028,182 @@
           </w:tcPr>
           <w:p>
             <w:pPr>
+              <w:keepNext/>
               <w:spacing w:line="240" w:lineRule="auto"/>
+              <w:jc w:val="left"/>
+            </w:pPr>
+            <w:r/>
+            <w:r>
+              <w:rPr>
+                <w:rFonts w:ascii="Times New Roman" w:hAnsi="Times New Roman"/>
+                <w:b w:val="0"/>
+                <w:sz w:val="24"/>
+              </w:rPr>
+              <w:t>TransferIntent</w:t>
+            </w:r>
+          </w:p>
+        </w:tc>
+        <w:tc>
+          <w:tcPr>
+            <w:tcW w:type="dxa" w:w="2721"/>
+          </w:tcPr>
+          <w:p>
+            <w:pPr>
+              <w:keepNext/>
+              <w:spacing w:line="240" w:lineRule="auto"/>
+              <w:jc w:val="left"/>
+            </w:pPr>
+            <w:r/>
+            <w:r>
+              <w:rPr>
+                <w:rFonts w:ascii="Times New Roman" w:hAnsi="Times New Roman"/>
+                <w:b w:val="0"/>
+                <w:sz w:val="24"/>
+              </w:rPr>
+              <w:t xml:space="preserve">Заявка на перевод со статусом и комиссией</w:t>
+            </w:r>
+          </w:p>
+        </w:tc>
+        <w:tc>
+          <w:tcPr>
+            <w:tcW w:type="dxa" w:w="2608"/>
+          </w:tcPr>
+          <w:p>
+            <w:pPr>
+              <w:keepNext/>
+              <w:spacing w:line="240" w:lineRule="auto"/>
+              <w:jc w:val="left"/>
+            </w:pPr>
+            <w:r/>
+            <w:r>
+              <w:rPr>
+                <w:rFonts w:ascii="Times New Roman" w:hAnsi="Times New Roman"/>
+                <w:b w:val="0"/>
+                <w:sz w:val="24"/>
+              </w:rPr>
+              <w:t>id, kind, amount, fee, status</w:t>
+            </w:r>
+          </w:p>
+        </w:tc>
+        <w:tc>
+          <w:tcPr>
+            <w:tcW w:type="dxa" w:w="2211"/>
+          </w:tcPr>
+          <w:p>
+            <w:pPr>
+              <w:keepNext/>
+              <w:spacing w:line="240" w:lineRule="auto"/>
+              <w:jc w:val="left"/>
+            </w:pPr>
+            <w:r/>
+            <w:r>
+              <w:rPr>
+                <w:rFonts w:ascii="Times New Roman" w:hAnsi="Times New Roman"/>
+                <w:b w:val="0"/>
+                <w:sz w:val="24"/>
+              </w:rPr>
+              <w:t>confirmTransfer(), cancelTransfer()</w:t>
+            </w:r>
+          </w:p>
+        </w:tc>
+      </w:tr>
+      <w:tr>
+        <w:trPr>
+          <w:cantSplit/>
+        </w:trPr>
+        <w:tc>
+          <w:tcPr>
+            <w:tcW w:type="dxa" w:w="1814"/>
+          </w:tcPr>
+          <w:p>
+            <w:pPr>
+              <w:spacing w:line="240" w:lineRule="auto"/>
+              <w:jc w:val="left"/>
+            </w:pPr>
+            <w:r/>
+            <w:r>
+              <w:rPr>
+                <w:rFonts w:ascii="Times New Roman" w:hAnsi="Times New Roman"/>
+                <w:b w:val="0"/>
+                <w:sz w:val="24"/>
+              </w:rPr>
+              <w:t>Document</w:t>
+            </w:r>
+          </w:p>
+        </w:tc>
+        <w:tc>
+          <w:tcPr>
+            <w:tcW w:type="dxa" w:w="2721"/>
+          </w:tcPr>
+          <w:p>
+            <w:pPr>
+              <w:spacing w:line="240" w:lineRule="auto"/>
+              <w:jc w:val="left"/>
+            </w:pPr>
+            <w:r/>
+            <w:r>
+              <w:rPr>
+                <w:rFonts w:ascii="Times New Roman" w:hAnsi="Times New Roman"/>
+                <w:b w:val="0"/>
+                <w:sz w:val="24"/>
+              </w:rPr>
+              <w:t>Банковский документ, объединяющий проводки одной операции</w:t>
+            </w:r>
+          </w:p>
+        </w:tc>
+        <w:tc>
+          <w:tcPr>
+            <w:tcW w:type="dxa" w:w="2608"/>
+          </w:tcPr>
+          <w:p>
+            <w:pPr>
+              <w:spacing w:line="240" w:lineRule="auto"/>
+              <w:jc w:val="left"/>
+            </w:pPr>
+            <w:r/>
+            <w:r>
+              <w:rPr>
+                <w:rFonts w:ascii="Times New Roman" w:hAnsi="Times New Roman"/>
+                <w:b w:val="0"/>
+                <w:sz w:val="24"/>
+              </w:rPr>
+              <w:t>id, type, status, idempotencyKey</w:t>
+            </w:r>
+          </w:p>
+        </w:tc>
+        <w:tc>
+          <w:tcPr>
+            <w:tcW w:type="dxa" w:w="2211"/>
+          </w:tcPr>
+          <w:p>
+            <w:pPr>
+              <w:spacing w:line="240" w:lineRule="auto"/>
+              <w:jc w:val="left"/>
+            </w:pPr>
+            <w:r/>
+            <w:r>
+              <w:rPr>
+                <w:rFonts w:ascii="Times New Roman" w:hAnsi="Times New Roman"/>
+                <w:b w:val="0"/>
+                <w:sz w:val="24"/>
+              </w:rPr>
+              <w:t>post(), reverse()</w:t>
+            </w:r>
+          </w:p>
+        </w:tc>
+      </w:tr>
+      <w:tr>
+        <w:trPr>
+          <w:cantSplit/>
+        </w:trPr>
+        <w:tc>
+          <w:tcPr>
+            <w:tcW w:type="dxa" w:w="1814"/>
+          </w:tcPr>
+          <w:p>
+            <w:pPr>
+              <w:spacing w:line="240" w:lineRule="auto"/>
+              <w:jc w:val="left"/>
             </w:pPr>
             <w:r/>
             <w:r>
@@ -4060,6 +4223,7 @@
           <w:p>
             <w:pPr>
               <w:spacing w:line="240" w:lineRule="auto"/>
+              <w:jc w:val="left"/>
             </w:pPr>
             <w:r/>
             <w:r>
@@ -4068,7 +4232,7 @@
                 <w:b w:val="0"/>
                 <w:sz w:val="24"/>
               </w:rPr>
-              <w:t>Проводка двойной записи: дебет одного счёта и кредит другого</w:t>
+              <w:t xml:space="preserve">Проводка двойной записи: дебет одного счёта и кредит другого</w:t>
             </w:r>
           </w:p>
         </w:tc>
@@ -4079,6 +4243,7 @@
           <w:p>
             <w:pPr>
               <w:spacing w:line="240" w:lineRule="auto"/>
+              <w:jc w:val="left"/>
             </w:pPr>
             <w:r/>
             <w:r>
@@ -4098,6 +4263,7 @@
           <w:p>
             <w:pPr>
               <w:spacing w:line="240" w:lineRule="auto"/>
+              <w:jc w:val="left"/>
             </w:pPr>
             <w:r/>
             <w:r>
@@ -4130,7 +4296,7 @@
           <w:rFonts w:ascii="Times New Roman" w:hAnsi="Times New Roman"/>
           <w:sz w:val="28"/>
         </w:rPr>
-        <w:t>Диаграмма классов описывает данные и их поведение, но не показывает, где выполняется бизнес-логика. В программном средстве она вынесена в слой сервисов: контроллеры принимают запрос и вызывают сервис, сервис выполняет операцию в одной транзакции и обращается к моделям с SQL-запросами. Ключевые сервисы показаны на рисунке 1.12.</w:t>
+        <w:t xml:space="preserve">Диаграмма классов описывает данные и их поведение, но не показывает, где выполняется бизнес-логика. В программном средстве она вынесена в слой сервисов: контроллеры принимают запрос и вызывают сервис, сервис выполняет операцию в одной транзакции и обращается к моделям с SQL-запросами. Ключевые сервисы показаны на рисунке 1.12.</w:t>
       </w:r>
     </w:p>
     <w:p>
@@ -4184,7 +4350,7 @@
           <w:rFonts w:ascii="Times New Roman" w:hAnsi="Times New Roman"/>
           <w:sz w:val="28"/>
         </w:rPr>
-        <w:t>Рисунок 1.12 – Диаграмма классов слоя бизнес-логики</w:t>
+        <w:t xml:space="preserve">Рисунок 1.12 – Диаграмма классов слоя бизнес-логики</w:t>
       </w:r>
     </w:p>
     <w:p>
@@ -4198,7 +4364,7 @@
           <w:rFonts w:ascii="Times New Roman" w:hAnsi="Times New Roman"/>
           <w:sz w:val="28"/>
         </w:rPr>
-        <w:t>Пунктирная стрелка означает, что один сервис использует другой, подпись указывает действие: закрытие операционного дня запускает начисление процентов по вкладам, исполнение автоплатежей, обработку кредитов и отправку пакета межбанковских платежей; кредит оценивается сервисом скоринга; переводы проверяются антифрод-сервисом; переводы и подписание кредита подтверждаются одноразовым кодом. Сервисы вкладов, платежей, кредитов, карт и переводов проводят деньги через сервис учёта, работают со счетами через сервис счетов, ведут журнал аудита и отправляют уведомления, поэтому такие связи на рисунке не показаны.</w:t>
+        <w:t xml:space="preserve">Пунктирная стрелка означает, что один сервис использует другой, подпись указывает действие: закрытие операционного дня запускает начисление процентов по вкладам, исполнение автоплатежей, обработку кредитов и отправку пакета межбанковских платежей; кредит оценивается сервисом скоринга; переводы проверяются антифрод-сервисом; переводы и подписание кредита подтверждаются одноразовым кодом. Сервисы вкладов, платежей, кредитов, карт и переводов проводят деньги через сервис учёта, работают со счетами через сервис счетов, ведут журнал аудита и отправляют уведомления, поэтому такие связи на рисунке не показаны.</w:t>
       </w:r>
     </w:p>
     <w:p>
@@ -4212,7 +4378,7 @@
           <w:rFonts w:ascii="Times New Roman" w:hAnsi="Times New Roman"/>
           <w:sz w:val="28"/>
         </w:rPr>
-        <w:t>Информационная модель и диаграммы классов определяют структуру данных программного средства и разделение его бизнес-логики на слои. На их основе разрабатываются архитектура программного средства и алгоритмы выполнения ключевых операций.</w:t>
+        <w:t xml:space="preserve">Информационная модель и диаграммы классов определяют структуру данных программного средства и разделение его бизнес-логики на слои. На их основе разрабатываются архитектура программного средства и алгоритмы выполнения ключевых операций.</w:t>
       </w:r>
     </w:p>
     <w:sectPr>

--- a/docs/kursovaya/razdel-1.4.docx
+++ b/docs/kursovaya/razdel-1.4.docx
@@ -1278,10 +1278,10 @@
         <w:tblLook w:firstColumn="1" w:firstRow="1" w:lastColumn="0" w:lastRow="0" w:noHBand="0" w:noVBand="1" w:val="04A0"/>
       </w:tblPr>
       <w:tblGrid>
-        <w:gridCol w:w="2422"/>
-        <w:gridCol w:w="2422"/>
-        <w:gridCol w:w="2422"/>
-        <w:gridCol w:w="2422"/>
+        <w:gridCol w:w="2097"/>
+        <w:gridCol w:w="2097"/>
+        <w:gridCol w:w="1644"/>
+        <w:gridCol w:w="3515"/>
       </w:tblGrid>
       <w:tr>
         <w:trPr>
@@ -1290,7 +1290,7 @@
         </w:trPr>
         <w:tc>
           <w:tcPr>
-            <w:tcW w:type="dxa" w:w="2154"/>
+            <w:tcW w:type="dxa" w:w="2098"/>
           </w:tcPr>
           <w:p>
             <w:pPr>
@@ -1311,7 +1311,7 @@
         </w:tc>
         <w:tc>
           <w:tcPr>
-            <w:tcW w:type="dxa" w:w="2211"/>
+            <w:tcW w:type="dxa" w:w="2098"/>
           </w:tcPr>
           <w:p>
             <w:pPr>
@@ -1332,7 +1332,7 @@
         </w:tc>
         <w:tc>
           <w:tcPr>
-            <w:tcW w:type="dxa" w:w="1247"/>
+            <w:tcW w:type="dxa" w:w="1644"/>
           </w:tcPr>
           <w:p>
             <w:pPr>
@@ -1353,7 +1353,7 @@
         </w:tc>
         <w:tc>
           <w:tcPr>
-            <w:tcW w:type="dxa" w:w="3742"/>
+            <w:tcW w:type="dxa" w:w="3515"/>
           </w:tcPr>
           <w:p>
             <w:pPr>
@@ -1379,7 +1379,7 @@
         </w:trPr>
         <w:tc>
           <w:tcPr>
-            <w:tcW w:type="dxa" w:w="2154"/>
+            <w:tcW w:type="dxa" w:w="2098"/>
           </w:tcPr>
           <w:p>
             <w:pPr>
@@ -1400,7 +1400,7 @@
         </w:tc>
         <w:tc>
           <w:tcPr>
-            <w:tcW w:type="dxa" w:w="2211"/>
+            <w:tcW w:type="dxa" w:w="2098"/>
           </w:tcPr>
           <w:p>
             <w:pPr>
@@ -1421,7 +1421,7 @@
         </w:tc>
         <w:tc>
           <w:tcPr>
-            <w:tcW w:type="dxa" w:w="1247"/>
+            <w:tcW w:type="dxa" w:w="1644"/>
           </w:tcPr>
           <w:p>
             <w:pPr>
@@ -1442,7 +1442,7 @@
         </w:tc>
         <w:tc>
           <w:tcPr>
-            <w:tcW w:type="dxa" w:w="3742"/>
+            <w:tcW w:type="dxa" w:w="3515"/>
           </w:tcPr>
           <w:p>
             <w:pPr>
@@ -1468,7 +1468,7 @@
         </w:trPr>
         <w:tc>
           <w:tcPr>
-            <w:tcW w:type="dxa" w:w="2154"/>
+            <w:tcW w:type="dxa" w:w="2098"/>
           </w:tcPr>
           <w:p>
             <w:pPr>
@@ -1488,7 +1488,7 @@
         </w:tc>
         <w:tc>
           <w:tcPr>
-            <w:tcW w:type="dxa" w:w="2211"/>
+            <w:tcW w:type="dxa" w:w="2098"/>
           </w:tcPr>
           <w:p>
             <w:pPr>
@@ -1508,7 +1508,7 @@
         </w:tc>
         <w:tc>
           <w:tcPr>
-            <w:tcW w:type="dxa" w:w="1247"/>
+            <w:tcW w:type="dxa" w:w="1644"/>
           </w:tcPr>
           <w:p>
             <w:pPr>
@@ -1528,7 +1528,7 @@
         </w:tc>
         <w:tc>
           <w:tcPr>
-            <w:tcW w:type="dxa" w:w="3742"/>
+            <w:tcW w:type="dxa" w:w="3515"/>
           </w:tcPr>
           <w:p>
             <w:pPr>
@@ -1553,7 +1553,7 @@
         </w:trPr>
         <w:tc>
           <w:tcPr>
-            <w:tcW w:type="dxa" w:w="2154"/>
+            <w:tcW w:type="dxa" w:w="2098"/>
           </w:tcPr>
           <w:p>
             <w:pPr>
@@ -1573,7 +1573,7 @@
         </w:tc>
         <w:tc>
           <w:tcPr>
-            <w:tcW w:type="dxa" w:w="2211"/>
+            <w:tcW w:type="dxa" w:w="2098"/>
           </w:tcPr>
           <w:p>
             <w:pPr>
@@ -1593,7 +1593,7 @@
         </w:tc>
         <w:tc>
           <w:tcPr>
-            <w:tcW w:type="dxa" w:w="1247"/>
+            <w:tcW w:type="dxa" w:w="1644"/>
           </w:tcPr>
           <w:p>
             <w:pPr>
@@ -1613,7 +1613,7 @@
         </w:tc>
         <w:tc>
           <w:tcPr>
-            <w:tcW w:type="dxa" w:w="3742"/>
+            <w:tcW w:type="dxa" w:w="3515"/>
           </w:tcPr>
           <w:p>
             <w:pPr>
@@ -1638,7 +1638,7 @@
         </w:trPr>
         <w:tc>
           <w:tcPr>
-            <w:tcW w:type="dxa" w:w="2154"/>
+            <w:tcW w:type="dxa" w:w="2098"/>
           </w:tcPr>
           <w:p>
             <w:pPr>
@@ -1658,7 +1658,7 @@
         </w:tc>
         <w:tc>
           <w:tcPr>
-            <w:tcW w:type="dxa" w:w="2211"/>
+            <w:tcW w:type="dxa" w:w="2098"/>
           </w:tcPr>
           <w:p>
             <w:pPr>
@@ -1678,7 +1678,7 @@
         </w:tc>
         <w:tc>
           <w:tcPr>
-            <w:tcW w:type="dxa" w:w="1247"/>
+            <w:tcW w:type="dxa" w:w="1644"/>
           </w:tcPr>
           <w:p>
             <w:pPr>
@@ -1698,7 +1698,7 @@
         </w:tc>
         <w:tc>
           <w:tcPr>
-            <w:tcW w:type="dxa" w:w="3742"/>
+            <w:tcW w:type="dxa" w:w="3515"/>
           </w:tcPr>
           <w:p>
             <w:pPr>
@@ -1723,7 +1723,7 @@
         </w:trPr>
         <w:tc>
           <w:tcPr>
-            <w:tcW w:type="dxa" w:w="2154"/>
+            <w:tcW w:type="dxa" w:w="2098"/>
           </w:tcPr>
           <w:p>
             <w:pPr>
@@ -1743,7 +1743,7 @@
         </w:tc>
         <w:tc>
           <w:tcPr>
-            <w:tcW w:type="dxa" w:w="2211"/>
+            <w:tcW w:type="dxa" w:w="2098"/>
           </w:tcPr>
           <w:p>
             <w:pPr>
@@ -1763,7 +1763,7 @@
         </w:tc>
         <w:tc>
           <w:tcPr>
-            <w:tcW w:type="dxa" w:w="1247"/>
+            <w:tcW w:type="dxa" w:w="1644"/>
           </w:tcPr>
           <w:p>
             <w:pPr>
@@ -1783,7 +1783,7 @@
         </w:tc>
         <w:tc>
           <w:tcPr>
-            <w:tcW w:type="dxa" w:w="3742"/>
+            <w:tcW w:type="dxa" w:w="3515"/>
           </w:tcPr>
           <w:p>
             <w:pPr>
@@ -1808,7 +1808,7 @@
         </w:trPr>
         <w:tc>
           <w:tcPr>
-            <w:tcW w:type="dxa" w:w="2154"/>
+            <w:tcW w:type="dxa" w:w="2098"/>
           </w:tcPr>
           <w:p>
             <w:pPr>
@@ -1828,7 +1828,7 @@
         </w:tc>
         <w:tc>
           <w:tcPr>
-            <w:tcW w:type="dxa" w:w="2211"/>
+            <w:tcW w:type="dxa" w:w="2098"/>
           </w:tcPr>
           <w:p>
             <w:pPr>
@@ -1848,7 +1848,7 @@
         </w:tc>
         <w:tc>
           <w:tcPr>
-            <w:tcW w:type="dxa" w:w="1247"/>
+            <w:tcW w:type="dxa" w:w="1644"/>
           </w:tcPr>
           <w:p>
             <w:pPr>
@@ -1868,7 +1868,7 @@
         </w:tc>
         <w:tc>
           <w:tcPr>
-            <w:tcW w:type="dxa" w:w="3742"/>
+            <w:tcW w:type="dxa" w:w="3515"/>
           </w:tcPr>
           <w:p>
             <w:pPr>
@@ -1893,7 +1893,7 @@
         </w:trPr>
         <w:tc>
           <w:tcPr>
-            <w:tcW w:type="dxa" w:w="2154"/>
+            <w:tcW w:type="dxa" w:w="2098"/>
           </w:tcPr>
           <w:p>
             <w:pPr>
@@ -1913,7 +1913,7 @@
         </w:tc>
         <w:tc>
           <w:tcPr>
-            <w:tcW w:type="dxa" w:w="2211"/>
+            <w:tcW w:type="dxa" w:w="2098"/>
           </w:tcPr>
           <w:p>
             <w:pPr>
@@ -1933,7 +1933,7 @@
         </w:tc>
         <w:tc>
           <w:tcPr>
-            <w:tcW w:type="dxa" w:w="1247"/>
+            <w:tcW w:type="dxa" w:w="1644"/>
           </w:tcPr>
           <w:p>
             <w:pPr>
@@ -1953,7 +1953,7 @@
         </w:tc>
         <w:tc>
           <w:tcPr>
-            <w:tcW w:type="dxa" w:w="3742"/>
+            <w:tcW w:type="dxa" w:w="3515"/>
           </w:tcPr>
           <w:p>
             <w:pPr>
@@ -1978,7 +1978,7 @@
         </w:trPr>
         <w:tc>
           <w:tcPr>
-            <w:tcW w:type="dxa" w:w="2154"/>
+            <w:tcW w:type="dxa" w:w="2098"/>
           </w:tcPr>
           <w:p>
             <w:pPr>
@@ -1998,7 +1998,7 @@
         </w:tc>
         <w:tc>
           <w:tcPr>
-            <w:tcW w:type="dxa" w:w="2211"/>
+            <w:tcW w:type="dxa" w:w="2098"/>
           </w:tcPr>
           <w:p>
             <w:pPr>
@@ -2018,7 +2018,7 @@
         </w:tc>
         <w:tc>
           <w:tcPr>
-            <w:tcW w:type="dxa" w:w="1247"/>
+            <w:tcW w:type="dxa" w:w="1644"/>
           </w:tcPr>
           <w:p>
             <w:pPr>
@@ -2038,7 +2038,7 @@
         </w:tc>
         <w:tc>
           <w:tcPr>
-            <w:tcW w:type="dxa" w:w="3742"/>
+            <w:tcW w:type="dxa" w:w="3515"/>
           </w:tcPr>
           <w:p>
             <w:pPr>
@@ -2063,7 +2063,7 @@
         </w:trPr>
         <w:tc>
           <w:tcPr>
-            <w:tcW w:type="dxa" w:w="2154"/>
+            <w:tcW w:type="dxa" w:w="2098"/>
           </w:tcPr>
           <w:p>
             <w:pPr>
@@ -2083,7 +2083,7 @@
         </w:tc>
         <w:tc>
           <w:tcPr>
-            <w:tcW w:type="dxa" w:w="2211"/>
+            <w:tcW w:type="dxa" w:w="2098"/>
           </w:tcPr>
           <w:p>
             <w:pPr>
@@ -2103,7 +2103,7 @@
         </w:tc>
         <w:tc>
           <w:tcPr>
-            <w:tcW w:type="dxa" w:w="1247"/>
+            <w:tcW w:type="dxa" w:w="1644"/>
           </w:tcPr>
           <w:p>
             <w:pPr>
@@ -2123,7 +2123,7 @@
         </w:tc>
         <w:tc>
           <w:tcPr>
-            <w:tcW w:type="dxa" w:w="3742"/>
+            <w:tcW w:type="dxa" w:w="3515"/>
           </w:tcPr>
           <w:p>
             <w:pPr>
@@ -2148,7 +2148,7 @@
         </w:trPr>
         <w:tc>
           <w:tcPr>
-            <w:tcW w:type="dxa" w:w="2154"/>
+            <w:tcW w:type="dxa" w:w="2098"/>
           </w:tcPr>
           <w:p>
             <w:pPr>
@@ -2168,7 +2168,7 @@
         </w:tc>
         <w:tc>
           <w:tcPr>
-            <w:tcW w:type="dxa" w:w="2211"/>
+            <w:tcW w:type="dxa" w:w="2098"/>
           </w:tcPr>
           <w:p>
             <w:pPr>
@@ -2188,7 +2188,7 @@
         </w:tc>
         <w:tc>
           <w:tcPr>
-            <w:tcW w:type="dxa" w:w="1247"/>
+            <w:tcW w:type="dxa" w:w="1644"/>
           </w:tcPr>
           <w:p>
             <w:pPr>
@@ -2208,7 +2208,7 @@
         </w:tc>
         <w:tc>
           <w:tcPr>
-            <w:tcW w:type="dxa" w:w="3742"/>
+            <w:tcW w:type="dxa" w:w="3515"/>
           </w:tcPr>
           <w:p>
             <w:pPr>
@@ -2233,7 +2233,7 @@
         </w:trPr>
         <w:tc>
           <w:tcPr>
-            <w:tcW w:type="dxa" w:w="2154"/>
+            <w:tcW w:type="dxa" w:w="2098"/>
           </w:tcPr>
           <w:p>
             <w:pPr>
@@ -2253,7 +2253,7 @@
         </w:tc>
         <w:tc>
           <w:tcPr>
-            <w:tcW w:type="dxa" w:w="2211"/>
+            <w:tcW w:type="dxa" w:w="2098"/>
           </w:tcPr>
           <w:p>
             <w:pPr>
@@ -2273,7 +2273,7 @@
         </w:tc>
         <w:tc>
           <w:tcPr>
-            <w:tcW w:type="dxa" w:w="1247"/>
+            <w:tcW w:type="dxa" w:w="1644"/>
           </w:tcPr>
           <w:p>
             <w:pPr>
@@ -2293,7 +2293,7 @@
         </w:tc>
         <w:tc>
           <w:tcPr>
-            <w:tcW w:type="dxa" w:w="3742"/>
+            <w:tcW w:type="dxa" w:w="3515"/>
           </w:tcPr>
           <w:p>
             <w:pPr>
@@ -2308,6 +2308,431 @@
                 <w:sz w:val="24"/>
               </w:rPr>
               <w:t xml:space="preserve">Со счёта выполняется много платежей</w:t>
+            </w:r>
+          </w:p>
+        </w:tc>
+      </w:tr>
+      <w:tr>
+        <w:trPr>
+          <w:cantSplit/>
+        </w:trPr>
+        <w:tc>
+          <w:tcPr>
+            <w:tcW w:type="dxa" w:w="2098"/>
+          </w:tcPr>
+          <w:p>
+            <w:pPr>
+              <w:spacing w:line="240" w:lineRule="auto"/>
+              <w:jc w:val="left"/>
+            </w:pPr>
+            <w:r/>
+            <w:r>
+              <w:rPr>
+                <w:rFonts w:ascii="Times New Roman" w:hAnsi="Times New Roman"/>
+                <w:b w:val="0"/>
+                <w:sz w:val="24"/>
+              </w:rPr>
+              <w:t>Документ</w:t>
+            </w:r>
+          </w:p>
+        </w:tc>
+        <w:tc>
+          <w:tcPr>
+            <w:tcW w:type="dxa" w:w="2098"/>
+          </w:tcPr>
+          <w:p>
+            <w:pPr>
+              <w:spacing w:line="240" w:lineRule="auto"/>
+              <w:jc w:val="left"/>
+            </w:pPr>
+            <w:r/>
+            <w:r>
+              <w:rPr>
+                <w:rFonts w:ascii="Times New Roman" w:hAnsi="Times New Roman"/>
+                <w:b w:val="0"/>
+                <w:sz w:val="24"/>
+              </w:rPr>
+              <w:t>Платёж</w:t>
+            </w:r>
+          </w:p>
+        </w:tc>
+        <w:tc>
+          <w:tcPr>
+            <w:tcW w:type="dxa" w:w="1644"/>
+          </w:tcPr>
+          <w:p>
+            <w:pPr>
+              <w:spacing w:line="240" w:lineRule="auto"/>
+              <w:jc w:val="left"/>
+            </w:pPr>
+            <w:r/>
+            <w:r>
+              <w:rPr>
+                <w:rFonts w:ascii="Times New Roman" w:hAnsi="Times New Roman"/>
+                <w:b w:val="0"/>
+                <w:sz w:val="24"/>
+              </w:rPr>
+              <w:t xml:space="preserve">1 : M</w:t>
+            </w:r>
+          </w:p>
+        </w:tc>
+        <w:tc>
+          <w:tcPr>
+            <w:tcW w:type="dxa" w:w="3515"/>
+          </w:tcPr>
+          <w:p>
+            <w:pPr>
+              <w:spacing w:line="240" w:lineRule="auto"/>
+              <w:jc w:val="left"/>
+            </w:pPr>
+            <w:r/>
+            <w:r>
+              <w:rPr>
+                <w:rFonts w:ascii="Times New Roman" w:hAnsi="Times New Roman"/>
+                <w:b w:val="0"/>
+                <w:sz w:val="24"/>
+              </w:rPr>
+              <w:t>Каждый платёж отражается документом операции</w:t>
+            </w:r>
+          </w:p>
+        </w:tc>
+      </w:tr>
+      <w:tr>
+        <w:trPr>
+          <w:cantSplit/>
+        </w:trPr>
+        <w:tc>
+          <w:tcPr>
+            <w:tcW w:type="dxa" w:w="2098"/>
+          </w:tcPr>
+          <w:p>
+            <w:pPr>
+              <w:spacing w:line="240" w:lineRule="auto"/>
+              <w:jc w:val="left"/>
+            </w:pPr>
+            <w:r/>
+            <w:r>
+              <w:rPr>
+                <w:rFonts w:ascii="Times New Roman" w:hAnsi="Times New Roman"/>
+                <w:b w:val="0"/>
+                <w:sz w:val="24"/>
+              </w:rPr>
+              <w:t>Счёт</w:t>
+            </w:r>
+          </w:p>
+        </w:tc>
+        <w:tc>
+          <w:tcPr>
+            <w:tcW w:type="dxa" w:w="2098"/>
+          </w:tcPr>
+          <w:p>
+            <w:pPr>
+              <w:spacing w:line="240" w:lineRule="auto"/>
+              <w:jc w:val="left"/>
+            </w:pPr>
+            <w:r/>
+            <w:r>
+              <w:rPr>
+                <w:rFonts w:ascii="Times New Roman" w:hAnsi="Times New Roman"/>
+                <w:b w:val="0"/>
+                <w:sz w:val="24"/>
+              </w:rPr>
+              <w:t>Карта</w:t>
+            </w:r>
+          </w:p>
+        </w:tc>
+        <w:tc>
+          <w:tcPr>
+            <w:tcW w:type="dxa" w:w="1644"/>
+          </w:tcPr>
+          <w:p>
+            <w:pPr>
+              <w:spacing w:line="240" w:lineRule="auto"/>
+              <w:jc w:val="left"/>
+            </w:pPr>
+            <w:r/>
+            <w:r>
+              <w:rPr>
+                <w:rFonts w:ascii="Times New Roman" w:hAnsi="Times New Roman"/>
+                <w:b w:val="0"/>
+                <w:sz w:val="24"/>
+              </w:rPr>
+              <w:t xml:space="preserve">1 : M</w:t>
+            </w:r>
+          </w:p>
+        </w:tc>
+        <w:tc>
+          <w:tcPr>
+            <w:tcW w:type="dxa" w:w="3515"/>
+          </w:tcPr>
+          <w:p>
+            <w:pPr>
+              <w:spacing w:line="240" w:lineRule="auto"/>
+              <w:jc w:val="left"/>
+            </w:pPr>
+            <w:r/>
+            <w:r>
+              <w:rPr>
+                <w:rFonts w:ascii="Times New Roman" w:hAnsi="Times New Roman"/>
+                <w:b w:val="0"/>
+                <w:sz w:val="24"/>
+              </w:rPr>
+              <w:t xml:space="preserve">К счёту можно выпустить несколько карт</w:t>
+            </w:r>
+          </w:p>
+        </w:tc>
+      </w:tr>
+      <w:tr>
+        <w:trPr>
+          <w:cantSplit/>
+        </w:trPr>
+        <w:tc>
+          <w:tcPr>
+            <w:tcW w:type="dxa" w:w="2098"/>
+          </w:tcPr>
+          <w:p>
+            <w:pPr>
+              <w:spacing w:line="240" w:lineRule="auto"/>
+              <w:jc w:val="left"/>
+            </w:pPr>
+            <w:r/>
+            <w:r>
+              <w:rPr>
+                <w:rFonts w:ascii="Times New Roman" w:hAnsi="Times New Roman"/>
+                <w:b w:val="0"/>
+                <w:sz w:val="24"/>
+              </w:rPr>
+              <w:t>Продукт вклада</w:t>
+            </w:r>
+          </w:p>
+        </w:tc>
+        <w:tc>
+          <w:tcPr>
+            <w:tcW w:type="dxa" w:w="2098"/>
+          </w:tcPr>
+          <w:p>
+            <w:pPr>
+              <w:spacing w:line="240" w:lineRule="auto"/>
+              <w:jc w:val="left"/>
+            </w:pPr>
+            <w:r/>
+            <w:r>
+              <w:rPr>
+                <w:rFonts w:ascii="Times New Roman" w:hAnsi="Times New Roman"/>
+                <w:b w:val="0"/>
+                <w:sz w:val="24"/>
+              </w:rPr>
+              <w:t>Вклад</w:t>
+            </w:r>
+          </w:p>
+        </w:tc>
+        <w:tc>
+          <w:tcPr>
+            <w:tcW w:type="dxa" w:w="1644"/>
+          </w:tcPr>
+          <w:p>
+            <w:pPr>
+              <w:spacing w:line="240" w:lineRule="auto"/>
+              <w:jc w:val="left"/>
+            </w:pPr>
+            <w:r/>
+            <w:r>
+              <w:rPr>
+                <w:rFonts w:ascii="Times New Roman" w:hAnsi="Times New Roman"/>
+                <w:b w:val="0"/>
+                <w:sz w:val="24"/>
+              </w:rPr>
+              <w:t xml:space="preserve">1 : M</w:t>
+            </w:r>
+          </w:p>
+        </w:tc>
+        <w:tc>
+          <w:tcPr>
+            <w:tcW w:type="dxa" w:w="3515"/>
+          </w:tcPr>
+          <w:p>
+            <w:pPr>
+              <w:spacing w:line="240" w:lineRule="auto"/>
+              <w:jc w:val="left"/>
+            </w:pPr>
+            <w:r/>
+            <w:r>
+              <w:rPr>
+                <w:rFonts w:ascii="Times New Roman" w:hAnsi="Times New Roman"/>
+                <w:b w:val="0"/>
+                <w:sz w:val="24"/>
+              </w:rPr>
+              <w:t xml:space="preserve">По одному продукту открывается много вкладов</w:t>
+            </w:r>
+          </w:p>
+        </w:tc>
+      </w:tr>
+      <w:tr>
+        <w:trPr>
+          <w:cantSplit/>
+        </w:trPr>
+        <w:tc>
+          <w:tcPr>
+            <w:tcW w:type="dxa" w:w="2098"/>
+          </w:tcPr>
+          <w:p>
+            <w:pPr>
+              <w:spacing w:line="240" w:lineRule="auto"/>
+              <w:jc w:val="left"/>
+            </w:pPr>
+            <w:r/>
+            <w:r>
+              <w:rPr>
+                <w:rFonts w:ascii="Times New Roman" w:hAnsi="Times New Roman"/>
+                <w:b w:val="0"/>
+                <w:sz w:val="24"/>
+              </w:rPr>
+              <w:t>Счёт</w:t>
+            </w:r>
+          </w:p>
+        </w:tc>
+        <w:tc>
+          <w:tcPr>
+            <w:tcW w:type="dxa" w:w="2098"/>
+          </w:tcPr>
+          <w:p>
+            <w:pPr>
+              <w:spacing w:line="240" w:lineRule="auto"/>
+              <w:jc w:val="left"/>
+            </w:pPr>
+            <w:r/>
+            <w:r>
+              <w:rPr>
+                <w:rFonts w:ascii="Times New Roman" w:hAnsi="Times New Roman"/>
+                <w:b w:val="0"/>
+                <w:sz w:val="24"/>
+              </w:rPr>
+              <w:t>Вклад</w:t>
+            </w:r>
+          </w:p>
+        </w:tc>
+        <w:tc>
+          <w:tcPr>
+            <w:tcW w:type="dxa" w:w="1644"/>
+          </w:tcPr>
+          <w:p>
+            <w:pPr>
+              <w:spacing w:line="240" w:lineRule="auto"/>
+              <w:jc w:val="left"/>
+            </w:pPr>
+            <w:r/>
+            <w:r>
+              <w:rPr>
+                <w:rFonts w:ascii="Times New Roman" w:hAnsi="Times New Roman"/>
+                <w:b w:val="0"/>
+                <w:sz w:val="24"/>
+              </w:rPr>
+              <w:t xml:space="preserve">1 : M</w:t>
+            </w:r>
+          </w:p>
+        </w:tc>
+        <w:tc>
+          <w:tcPr>
+            <w:tcW w:type="dxa" w:w="3515"/>
+          </w:tcPr>
+          <w:p>
+            <w:pPr>
+              <w:spacing w:line="240" w:lineRule="auto"/>
+              <w:jc w:val="left"/>
+            </w:pPr>
+            <w:r/>
+            <w:r>
+              <w:rPr>
+                <w:rFonts w:ascii="Times New Roman" w:hAnsi="Times New Roman"/>
+                <w:b w:val="0"/>
+                <w:sz w:val="24"/>
+              </w:rPr>
+              <w:t xml:space="preserve">Вклад учитывается на отдельном счёте</w:t>
+            </w:r>
+          </w:p>
+        </w:tc>
+      </w:tr>
+      <w:tr>
+        <w:trPr>
+          <w:cantSplit/>
+        </w:trPr>
+        <w:tc>
+          <w:tcPr>
+            <w:tcW w:type="dxa" w:w="2098"/>
+          </w:tcPr>
+          <w:p>
+            <w:pPr>
+              <w:spacing w:line="240" w:lineRule="auto"/>
+              <w:jc w:val="left"/>
+            </w:pPr>
+            <w:r/>
+            <w:r>
+              <w:rPr>
+                <w:rFonts w:ascii="Times New Roman" w:hAnsi="Times New Roman"/>
+                <w:b w:val="0"/>
+                <w:sz w:val="24"/>
+              </w:rPr>
+              <w:t>Кредитный продукт</w:t>
+            </w:r>
+          </w:p>
+        </w:tc>
+        <w:tc>
+          <w:tcPr>
+            <w:tcW w:type="dxa" w:w="2098"/>
+          </w:tcPr>
+          <w:p>
+            <w:pPr>
+              <w:spacing w:line="240" w:lineRule="auto"/>
+              <w:jc w:val="left"/>
+            </w:pPr>
+            <w:r/>
+            <w:r>
+              <w:rPr>
+                <w:rFonts w:ascii="Times New Roman" w:hAnsi="Times New Roman"/>
+                <w:b w:val="0"/>
+                <w:sz w:val="24"/>
+              </w:rPr>
+              <w:t>Кредитная заявка</w:t>
+            </w:r>
+          </w:p>
+        </w:tc>
+        <w:tc>
+          <w:tcPr>
+            <w:tcW w:type="dxa" w:w="1644"/>
+          </w:tcPr>
+          <w:p>
+            <w:pPr>
+              <w:spacing w:line="240" w:lineRule="auto"/>
+              <w:jc w:val="left"/>
+            </w:pPr>
+            <w:r/>
+            <w:r>
+              <w:rPr>
+                <w:rFonts w:ascii="Times New Roman" w:hAnsi="Times New Roman"/>
+                <w:b w:val="0"/>
+                <w:sz w:val="24"/>
+              </w:rPr>
+              <w:t xml:space="preserve">1 : M</w:t>
+            </w:r>
+          </w:p>
+        </w:tc>
+        <w:tc>
+          <w:tcPr>
+            <w:tcW w:type="dxa" w:w="3515"/>
+          </w:tcPr>
+          <w:p>
+            <w:pPr>
+              <w:spacing w:line="240" w:lineRule="auto"/>
+              <w:jc w:val="left"/>
+            </w:pPr>
+            <w:r/>
+            <w:r>
+              <w:rPr>
+                <w:rFonts w:ascii="Times New Roman" w:hAnsi="Times New Roman"/>
+                <w:b w:val="0"/>
+                <w:sz w:val="24"/>
+              </w:rPr>
+              <w:t xml:space="preserve">По одному продукту подаётся много заявок</w:t>
             </w:r>
           </w:p>
         </w:tc>
@@ -2336,10 +2761,10 @@
         <w:tblLook w:firstColumn="1" w:firstRow="1" w:lastColumn="0" w:lastRow="0" w:noHBand="0" w:noVBand="1" w:val="04A0"/>
       </w:tblPr>
       <w:tblGrid>
-        <w:gridCol w:w="2422"/>
-        <w:gridCol w:w="2422"/>
-        <w:gridCol w:w="2422"/>
-        <w:gridCol w:w="2422"/>
+        <w:gridCol w:w="2097"/>
+        <w:gridCol w:w="2097"/>
+        <w:gridCol w:w="1644"/>
+        <w:gridCol w:w="3515"/>
       </w:tblGrid>
       <w:tr>
         <w:trPr>
@@ -2348,7 +2773,7 @@
         </w:trPr>
         <w:tc>
           <w:tcPr>
-            <w:tcW w:type="dxa" w:w="2154"/>
+            <w:tcW w:type="dxa" w:w="2098"/>
           </w:tcPr>
           <w:p>
             <w:pPr>
@@ -2369,7 +2794,7 @@
         </w:tc>
         <w:tc>
           <w:tcPr>
-            <w:tcW w:type="dxa" w:w="2211"/>
+            <w:tcW w:type="dxa" w:w="2098"/>
           </w:tcPr>
           <w:p>
             <w:pPr>
@@ -2390,7 +2815,7 @@
         </w:tc>
         <w:tc>
           <w:tcPr>
-            <w:tcW w:type="dxa" w:w="1247"/>
+            <w:tcW w:type="dxa" w:w="1644"/>
           </w:tcPr>
           <w:p>
             <w:pPr>
@@ -2411,7 +2836,7 @@
         </w:tc>
         <w:tc>
           <w:tcPr>
-            <w:tcW w:type="dxa" w:w="3742"/>
+            <w:tcW w:type="dxa" w:w="3515"/>
           </w:tcPr>
           <w:p>
             <w:pPr>
@@ -2437,374 +2862,11 @@
         </w:trPr>
         <w:tc>
           <w:tcPr>
-            <w:tcW w:type="dxa" w:w="2154"/>
+            <w:tcW w:type="dxa" w:w="2098"/>
           </w:tcPr>
           <w:p>
             <w:pPr>
               <w:keepNext/>
-              <w:spacing w:line="240" w:lineRule="auto"/>
-              <w:jc w:val="left"/>
-            </w:pPr>
-            <w:r/>
-            <w:r>
-              <w:rPr>
-                <w:rFonts w:ascii="Times New Roman" w:hAnsi="Times New Roman"/>
-                <w:b w:val="0"/>
-                <w:sz w:val="24"/>
-              </w:rPr>
-              <w:t>Документ</w:t>
-            </w:r>
-          </w:p>
-        </w:tc>
-        <w:tc>
-          <w:tcPr>
-            <w:tcW w:type="dxa" w:w="2211"/>
-          </w:tcPr>
-          <w:p>
-            <w:pPr>
-              <w:keepNext/>
-              <w:spacing w:line="240" w:lineRule="auto"/>
-              <w:jc w:val="left"/>
-            </w:pPr>
-            <w:r/>
-            <w:r>
-              <w:rPr>
-                <w:rFonts w:ascii="Times New Roman" w:hAnsi="Times New Roman"/>
-                <w:b w:val="0"/>
-                <w:sz w:val="24"/>
-              </w:rPr>
-              <w:t>Платёж</w:t>
-            </w:r>
-          </w:p>
-        </w:tc>
-        <w:tc>
-          <w:tcPr>
-            <w:tcW w:type="dxa" w:w="1247"/>
-          </w:tcPr>
-          <w:p>
-            <w:pPr>
-              <w:keepNext/>
-              <w:spacing w:line="240" w:lineRule="auto"/>
-              <w:jc w:val="left"/>
-            </w:pPr>
-            <w:r/>
-            <w:r>
-              <w:rPr>
-                <w:rFonts w:ascii="Times New Roman" w:hAnsi="Times New Roman"/>
-                <w:b w:val="0"/>
-                <w:sz w:val="24"/>
-              </w:rPr>
-              <w:t xml:space="preserve">1 : M</w:t>
-            </w:r>
-          </w:p>
-        </w:tc>
-        <w:tc>
-          <w:tcPr>
-            <w:tcW w:type="dxa" w:w="3742"/>
-          </w:tcPr>
-          <w:p>
-            <w:pPr>
-              <w:keepNext/>
-              <w:spacing w:line="240" w:lineRule="auto"/>
-              <w:jc w:val="left"/>
-            </w:pPr>
-            <w:r/>
-            <w:r>
-              <w:rPr>
-                <w:rFonts w:ascii="Times New Roman" w:hAnsi="Times New Roman"/>
-                <w:b w:val="0"/>
-                <w:sz w:val="24"/>
-              </w:rPr>
-              <w:t>Каждый платёж отражается документом операции</w:t>
-            </w:r>
-          </w:p>
-        </w:tc>
-      </w:tr>
-      <w:tr>
-        <w:trPr>
-          <w:cantSplit/>
-        </w:trPr>
-        <w:tc>
-          <w:tcPr>
-            <w:tcW w:type="dxa" w:w="2154"/>
-          </w:tcPr>
-          <w:p>
-            <w:pPr>
-              <w:spacing w:line="240" w:lineRule="auto"/>
-              <w:jc w:val="left"/>
-            </w:pPr>
-            <w:r/>
-            <w:r>
-              <w:rPr>
-                <w:rFonts w:ascii="Times New Roman" w:hAnsi="Times New Roman"/>
-                <w:b w:val="0"/>
-                <w:sz w:val="24"/>
-              </w:rPr>
-              <w:t>Счёт</w:t>
-            </w:r>
-          </w:p>
-        </w:tc>
-        <w:tc>
-          <w:tcPr>
-            <w:tcW w:type="dxa" w:w="2211"/>
-          </w:tcPr>
-          <w:p>
-            <w:pPr>
-              <w:spacing w:line="240" w:lineRule="auto"/>
-              <w:jc w:val="left"/>
-            </w:pPr>
-            <w:r/>
-            <w:r>
-              <w:rPr>
-                <w:rFonts w:ascii="Times New Roman" w:hAnsi="Times New Roman"/>
-                <w:b w:val="0"/>
-                <w:sz w:val="24"/>
-              </w:rPr>
-              <w:t>Карта</w:t>
-            </w:r>
-          </w:p>
-        </w:tc>
-        <w:tc>
-          <w:tcPr>
-            <w:tcW w:type="dxa" w:w="1247"/>
-          </w:tcPr>
-          <w:p>
-            <w:pPr>
-              <w:spacing w:line="240" w:lineRule="auto"/>
-              <w:jc w:val="left"/>
-            </w:pPr>
-            <w:r/>
-            <w:r>
-              <w:rPr>
-                <w:rFonts w:ascii="Times New Roman" w:hAnsi="Times New Roman"/>
-                <w:b w:val="0"/>
-                <w:sz w:val="24"/>
-              </w:rPr>
-              <w:t xml:space="preserve">1 : M</w:t>
-            </w:r>
-          </w:p>
-        </w:tc>
-        <w:tc>
-          <w:tcPr>
-            <w:tcW w:type="dxa" w:w="3742"/>
-          </w:tcPr>
-          <w:p>
-            <w:pPr>
-              <w:spacing w:line="240" w:lineRule="auto"/>
-              <w:jc w:val="left"/>
-            </w:pPr>
-            <w:r/>
-            <w:r>
-              <w:rPr>
-                <w:rFonts w:ascii="Times New Roman" w:hAnsi="Times New Roman"/>
-                <w:b w:val="0"/>
-                <w:sz w:val="24"/>
-              </w:rPr>
-              <w:t xml:space="preserve">К счёту можно выпустить несколько карт</w:t>
-            </w:r>
-          </w:p>
-        </w:tc>
-      </w:tr>
-      <w:tr>
-        <w:trPr>
-          <w:cantSplit/>
-        </w:trPr>
-        <w:tc>
-          <w:tcPr>
-            <w:tcW w:type="dxa" w:w="2154"/>
-          </w:tcPr>
-          <w:p>
-            <w:pPr>
-              <w:spacing w:line="240" w:lineRule="auto"/>
-              <w:jc w:val="left"/>
-            </w:pPr>
-            <w:r/>
-            <w:r>
-              <w:rPr>
-                <w:rFonts w:ascii="Times New Roman" w:hAnsi="Times New Roman"/>
-                <w:b w:val="0"/>
-                <w:sz w:val="24"/>
-              </w:rPr>
-              <w:t>Продукт вклада</w:t>
-            </w:r>
-          </w:p>
-        </w:tc>
-        <w:tc>
-          <w:tcPr>
-            <w:tcW w:type="dxa" w:w="2211"/>
-          </w:tcPr>
-          <w:p>
-            <w:pPr>
-              <w:spacing w:line="240" w:lineRule="auto"/>
-              <w:jc w:val="left"/>
-            </w:pPr>
-            <w:r/>
-            <w:r>
-              <w:rPr>
-                <w:rFonts w:ascii="Times New Roman" w:hAnsi="Times New Roman"/>
-                <w:b w:val="0"/>
-                <w:sz w:val="24"/>
-              </w:rPr>
-              <w:t>Вклад</w:t>
-            </w:r>
-          </w:p>
-        </w:tc>
-        <w:tc>
-          <w:tcPr>
-            <w:tcW w:type="dxa" w:w="1247"/>
-          </w:tcPr>
-          <w:p>
-            <w:pPr>
-              <w:spacing w:line="240" w:lineRule="auto"/>
-              <w:jc w:val="left"/>
-            </w:pPr>
-            <w:r/>
-            <w:r>
-              <w:rPr>
-                <w:rFonts w:ascii="Times New Roman" w:hAnsi="Times New Roman"/>
-                <w:b w:val="0"/>
-                <w:sz w:val="24"/>
-              </w:rPr>
-              <w:t xml:space="preserve">1 : M</w:t>
-            </w:r>
-          </w:p>
-        </w:tc>
-        <w:tc>
-          <w:tcPr>
-            <w:tcW w:type="dxa" w:w="3742"/>
-          </w:tcPr>
-          <w:p>
-            <w:pPr>
-              <w:spacing w:line="240" w:lineRule="auto"/>
-              <w:jc w:val="left"/>
-            </w:pPr>
-            <w:r/>
-            <w:r>
-              <w:rPr>
-                <w:rFonts w:ascii="Times New Roman" w:hAnsi="Times New Roman"/>
-                <w:b w:val="0"/>
-                <w:sz w:val="24"/>
-              </w:rPr>
-              <w:t xml:space="preserve">По одному продукту открывается много вкладов</w:t>
-            </w:r>
-          </w:p>
-        </w:tc>
-      </w:tr>
-      <w:tr>
-        <w:trPr>
-          <w:cantSplit/>
-        </w:trPr>
-        <w:tc>
-          <w:tcPr>
-            <w:tcW w:type="dxa" w:w="2154"/>
-          </w:tcPr>
-          <w:p>
-            <w:pPr>
-              <w:spacing w:line="240" w:lineRule="auto"/>
-              <w:jc w:val="left"/>
-            </w:pPr>
-            <w:r/>
-            <w:r>
-              <w:rPr>
-                <w:rFonts w:ascii="Times New Roman" w:hAnsi="Times New Roman"/>
-                <w:b w:val="0"/>
-                <w:sz w:val="24"/>
-              </w:rPr>
-              <w:t>Счёт</w:t>
-            </w:r>
-          </w:p>
-        </w:tc>
-        <w:tc>
-          <w:tcPr>
-            <w:tcW w:type="dxa" w:w="2211"/>
-          </w:tcPr>
-          <w:p>
-            <w:pPr>
-              <w:spacing w:line="240" w:lineRule="auto"/>
-              <w:jc w:val="left"/>
-            </w:pPr>
-            <w:r/>
-            <w:r>
-              <w:rPr>
-                <w:rFonts w:ascii="Times New Roman" w:hAnsi="Times New Roman"/>
-                <w:b w:val="0"/>
-                <w:sz w:val="24"/>
-              </w:rPr>
-              <w:t>Вклад</w:t>
-            </w:r>
-          </w:p>
-        </w:tc>
-        <w:tc>
-          <w:tcPr>
-            <w:tcW w:type="dxa" w:w="1247"/>
-          </w:tcPr>
-          <w:p>
-            <w:pPr>
-              <w:spacing w:line="240" w:lineRule="auto"/>
-              <w:jc w:val="left"/>
-            </w:pPr>
-            <w:r/>
-            <w:r>
-              <w:rPr>
-                <w:rFonts w:ascii="Times New Roman" w:hAnsi="Times New Roman"/>
-                <w:b w:val="0"/>
-                <w:sz w:val="24"/>
-              </w:rPr>
-              <w:t xml:space="preserve">1 : M</w:t>
-            </w:r>
-          </w:p>
-        </w:tc>
-        <w:tc>
-          <w:tcPr>
-            <w:tcW w:type="dxa" w:w="3742"/>
-          </w:tcPr>
-          <w:p>
-            <w:pPr>
-              <w:spacing w:line="240" w:lineRule="auto"/>
-              <w:jc w:val="left"/>
-            </w:pPr>
-            <w:r/>
-            <w:r>
-              <w:rPr>
-                <w:rFonts w:ascii="Times New Roman" w:hAnsi="Times New Roman"/>
-                <w:b w:val="0"/>
-                <w:sz w:val="24"/>
-              </w:rPr>
-              <w:t xml:space="preserve">Вклад учитывается на отдельном счёте</w:t>
-            </w:r>
-          </w:p>
-        </w:tc>
-      </w:tr>
-      <w:tr>
-        <w:trPr>
-          <w:cantSplit/>
-        </w:trPr>
-        <w:tc>
-          <w:tcPr>
-            <w:tcW w:type="dxa" w:w="2154"/>
-          </w:tcPr>
-          <w:p>
-            <w:pPr>
-              <w:spacing w:line="240" w:lineRule="auto"/>
-              <w:jc w:val="left"/>
-            </w:pPr>
-            <w:r/>
-            <w:r>
-              <w:rPr>
-                <w:rFonts w:ascii="Times New Roman" w:hAnsi="Times New Roman"/>
-                <w:b w:val="0"/>
-                <w:sz w:val="24"/>
-              </w:rPr>
-              <w:t>Кредитный продукт</w:t>
-            </w:r>
-          </w:p>
-        </w:tc>
-        <w:tc>
-          <w:tcPr>
-            <w:tcW w:type="dxa" w:w="2211"/>
-          </w:tcPr>
-          <w:p>
-            <w:pPr>
               <w:spacing w:line="240" w:lineRule="auto"/>
               <w:jc w:val="left"/>
             </w:pPr>
@@ -2821,75 +2883,11 @@
         </w:tc>
         <w:tc>
           <w:tcPr>
-            <w:tcW w:type="dxa" w:w="1247"/>
+            <w:tcW w:type="dxa" w:w="2098"/>
           </w:tcPr>
           <w:p>
             <w:pPr>
-              <w:spacing w:line="240" w:lineRule="auto"/>
-              <w:jc w:val="left"/>
-            </w:pPr>
-            <w:r/>
-            <w:r>
-              <w:rPr>
-                <w:rFonts w:ascii="Times New Roman" w:hAnsi="Times New Roman"/>
-                <w:b w:val="0"/>
-                <w:sz w:val="24"/>
-              </w:rPr>
-              <w:t xml:space="preserve">1 : M</w:t>
-            </w:r>
-          </w:p>
-        </w:tc>
-        <w:tc>
-          <w:tcPr>
-            <w:tcW w:type="dxa" w:w="3742"/>
-          </w:tcPr>
-          <w:p>
-            <w:pPr>
-              <w:spacing w:line="240" w:lineRule="auto"/>
-              <w:jc w:val="left"/>
-            </w:pPr>
-            <w:r/>
-            <w:r>
-              <w:rPr>
-                <w:rFonts w:ascii="Times New Roman" w:hAnsi="Times New Roman"/>
-                <w:b w:val="0"/>
-                <w:sz w:val="24"/>
-              </w:rPr>
-              <w:t xml:space="preserve">По одному продукту подаётся много заявок</w:t>
-            </w:r>
-          </w:p>
-        </w:tc>
-      </w:tr>
-      <w:tr>
-        <w:trPr>
-          <w:cantSplit/>
-        </w:trPr>
-        <w:tc>
-          <w:tcPr>
-            <w:tcW w:type="dxa" w:w="2154"/>
-          </w:tcPr>
-          <w:p>
-            <w:pPr>
-              <w:spacing w:line="240" w:lineRule="auto"/>
-              <w:jc w:val="left"/>
-            </w:pPr>
-            <w:r/>
-            <w:r>
-              <w:rPr>
-                <w:rFonts w:ascii="Times New Roman" w:hAnsi="Times New Roman"/>
-                <w:b w:val="0"/>
-                <w:sz w:val="24"/>
-              </w:rPr>
-              <w:t>Кредитная заявка</w:t>
-            </w:r>
-          </w:p>
-        </w:tc>
-        <w:tc>
-          <w:tcPr>
-            <w:tcW w:type="dxa" w:w="2211"/>
-          </w:tcPr>
-          <w:p>
-            <w:pPr>
+              <w:keepNext/>
               <w:spacing w:line="240" w:lineRule="auto"/>
               <w:jc w:val="left"/>
             </w:pPr>
@@ -2906,10 +2904,11 @@
         </w:tc>
         <w:tc>
           <w:tcPr>
-            <w:tcW w:type="dxa" w:w="1247"/>
+            <w:tcW w:type="dxa" w:w="1644"/>
           </w:tcPr>
           <w:p>
             <w:pPr>
+              <w:keepNext/>
               <w:spacing w:line="240" w:lineRule="auto"/>
               <w:jc w:val="left"/>
             </w:pPr>
@@ -2926,10 +2925,11 @@
         </w:tc>
         <w:tc>
           <w:tcPr>
-            <w:tcW w:type="dxa" w:w="3742"/>
+            <w:tcW w:type="dxa" w:w="3515"/>
           </w:tcPr>
           <w:p>
             <w:pPr>
+              <w:keepNext/>
               <w:spacing w:line="240" w:lineRule="auto"/>
               <w:jc w:val="left"/>
             </w:pPr>
@@ -2951,7 +2951,7 @@
         </w:trPr>
         <w:tc>
           <w:tcPr>
-            <w:tcW w:type="dxa" w:w="2154"/>
+            <w:tcW w:type="dxa" w:w="2098"/>
           </w:tcPr>
           <w:p>
             <w:pPr>
@@ -2971,7 +2971,7 @@
         </w:tc>
         <w:tc>
           <w:tcPr>
-            <w:tcW w:type="dxa" w:w="2211"/>
+            <w:tcW w:type="dxa" w:w="2098"/>
           </w:tcPr>
           <w:p>
             <w:pPr>
@@ -2991,7 +2991,7 @@
         </w:tc>
         <w:tc>
           <w:tcPr>
-            <w:tcW w:type="dxa" w:w="1247"/>
+            <w:tcW w:type="dxa" w:w="1644"/>
           </w:tcPr>
           <w:p>
             <w:pPr>
@@ -3011,7 +3011,7 @@
         </w:tc>
         <w:tc>
           <w:tcPr>
-            <w:tcW w:type="dxa" w:w="3742"/>
+            <w:tcW w:type="dxa" w:w="3515"/>
           </w:tcPr>
           <w:p>
             <w:pPr>
@@ -3219,7 +3219,7 @@
         </w:trPr>
         <w:tc>
           <w:tcPr>
-            <w:tcW w:type="dxa" w:w="1814"/>
+            <w:tcW w:type="dxa" w:w="2324"/>
           </w:tcPr>
           <w:p>
             <w:pPr>
@@ -3240,7 +3240,7 @@
         </w:tc>
         <w:tc>
           <w:tcPr>
-            <w:tcW w:type="dxa" w:w="2721"/>
+            <w:tcW w:type="dxa" w:w="2041"/>
           </w:tcPr>
           <w:p>
             <w:pPr>
@@ -3261,7 +3261,7 @@
         </w:tc>
         <w:tc>
           <w:tcPr>
-            <w:tcW w:type="dxa" w:w="2608"/>
+            <w:tcW w:type="dxa" w:w="2438"/>
           </w:tcPr>
           <w:p>
             <w:pPr>
@@ -3282,7 +3282,7 @@
         </w:tc>
         <w:tc>
           <w:tcPr>
-            <w:tcW w:type="dxa" w:w="2211"/>
+            <w:tcW w:type="dxa" w:w="2551"/>
           </w:tcPr>
           <w:p>
             <w:pPr>
@@ -3308,7 +3308,7 @@
         </w:trPr>
         <w:tc>
           <w:tcPr>
-            <w:tcW w:type="dxa" w:w="1814"/>
+            <w:tcW w:type="dxa" w:w="2324"/>
           </w:tcPr>
           <w:p>
             <w:pPr>
@@ -3329,7 +3329,7 @@
         </w:tc>
         <w:tc>
           <w:tcPr>
-            <w:tcW w:type="dxa" w:w="2721"/>
+            <w:tcW w:type="dxa" w:w="2041"/>
           </w:tcPr>
           <w:p>
             <w:pPr>
@@ -3350,7 +3350,7 @@
         </w:tc>
         <w:tc>
           <w:tcPr>
-            <w:tcW w:type="dxa" w:w="2608"/>
+            <w:tcW w:type="dxa" w:w="2438"/>
           </w:tcPr>
           <w:p>
             <w:pPr>
@@ -3371,7 +3371,7 @@
         </w:tc>
         <w:tc>
           <w:tcPr>
-            <w:tcW w:type="dxa" w:w="2211"/>
+            <w:tcW w:type="dxa" w:w="2551"/>
           </w:tcPr>
           <w:p>
             <w:pPr>
@@ -3397,7 +3397,7 @@
         </w:trPr>
         <w:tc>
           <w:tcPr>
-            <w:tcW w:type="dxa" w:w="1814"/>
+            <w:tcW w:type="dxa" w:w="2324"/>
           </w:tcPr>
           <w:p>
             <w:pPr>
@@ -3417,7 +3417,7 @@
         </w:tc>
         <w:tc>
           <w:tcPr>
-            <w:tcW w:type="dxa" w:w="2721"/>
+            <w:tcW w:type="dxa" w:w="2041"/>
           </w:tcPr>
           <w:p>
             <w:pPr>
@@ -3437,7 +3437,7 @@
         </w:tc>
         <w:tc>
           <w:tcPr>
-            <w:tcW w:type="dxa" w:w="2608"/>
+            <w:tcW w:type="dxa" w:w="2438"/>
           </w:tcPr>
           <w:p>
             <w:pPr>
@@ -3457,7 +3457,7 @@
         </w:tc>
         <w:tc>
           <w:tcPr>
-            <w:tcW w:type="dxa" w:w="2211"/>
+            <w:tcW w:type="dxa" w:w="2551"/>
           </w:tcPr>
           <w:p>
             <w:pPr>
@@ -3482,7 +3482,7 @@
         </w:trPr>
         <w:tc>
           <w:tcPr>
-            <w:tcW w:type="dxa" w:w="1814"/>
+            <w:tcW w:type="dxa" w:w="2324"/>
           </w:tcPr>
           <w:p>
             <w:pPr>
@@ -3502,7 +3502,7 @@
         </w:tc>
         <w:tc>
           <w:tcPr>
-            <w:tcW w:type="dxa" w:w="2721"/>
+            <w:tcW w:type="dxa" w:w="2041"/>
           </w:tcPr>
           <w:p>
             <w:pPr>
@@ -3522,7 +3522,7 @@
         </w:tc>
         <w:tc>
           <w:tcPr>
-            <w:tcW w:type="dxa" w:w="2608"/>
+            <w:tcW w:type="dxa" w:w="2438"/>
           </w:tcPr>
           <w:p>
             <w:pPr>
@@ -3542,7 +3542,7 @@
         </w:tc>
         <w:tc>
           <w:tcPr>
-            <w:tcW w:type="dxa" w:w="2211"/>
+            <w:tcW w:type="dxa" w:w="2551"/>
           </w:tcPr>
           <w:p>
             <w:pPr>
@@ -3567,7 +3567,7 @@
         </w:trPr>
         <w:tc>
           <w:tcPr>
-            <w:tcW w:type="dxa" w:w="1814"/>
+            <w:tcW w:type="dxa" w:w="2324"/>
           </w:tcPr>
           <w:p>
             <w:pPr>
@@ -3587,7 +3587,7 @@
         </w:tc>
         <w:tc>
           <w:tcPr>
-            <w:tcW w:type="dxa" w:w="2721"/>
+            <w:tcW w:type="dxa" w:w="2041"/>
           </w:tcPr>
           <w:p>
             <w:pPr>
@@ -3607,7 +3607,7 @@
         </w:tc>
         <w:tc>
           <w:tcPr>
-            <w:tcW w:type="dxa" w:w="2608"/>
+            <w:tcW w:type="dxa" w:w="2438"/>
           </w:tcPr>
           <w:p>
             <w:pPr>
@@ -3627,7 +3627,7 @@
         </w:tc>
         <w:tc>
           <w:tcPr>
-            <w:tcW w:type="dxa" w:w="2211"/>
+            <w:tcW w:type="dxa" w:w="2551"/>
           </w:tcPr>
           <w:p>
             <w:pPr>
@@ -3652,7 +3652,7 @@
         </w:trPr>
         <w:tc>
           <w:tcPr>
-            <w:tcW w:type="dxa" w:w="1814"/>
+            <w:tcW w:type="dxa" w:w="2324"/>
           </w:tcPr>
           <w:p>
             <w:pPr>
@@ -3672,7 +3672,7 @@
         </w:tc>
         <w:tc>
           <w:tcPr>
-            <w:tcW w:type="dxa" w:w="2721"/>
+            <w:tcW w:type="dxa" w:w="2041"/>
           </w:tcPr>
           <w:p>
             <w:pPr>
@@ -3692,7 +3692,7 @@
         </w:tc>
         <w:tc>
           <w:tcPr>
-            <w:tcW w:type="dxa" w:w="2608"/>
+            <w:tcW w:type="dxa" w:w="2438"/>
           </w:tcPr>
           <w:p>
             <w:pPr>
@@ -3712,7 +3712,7 @@
         </w:tc>
         <w:tc>
           <w:tcPr>
-            <w:tcW w:type="dxa" w:w="2211"/>
+            <w:tcW w:type="dxa" w:w="2551"/>
           </w:tcPr>
           <w:p>
             <w:pPr>
@@ -3737,7 +3737,7 @@
         </w:trPr>
         <w:tc>
           <w:tcPr>
-            <w:tcW w:type="dxa" w:w="1814"/>
+            <w:tcW w:type="dxa" w:w="2324"/>
           </w:tcPr>
           <w:p>
             <w:pPr>
@@ -3757,7 +3757,7 @@
         </w:tc>
         <w:tc>
           <w:tcPr>
-            <w:tcW w:type="dxa" w:w="2721"/>
+            <w:tcW w:type="dxa" w:w="2041"/>
           </w:tcPr>
           <w:p>
             <w:pPr>
@@ -3777,7 +3777,7 @@
         </w:tc>
         <w:tc>
           <w:tcPr>
-            <w:tcW w:type="dxa" w:w="2608"/>
+            <w:tcW w:type="dxa" w:w="2438"/>
           </w:tcPr>
           <w:p>
             <w:pPr>
@@ -3797,7 +3797,7 @@
         </w:tc>
         <w:tc>
           <w:tcPr>
-            <w:tcW w:type="dxa" w:w="2211"/>
+            <w:tcW w:type="dxa" w:w="2551"/>
           </w:tcPr>
           <w:p>
             <w:pPr>
@@ -3822,7 +3822,7 @@
         </w:trPr>
         <w:tc>
           <w:tcPr>
-            <w:tcW w:type="dxa" w:w="1814"/>
+            <w:tcW w:type="dxa" w:w="2324"/>
           </w:tcPr>
           <w:p>
             <w:pPr>
@@ -3842,7 +3842,7 @@
         </w:tc>
         <w:tc>
           <w:tcPr>
-            <w:tcW w:type="dxa" w:w="2721"/>
+            <w:tcW w:type="dxa" w:w="2041"/>
           </w:tcPr>
           <w:p>
             <w:pPr>
@@ -3862,7 +3862,7 @@
         </w:tc>
         <w:tc>
           <w:tcPr>
-            <w:tcW w:type="dxa" w:w="2608"/>
+            <w:tcW w:type="dxa" w:w="2438"/>
           </w:tcPr>
           <w:p>
             <w:pPr>
@@ -3882,7 +3882,7 @@
         </w:tc>
         <w:tc>
           <w:tcPr>
-            <w:tcW w:type="dxa" w:w="2211"/>
+            <w:tcW w:type="dxa" w:w="2551"/>
           </w:tcPr>
           <w:p>
             <w:pPr>
@@ -3901,134 +3901,16 @@
           </w:p>
         </w:tc>
       </w:tr>
-    </w:tbl>
-    <w:p>
-      <w:pPr>
-        <w:keepNext/>
-        <w:spacing w:line="360" w:lineRule="auto" w:after="120" w:before="0"/>
-        <w:jc w:val="left"/>
-      </w:pPr>
-      <w:r>
-        <w:rPr>
-          <w:rFonts w:ascii="Times New Roman" w:hAnsi="Times New Roman"/>
-          <w:sz w:val="28"/>
-        </w:rPr>
-        <w:t xml:space="preserve">Продолжение таблицы 1.10</w:t>
-      </w:r>
-    </w:p>
-    <w:tbl>
-      <w:tblPr>
-        <w:tblStyle w:val="TableGrid"/>
-        <w:tblW w:type="auto" w:w="0"/>
-        <w:tblLook w:firstColumn="1" w:firstRow="1" w:lastColumn="0" w:lastRow="0" w:noHBand="0" w:noVBand="1" w:val="04A0"/>
-      </w:tblPr>
-      <w:tblGrid>
-        <w:gridCol w:w="2422"/>
-        <w:gridCol w:w="2422"/>
-        <w:gridCol w:w="2422"/>
-        <w:gridCol w:w="2422"/>
-      </w:tblGrid>
-      <w:tr>
-        <w:trPr>
-          <w:cantSplit/>
-          <w:tblHeader/>
-        </w:trPr>
-        <w:tc>
-          <w:tcPr>
-            <w:tcW w:type="dxa" w:w="1814"/>
-          </w:tcPr>
-          <w:p>
-            <w:pPr>
-              <w:keepNext/>
-              <w:spacing w:line="240" w:lineRule="auto"/>
-              <w:jc w:val="left"/>
-            </w:pPr>
-            <w:r/>
-            <w:r>
-              <w:rPr>
-                <w:rFonts w:ascii="Times New Roman" w:hAnsi="Times New Roman"/>
-                <w:b/>
-                <w:sz w:val="24"/>
-              </w:rPr>
-              <w:t>Класс</w:t>
-            </w:r>
-          </w:p>
-        </w:tc>
-        <w:tc>
-          <w:tcPr>
-            <w:tcW w:type="dxa" w:w="2721"/>
-          </w:tcPr>
-          <w:p>
-            <w:pPr>
-              <w:keepNext/>
-              <w:spacing w:line="240" w:lineRule="auto"/>
-              <w:jc w:val="left"/>
-            </w:pPr>
-            <w:r/>
-            <w:r>
-              <w:rPr>
-                <w:rFonts w:ascii="Times New Roman" w:hAnsi="Times New Roman"/>
-                <w:b/>
-                <w:sz w:val="24"/>
-              </w:rPr>
-              <w:t>Назначение</w:t>
-            </w:r>
-          </w:p>
-        </w:tc>
-        <w:tc>
-          <w:tcPr>
-            <w:tcW w:type="dxa" w:w="2608"/>
-          </w:tcPr>
-          <w:p>
-            <w:pPr>
-              <w:keepNext/>
-              <w:spacing w:line="240" w:lineRule="auto"/>
-              <w:jc w:val="left"/>
-            </w:pPr>
-            <w:r/>
-            <w:r>
-              <w:rPr>
-                <w:rFonts w:ascii="Times New Roman" w:hAnsi="Times New Roman"/>
-                <w:b/>
-                <w:sz w:val="24"/>
-              </w:rPr>
-              <w:t>Основные атрибуты</w:t>
-            </w:r>
-          </w:p>
-        </w:tc>
-        <w:tc>
-          <w:tcPr>
-            <w:tcW w:type="dxa" w:w="2211"/>
-          </w:tcPr>
-          <w:p>
-            <w:pPr>
-              <w:keepNext/>
-              <w:spacing w:line="240" w:lineRule="auto"/>
-              <w:jc w:val="left"/>
-            </w:pPr>
-            <w:r/>
-            <w:r>
-              <w:rPr>
-                <w:rFonts w:ascii="Times New Roman" w:hAnsi="Times New Roman"/>
-                <w:b/>
-                <w:sz w:val="24"/>
-              </w:rPr>
-              <w:t>Основные операции</w:t>
-            </w:r>
-          </w:p>
-        </w:tc>
-      </w:tr>
       <w:tr>
         <w:trPr>
           <w:cantSplit/>
         </w:trPr>
         <w:tc>
           <w:tcPr>
-            <w:tcW w:type="dxa" w:w="1814"/>
+            <w:tcW w:type="dxa" w:w="2324"/>
           </w:tcPr>
           <w:p>
             <w:pPr>
-              <w:keepNext/>
               <w:spacing w:line="240" w:lineRule="auto"/>
               <w:jc w:val="left"/>
             </w:pPr>
@@ -4045,11 +3927,10 @@
         </w:tc>
         <w:tc>
           <w:tcPr>
-            <w:tcW w:type="dxa" w:w="2721"/>
+            <w:tcW w:type="dxa" w:w="2041"/>
           </w:tcPr>
           <w:p>
             <w:pPr>
-              <w:keepNext/>
               <w:spacing w:line="240" w:lineRule="auto"/>
               <w:jc w:val="left"/>
             </w:pPr>
@@ -4066,11 +3947,10 @@
         </w:tc>
         <w:tc>
           <w:tcPr>
-            <w:tcW w:type="dxa" w:w="2608"/>
+            <w:tcW w:type="dxa" w:w="2438"/>
           </w:tcPr>
           <w:p>
             <w:pPr>
-              <w:keepNext/>
               <w:spacing w:line="240" w:lineRule="auto"/>
               <w:jc w:val="left"/>
             </w:pPr>
@@ -4087,11 +3967,10 @@
         </w:tc>
         <w:tc>
           <w:tcPr>
-            <w:tcW w:type="dxa" w:w="2211"/>
+            <w:tcW w:type="dxa" w:w="2551"/>
           </w:tcPr>
           <w:p>
             <w:pPr>
-              <w:keepNext/>
               <w:spacing w:line="240" w:lineRule="auto"/>
               <w:jc w:val="left"/>
             </w:pPr>
@@ -4113,7 +3992,7 @@
         </w:trPr>
         <w:tc>
           <w:tcPr>
-            <w:tcW w:type="dxa" w:w="1814"/>
+            <w:tcW w:type="dxa" w:w="2324"/>
           </w:tcPr>
           <w:p>
             <w:pPr>
@@ -4133,7 +4012,7 @@
         </w:tc>
         <w:tc>
           <w:tcPr>
-            <w:tcW w:type="dxa" w:w="2721"/>
+            <w:tcW w:type="dxa" w:w="2041"/>
           </w:tcPr>
           <w:p>
             <w:pPr>
@@ -4153,7 +4032,7 @@
         </w:tc>
         <w:tc>
           <w:tcPr>
-            <w:tcW w:type="dxa" w:w="2608"/>
+            <w:tcW w:type="dxa" w:w="2438"/>
           </w:tcPr>
           <w:p>
             <w:pPr>
@@ -4173,7 +4052,7 @@
         </w:tc>
         <w:tc>
           <w:tcPr>
-            <w:tcW w:type="dxa" w:w="2211"/>
+            <w:tcW w:type="dxa" w:w="2551"/>
           </w:tcPr>
           <w:p>
             <w:pPr>
@@ -4198,7 +4077,7 @@
         </w:trPr>
         <w:tc>
           <w:tcPr>
-            <w:tcW w:type="dxa" w:w="1814"/>
+            <w:tcW w:type="dxa" w:w="2324"/>
           </w:tcPr>
           <w:p>
             <w:pPr>
@@ -4218,7 +4097,7 @@
         </w:tc>
         <w:tc>
           <w:tcPr>
-            <w:tcW w:type="dxa" w:w="2721"/>
+            <w:tcW w:type="dxa" w:w="2041"/>
           </w:tcPr>
           <w:p>
             <w:pPr>
@@ -4238,7 +4117,7 @@
         </w:tc>
         <w:tc>
           <w:tcPr>
-            <w:tcW w:type="dxa" w:w="2608"/>
+            <w:tcW w:type="dxa" w:w="2438"/>
           </w:tcPr>
           <w:p>
             <w:pPr>
@@ -4258,7 +4137,7 @@
         </w:tc>
         <w:tc>
           <w:tcPr>
-            <w:tcW w:type="dxa" w:w="2211"/>
+            <w:tcW w:type="dxa" w:w="2551"/>
           </w:tcPr>
           <w:p>
             <w:pPr>
